--- a/poi-tl/src/test/resources/template/delete_row.docx
+++ b/poi-tl/src/test/resources/template/delete_row.docx
@@ -1,40 +1,26 @@
 
 <file path=word/document.xml><?xml version="1.0" encoding="utf-8"?>
-<w:document xmlns:wpc="http://schemas.microsoft.com/office/word/2010/wordprocessingCanvas" xmlns:mc="http://schemas.openxmlformats.org/markup-compatibility/2006" xmlns:o="urn:schemas-microsoft-com:office:office" xmlns:r="http://schemas.openxmlformats.org/officeDocument/2006/relationships" xmlns:m="http://schemas.openxmlformats.org/officeDocument/2006/math" xmlns:v="urn:schemas-microsoft-com:vml" xmlns:wp14="http://schemas.microsoft.com/office/word/2010/wordprocessingDrawing" xmlns:wp="http://schemas.openxmlformats.org/drawingml/2006/wordprocessingDrawing" xmlns:w="http://schemas.openxmlformats.org/wordprocessingml/2006/main" xmlns:w14="http://schemas.microsoft.com/office/word/2010/wordml" xmlns:w10="urn:schemas-microsoft-com:office:word" xmlns:w15="http://schemas.microsoft.com/office/word/2012/wordml" xmlns:wpg="http://schemas.microsoft.com/office/word/2010/wordprocessingGroup" xmlns:wpi="http://schemas.microsoft.com/office/word/2010/wordprocessingInk" xmlns:wne="http://schemas.microsoft.com/office/word/2006/wordml" xmlns:wps="http://schemas.microsoft.com/office/word/2010/wordprocessingShape" xmlns:wpsCustomData="http://www.wps.cn/officeDocument/2013/wpsCustomData" mc:Ignorable="w14 w15 wp14">
+<w:document xmlns:wpc="http://schemas.microsoft.com/office/word/2010/wordprocessingCanvas" xmlns:cx="http://schemas.microsoft.com/office/drawing/2014/chartex" xmlns:cx1="http://schemas.microsoft.com/office/drawing/2015/9/8/chartex" xmlns:cx2="http://schemas.microsoft.com/office/drawing/2015/10/21/chartex" xmlns:cx3="http://schemas.microsoft.com/office/drawing/2016/5/9/chartex" xmlns:cx4="http://schemas.microsoft.com/office/drawing/2016/5/10/chartex" xmlns:cx5="http://schemas.microsoft.com/office/drawing/2016/5/11/chartex" xmlns:cx6="http://schemas.microsoft.com/office/drawing/2016/5/12/chartex" xmlns:cx7="http://schemas.microsoft.com/office/drawing/2016/5/13/chartex" xmlns:cx8="http://schemas.microsoft.com/office/drawing/2016/5/14/chartex" xmlns:mc="http://schemas.openxmlformats.org/markup-compatibility/2006" xmlns:aink="http://schemas.microsoft.com/office/drawing/2016/ink" xmlns:am3d="http://schemas.microsoft.com/office/drawing/2017/model3d" xmlns:o="urn:schemas-microsoft-com:office:office" xmlns:oel="http://schemas.microsoft.com/office/2019/extlst" xmlns:r="http://schemas.openxmlformats.org/officeDocument/2006/relationships" xmlns:m="http://schemas.openxmlformats.org/officeDocument/2006/math" xmlns:v="urn:schemas-microsoft-com:vml" xmlns:wp14="http://schemas.microsoft.com/office/word/2010/wordprocessingDrawing" xmlns:wp="http://schemas.openxmlformats.org/drawingml/2006/wordprocessingDrawing" xmlns:w10="urn:schemas-microsoft-com:office:word" xmlns:w="http://schemas.openxmlformats.org/wordprocessingml/2006/main" xmlns:w14="http://schemas.microsoft.com/office/word/2010/wordml" xmlns:w15="http://schemas.microsoft.com/office/word/2012/wordml" xmlns:w16cex="http://schemas.microsoft.com/office/word/2018/wordml/cex" xmlns:w16cid="http://schemas.microsoft.com/office/word/2016/wordml/cid" xmlns:w16="http://schemas.microsoft.com/office/word/2018/wordml" xmlns:w16du="http://schemas.microsoft.com/office/word/2023/wordml/word16du" xmlns:w16sdtdh="http://schemas.microsoft.com/office/word/2020/wordml/sdtdatahash" xmlns:w16sdtfl="http://schemas.microsoft.com/office/word/2024/wordml/sdtformatlock" xmlns:w16se="http://schemas.microsoft.com/office/word/2015/wordml/symex" xmlns:wpg="http://schemas.microsoft.com/office/word/2010/wordprocessingGroup" xmlns:wpi="http://schemas.microsoft.com/office/word/2010/wordprocessingInk" xmlns:wne="http://schemas.microsoft.com/office/word/2006/wordml" xmlns:wps="http://schemas.microsoft.com/office/word/2010/wordprocessingShape" mc:Ignorable="w14 w15 w16se w16cid w16 w16cex w16sdtdh w16sdtfl w16du wp14">
   <w:background w:color="FFFFFF"/>
   <w:body>
     <w:p>
       <w:pPr>
-        <w:keepNext w:val="0"/>
-        <w:keepLines w:val="0"/>
-        <w:pageBreakBefore w:val="0"/>
-        <w:widowControl w:val="0"/>
-        <w:kinsoku/>
-        <w:wordWrap/>
-        <w:overflowPunct/>
-        <w:topLinePunct w:val="0"/>
-        <w:autoSpaceDE/>
-        <w:autoSpaceDN/>
-        <w:bidi w:val="0"/>
-        <w:adjustRightInd/>
-        <w:snapToGrid/>
         <w:spacing w:line="360" w:lineRule="auto"/>
         <w:jc w:val="center"/>
-        <w:textAlignment w:val="auto"/>
         <w:rPr>
-          <w:rFonts w:ascii="Calibri" w:hAnsi="Calibri" w:eastAsia="方正隶书简体"/>
+          <w:rFonts w:ascii="Calibri" w:eastAsia="方正隶书简体" w:hAnsi="Calibri"/>
           <w:sz w:val="32"/>
           <w:szCs w:val="32"/>
         </w:rPr>
       </w:pPr>
       <w:r>
         <w:rPr>
-          <w:rFonts w:hint="eastAsia" w:ascii="宋体" w:hAnsi="宋体" w:eastAsia="宋体" w:cs="宋体"/>
+          <w:rFonts w:ascii="宋体" w:hAnsi="宋体" w:cs="宋体" w:hint="eastAsia"/>
           <w:b/>
           <w:bCs/>
+          <w:noProof/>
           <w:sz w:val="32"/>
           <w:szCs w:val="32"/>
-          <w:lang w:eastAsia="zh-CN"/>
         </w:rPr>
         <w:drawing>
           <wp:anchor distT="0" distB="0" distL="114300" distR="114300" simplePos="0" relativeHeight="251660288" behindDoc="0" locked="0" layoutInCell="1" allowOverlap="1">
@@ -62,7 +48,7 @@
                     </pic:cNvPicPr>
                   </pic:nvPicPr>
                   <pic:blipFill>
-                    <a:blip r:embed="rId4"/>
+                    <a:blip r:embed="rId6"/>
                     <a:stretch>
                       <a:fillRect/>
                     </a:stretch>
@@ -84,12 +70,12 @@
       </w:r>
       <w:r>
         <w:rPr>
-          <w:rFonts w:hint="eastAsia" w:ascii="宋体" w:hAnsi="宋体" w:eastAsia="宋体" w:cs="宋体"/>
+          <w:rFonts w:ascii="宋体" w:hAnsi="宋体" w:cs="宋体" w:hint="eastAsia"/>
           <w:b/>
           <w:bCs/>
+          <w:noProof/>
           <w:sz w:val="32"/>
           <w:szCs w:val="32"/>
-          <w:lang w:eastAsia="zh-CN"/>
         </w:rPr>
         <w:drawing>
           <wp:anchor distT="0" distB="0" distL="114300" distR="114300" simplePos="0" relativeHeight="251659264" behindDoc="0" locked="0" layoutInCell="1" allowOverlap="1">
@@ -117,7 +103,7 @@
                     </pic:cNvPicPr>
                   </pic:nvPicPr>
                   <pic:blipFill>
-                    <a:blip r:embed="rId5"/>
+                    <a:blip r:embed="rId7"/>
                     <a:stretch>
                       <a:fillRect/>
                     </a:stretch>
@@ -139,7 +125,7 @@
       </w:r>
       <w:r>
         <w:rPr>
-          <w:rFonts w:hint="eastAsia" w:ascii="宋体" w:hAnsi="宋体" w:eastAsia="宋体" w:cs="宋体"/>
+          <w:rFonts w:ascii="宋体" w:hAnsi="宋体" w:cs="宋体" w:hint="eastAsia"/>
           <w:b/>
           <w:bCs/>
           <w:sz w:val="32"/>
@@ -150,29 +136,15 @@
     </w:p>
     <w:p>
       <w:pPr>
-        <w:keepNext w:val="0"/>
-        <w:keepLines w:val="0"/>
-        <w:pageBreakBefore w:val="0"/>
-        <w:widowControl w:val="0"/>
-        <w:kinsoku/>
-        <w:wordWrap/>
-        <w:overflowPunct/>
-        <w:topLinePunct w:val="0"/>
-        <w:autoSpaceDE/>
-        <w:autoSpaceDN/>
-        <w:bidi w:val="0"/>
-        <w:adjustRightInd/>
-        <w:snapToGrid/>
         <w:spacing w:line="360" w:lineRule="auto"/>
         <w:jc w:val="center"/>
-        <w:textAlignment w:val="auto"/>
         <w:rPr>
           <w:szCs w:val="21"/>
         </w:rPr>
       </w:pPr>
       <w:r>
         <w:rPr>
-          <w:rFonts w:hint="eastAsia" w:ascii="黑体" w:hAnsi="黑体" w:eastAsia="黑体" w:cs="黑体"/>
+          <w:rFonts w:ascii="黑体" w:eastAsia="黑体" w:hAnsi="黑体" w:cs="黑体" w:hint="eastAsia"/>
           <w:b/>
           <w:sz w:val="32"/>
           <w:szCs w:val="32"/>
@@ -182,10 +154,10 @@
     </w:p>
     <w:p>
       <w:pPr>
-        <w:spacing w:before="156" w:beforeLines="50"/>
-        <w:ind w:firstLine="321" w:firstLineChars="100"/>
+        <w:spacing w:beforeLines="50" w:before="156"/>
+        <w:ind w:firstLineChars="100" w:firstLine="321"/>
         <w:rPr>
-          <w:rFonts w:hint="eastAsia" w:ascii="宋体" w:hAnsi="宋体" w:cs="宋体"/>
+          <w:rFonts w:ascii="宋体" w:hAnsi="宋体" w:cs="宋体" w:hint="eastAsia"/>
           <w:b/>
           <w:color w:val="000000"/>
           <w:sz w:val="32"/>
@@ -194,7 +166,7 @@
       </w:pPr>
       <w:r>
         <w:rPr>
-          <w:rFonts w:hint="eastAsia" w:ascii="宋体" w:hAnsi="宋体" w:cs="宋体"/>
+          <w:rFonts w:ascii="宋体" w:hAnsi="宋体" w:cs="宋体" w:hint="eastAsia"/>
           <w:b/>
           <w:color w:val="000000"/>
           <w:sz w:val="32"/>
@@ -205,24 +177,18 @@
     </w:p>
     <w:tbl>
       <w:tblPr>
-        <w:tblStyle w:val="9"/>
         <w:tblW w:w="10474" w:type="dxa"/>
         <w:jc w:val="center"/>
         <w:tblBorders>
-          <w:top w:val="single" w:color="auto" w:sz="12" w:space="0"/>
-          <w:left w:val="single" w:color="auto" w:sz="12" w:space="0"/>
-          <w:bottom w:val="single" w:color="auto" w:sz="12" w:space="0"/>
-          <w:right w:val="single" w:color="auto" w:sz="12" w:space="0"/>
-          <w:insideH w:val="single" w:color="auto" w:sz="4" w:space="0"/>
-          <w:insideV w:val="single" w:color="auto" w:sz="4" w:space="0"/>
+          <w:top w:val="single" w:sz="12" w:space="0" w:color="auto"/>
+          <w:left w:val="single" w:sz="12" w:space="0" w:color="auto"/>
+          <w:bottom w:val="single" w:sz="12" w:space="0" w:color="auto"/>
+          <w:right w:val="single" w:sz="12" w:space="0" w:color="auto"/>
+          <w:insideH w:val="single" w:sz="4" w:space="0" w:color="auto"/>
+          <w:insideV w:val="single" w:sz="4" w:space="0" w:color="auto"/>
         </w:tblBorders>
         <w:tblLayout w:type="fixed"/>
-        <w:tblCellMar>
-          <w:top w:w="0" w:type="dxa"/>
-          <w:left w:w="108" w:type="dxa"/>
-          <w:bottom w:w="0" w:type="dxa"/>
-          <w:right w:w="108" w:type="dxa"/>
-        </w:tblCellMar>
+        <w:tblLook w:val="04A0" w:firstRow="1" w:lastRow="0" w:firstColumn="1" w:lastColumn="0" w:noHBand="0" w:noVBand="1"/>
       </w:tblPr>
       <w:tblGrid>
         <w:gridCol w:w="1114"/>
@@ -234,24 +200,8 @@
         <w:gridCol w:w="1449"/>
       </w:tblGrid>
       <w:tr>
-        <w:tblPrEx>
-          <w:tblBorders>
-            <w:top w:val="single" w:color="auto" w:sz="12" w:space="0"/>
-            <w:left w:val="single" w:color="auto" w:sz="12" w:space="0"/>
-            <w:bottom w:val="single" w:color="auto" w:sz="12" w:space="0"/>
-            <w:right w:val="single" w:color="auto" w:sz="12" w:space="0"/>
-            <w:insideH w:val="single" w:color="auto" w:sz="4" w:space="0"/>
-            <w:insideV w:val="single" w:color="auto" w:sz="4" w:space="0"/>
-          </w:tblBorders>
-          <w:tblCellMar>
-            <w:top w:w="0" w:type="dxa"/>
-            <w:left w:w="108" w:type="dxa"/>
-            <w:bottom w:w="0" w:type="dxa"/>
-            <w:right w:w="108" w:type="dxa"/>
-          </w:tblCellMar>
-        </w:tblPrEx>
         <w:trPr>
-          <w:trHeight w:val="482" w:hRule="atLeast"/>
+          <w:trHeight w:val="482"/>
           <w:jc w:val="center"/>
         </w:trPr>
         <w:tc>
@@ -261,10 +211,9 @@
             <w:tcBorders>
               <w:top w:val="nil"/>
               <w:left w:val="nil"/>
-              <w:bottom w:val="single" w:color="auto" w:sz="12" w:space="0"/>
+              <w:bottom w:val="single" w:sz="12" w:space="0" w:color="auto"/>
               <w:right w:val="nil"/>
             </w:tcBorders>
-            <w:noWrap w:val="0"/>
             <w:vAlign w:val="center"/>
           </w:tcPr>
           <w:p>
@@ -277,7 +226,7 @@
             </w:pPr>
             <w:r>
               <w:rPr>
-                <w:rFonts w:hint="eastAsia" w:ascii="宋体" w:hAnsi="宋体" w:cs="宋体"/>
+                <w:rFonts w:ascii="宋体" w:hAnsi="宋体" w:cs="宋体" w:hint="eastAsia"/>
                 <w:color w:val="000000"/>
                 <w:szCs w:val="21"/>
               </w:rPr>
@@ -285,14 +234,14 @@
             </w:r>
             <w:r>
               <w:rPr>
-                <w:rFonts w:hint="eastAsia" w:ascii="宋体" w:hAnsi="宋体" w:cs="宋体"/>
+                <w:rFonts w:ascii="宋体" w:hAnsi="宋体" w:cs="宋体" w:hint="eastAsia"/>
                 <w:szCs w:val="21"/>
               </w:rPr>
               <w:t>：</w:t>
             </w:r>
             <w:r>
               <w:rPr>
-                <w:rFonts w:hint="eastAsia" w:ascii="Times New Roman" w:hAnsi="Times New Roman" w:eastAsia="宋体" w:cs="Times New Roman"/>
+                <w:rFonts w:hint="eastAsia"/>
                 <w:szCs w:val="21"/>
               </w:rPr>
               <w:t>{{report_no}}</w:t>
@@ -313,10 +262,9 @@
             <w:tcBorders>
               <w:top w:val="nil"/>
               <w:left w:val="nil"/>
-              <w:bottom w:val="single" w:color="auto" w:sz="12" w:space="0"/>
+              <w:bottom w:val="single" w:sz="12" w:space="0" w:color="auto"/>
               <w:right w:val="nil"/>
             </w:tcBorders>
-            <w:noWrap w:val="0"/>
             <w:vAlign w:val="center"/>
           </w:tcPr>
           <w:p>
@@ -342,7 +290,7 @@
             </w:r>
             <w:r>
               <w:rPr>
-                <w:rFonts w:hint="eastAsia" w:ascii="Times New Roman" w:hAnsi="Times New Roman" w:cs="Times New Roman"/>
+                <w:rFonts w:hint="eastAsia"/>
                 <w:szCs w:val="21"/>
               </w:rPr>
               <w:t>{{</w:t>
@@ -350,13 +298,12 @@
             <w:r>
               <w:rPr>
                 <w:rFonts w:hint="eastAsia"/>
-                <w:lang w:eastAsia="zh-CN"/>
               </w:rPr>
               <w:t>projectCode</w:t>
             </w:r>
             <w:r>
               <w:rPr>
-                <w:rFonts w:hint="eastAsia" w:ascii="Times New Roman" w:hAnsi="Times New Roman" w:cs="Times New Roman"/>
+                <w:rFonts w:hint="eastAsia"/>
                 <w:szCs w:val="21"/>
               </w:rPr>
               <w:t>}}</w:t>
@@ -370,10 +317,9 @@
             <w:tcBorders>
               <w:top w:val="nil"/>
               <w:left w:val="nil"/>
-              <w:bottom w:val="single" w:color="auto" w:sz="12" w:space="0"/>
+              <w:bottom w:val="single" w:sz="12" w:space="0" w:color="auto"/>
               <w:right w:val="nil"/>
             </w:tcBorders>
-            <w:noWrap w:val="0"/>
             <w:vAlign w:val="center"/>
           </w:tcPr>
           <w:p>
@@ -411,7 +357,6 @@
                 <w:rFonts w:hint="eastAsia"/>
                 <w:color w:val="000000"/>
                 <w:szCs w:val="21"/>
-                <w:lang w:val="en-US" w:eastAsia="zh-CN"/>
               </w:rPr>
               <w:t xml:space="preserve"> </w:t>
             </w:r>
@@ -427,7 +372,6 @@
                 <w:rFonts w:hint="eastAsia"/>
                 <w:color w:val="000000"/>
                 <w:szCs w:val="21"/>
-                <w:lang w:val="en-US" w:eastAsia="zh-CN"/>
               </w:rPr>
               <w:t>2</w:t>
             </w:r>
@@ -442,24 +386,8 @@
         </w:tc>
       </w:tr>
       <w:tr>
-        <w:tblPrEx>
-          <w:tblBorders>
-            <w:top w:val="single" w:color="auto" w:sz="12" w:space="0"/>
-            <w:left w:val="single" w:color="auto" w:sz="12" w:space="0"/>
-            <w:bottom w:val="single" w:color="auto" w:sz="12" w:space="0"/>
-            <w:right w:val="single" w:color="auto" w:sz="12" w:space="0"/>
-            <w:insideH w:val="single" w:color="auto" w:sz="4" w:space="0"/>
-            <w:insideV w:val="single" w:color="auto" w:sz="4" w:space="0"/>
-          </w:tblBorders>
-          <w:tblCellMar>
-            <w:top w:w="0" w:type="dxa"/>
-            <w:left w:w="108" w:type="dxa"/>
-            <w:bottom w:w="0" w:type="dxa"/>
-            <w:right w:w="108" w:type="dxa"/>
-          </w:tblCellMar>
-        </w:tblPrEx>
         <w:trPr>
-          <w:trHeight w:val="454" w:hRule="atLeast"/>
+          <w:trHeight w:val="454"/>
           <w:jc w:val="center"/>
         </w:trPr>
         <w:tc>
@@ -467,11 +395,10 @@
             <w:tcW w:w="3240" w:type="dxa"/>
             <w:gridSpan w:val="2"/>
             <w:tcBorders>
-              <w:top w:val="single" w:color="auto" w:sz="12" w:space="0"/>
-              <w:tl2br w:val="nil"/>
-              <w:tr2bl w:val="nil"/>
-            </w:tcBorders>
-            <w:noWrap w:val="0"/>
+              <w:top w:val="single" w:sz="12" w:space="0" w:color="auto"/>
+              <w:tl2br w:val="nil"/>
+              <w:tr2bl w:val="nil"/>
+            </w:tcBorders>
             <w:vAlign w:val="center"/>
           </w:tcPr>
           <w:p>
@@ -494,11 +421,10 @@
             <w:tcW w:w="3781" w:type="dxa"/>
             <w:gridSpan w:val="2"/>
             <w:tcBorders>
-              <w:top w:val="single" w:color="auto" w:sz="12" w:space="0"/>
-              <w:tl2br w:val="nil"/>
-              <w:tr2bl w:val="nil"/>
-            </w:tcBorders>
-            <w:noWrap w:val="0"/>
+              <w:top w:val="single" w:sz="12" w:space="0" w:color="auto"/>
+              <w:tl2br w:val="nil"/>
+              <w:tr2bl w:val="nil"/>
+            </w:tcBorders>
             <w:vAlign w:val="center"/>
           </w:tcPr>
           <w:p>
@@ -521,11 +447,10 @@
             <w:tcW w:w="2004" w:type="dxa"/>
             <w:gridSpan w:val="2"/>
             <w:tcBorders>
-              <w:top w:val="single" w:color="auto" w:sz="12" w:space="0"/>
-              <w:tl2br w:val="nil"/>
-              <w:tr2bl w:val="nil"/>
-            </w:tcBorders>
-            <w:noWrap w:val="0"/>
+              <w:top w:val="single" w:sz="12" w:space="0" w:color="auto"/>
+              <w:tl2br w:val="nil"/>
+              <w:tr2bl w:val="nil"/>
+            </w:tcBorders>
             <w:vAlign w:val="center"/>
           </w:tcPr>
           <w:p>
@@ -547,11 +472,10 @@
           <w:tcPr>
             <w:tcW w:w="1449" w:type="dxa"/>
             <w:tcBorders>
-              <w:top w:val="single" w:color="auto" w:sz="12" w:space="0"/>
-              <w:tl2br w:val="nil"/>
-              <w:tr2bl w:val="nil"/>
-            </w:tcBorders>
-            <w:noWrap w:val="0"/>
+              <w:top w:val="single" w:sz="12" w:space="0" w:color="auto"/>
+              <w:tl2br w:val="nil"/>
+              <w:tr2bl w:val="nil"/>
+            </w:tcBorders>
             <w:vAlign w:val="center"/>
           </w:tcPr>
           <w:p>
@@ -571,24 +495,8 @@
         </w:tc>
       </w:tr>
       <w:tr>
-        <w:tblPrEx>
-          <w:tblBorders>
-            <w:top w:val="single" w:color="auto" w:sz="12" w:space="0"/>
-            <w:left w:val="single" w:color="auto" w:sz="12" w:space="0"/>
-            <w:bottom w:val="single" w:color="auto" w:sz="12" w:space="0"/>
-            <w:right w:val="single" w:color="auto" w:sz="12" w:space="0"/>
-            <w:insideH w:val="single" w:color="auto" w:sz="4" w:space="0"/>
-            <w:insideV w:val="single" w:color="auto" w:sz="4" w:space="0"/>
-          </w:tblBorders>
-          <w:tblCellMar>
-            <w:top w:w="0" w:type="dxa"/>
-            <w:left w:w="108" w:type="dxa"/>
-            <w:bottom w:w="0" w:type="dxa"/>
-            <w:right w:w="108" w:type="dxa"/>
-          </w:tblCellMar>
-        </w:tblPrEx>
         <w:trPr>
-          <w:trHeight w:val="454" w:hRule="atLeast"/>
+          <w:trHeight w:val="454"/>
           <w:jc w:val="center"/>
         </w:trPr>
         <w:tc>
@@ -599,7 +507,6 @@
               <w:tl2br w:val="nil"/>
               <w:tr2bl w:val="nil"/>
             </w:tcBorders>
-            <w:noWrap w:val="0"/>
             <w:vAlign w:val="center"/>
           </w:tcPr>
           <w:p>
@@ -624,47 +531,45 @@
               <w:tl2br w:val="nil"/>
               <w:tr2bl w:val="nil"/>
             </w:tcBorders>
-            <w:noWrap w:val="0"/>
-            <w:vAlign w:val="center"/>
-          </w:tcPr>
-          <w:p>
-            <w:pPr>
-              <w:jc w:val="center"/>
-              <w:rPr>
-                <w:szCs w:val="21"/>
-              </w:rPr>
-            </w:pPr>
-            <w:r>
-              <w:rPr>
-                <w:rFonts w:hint="default"/>
-                <w:szCs w:val="21"/>
-              </w:rPr>
-              <w:t>燃烧增长速率指数FIGRA0.2MJ (W/s)</w:t>
-            </w:r>
-          </w:p>
-          <w:p>
-            <w:pPr>
-              <w:jc w:val="center"/>
-              <w:rPr>
-                <w:szCs w:val="21"/>
-              </w:rPr>
-            </w:pPr>
-            <w:r>
-              <w:rPr>
-                <w:rFonts w:ascii="宋体" w:hAnsi="宋体" w:eastAsia="宋体" w:cs="宋体"/>
+            <w:vAlign w:val="center"/>
+          </w:tcPr>
+          <w:p>
+            <w:pPr>
+              <w:jc w:val="center"/>
+              <w:rPr>
+                <w:szCs w:val="21"/>
+              </w:rPr>
+            </w:pPr>
+            <w:r>
+              <w:rPr>
+                <w:szCs w:val="21"/>
+              </w:rPr>
+              <w:t>燃烧增长速率指数</w:t>
+            </w:r>
+            <w:r>
+              <w:rPr>
+                <w:szCs w:val="21"/>
+              </w:rPr>
+              <w:t>FIGRA0.2MJ (W/s)</w:t>
+            </w:r>
+          </w:p>
+          <w:p>
+            <w:pPr>
+              <w:jc w:val="center"/>
+              <w:rPr>
+                <w:szCs w:val="21"/>
+              </w:rPr>
+            </w:pPr>
+            <w:r>
+              <w:rPr>
+                <w:rFonts w:ascii="宋体" w:hAnsi="宋体" w:cs="宋体"/>
                 <w:sz w:val="24"/>
-                <w:szCs w:val="24"/>
               </w:rPr>
               <w:t>{{$</w:t>
             </w:r>
             <w:r>
               <w:rPr>
-                <w:rFonts w:ascii="Segoe UI" w:hAnsi="Segoe UI" w:eastAsia="Segoe UI" w:cs="Segoe UI"/>
-                <w:i w:val="0"/>
-                <w:iCs w:val="0"/>
-                <w:caps w:val="0"/>
-                <w:spacing w:val="0"/>
-                <w:sz w:val="21"/>
+                <w:rFonts w:ascii="Segoe UI" w:eastAsia="Segoe UI" w:hAnsi="Segoe UI" w:cs="Segoe UI"/>
                 <w:szCs w:val="21"/>
                 <w:shd w:val="clear" w:color="auto" w:fill="FAFAFA"/>
               </w:rPr>
@@ -672,23 +577,16 @@
             </w:r>
             <w:r>
               <w:rPr>
-                <w:rFonts w:hint="eastAsia" w:ascii="Segoe UI" w:hAnsi="Segoe UI" w:eastAsia="宋体" w:cs="Segoe UI"/>
-                <w:i w:val="0"/>
-                <w:iCs w:val="0"/>
-                <w:caps w:val="0"/>
-                <w:spacing w:val="0"/>
-                <w:sz w:val="21"/>
-                <w:szCs w:val="21"/>
-                <w:shd w:val="clear" w:color="auto" w:fill="FAFAFA"/>
-                <w:lang w:val="en-US" w:eastAsia="zh-CN"/>
+                <w:rFonts w:ascii="Segoe UI" w:hAnsi="Segoe UI" w:cs="Segoe UI" w:hint="eastAsia"/>
+                <w:szCs w:val="21"/>
+                <w:shd w:val="clear" w:color="auto" w:fill="FAFAFA"/>
               </w:rPr>
               <w:t>5</w:t>
             </w:r>
             <w:r>
               <w:rPr>
-                <w:rFonts w:ascii="宋体" w:hAnsi="宋体" w:eastAsia="宋体" w:cs="宋体"/>
+                <w:rFonts w:ascii="宋体" w:hAnsi="宋体" w:cs="宋体"/>
                 <w:sz w:val="24"/>
-                <w:szCs w:val="24"/>
               </w:rPr>
               <w:t>_show}}</w:t>
             </w:r>
@@ -702,20 +600,20 @@
               <w:tl2br w:val="nil"/>
               <w:tr2bl w:val="nil"/>
             </w:tcBorders>
-            <w:noWrap w:val="0"/>
-            <w:vAlign w:val="center"/>
-          </w:tcPr>
-          <w:p>
-            <w:pPr>
-              <w:jc w:val="center"/>
-              <w:rPr>
-                <w:szCs w:val="21"/>
-              </w:rPr>
-            </w:pPr>
-            <w:r>
-              <w:rPr>
-                <w:rFonts w:hint="eastAsia" w:ascii="宋体" w:hAnsi="宋体" w:eastAsia="宋体" w:cs="宋体"/>
-                <w:b w:val="0"/>
+            <w:vAlign w:val="center"/>
+          </w:tcPr>
+          <w:p>
+            <w:pPr>
+              <w:jc w:val="center"/>
+              <w:rPr>
+                <w:rFonts w:ascii="宋体" w:hAnsi="宋体" w:cs="宋体" w:hint="eastAsia"/>
+                <w:bCs/>
+                <w:szCs w:val="21"/>
+              </w:rPr>
+            </w:pPr>
+            <w:r>
+              <w:rPr>
+                <w:rFonts w:ascii="宋体" w:hAnsi="宋体" w:cs="宋体" w:hint="eastAsia"/>
                 <w:bCs/>
                 <w:szCs w:val="21"/>
               </w:rPr>
@@ -723,12 +621,7 @@
             </w:r>
             <w:r>
               <w:rPr>
-                <w:rFonts w:ascii="Segoe UI" w:hAnsi="Segoe UI" w:eastAsia="Segoe UI" w:cs="Segoe UI"/>
-                <w:i w:val="0"/>
-                <w:iCs w:val="0"/>
-                <w:caps w:val="0"/>
-                <w:spacing w:val="0"/>
-                <w:sz w:val="21"/>
+                <w:rFonts w:ascii="Segoe UI" w:eastAsia="Segoe UI" w:hAnsi="Segoe UI" w:cs="Segoe UI"/>
                 <w:szCs w:val="21"/>
                 <w:shd w:val="clear" w:color="auto" w:fill="FAFAFA"/>
               </w:rPr>
@@ -736,28 +629,59 @@
             </w:r>
             <w:r>
               <w:rPr>
-                <w:rFonts w:hint="eastAsia" w:ascii="Segoe UI" w:hAnsi="Segoe UI" w:eastAsia="宋体" w:cs="Segoe UI"/>
-                <w:i w:val="0"/>
-                <w:iCs w:val="0"/>
-                <w:caps w:val="0"/>
-                <w:spacing w:val="0"/>
-                <w:sz w:val="21"/>
-                <w:szCs w:val="21"/>
-                <w:shd w:val="clear" w:color="auto" w:fill="FAFAFA"/>
-                <w:lang w:val="en-US" w:eastAsia="zh-CN"/>
+                <w:rFonts w:ascii="Segoe UI" w:hAnsi="Segoe UI" w:cs="Segoe UI" w:hint="eastAsia"/>
+                <w:szCs w:val="21"/>
+                <w:shd w:val="clear" w:color="auto" w:fill="FAFAFA"/>
               </w:rPr>
               <w:t>5</w:t>
             </w:r>
             <w:r>
               <w:rPr>
-                <w:rFonts w:hint="eastAsia" w:ascii="宋体" w:hAnsi="宋体" w:eastAsia="宋体" w:cs="宋体"/>
-                <w:b w:val="0"/>
+                <w:rFonts w:ascii="宋体" w:hAnsi="宋体" w:cs="宋体" w:hint="eastAsia"/>
                 <w:bCs/>
                 <w:szCs w:val="21"/>
               </w:rPr>
               <w:t>}}</w:t>
             </w:r>
           </w:p>
+          <w:p>
+            <w:pPr>
+              <w:jc w:val="center"/>
+              <w:rPr>
+                <w:szCs w:val="21"/>
+              </w:rPr>
+            </w:pPr>
+            <w:r>
+              <w:rPr>
+                <w:rFonts w:ascii="宋体" w:hAnsi="宋体" w:cs="宋体"/>
+                <w:sz w:val="24"/>
+              </w:rPr>
+              <w:t>{{$</w:t>
+            </w:r>
+            <w:r>
+              <w:rPr>
+                <w:rFonts w:ascii="Segoe UI" w:eastAsia="Segoe UI" w:hAnsi="Segoe UI" w:cs="Segoe UI"/>
+                <w:szCs w:val="21"/>
+                <w:shd w:val="clear" w:color="auto" w:fill="FAFAFA"/>
+              </w:rPr>
+              <w:t>rs</w:t>
+            </w:r>
+            <w:r>
+              <w:rPr>
+                <w:rFonts w:ascii="Segoe UI" w:hAnsi="Segoe UI" w:cs="Segoe UI" w:hint="eastAsia"/>
+                <w:szCs w:val="21"/>
+                <w:shd w:val="clear" w:color="auto" w:fill="FAFAFA"/>
+              </w:rPr>
+              <w:t>5</w:t>
+            </w:r>
+            <w:r>
+              <w:rPr>
+                <w:rFonts w:ascii="宋体" w:hAnsi="宋体" w:cs="宋体"/>
+                <w:sz w:val="24"/>
+              </w:rPr>
+              <w:t>_show}}</w:t>
+            </w:r>
+          </w:p>
         </w:tc>
         <w:tc>
           <w:tcPr>
@@ -767,20 +691,18 @@
               <w:tl2br w:val="nil"/>
               <w:tr2bl w:val="nil"/>
             </w:tcBorders>
-            <w:noWrap w:val="0"/>
-            <w:vAlign w:val="center"/>
-          </w:tcPr>
-          <w:p>
-            <w:pPr>
-              <w:jc w:val="center"/>
-              <w:rPr>
-                <w:szCs w:val="21"/>
-              </w:rPr>
-            </w:pPr>
-            <w:r>
-              <w:rPr>
-                <w:rFonts w:hint="eastAsia" w:ascii="宋体" w:hAnsi="宋体" w:eastAsia="宋体" w:cs="宋体"/>
-                <w:b w:val="0"/>
+            <w:vAlign w:val="center"/>
+          </w:tcPr>
+          <w:p>
+            <w:pPr>
+              <w:jc w:val="center"/>
+              <w:rPr>
+                <w:szCs w:val="21"/>
+              </w:rPr>
+            </w:pPr>
+            <w:r>
+              <w:rPr>
+                <w:rFonts w:ascii="宋体" w:hAnsi="宋体" w:cs="宋体" w:hint="eastAsia"/>
                 <w:bCs/>
                 <w:szCs w:val="21"/>
               </w:rPr>
@@ -788,12 +710,7 @@
             </w:r>
             <w:r>
               <w:rPr>
-                <w:rFonts w:ascii="Segoe UI" w:hAnsi="Segoe UI" w:eastAsia="Segoe UI" w:cs="Segoe UI"/>
-                <w:i w:val="0"/>
-                <w:iCs w:val="0"/>
-                <w:caps w:val="0"/>
-                <w:spacing w:val="0"/>
-                <w:sz w:val="21"/>
+                <w:rFonts w:ascii="Segoe UI" w:eastAsia="Segoe UI" w:hAnsi="Segoe UI" w:cs="Segoe UI"/>
                 <w:szCs w:val="21"/>
                 <w:shd w:val="clear" w:color="auto" w:fill="FAFAFA"/>
               </w:rPr>
@@ -801,45 +718,19 @@
             </w:r>
             <w:r>
               <w:rPr>
-                <w:rFonts w:hint="eastAsia" w:ascii="Segoe UI" w:hAnsi="Segoe UI" w:eastAsia="宋体" w:cs="Segoe UI"/>
-                <w:i w:val="0"/>
-                <w:iCs w:val="0"/>
-                <w:caps w:val="0"/>
-                <w:spacing w:val="0"/>
-                <w:sz w:val="21"/>
-                <w:szCs w:val="21"/>
-                <w:shd w:val="clear" w:color="auto" w:fill="FAFAFA"/>
-                <w:lang w:val="en-US" w:eastAsia="zh-CN"/>
+                <w:rFonts w:ascii="Segoe UI" w:hAnsi="Segoe UI" w:cs="Segoe UI" w:hint="eastAsia"/>
+                <w:szCs w:val="21"/>
+                <w:shd w:val="clear" w:color="auto" w:fill="FAFAFA"/>
               </w:rPr>
               <w:t>5</w:t>
             </w:r>
             <w:r>
               <w:rPr>
-                <w:rFonts w:hint="eastAsia" w:ascii="宋体" w:hAnsi="宋体" w:eastAsia="宋体" w:cs="宋体"/>
-                <w:b w:val="0"/>
-                <w:bCs/>
-                <w:szCs w:val="21"/>
-              </w:rPr>
-              <w:t>_</w:t>
-            </w:r>
-            <w:r>
-              <w:rPr>
-                <w:rFonts w:hint="eastAsia" w:ascii="宋体" w:hAnsi="宋体" w:eastAsia="宋体" w:cs="宋体"/>
-                <w:b w:val="0"/>
-                <w:bCs/>
-                <w:szCs w:val="21"/>
-                <w:lang w:val="en-US" w:eastAsia="zh-CN"/>
-              </w:rPr>
-              <w:t>result</w:t>
-            </w:r>
-            <w:r>
-              <w:rPr>
-                <w:rFonts w:hint="eastAsia" w:ascii="宋体" w:hAnsi="宋体" w:eastAsia="宋体" w:cs="宋体"/>
-                <w:b w:val="0"/>
-                <w:bCs/>
-                <w:szCs w:val="21"/>
-              </w:rPr>
-              <w:t>}}</w:t>
+                <w:rFonts w:ascii="宋体" w:hAnsi="宋体" w:cs="宋体" w:hint="eastAsia"/>
+                <w:bCs/>
+                <w:szCs w:val="21"/>
+              </w:rPr>
+              <w:t>_result}}</w:t>
             </w:r>
           </w:p>
         </w:tc>
@@ -850,20 +741,18 @@
               <w:tl2br w:val="nil"/>
               <w:tr2bl w:val="nil"/>
             </w:tcBorders>
-            <w:noWrap w:val="0"/>
-            <w:vAlign w:val="center"/>
-          </w:tcPr>
-          <w:p>
-            <w:pPr>
-              <w:jc w:val="center"/>
-              <w:rPr>
-                <w:rFonts w:hint="eastAsia"/>
-                <w:szCs w:val="21"/>
-              </w:rPr>
-            </w:pPr>
-            <w:r>
-              <w:rPr>
-                <w:rFonts w:hint="eastAsia" w:ascii="宋体" w:hAnsi="宋体" w:eastAsia="宋体" w:cs="宋体"/>
+            <w:vAlign w:val="center"/>
+          </w:tcPr>
+          <w:p>
+            <w:pPr>
+              <w:jc w:val="center"/>
+              <w:rPr>
+                <w:szCs w:val="21"/>
+              </w:rPr>
+            </w:pPr>
+            <w:r>
+              <w:rPr>
+                <w:rFonts w:ascii="宋体" w:hAnsi="宋体" w:cs="宋体" w:hint="eastAsia"/>
                 <w:bCs/>
                 <w:szCs w:val="21"/>
               </w:rPr>
@@ -871,12 +760,7 @@
             </w:r>
             <w:r>
               <w:rPr>
-                <w:rFonts w:ascii="Segoe UI" w:hAnsi="Segoe UI" w:eastAsia="Segoe UI" w:cs="Segoe UI"/>
-                <w:i w:val="0"/>
-                <w:iCs w:val="0"/>
-                <w:caps w:val="0"/>
-                <w:spacing w:val="0"/>
-                <w:sz w:val="21"/>
+                <w:rFonts w:ascii="Segoe UI" w:eastAsia="Segoe UI" w:hAnsi="Segoe UI" w:cs="Segoe UI"/>
                 <w:szCs w:val="21"/>
                 <w:shd w:val="clear" w:color="auto" w:fill="FAFAFA"/>
               </w:rPr>
@@ -884,76 +768,36 @@
             </w:r>
             <w:r>
               <w:rPr>
-                <w:rFonts w:hint="eastAsia" w:ascii="Segoe UI" w:hAnsi="Segoe UI" w:eastAsia="宋体" w:cs="Segoe UI"/>
-                <w:i w:val="0"/>
-                <w:iCs w:val="0"/>
-                <w:caps w:val="0"/>
-                <w:spacing w:val="0"/>
-                <w:sz w:val="21"/>
-                <w:szCs w:val="21"/>
-                <w:shd w:val="clear" w:color="auto" w:fill="FAFAFA"/>
-                <w:lang w:val="en-US" w:eastAsia="zh-CN"/>
+                <w:rFonts w:ascii="Segoe UI" w:hAnsi="Segoe UI" w:cs="Segoe UI" w:hint="eastAsia"/>
+                <w:szCs w:val="21"/>
+                <w:shd w:val="clear" w:color="auto" w:fill="FAFAFA"/>
               </w:rPr>
               <w:t>5</w:t>
             </w:r>
             <w:r>
               <w:rPr>
-                <w:rFonts w:hint="eastAsia" w:ascii="宋体" w:hAnsi="宋体" w:eastAsia="宋体" w:cs="宋体"/>
-                <w:bCs/>
-                <w:szCs w:val="21"/>
-              </w:rPr>
-              <w:t>_</w:t>
-            </w:r>
-            <w:r>
-              <w:rPr>
-                <w:rFonts w:hint="eastAsia" w:ascii="宋体" w:hAnsi="宋体" w:eastAsia="宋体" w:cs="宋体"/>
-                <w:bCs/>
-                <w:szCs w:val="21"/>
-                <w:lang w:val="en-US" w:eastAsia="zh-CN"/>
-              </w:rPr>
-              <w:t>conclusion</w:t>
-            </w:r>
-            <w:r>
-              <w:rPr>
-                <w:rFonts w:hint="eastAsia" w:ascii="宋体" w:hAnsi="宋体" w:eastAsia="宋体" w:cs="宋体"/>
-                <w:bCs/>
-                <w:szCs w:val="21"/>
-              </w:rPr>
-              <w:t>}}</w:t>
+                <w:rFonts w:ascii="宋体" w:hAnsi="宋体" w:cs="宋体" w:hint="eastAsia"/>
+                <w:bCs/>
+                <w:szCs w:val="21"/>
+              </w:rPr>
+              <w:t>_conclusion}}</w:t>
             </w:r>
           </w:p>
         </w:tc>
       </w:tr>
       <w:tr>
-        <w:tblPrEx>
-          <w:tblBorders>
-            <w:top w:val="single" w:color="auto" w:sz="12" w:space="0"/>
-            <w:left w:val="single" w:color="auto" w:sz="12" w:space="0"/>
-            <w:bottom w:val="single" w:color="auto" w:sz="12" w:space="0"/>
-            <w:right w:val="single" w:color="auto" w:sz="12" w:space="0"/>
-            <w:insideH w:val="single" w:color="auto" w:sz="4" w:space="0"/>
-            <w:insideV w:val="single" w:color="auto" w:sz="4" w:space="0"/>
-          </w:tblBorders>
-          <w:tblCellMar>
-            <w:top w:w="0" w:type="dxa"/>
-            <w:left w:w="108" w:type="dxa"/>
-            <w:bottom w:w="0" w:type="dxa"/>
-            <w:right w:w="108" w:type="dxa"/>
-          </w:tblCellMar>
-        </w:tblPrEx>
         <w:trPr>
-          <w:trHeight w:val="454" w:hRule="atLeast"/>
+          <w:trHeight w:val="454"/>
           <w:jc w:val="center"/>
         </w:trPr>
         <w:tc>
           <w:tcPr>
             <w:tcW w:w="1114" w:type="dxa"/>
-            <w:vMerge w:val="continue"/>
-            <w:tcBorders>
-              <w:tl2br w:val="nil"/>
-              <w:tr2bl w:val="nil"/>
-            </w:tcBorders>
-            <w:noWrap w:val="0"/>
+            <w:vMerge/>
+            <w:tcBorders>
+              <w:tl2br w:val="nil"/>
+              <w:tr2bl w:val="nil"/>
+            </w:tcBorders>
             <w:vAlign w:val="center"/>
           </w:tcPr>
           <w:p>
@@ -972,47 +816,51 @@
               <w:tl2br w:val="nil"/>
               <w:tr2bl w:val="nil"/>
             </w:tcBorders>
-            <w:noWrap w:val="0"/>
-            <w:vAlign w:val="center"/>
-          </w:tcPr>
-          <w:p>
-            <w:pPr>
-              <w:jc w:val="center"/>
-              <w:rPr>
-                <w:szCs w:val="21"/>
-              </w:rPr>
-            </w:pPr>
-            <w:r>
-              <w:rPr>
-                <w:rFonts w:hint="default"/>
-                <w:szCs w:val="21"/>
-              </w:rPr>
-              <w:t>600s内总热释放量THR600s (MJ)</w:t>
-            </w:r>
-          </w:p>
-          <w:p>
-            <w:pPr>
-              <w:jc w:val="center"/>
-              <w:rPr>
-                <w:szCs w:val="21"/>
-              </w:rPr>
-            </w:pPr>
-            <w:r>
-              <w:rPr>
-                <w:rFonts w:ascii="宋体" w:hAnsi="宋体" w:eastAsia="宋体" w:cs="宋体"/>
+            <w:vAlign w:val="center"/>
+          </w:tcPr>
+          <w:p>
+            <w:pPr>
+              <w:jc w:val="center"/>
+              <w:rPr>
+                <w:szCs w:val="21"/>
+              </w:rPr>
+            </w:pPr>
+            <w:r>
+              <w:rPr>
+                <w:szCs w:val="21"/>
+              </w:rPr>
+              <w:t>600s</w:t>
+            </w:r>
+            <w:r>
+              <w:rPr>
+                <w:szCs w:val="21"/>
+              </w:rPr>
+              <w:t>内总热释放量</w:t>
+            </w:r>
+            <w:r>
+              <w:rPr>
+                <w:szCs w:val="21"/>
+              </w:rPr>
+              <w:t>THR600s (MJ)</w:t>
+            </w:r>
+          </w:p>
+          <w:p>
+            <w:pPr>
+              <w:jc w:val="center"/>
+              <w:rPr>
+                <w:szCs w:val="21"/>
+              </w:rPr>
+            </w:pPr>
+            <w:r>
+              <w:rPr>
+                <w:rFonts w:ascii="宋体" w:hAnsi="宋体" w:cs="宋体"/>
                 <w:sz w:val="24"/>
-                <w:szCs w:val="24"/>
               </w:rPr>
               <w:t>{{$</w:t>
             </w:r>
             <w:r>
               <w:rPr>
-                <w:rFonts w:ascii="Segoe UI" w:hAnsi="Segoe UI" w:eastAsia="Segoe UI" w:cs="Segoe UI"/>
-                <w:i w:val="0"/>
-                <w:iCs w:val="0"/>
-                <w:caps w:val="0"/>
-                <w:spacing w:val="0"/>
-                <w:sz w:val="21"/>
+                <w:rFonts w:ascii="Segoe UI" w:eastAsia="Segoe UI" w:hAnsi="Segoe UI" w:cs="Segoe UI"/>
                 <w:szCs w:val="21"/>
                 <w:shd w:val="clear" w:color="auto" w:fill="FAFAFA"/>
               </w:rPr>
@@ -1020,23 +868,16 @@
             </w:r>
             <w:r>
               <w:rPr>
-                <w:rFonts w:hint="eastAsia" w:ascii="Segoe UI" w:hAnsi="Segoe UI" w:eastAsia="宋体" w:cs="Segoe UI"/>
-                <w:i w:val="0"/>
-                <w:iCs w:val="0"/>
-                <w:caps w:val="0"/>
-                <w:spacing w:val="0"/>
-                <w:sz w:val="21"/>
-                <w:szCs w:val="21"/>
-                <w:shd w:val="clear" w:color="auto" w:fill="FAFAFA"/>
-                <w:lang w:val="en-US" w:eastAsia="zh-CN"/>
+                <w:rFonts w:ascii="Segoe UI" w:hAnsi="Segoe UI" w:cs="Segoe UI" w:hint="eastAsia"/>
+                <w:szCs w:val="21"/>
+                <w:shd w:val="clear" w:color="auto" w:fill="FAFAFA"/>
               </w:rPr>
               <w:t>6</w:t>
             </w:r>
             <w:r>
               <w:rPr>
-                <w:rFonts w:ascii="宋体" w:hAnsi="宋体" w:eastAsia="宋体" w:cs="宋体"/>
+                <w:rFonts w:ascii="宋体" w:hAnsi="宋体" w:cs="宋体"/>
                 <w:sz w:val="24"/>
-                <w:szCs w:val="24"/>
               </w:rPr>
               <w:t>_show}}</w:t>
             </w:r>
@@ -1050,21 +891,18 @@
               <w:tl2br w:val="nil"/>
               <w:tr2bl w:val="nil"/>
             </w:tcBorders>
-            <w:noWrap w:val="0"/>
-            <w:vAlign w:val="center"/>
-          </w:tcPr>
-          <w:p>
-            <w:pPr>
-              <w:jc w:val="center"/>
-              <w:rPr>
-                <w:rFonts w:hint="eastAsia"/>
-                <w:szCs w:val="21"/>
-              </w:rPr>
-            </w:pPr>
-            <w:r>
-              <w:rPr>
-                <w:rFonts w:hint="eastAsia" w:ascii="宋体" w:hAnsi="宋体" w:eastAsia="宋体" w:cs="宋体"/>
-                <w:b w:val="0"/>
+            <w:vAlign w:val="center"/>
+          </w:tcPr>
+          <w:p>
+            <w:pPr>
+              <w:jc w:val="center"/>
+              <w:rPr>
+                <w:szCs w:val="21"/>
+              </w:rPr>
+            </w:pPr>
+            <w:r>
+              <w:rPr>
+                <w:rFonts w:ascii="宋体" w:hAnsi="宋体" w:cs="宋体" w:hint="eastAsia"/>
                 <w:bCs/>
                 <w:szCs w:val="21"/>
               </w:rPr>
@@ -1072,12 +910,7 @@
             </w:r>
             <w:r>
               <w:rPr>
-                <w:rFonts w:ascii="Segoe UI" w:hAnsi="Segoe UI" w:eastAsia="Segoe UI" w:cs="Segoe UI"/>
-                <w:i w:val="0"/>
-                <w:iCs w:val="0"/>
-                <w:caps w:val="0"/>
-                <w:spacing w:val="0"/>
-                <w:sz w:val="21"/>
+                <w:rFonts w:ascii="Segoe UI" w:eastAsia="Segoe UI" w:hAnsi="Segoe UI" w:cs="Segoe UI"/>
                 <w:szCs w:val="21"/>
                 <w:shd w:val="clear" w:color="auto" w:fill="FAFAFA"/>
               </w:rPr>
@@ -1085,22 +918,15 @@
             </w:r>
             <w:r>
               <w:rPr>
-                <w:rFonts w:hint="eastAsia" w:ascii="Segoe UI" w:hAnsi="Segoe UI" w:eastAsia="宋体" w:cs="Segoe UI"/>
-                <w:i w:val="0"/>
-                <w:iCs w:val="0"/>
-                <w:caps w:val="0"/>
-                <w:spacing w:val="0"/>
-                <w:sz w:val="21"/>
-                <w:szCs w:val="21"/>
-                <w:shd w:val="clear" w:color="auto" w:fill="FAFAFA"/>
-                <w:lang w:val="en-US" w:eastAsia="zh-CN"/>
+                <w:rFonts w:ascii="Segoe UI" w:hAnsi="Segoe UI" w:cs="Segoe UI" w:hint="eastAsia"/>
+                <w:szCs w:val="21"/>
+                <w:shd w:val="clear" w:color="auto" w:fill="FAFAFA"/>
               </w:rPr>
               <w:t>6</w:t>
             </w:r>
             <w:r>
               <w:rPr>
-                <w:rFonts w:hint="eastAsia" w:ascii="宋体" w:hAnsi="宋体" w:eastAsia="宋体" w:cs="宋体"/>
-                <w:b w:val="0"/>
+                <w:rFonts w:ascii="宋体" w:hAnsi="宋体" w:cs="宋体" w:hint="eastAsia"/>
                 <w:bCs/>
                 <w:szCs w:val="21"/>
               </w:rPr>
@@ -1116,20 +942,18 @@
               <w:tl2br w:val="nil"/>
               <w:tr2bl w:val="nil"/>
             </w:tcBorders>
-            <w:noWrap w:val="0"/>
-            <w:vAlign w:val="center"/>
-          </w:tcPr>
-          <w:p>
-            <w:pPr>
-              <w:jc w:val="center"/>
-              <w:rPr>
-                <w:szCs w:val="21"/>
-              </w:rPr>
-            </w:pPr>
-            <w:r>
-              <w:rPr>
-                <w:rFonts w:hint="eastAsia" w:ascii="宋体" w:hAnsi="宋体" w:eastAsia="宋体" w:cs="宋体"/>
-                <w:b w:val="0"/>
+            <w:vAlign w:val="center"/>
+          </w:tcPr>
+          <w:p>
+            <w:pPr>
+              <w:jc w:val="center"/>
+              <w:rPr>
+                <w:szCs w:val="21"/>
+              </w:rPr>
+            </w:pPr>
+            <w:r>
+              <w:rPr>
+                <w:rFonts w:ascii="宋体" w:hAnsi="宋体" w:cs="宋体" w:hint="eastAsia"/>
                 <w:bCs/>
                 <w:szCs w:val="21"/>
               </w:rPr>
@@ -1137,12 +961,7 @@
             </w:r>
             <w:r>
               <w:rPr>
-                <w:rFonts w:ascii="Segoe UI" w:hAnsi="Segoe UI" w:eastAsia="Segoe UI" w:cs="Segoe UI"/>
-                <w:i w:val="0"/>
-                <w:iCs w:val="0"/>
-                <w:caps w:val="0"/>
-                <w:spacing w:val="0"/>
-                <w:sz w:val="21"/>
+                <w:rFonts w:ascii="Segoe UI" w:eastAsia="Segoe UI" w:hAnsi="Segoe UI" w:cs="Segoe UI"/>
                 <w:szCs w:val="21"/>
                 <w:shd w:val="clear" w:color="auto" w:fill="FAFAFA"/>
               </w:rPr>
@@ -1150,45 +969,19 @@
             </w:r>
             <w:r>
               <w:rPr>
-                <w:rFonts w:hint="eastAsia" w:ascii="Segoe UI" w:hAnsi="Segoe UI" w:eastAsia="宋体" w:cs="Segoe UI"/>
-                <w:i w:val="0"/>
-                <w:iCs w:val="0"/>
-                <w:caps w:val="0"/>
-                <w:spacing w:val="0"/>
-                <w:sz w:val="21"/>
-                <w:szCs w:val="21"/>
-                <w:shd w:val="clear" w:color="auto" w:fill="FAFAFA"/>
-                <w:lang w:val="en-US" w:eastAsia="zh-CN"/>
+                <w:rFonts w:ascii="Segoe UI" w:hAnsi="Segoe UI" w:cs="Segoe UI" w:hint="eastAsia"/>
+                <w:szCs w:val="21"/>
+                <w:shd w:val="clear" w:color="auto" w:fill="FAFAFA"/>
               </w:rPr>
               <w:t>6</w:t>
             </w:r>
             <w:r>
               <w:rPr>
-                <w:rFonts w:hint="eastAsia" w:ascii="宋体" w:hAnsi="宋体" w:eastAsia="宋体" w:cs="宋体"/>
-                <w:b w:val="0"/>
-                <w:bCs/>
-                <w:szCs w:val="21"/>
-              </w:rPr>
-              <w:t>_</w:t>
-            </w:r>
-            <w:r>
-              <w:rPr>
-                <w:rFonts w:hint="eastAsia" w:ascii="宋体" w:hAnsi="宋体" w:eastAsia="宋体" w:cs="宋体"/>
-                <w:b w:val="0"/>
-                <w:bCs/>
-                <w:szCs w:val="21"/>
-                <w:lang w:val="en-US" w:eastAsia="zh-CN"/>
-              </w:rPr>
-              <w:t>result</w:t>
-            </w:r>
-            <w:r>
-              <w:rPr>
-                <w:rFonts w:hint="eastAsia" w:ascii="宋体" w:hAnsi="宋体" w:eastAsia="宋体" w:cs="宋体"/>
-                <w:b w:val="0"/>
-                <w:bCs/>
-                <w:szCs w:val="21"/>
-              </w:rPr>
-              <w:t>}}</w:t>
+                <w:rFonts w:ascii="宋体" w:hAnsi="宋体" w:cs="宋体" w:hint="eastAsia"/>
+                <w:bCs/>
+                <w:szCs w:val="21"/>
+              </w:rPr>
+              <w:t>_result}}</w:t>
             </w:r>
           </w:p>
         </w:tc>
@@ -1199,19 +992,18 @@
               <w:tl2br w:val="nil"/>
               <w:tr2bl w:val="nil"/>
             </w:tcBorders>
-            <w:noWrap w:val="0"/>
-            <w:vAlign w:val="center"/>
-          </w:tcPr>
-          <w:p>
-            <w:pPr>
-              <w:jc w:val="center"/>
-              <w:rPr>
-                <w:szCs w:val="21"/>
-              </w:rPr>
-            </w:pPr>
-            <w:r>
-              <w:rPr>
-                <w:rFonts w:hint="eastAsia" w:ascii="宋体" w:hAnsi="宋体" w:eastAsia="宋体" w:cs="宋体"/>
+            <w:vAlign w:val="center"/>
+          </w:tcPr>
+          <w:p>
+            <w:pPr>
+              <w:jc w:val="center"/>
+              <w:rPr>
+                <w:szCs w:val="21"/>
+              </w:rPr>
+            </w:pPr>
+            <w:r>
+              <w:rPr>
+                <w:rFonts w:ascii="宋体" w:hAnsi="宋体" w:cs="宋体" w:hint="eastAsia"/>
                 <w:bCs/>
                 <w:szCs w:val="21"/>
               </w:rPr>
@@ -1219,12 +1011,7 @@
             </w:r>
             <w:r>
               <w:rPr>
-                <w:rFonts w:ascii="Segoe UI" w:hAnsi="Segoe UI" w:eastAsia="Segoe UI" w:cs="Segoe UI"/>
-                <w:i w:val="0"/>
-                <w:iCs w:val="0"/>
-                <w:caps w:val="0"/>
-                <w:spacing w:val="0"/>
-                <w:sz w:val="21"/>
+                <w:rFonts w:ascii="Segoe UI" w:eastAsia="Segoe UI" w:hAnsi="Segoe UI" w:cs="Segoe UI"/>
                 <w:szCs w:val="21"/>
                 <w:shd w:val="clear" w:color="auto" w:fill="FAFAFA"/>
               </w:rPr>
@@ -1232,76 +1019,36 @@
             </w:r>
             <w:r>
               <w:rPr>
-                <w:rFonts w:hint="eastAsia" w:ascii="Segoe UI" w:hAnsi="Segoe UI" w:eastAsia="宋体" w:cs="Segoe UI"/>
-                <w:i w:val="0"/>
-                <w:iCs w:val="0"/>
-                <w:caps w:val="0"/>
-                <w:spacing w:val="0"/>
-                <w:sz w:val="21"/>
-                <w:szCs w:val="21"/>
-                <w:shd w:val="clear" w:color="auto" w:fill="FAFAFA"/>
-                <w:lang w:val="en-US" w:eastAsia="zh-CN"/>
+                <w:rFonts w:ascii="Segoe UI" w:hAnsi="Segoe UI" w:cs="Segoe UI" w:hint="eastAsia"/>
+                <w:szCs w:val="21"/>
+                <w:shd w:val="clear" w:color="auto" w:fill="FAFAFA"/>
               </w:rPr>
               <w:t>6</w:t>
             </w:r>
             <w:r>
               <w:rPr>
-                <w:rFonts w:hint="eastAsia" w:ascii="宋体" w:hAnsi="宋体" w:eastAsia="宋体" w:cs="宋体"/>
-                <w:bCs/>
-                <w:szCs w:val="21"/>
-              </w:rPr>
-              <w:t>_</w:t>
-            </w:r>
-            <w:r>
-              <w:rPr>
-                <w:rFonts w:hint="eastAsia" w:ascii="宋体" w:hAnsi="宋体" w:eastAsia="宋体" w:cs="宋体"/>
-                <w:bCs/>
-                <w:szCs w:val="21"/>
-                <w:lang w:val="en-US" w:eastAsia="zh-CN"/>
-              </w:rPr>
-              <w:t>conclusion</w:t>
-            </w:r>
-            <w:r>
-              <w:rPr>
-                <w:rFonts w:hint="eastAsia" w:ascii="宋体" w:hAnsi="宋体" w:eastAsia="宋体" w:cs="宋体"/>
-                <w:bCs/>
-                <w:szCs w:val="21"/>
-              </w:rPr>
-              <w:t>}}</w:t>
+                <w:rFonts w:ascii="宋体" w:hAnsi="宋体" w:cs="宋体" w:hint="eastAsia"/>
+                <w:bCs/>
+                <w:szCs w:val="21"/>
+              </w:rPr>
+              <w:t>_conclusion}}</w:t>
             </w:r>
           </w:p>
         </w:tc>
       </w:tr>
       <w:tr>
-        <w:tblPrEx>
-          <w:tblBorders>
-            <w:top w:val="single" w:color="auto" w:sz="12" w:space="0"/>
-            <w:left w:val="single" w:color="auto" w:sz="12" w:space="0"/>
-            <w:bottom w:val="single" w:color="auto" w:sz="12" w:space="0"/>
-            <w:right w:val="single" w:color="auto" w:sz="12" w:space="0"/>
-            <w:insideH w:val="single" w:color="auto" w:sz="4" w:space="0"/>
-            <w:insideV w:val="single" w:color="auto" w:sz="4" w:space="0"/>
-          </w:tblBorders>
-          <w:tblCellMar>
-            <w:top w:w="0" w:type="dxa"/>
-            <w:left w:w="108" w:type="dxa"/>
-            <w:bottom w:w="0" w:type="dxa"/>
-            <w:right w:w="108" w:type="dxa"/>
-          </w:tblCellMar>
-        </w:tblPrEx>
         <w:trPr>
-          <w:trHeight w:val="454" w:hRule="atLeast"/>
+          <w:trHeight w:val="454"/>
           <w:jc w:val="center"/>
         </w:trPr>
         <w:tc>
           <w:tcPr>
             <w:tcW w:w="1114" w:type="dxa"/>
-            <w:vMerge w:val="continue"/>
-            <w:tcBorders>
-              <w:tl2br w:val="nil"/>
-              <w:tr2bl w:val="nil"/>
-            </w:tcBorders>
-            <w:noWrap w:val="0"/>
+            <w:vMerge/>
+            <w:tcBorders>
+              <w:tl2br w:val="nil"/>
+              <w:tr2bl w:val="nil"/>
+            </w:tcBorders>
             <w:vAlign w:val="center"/>
           </w:tcPr>
           <w:p>
@@ -1320,19 +1067,17 @@
               <w:tl2br w:val="nil"/>
               <w:tr2bl w:val="nil"/>
             </w:tcBorders>
-            <w:noWrap w:val="0"/>
-            <w:vAlign w:val="center"/>
-          </w:tcPr>
-          <w:p>
-            <w:pPr>
-              <w:jc w:val="center"/>
-              <w:rPr>
-                <w:szCs w:val="21"/>
-              </w:rPr>
-            </w:pPr>
-            <w:r>
-              <w:rPr>
-                <w:rFonts w:hint="default"/>
+            <w:vAlign w:val="center"/>
+          </w:tcPr>
+          <w:p>
+            <w:pPr>
+              <w:jc w:val="center"/>
+              <w:rPr>
+                <w:szCs w:val="21"/>
+              </w:rPr>
+            </w:pPr>
+            <w:r>
+              <w:rPr>
                 <w:szCs w:val="21"/>
               </w:rPr>
               <w:t>火焰横向蔓延未到达试样长翼边缘</w:t>
@@ -1347,20 +1092,14 @@
             </w:pPr>
             <w:r>
               <w:rPr>
-                <w:rFonts w:ascii="宋体" w:hAnsi="宋体" w:eastAsia="宋体" w:cs="宋体"/>
+                <w:rFonts w:ascii="宋体" w:hAnsi="宋体" w:cs="宋体"/>
                 <w:sz w:val="24"/>
-                <w:szCs w:val="24"/>
               </w:rPr>
               <w:t>{{$</w:t>
             </w:r>
             <w:r>
               <w:rPr>
-                <w:rFonts w:ascii="Segoe UI" w:hAnsi="Segoe UI" w:eastAsia="Segoe UI" w:cs="Segoe UI"/>
-                <w:i w:val="0"/>
-                <w:iCs w:val="0"/>
-                <w:caps w:val="0"/>
-                <w:spacing w:val="0"/>
-                <w:sz w:val="21"/>
+                <w:rFonts w:ascii="Segoe UI" w:eastAsia="Segoe UI" w:hAnsi="Segoe UI" w:cs="Segoe UI"/>
                 <w:szCs w:val="21"/>
                 <w:shd w:val="clear" w:color="auto" w:fill="FAFAFA"/>
               </w:rPr>
@@ -1368,23 +1107,16 @@
             </w:r>
             <w:r>
               <w:rPr>
-                <w:rFonts w:hint="eastAsia" w:ascii="Segoe UI" w:hAnsi="Segoe UI" w:eastAsia="宋体" w:cs="Segoe UI"/>
-                <w:i w:val="0"/>
-                <w:iCs w:val="0"/>
-                <w:caps w:val="0"/>
-                <w:spacing w:val="0"/>
-                <w:sz w:val="21"/>
-                <w:szCs w:val="21"/>
-                <w:shd w:val="clear" w:color="auto" w:fill="FAFAFA"/>
-                <w:lang w:val="en-US" w:eastAsia="zh-CN"/>
+                <w:rFonts w:ascii="Segoe UI" w:hAnsi="Segoe UI" w:cs="Segoe UI" w:hint="eastAsia"/>
+                <w:szCs w:val="21"/>
+                <w:shd w:val="clear" w:color="auto" w:fill="FAFAFA"/>
               </w:rPr>
               <w:t>7</w:t>
             </w:r>
             <w:r>
               <w:rPr>
-                <w:rFonts w:ascii="宋体" w:hAnsi="宋体" w:eastAsia="宋体" w:cs="宋体"/>
+                <w:rFonts w:ascii="宋体" w:hAnsi="宋体" w:cs="宋体"/>
                 <w:sz w:val="24"/>
-                <w:szCs w:val="24"/>
               </w:rPr>
               <w:t>_show}}</w:t>
             </w:r>
@@ -1398,20 +1130,18 @@
               <w:tl2br w:val="nil"/>
               <w:tr2bl w:val="nil"/>
             </w:tcBorders>
-            <w:noWrap w:val="0"/>
-            <w:vAlign w:val="center"/>
-          </w:tcPr>
-          <w:p>
-            <w:pPr>
-              <w:jc w:val="center"/>
-              <w:rPr>
-                <w:szCs w:val="21"/>
-              </w:rPr>
-            </w:pPr>
-            <w:r>
-              <w:rPr>
-                <w:rFonts w:hint="eastAsia" w:ascii="宋体" w:hAnsi="宋体" w:eastAsia="宋体" w:cs="宋体"/>
-                <w:b w:val="0"/>
+            <w:vAlign w:val="center"/>
+          </w:tcPr>
+          <w:p>
+            <w:pPr>
+              <w:jc w:val="center"/>
+              <w:rPr>
+                <w:szCs w:val="21"/>
+              </w:rPr>
+            </w:pPr>
+            <w:r>
+              <w:rPr>
+                <w:rFonts w:ascii="宋体" w:hAnsi="宋体" w:cs="宋体" w:hint="eastAsia"/>
                 <w:bCs/>
                 <w:szCs w:val="21"/>
               </w:rPr>
@@ -1419,12 +1149,7 @@
             </w:r>
             <w:r>
               <w:rPr>
-                <w:rFonts w:ascii="Segoe UI" w:hAnsi="Segoe UI" w:eastAsia="Segoe UI" w:cs="Segoe UI"/>
-                <w:i w:val="0"/>
-                <w:iCs w:val="0"/>
-                <w:caps w:val="0"/>
-                <w:spacing w:val="0"/>
-                <w:sz w:val="21"/>
+                <w:rFonts w:ascii="Segoe UI" w:eastAsia="Segoe UI" w:hAnsi="Segoe UI" w:cs="Segoe UI"/>
                 <w:szCs w:val="21"/>
                 <w:shd w:val="clear" w:color="auto" w:fill="FAFAFA"/>
               </w:rPr>
@@ -1432,22 +1157,15 @@
             </w:r>
             <w:r>
               <w:rPr>
-                <w:rFonts w:hint="eastAsia" w:ascii="Segoe UI" w:hAnsi="Segoe UI" w:eastAsia="宋体" w:cs="Segoe UI"/>
-                <w:i w:val="0"/>
-                <w:iCs w:val="0"/>
-                <w:caps w:val="0"/>
-                <w:spacing w:val="0"/>
-                <w:sz w:val="21"/>
-                <w:szCs w:val="21"/>
-                <w:shd w:val="clear" w:color="auto" w:fill="FAFAFA"/>
-                <w:lang w:val="en-US" w:eastAsia="zh-CN"/>
+                <w:rFonts w:ascii="Segoe UI" w:hAnsi="Segoe UI" w:cs="Segoe UI" w:hint="eastAsia"/>
+                <w:szCs w:val="21"/>
+                <w:shd w:val="clear" w:color="auto" w:fill="FAFAFA"/>
               </w:rPr>
               <w:t>7</w:t>
             </w:r>
             <w:r>
               <w:rPr>
-                <w:rFonts w:hint="eastAsia" w:ascii="宋体" w:hAnsi="宋体" w:eastAsia="宋体" w:cs="宋体"/>
-                <w:b w:val="0"/>
+                <w:rFonts w:ascii="宋体" w:hAnsi="宋体" w:cs="宋体" w:hint="eastAsia"/>
                 <w:bCs/>
                 <w:szCs w:val="21"/>
               </w:rPr>
@@ -1463,20 +1181,18 @@
               <w:tl2br w:val="nil"/>
               <w:tr2bl w:val="nil"/>
             </w:tcBorders>
-            <w:noWrap w:val="0"/>
-            <w:vAlign w:val="center"/>
-          </w:tcPr>
-          <w:p>
-            <w:pPr>
-              <w:jc w:val="center"/>
-              <w:rPr>
-                <w:szCs w:val="21"/>
-              </w:rPr>
-            </w:pPr>
-            <w:r>
-              <w:rPr>
-                <w:rFonts w:hint="eastAsia" w:ascii="宋体" w:hAnsi="宋体" w:eastAsia="宋体" w:cs="宋体"/>
-                <w:b w:val="0"/>
+            <w:vAlign w:val="center"/>
+          </w:tcPr>
+          <w:p>
+            <w:pPr>
+              <w:jc w:val="center"/>
+              <w:rPr>
+                <w:szCs w:val="21"/>
+              </w:rPr>
+            </w:pPr>
+            <w:r>
+              <w:rPr>
+                <w:rFonts w:ascii="宋体" w:hAnsi="宋体" w:cs="宋体" w:hint="eastAsia"/>
                 <w:bCs/>
                 <w:szCs w:val="21"/>
               </w:rPr>
@@ -1484,12 +1200,7 @@
             </w:r>
             <w:r>
               <w:rPr>
-                <w:rFonts w:ascii="Segoe UI" w:hAnsi="Segoe UI" w:eastAsia="Segoe UI" w:cs="Segoe UI"/>
-                <w:i w:val="0"/>
-                <w:iCs w:val="0"/>
-                <w:caps w:val="0"/>
-                <w:spacing w:val="0"/>
-                <w:sz w:val="21"/>
+                <w:rFonts w:ascii="Segoe UI" w:eastAsia="Segoe UI" w:hAnsi="Segoe UI" w:cs="Segoe UI"/>
                 <w:szCs w:val="21"/>
                 <w:shd w:val="clear" w:color="auto" w:fill="FAFAFA"/>
               </w:rPr>
@@ -1497,45 +1208,19 @@
             </w:r>
             <w:r>
               <w:rPr>
-                <w:rFonts w:hint="eastAsia" w:ascii="Segoe UI" w:hAnsi="Segoe UI" w:eastAsia="宋体" w:cs="Segoe UI"/>
-                <w:i w:val="0"/>
-                <w:iCs w:val="0"/>
-                <w:caps w:val="0"/>
-                <w:spacing w:val="0"/>
-                <w:sz w:val="21"/>
-                <w:szCs w:val="21"/>
-                <w:shd w:val="clear" w:color="auto" w:fill="FAFAFA"/>
-                <w:lang w:val="en-US" w:eastAsia="zh-CN"/>
+                <w:rFonts w:ascii="Segoe UI" w:hAnsi="Segoe UI" w:cs="Segoe UI" w:hint="eastAsia"/>
+                <w:szCs w:val="21"/>
+                <w:shd w:val="clear" w:color="auto" w:fill="FAFAFA"/>
               </w:rPr>
               <w:t>7</w:t>
             </w:r>
             <w:r>
               <w:rPr>
-                <w:rFonts w:hint="eastAsia" w:ascii="宋体" w:hAnsi="宋体" w:eastAsia="宋体" w:cs="宋体"/>
-                <w:b w:val="0"/>
-                <w:bCs/>
-                <w:szCs w:val="21"/>
-              </w:rPr>
-              <w:t>_</w:t>
-            </w:r>
-            <w:r>
-              <w:rPr>
-                <w:rFonts w:hint="eastAsia" w:ascii="宋体" w:hAnsi="宋体" w:eastAsia="宋体" w:cs="宋体"/>
-                <w:b w:val="0"/>
-                <w:bCs/>
-                <w:szCs w:val="21"/>
-                <w:lang w:val="en-US" w:eastAsia="zh-CN"/>
-              </w:rPr>
-              <w:t>result</w:t>
-            </w:r>
-            <w:r>
-              <w:rPr>
-                <w:rFonts w:hint="eastAsia" w:ascii="宋体" w:hAnsi="宋体" w:eastAsia="宋体" w:cs="宋体"/>
-                <w:b w:val="0"/>
-                <w:bCs/>
-                <w:szCs w:val="21"/>
-              </w:rPr>
-              <w:t>}}</w:t>
+                <w:rFonts w:ascii="宋体" w:hAnsi="宋体" w:cs="宋体" w:hint="eastAsia"/>
+                <w:bCs/>
+                <w:szCs w:val="21"/>
+              </w:rPr>
+              <w:t>_result}}</w:t>
             </w:r>
           </w:p>
         </w:tc>
@@ -1546,19 +1231,18 @@
               <w:tl2br w:val="nil"/>
               <w:tr2bl w:val="nil"/>
             </w:tcBorders>
-            <w:noWrap w:val="0"/>
-            <w:vAlign w:val="center"/>
-          </w:tcPr>
-          <w:p>
-            <w:pPr>
-              <w:jc w:val="center"/>
-              <w:rPr>
-                <w:szCs w:val="21"/>
-              </w:rPr>
-            </w:pPr>
-            <w:r>
-              <w:rPr>
-                <w:rFonts w:hint="eastAsia" w:ascii="宋体" w:hAnsi="宋体" w:eastAsia="宋体" w:cs="宋体"/>
+            <w:vAlign w:val="center"/>
+          </w:tcPr>
+          <w:p>
+            <w:pPr>
+              <w:jc w:val="center"/>
+              <w:rPr>
+                <w:szCs w:val="21"/>
+              </w:rPr>
+            </w:pPr>
+            <w:r>
+              <w:rPr>
+                <w:rFonts w:ascii="宋体" w:hAnsi="宋体" w:cs="宋体" w:hint="eastAsia"/>
                 <w:bCs/>
                 <w:szCs w:val="21"/>
               </w:rPr>
@@ -1566,12 +1250,7 @@
             </w:r>
             <w:r>
               <w:rPr>
-                <w:rFonts w:ascii="Segoe UI" w:hAnsi="Segoe UI" w:eastAsia="Segoe UI" w:cs="Segoe UI"/>
-                <w:i w:val="0"/>
-                <w:iCs w:val="0"/>
-                <w:caps w:val="0"/>
-                <w:spacing w:val="0"/>
-                <w:sz w:val="21"/>
+                <w:rFonts w:ascii="Segoe UI" w:eastAsia="Segoe UI" w:hAnsi="Segoe UI" w:cs="Segoe UI"/>
                 <w:szCs w:val="21"/>
                 <w:shd w:val="clear" w:color="auto" w:fill="FAFAFA"/>
               </w:rPr>
@@ -1579,76 +1258,36 @@
             </w:r>
             <w:r>
               <w:rPr>
-                <w:rFonts w:hint="eastAsia" w:ascii="Segoe UI" w:hAnsi="Segoe UI" w:eastAsia="宋体" w:cs="Segoe UI"/>
-                <w:i w:val="0"/>
-                <w:iCs w:val="0"/>
-                <w:caps w:val="0"/>
-                <w:spacing w:val="0"/>
-                <w:sz w:val="21"/>
-                <w:szCs w:val="21"/>
-                <w:shd w:val="clear" w:color="auto" w:fill="FAFAFA"/>
-                <w:lang w:val="en-US" w:eastAsia="zh-CN"/>
+                <w:rFonts w:ascii="Segoe UI" w:hAnsi="Segoe UI" w:cs="Segoe UI" w:hint="eastAsia"/>
+                <w:szCs w:val="21"/>
+                <w:shd w:val="clear" w:color="auto" w:fill="FAFAFA"/>
               </w:rPr>
               <w:t>7</w:t>
             </w:r>
             <w:r>
               <w:rPr>
-                <w:rFonts w:hint="eastAsia" w:ascii="宋体" w:hAnsi="宋体" w:eastAsia="宋体" w:cs="宋体"/>
-                <w:bCs/>
-                <w:szCs w:val="21"/>
-              </w:rPr>
-              <w:t>_</w:t>
-            </w:r>
-            <w:r>
-              <w:rPr>
-                <w:rFonts w:hint="eastAsia" w:ascii="宋体" w:hAnsi="宋体" w:eastAsia="宋体" w:cs="宋体"/>
-                <w:bCs/>
-                <w:szCs w:val="21"/>
-                <w:lang w:val="en-US" w:eastAsia="zh-CN"/>
-              </w:rPr>
-              <w:t>conclusion</w:t>
-            </w:r>
-            <w:r>
-              <w:rPr>
-                <w:rFonts w:hint="eastAsia" w:ascii="宋体" w:hAnsi="宋体" w:eastAsia="宋体" w:cs="宋体"/>
-                <w:bCs/>
-                <w:szCs w:val="21"/>
-              </w:rPr>
-              <w:t>}}</w:t>
+                <w:rFonts w:ascii="宋体" w:hAnsi="宋体" w:cs="宋体" w:hint="eastAsia"/>
+                <w:bCs/>
+                <w:szCs w:val="21"/>
+              </w:rPr>
+              <w:t>_conclusion}}</w:t>
             </w:r>
           </w:p>
         </w:tc>
       </w:tr>
       <w:tr>
-        <w:tblPrEx>
-          <w:tblBorders>
-            <w:top w:val="single" w:color="auto" w:sz="12" w:space="0"/>
-            <w:left w:val="single" w:color="auto" w:sz="12" w:space="0"/>
-            <w:bottom w:val="single" w:color="auto" w:sz="12" w:space="0"/>
-            <w:right w:val="single" w:color="auto" w:sz="12" w:space="0"/>
-            <w:insideH w:val="single" w:color="auto" w:sz="4" w:space="0"/>
-            <w:insideV w:val="single" w:color="auto" w:sz="4" w:space="0"/>
-          </w:tblBorders>
-          <w:tblCellMar>
-            <w:top w:w="0" w:type="dxa"/>
-            <w:left w:w="108" w:type="dxa"/>
-            <w:bottom w:w="0" w:type="dxa"/>
-            <w:right w:w="108" w:type="dxa"/>
-          </w:tblCellMar>
-        </w:tblPrEx>
         <w:trPr>
-          <w:trHeight w:val="454" w:hRule="atLeast"/>
+          <w:trHeight w:val="454"/>
           <w:jc w:val="center"/>
         </w:trPr>
         <w:tc>
           <w:tcPr>
             <w:tcW w:w="1114" w:type="dxa"/>
-            <w:vMerge w:val="continue"/>
-            <w:tcBorders>
-              <w:tl2br w:val="nil"/>
-              <w:tr2bl w:val="nil"/>
-            </w:tcBorders>
-            <w:noWrap w:val="0"/>
+            <w:vMerge/>
+            <w:tcBorders>
+              <w:tl2br w:val="nil"/>
+              <w:tr2bl w:val="nil"/>
+            </w:tcBorders>
             <w:vAlign w:val="center"/>
           </w:tcPr>
           <w:p>
@@ -1667,7 +1306,6 @@
               <w:tl2br w:val="nil"/>
               <w:tr2bl w:val="nil"/>
             </w:tcBorders>
-            <w:noWrap w:val="0"/>
             <w:vAlign w:val="center"/>
           </w:tcPr>
           <w:p>
@@ -1685,15 +1323,10 @@
             </w:r>
             <w:r>
               <w:rPr>
-                <w:rFonts w:ascii="Helvetica" w:hAnsi="Helvetica" w:eastAsia="Helvetica" w:cs="Helvetica"/>
-                <w:i w:val="0"/>
-                <w:iCs w:val="0"/>
-                <w:caps w:val="0"/>
+                <w:rFonts w:ascii="Helvetica" w:eastAsia="Helvetica" w:hAnsi="Helvetica" w:cs="Helvetica"/>
                 <w:color w:val="333333"/>
-                <w:spacing w:val="0"/>
-                <w:sz w:val="21"/>
-                <w:szCs w:val="21"/>
-                <w:shd w:val="clear" w:fill="FFFFFF"/>
+                <w:szCs w:val="21"/>
+                <w:shd w:val="clear" w:color="auto" w:fill="FFFFFF"/>
               </w:rPr>
               <w:t>Δ</w:t>
             </w:r>
@@ -1701,13 +1334,18 @@
               <w:rPr>
                 <w:szCs w:val="21"/>
               </w:rPr>
-              <w:t>T（</w:t>
+              <w:t>T</w:t>
+            </w:r>
+            <w:r>
+              <w:rPr>
+                <w:szCs w:val="21"/>
+              </w:rPr>
+              <w:t>（</w:t>
             </w:r>
             <w:r>
               <w:rPr>
                 <w:rFonts w:hint="eastAsia"/>
                 <w:szCs w:val="21"/>
-                <w:lang w:val="en-US" w:eastAsia="zh-CN"/>
               </w:rPr>
               <w:t>℃</w:t>
             </w:r>
@@ -1727,20 +1365,14 @@
             </w:pPr>
             <w:r>
               <w:rPr>
-                <w:rFonts w:ascii="宋体" w:hAnsi="宋体" w:eastAsia="宋体" w:cs="宋体"/>
+                <w:rFonts w:ascii="宋体" w:hAnsi="宋体" w:cs="宋体"/>
                 <w:sz w:val="24"/>
-                <w:szCs w:val="24"/>
               </w:rPr>
               <w:t>{{$</w:t>
             </w:r>
             <w:r>
               <w:rPr>
-                <w:rFonts w:ascii="Segoe UI" w:hAnsi="Segoe UI" w:eastAsia="Segoe UI" w:cs="Segoe UI"/>
-                <w:i w:val="0"/>
-                <w:iCs w:val="0"/>
-                <w:caps w:val="0"/>
-                <w:spacing w:val="0"/>
-                <w:sz w:val="21"/>
+                <w:rFonts w:ascii="Segoe UI" w:eastAsia="Segoe UI" w:hAnsi="Segoe UI" w:cs="Segoe UI"/>
                 <w:szCs w:val="21"/>
                 <w:shd w:val="clear" w:color="auto" w:fill="FAFAFA"/>
               </w:rPr>
@@ -1748,9 +1380,8 @@
             </w:r>
             <w:r>
               <w:rPr>
-                <w:rFonts w:ascii="宋体" w:hAnsi="宋体" w:eastAsia="宋体" w:cs="宋体"/>
+                <w:rFonts w:ascii="宋体" w:hAnsi="宋体" w:cs="宋体"/>
                 <w:sz w:val="24"/>
-                <w:szCs w:val="24"/>
               </w:rPr>
               <w:t>_show}}</w:t>
             </w:r>
@@ -1764,20 +1395,18 @@
               <w:tl2br w:val="nil"/>
               <w:tr2bl w:val="nil"/>
             </w:tcBorders>
-            <w:noWrap w:val="0"/>
-            <w:vAlign w:val="center"/>
-          </w:tcPr>
-          <w:p>
-            <w:pPr>
-              <w:jc w:val="center"/>
-              <w:rPr>
-                <w:szCs w:val="21"/>
-              </w:rPr>
-            </w:pPr>
-            <w:r>
-              <w:rPr>
-                <w:rFonts w:hint="eastAsia" w:ascii="宋体" w:hAnsi="宋体" w:eastAsia="宋体" w:cs="宋体"/>
-                <w:b w:val="0"/>
+            <w:vAlign w:val="center"/>
+          </w:tcPr>
+          <w:p>
+            <w:pPr>
+              <w:jc w:val="center"/>
+              <w:rPr>
+                <w:szCs w:val="21"/>
+              </w:rPr>
+            </w:pPr>
+            <w:r>
+              <w:rPr>
+                <w:rFonts w:ascii="宋体" w:hAnsi="宋体" w:cs="宋体" w:hint="eastAsia"/>
                 <w:bCs/>
                 <w:szCs w:val="21"/>
               </w:rPr>
@@ -1785,12 +1414,7 @@
             </w:r>
             <w:r>
               <w:rPr>
-                <w:rFonts w:ascii="Segoe UI" w:hAnsi="Segoe UI" w:eastAsia="Segoe UI" w:cs="Segoe UI"/>
-                <w:i w:val="0"/>
-                <w:iCs w:val="0"/>
-                <w:caps w:val="0"/>
-                <w:spacing w:val="0"/>
-                <w:sz w:val="21"/>
+                <w:rFonts w:ascii="Segoe UI" w:eastAsia="Segoe UI" w:hAnsi="Segoe UI" w:cs="Segoe UI"/>
                 <w:szCs w:val="21"/>
                 <w:shd w:val="clear" w:color="auto" w:fill="FAFAFA"/>
               </w:rPr>
@@ -1798,8 +1422,7 @@
             </w:r>
             <w:r>
               <w:rPr>
-                <w:rFonts w:hint="eastAsia" w:ascii="宋体" w:hAnsi="宋体" w:eastAsia="宋体" w:cs="宋体"/>
-                <w:b w:val="0"/>
+                <w:rFonts w:ascii="宋体" w:hAnsi="宋体" w:cs="宋体" w:hint="eastAsia"/>
                 <w:bCs/>
                 <w:szCs w:val="21"/>
               </w:rPr>
@@ -1815,20 +1438,18 @@
               <w:tl2br w:val="nil"/>
               <w:tr2bl w:val="nil"/>
             </w:tcBorders>
-            <w:noWrap w:val="0"/>
-            <w:vAlign w:val="center"/>
-          </w:tcPr>
-          <w:p>
-            <w:pPr>
-              <w:jc w:val="center"/>
-              <w:rPr>
-                <w:szCs w:val="21"/>
-              </w:rPr>
-            </w:pPr>
-            <w:r>
-              <w:rPr>
-                <w:rFonts w:hint="eastAsia" w:ascii="宋体" w:hAnsi="宋体" w:eastAsia="宋体" w:cs="宋体"/>
-                <w:b w:val="0"/>
+            <w:vAlign w:val="center"/>
+          </w:tcPr>
+          <w:p>
+            <w:pPr>
+              <w:jc w:val="center"/>
+              <w:rPr>
+                <w:szCs w:val="21"/>
+              </w:rPr>
+            </w:pPr>
+            <w:r>
+              <w:rPr>
+                <w:rFonts w:ascii="宋体" w:hAnsi="宋体" w:cs="宋体" w:hint="eastAsia"/>
                 <w:bCs/>
                 <w:szCs w:val="21"/>
               </w:rPr>
@@ -1836,12 +1457,7 @@
             </w:r>
             <w:r>
               <w:rPr>
-                <w:rFonts w:ascii="Segoe UI" w:hAnsi="Segoe UI" w:eastAsia="Segoe UI" w:cs="Segoe UI"/>
-                <w:i w:val="0"/>
-                <w:iCs w:val="0"/>
-                <w:caps w:val="0"/>
-                <w:spacing w:val="0"/>
-                <w:sz w:val="21"/>
+                <w:rFonts w:ascii="Segoe UI" w:eastAsia="Segoe UI" w:hAnsi="Segoe UI" w:cs="Segoe UI"/>
                 <w:szCs w:val="21"/>
                 <w:shd w:val="clear" w:color="auto" w:fill="FAFAFA"/>
               </w:rPr>
@@ -1849,31 +1465,11 @@
             </w:r>
             <w:r>
               <w:rPr>
-                <w:rFonts w:hint="eastAsia" w:ascii="宋体" w:hAnsi="宋体" w:eastAsia="宋体" w:cs="宋体"/>
-                <w:b w:val="0"/>
-                <w:bCs/>
-                <w:szCs w:val="21"/>
-              </w:rPr>
-              <w:t>_</w:t>
-            </w:r>
-            <w:r>
-              <w:rPr>
-                <w:rFonts w:hint="eastAsia" w:ascii="宋体" w:hAnsi="宋体" w:eastAsia="宋体" w:cs="宋体"/>
-                <w:b w:val="0"/>
-                <w:bCs/>
-                <w:szCs w:val="21"/>
-                <w:lang w:val="en-US" w:eastAsia="zh-CN"/>
-              </w:rPr>
-              <w:t>result</w:t>
-            </w:r>
-            <w:r>
-              <w:rPr>
-                <w:rFonts w:hint="eastAsia" w:ascii="宋体" w:hAnsi="宋体" w:eastAsia="宋体" w:cs="宋体"/>
-                <w:b w:val="0"/>
-                <w:bCs/>
-                <w:szCs w:val="21"/>
-              </w:rPr>
-              <w:t>}}</w:t>
+                <w:rFonts w:ascii="宋体" w:hAnsi="宋体" w:cs="宋体" w:hint="eastAsia"/>
+                <w:bCs/>
+                <w:szCs w:val="21"/>
+              </w:rPr>
+              <w:t>_result}}</w:t>
             </w:r>
           </w:p>
         </w:tc>
@@ -1884,19 +1480,18 @@
               <w:tl2br w:val="nil"/>
               <w:tr2bl w:val="nil"/>
             </w:tcBorders>
-            <w:noWrap w:val="0"/>
-            <w:vAlign w:val="center"/>
-          </w:tcPr>
-          <w:p>
-            <w:pPr>
-              <w:jc w:val="center"/>
-              <w:rPr>
-                <w:szCs w:val="21"/>
-              </w:rPr>
-            </w:pPr>
-            <w:r>
-              <w:rPr>
-                <w:rFonts w:hint="eastAsia" w:ascii="宋体" w:hAnsi="宋体" w:eastAsia="宋体" w:cs="宋体"/>
+            <w:vAlign w:val="center"/>
+          </w:tcPr>
+          <w:p>
+            <w:pPr>
+              <w:jc w:val="center"/>
+              <w:rPr>
+                <w:szCs w:val="21"/>
+              </w:rPr>
+            </w:pPr>
+            <w:r>
+              <w:rPr>
+                <w:rFonts w:ascii="宋体" w:hAnsi="宋体" w:cs="宋体" w:hint="eastAsia"/>
                 <w:bCs/>
                 <w:szCs w:val="21"/>
               </w:rPr>
@@ -1904,12 +1499,7 @@
             </w:r>
             <w:r>
               <w:rPr>
-                <w:rFonts w:ascii="Segoe UI" w:hAnsi="Segoe UI" w:eastAsia="Segoe UI" w:cs="Segoe UI"/>
-                <w:i w:val="0"/>
-                <w:iCs w:val="0"/>
-                <w:caps w:val="0"/>
-                <w:spacing w:val="0"/>
-                <w:sz w:val="21"/>
+                <w:rFonts w:ascii="Segoe UI" w:eastAsia="Segoe UI" w:hAnsi="Segoe UI" w:cs="Segoe UI"/>
                 <w:szCs w:val="21"/>
                 <w:shd w:val="clear" w:color="auto" w:fill="FAFAFA"/>
               </w:rPr>
@@ -1917,76 +1507,36 @@
             </w:r>
             <w:r>
               <w:rPr>
-                <w:rFonts w:hint="eastAsia" w:ascii="Segoe UI" w:hAnsi="Segoe UI" w:eastAsia="宋体" w:cs="Segoe UI"/>
-                <w:i w:val="0"/>
-                <w:iCs w:val="0"/>
-                <w:caps w:val="0"/>
-                <w:spacing w:val="0"/>
-                <w:sz w:val="21"/>
-                <w:szCs w:val="21"/>
-                <w:shd w:val="clear" w:color="auto" w:fill="FAFAFA"/>
-                <w:lang w:val="en-US" w:eastAsia="zh-CN"/>
+                <w:rFonts w:ascii="Segoe UI" w:hAnsi="Segoe UI" w:cs="Segoe UI" w:hint="eastAsia"/>
+                <w:szCs w:val="21"/>
+                <w:shd w:val="clear" w:color="auto" w:fill="FAFAFA"/>
               </w:rPr>
               <w:t>1</w:t>
             </w:r>
             <w:r>
               <w:rPr>
-                <w:rFonts w:hint="eastAsia" w:ascii="宋体" w:hAnsi="宋体" w:eastAsia="宋体" w:cs="宋体"/>
-                <w:bCs/>
-                <w:szCs w:val="21"/>
-              </w:rPr>
-              <w:t>_</w:t>
-            </w:r>
-            <w:r>
-              <w:rPr>
-                <w:rFonts w:hint="eastAsia" w:ascii="宋体" w:hAnsi="宋体" w:eastAsia="宋体" w:cs="宋体"/>
-                <w:bCs/>
-                <w:szCs w:val="21"/>
-                <w:lang w:val="en-US" w:eastAsia="zh-CN"/>
-              </w:rPr>
-              <w:t>conclusion</w:t>
-            </w:r>
-            <w:r>
-              <w:rPr>
-                <w:rFonts w:hint="eastAsia" w:ascii="宋体" w:hAnsi="宋体" w:eastAsia="宋体" w:cs="宋体"/>
-                <w:bCs/>
-                <w:szCs w:val="21"/>
-              </w:rPr>
-              <w:t>}}</w:t>
+                <w:rFonts w:ascii="宋体" w:hAnsi="宋体" w:cs="宋体" w:hint="eastAsia"/>
+                <w:bCs/>
+                <w:szCs w:val="21"/>
+              </w:rPr>
+              <w:t>_conclusion}}</w:t>
             </w:r>
           </w:p>
         </w:tc>
       </w:tr>
       <w:tr>
-        <w:tblPrEx>
-          <w:tblBorders>
-            <w:top w:val="single" w:color="auto" w:sz="12" w:space="0"/>
-            <w:left w:val="single" w:color="auto" w:sz="12" w:space="0"/>
-            <w:bottom w:val="single" w:color="auto" w:sz="12" w:space="0"/>
-            <w:right w:val="single" w:color="auto" w:sz="12" w:space="0"/>
-            <w:insideH w:val="single" w:color="auto" w:sz="4" w:space="0"/>
-            <w:insideV w:val="single" w:color="auto" w:sz="4" w:space="0"/>
-          </w:tblBorders>
-          <w:tblCellMar>
-            <w:top w:w="0" w:type="dxa"/>
-            <w:left w:w="108" w:type="dxa"/>
-            <w:bottom w:w="0" w:type="dxa"/>
-            <w:right w:w="108" w:type="dxa"/>
-          </w:tblCellMar>
-        </w:tblPrEx>
         <w:trPr>
-          <w:trHeight w:val="454" w:hRule="atLeast"/>
+          <w:trHeight w:val="454"/>
           <w:jc w:val="center"/>
         </w:trPr>
         <w:tc>
           <w:tcPr>
             <w:tcW w:w="1114" w:type="dxa"/>
-            <w:vMerge w:val="continue"/>
-            <w:tcBorders>
-              <w:tl2br w:val="nil"/>
-              <w:tr2bl w:val="nil"/>
-            </w:tcBorders>
-            <w:noWrap w:val="0"/>
+            <w:vMerge/>
+            <w:tcBorders>
+              <w:tl2br w:val="nil"/>
+              <w:tr2bl w:val="nil"/>
+            </w:tcBorders>
             <w:vAlign w:val="center"/>
           </w:tcPr>
           <w:p>
@@ -2005,21 +1555,26 @@
               <w:tl2br w:val="nil"/>
               <w:tr2bl w:val="nil"/>
             </w:tcBorders>
-            <w:noWrap w:val="0"/>
-            <w:vAlign w:val="center"/>
-          </w:tcPr>
-          <w:p>
-            <w:pPr>
-              <w:jc w:val="center"/>
-              <w:rPr>
-                <w:szCs w:val="21"/>
-              </w:rPr>
-            </w:pPr>
-            <w:r>
-              <w:rPr>
-                <w:szCs w:val="21"/>
-              </w:rPr>
-              <w:t>持续燃烧时间t</w:t>
+            <w:vAlign w:val="center"/>
+          </w:tcPr>
+          <w:p>
+            <w:pPr>
+              <w:jc w:val="center"/>
+              <w:rPr>
+                <w:szCs w:val="21"/>
+              </w:rPr>
+            </w:pPr>
+            <w:r>
+              <w:rPr>
+                <w:szCs w:val="21"/>
+              </w:rPr>
+              <w:t>持续燃烧时间</w:t>
+            </w:r>
+            <w:r>
+              <w:rPr>
+                <w:szCs w:val="21"/>
+              </w:rPr>
+              <w:t>t</w:t>
             </w:r>
             <w:r>
               <w:rPr>
@@ -2032,32 +1587,38 @@
               <w:rPr>
                 <w:szCs w:val="21"/>
               </w:rPr>
-              <w:t>（s）</w:t>
-            </w:r>
-          </w:p>
-          <w:p>
-            <w:pPr>
-              <w:jc w:val="center"/>
-              <w:rPr>
-                <w:szCs w:val="21"/>
-              </w:rPr>
-            </w:pPr>
-            <w:r>
-              <w:rPr>
-                <w:rFonts w:ascii="宋体" w:hAnsi="宋体" w:eastAsia="宋体" w:cs="宋体"/>
+              <w:t>（</w:t>
+            </w:r>
+            <w:r>
+              <w:rPr>
+                <w:szCs w:val="21"/>
+              </w:rPr>
+              <w:t>s</w:t>
+            </w:r>
+            <w:r>
+              <w:rPr>
+                <w:szCs w:val="21"/>
+              </w:rPr>
+              <w:t>）</w:t>
+            </w:r>
+          </w:p>
+          <w:p>
+            <w:pPr>
+              <w:jc w:val="center"/>
+              <w:rPr>
+                <w:szCs w:val="21"/>
+              </w:rPr>
+            </w:pPr>
+            <w:r>
+              <w:rPr>
+                <w:rFonts w:ascii="宋体" w:hAnsi="宋体" w:cs="宋体"/>
                 <w:sz w:val="24"/>
-                <w:szCs w:val="24"/>
               </w:rPr>
               <w:t>{{$</w:t>
             </w:r>
             <w:r>
               <w:rPr>
-                <w:rFonts w:ascii="Segoe UI" w:hAnsi="Segoe UI" w:eastAsia="Segoe UI" w:cs="Segoe UI"/>
-                <w:i w:val="0"/>
-                <w:iCs w:val="0"/>
-                <w:caps w:val="0"/>
-                <w:spacing w:val="0"/>
-                <w:sz w:val="21"/>
+                <w:rFonts w:ascii="Segoe UI" w:eastAsia="Segoe UI" w:hAnsi="Segoe UI" w:cs="Segoe UI"/>
                 <w:szCs w:val="21"/>
                 <w:shd w:val="clear" w:color="auto" w:fill="FAFAFA"/>
               </w:rPr>
@@ -2065,23 +1626,16 @@
             </w:r>
             <w:r>
               <w:rPr>
-                <w:rFonts w:hint="eastAsia" w:ascii="Segoe UI" w:hAnsi="Segoe UI" w:cs="Segoe UI"/>
-                <w:i w:val="0"/>
-                <w:iCs w:val="0"/>
-                <w:caps w:val="0"/>
-                <w:spacing w:val="0"/>
-                <w:sz w:val="21"/>
-                <w:szCs w:val="21"/>
-                <w:shd w:val="clear" w:color="auto" w:fill="FAFAFA"/>
-                <w:lang w:val="en-US" w:eastAsia="zh-CN"/>
+                <w:rFonts w:ascii="Segoe UI" w:hAnsi="Segoe UI" w:cs="Segoe UI" w:hint="eastAsia"/>
+                <w:szCs w:val="21"/>
+                <w:shd w:val="clear" w:color="auto" w:fill="FAFAFA"/>
               </w:rPr>
               <w:t>2</w:t>
             </w:r>
             <w:r>
               <w:rPr>
-                <w:rFonts w:ascii="宋体" w:hAnsi="宋体" w:eastAsia="宋体" w:cs="宋体"/>
+                <w:rFonts w:ascii="宋体" w:hAnsi="宋体" w:cs="宋体"/>
                 <w:sz w:val="24"/>
-                <w:szCs w:val="24"/>
               </w:rPr>
               <w:t>_show}}</w:t>
             </w:r>
@@ -2095,23 +1649,20 @@
               <w:tl2br w:val="nil"/>
               <w:tr2bl w:val="nil"/>
             </w:tcBorders>
-            <w:noWrap w:val="0"/>
-            <w:vAlign w:val="center"/>
-          </w:tcPr>
-          <w:p>
-            <w:pPr>
-              <w:jc w:val="center"/>
-              <w:rPr>
-                <w:rFonts w:hint="eastAsia" w:ascii="宋体" w:hAnsi="宋体" w:eastAsia="宋体" w:cs="宋体"/>
-                <w:b w:val="0"/>
-                <w:bCs/>
-                <w:szCs w:val="21"/>
-              </w:rPr>
-            </w:pPr>
-            <w:r>
-              <w:rPr>
-                <w:rFonts w:hint="eastAsia" w:ascii="宋体" w:hAnsi="宋体" w:eastAsia="宋体" w:cs="宋体"/>
-                <w:b w:val="0"/>
+            <w:vAlign w:val="center"/>
+          </w:tcPr>
+          <w:p>
+            <w:pPr>
+              <w:jc w:val="center"/>
+              <w:rPr>
+                <w:rFonts w:ascii="宋体" w:hAnsi="宋体" w:cs="宋体" w:hint="eastAsia"/>
+                <w:bCs/>
+                <w:szCs w:val="21"/>
+              </w:rPr>
+            </w:pPr>
+            <w:r>
+              <w:rPr>
+                <w:rFonts w:ascii="宋体" w:hAnsi="宋体" w:cs="宋体" w:hint="eastAsia"/>
                 <w:bCs/>
                 <w:szCs w:val="21"/>
               </w:rPr>
@@ -2119,12 +1670,7 @@
             </w:r>
             <w:r>
               <w:rPr>
-                <w:rFonts w:ascii="Segoe UI" w:hAnsi="Segoe UI" w:eastAsia="Segoe UI" w:cs="Segoe UI"/>
-                <w:i w:val="0"/>
-                <w:iCs w:val="0"/>
-                <w:caps w:val="0"/>
-                <w:spacing w:val="0"/>
-                <w:sz w:val="21"/>
+                <w:rFonts w:ascii="Segoe UI" w:eastAsia="Segoe UI" w:hAnsi="Segoe UI" w:cs="Segoe UI"/>
                 <w:szCs w:val="21"/>
                 <w:shd w:val="clear" w:color="auto" w:fill="FAFAFA"/>
               </w:rPr>
@@ -2132,22 +1678,15 @@
             </w:r>
             <w:r>
               <w:rPr>
-                <w:rFonts w:hint="eastAsia" w:ascii="Segoe UI" w:hAnsi="Segoe UI" w:cs="Segoe UI"/>
-                <w:i w:val="0"/>
-                <w:iCs w:val="0"/>
-                <w:caps w:val="0"/>
-                <w:spacing w:val="0"/>
-                <w:sz w:val="21"/>
-                <w:szCs w:val="21"/>
-                <w:shd w:val="clear" w:color="auto" w:fill="FAFAFA"/>
-                <w:lang w:val="en-US" w:eastAsia="zh-CN"/>
+                <w:rFonts w:ascii="Segoe UI" w:hAnsi="Segoe UI" w:cs="Segoe UI" w:hint="eastAsia"/>
+                <w:szCs w:val="21"/>
+                <w:shd w:val="clear" w:color="auto" w:fill="FAFAFA"/>
               </w:rPr>
               <w:t>2</w:t>
             </w:r>
             <w:r>
               <w:rPr>
-                <w:rFonts w:hint="eastAsia" w:ascii="宋体" w:hAnsi="宋体" w:eastAsia="宋体" w:cs="宋体"/>
-                <w:b w:val="0"/>
+                <w:rFonts w:ascii="宋体" w:hAnsi="宋体" w:cs="宋体" w:hint="eastAsia"/>
                 <w:bCs/>
                 <w:szCs w:val="21"/>
               </w:rPr>
@@ -2163,23 +1702,20 @@
               <w:tl2br w:val="nil"/>
               <w:tr2bl w:val="nil"/>
             </w:tcBorders>
-            <w:noWrap w:val="0"/>
-            <w:vAlign w:val="center"/>
-          </w:tcPr>
-          <w:p>
-            <w:pPr>
-              <w:jc w:val="center"/>
-              <w:rPr>
-                <w:rFonts w:hint="eastAsia" w:ascii="宋体" w:hAnsi="宋体" w:eastAsia="宋体" w:cs="宋体"/>
-                <w:b w:val="0"/>
-                <w:bCs/>
-                <w:szCs w:val="21"/>
-              </w:rPr>
-            </w:pPr>
-            <w:r>
-              <w:rPr>
-                <w:rFonts w:hint="eastAsia" w:ascii="宋体" w:hAnsi="宋体" w:eastAsia="宋体" w:cs="宋体"/>
-                <w:b w:val="0"/>
+            <w:vAlign w:val="center"/>
+          </w:tcPr>
+          <w:p>
+            <w:pPr>
+              <w:jc w:val="center"/>
+              <w:rPr>
+                <w:rFonts w:ascii="宋体" w:hAnsi="宋体" w:cs="宋体" w:hint="eastAsia"/>
+                <w:bCs/>
+                <w:szCs w:val="21"/>
+              </w:rPr>
+            </w:pPr>
+            <w:r>
+              <w:rPr>
+                <w:rFonts w:ascii="宋体" w:hAnsi="宋体" w:cs="宋体" w:hint="eastAsia"/>
                 <w:bCs/>
                 <w:szCs w:val="21"/>
               </w:rPr>
@@ -2187,12 +1723,7 @@
             </w:r>
             <w:r>
               <w:rPr>
-                <w:rFonts w:ascii="Segoe UI" w:hAnsi="Segoe UI" w:eastAsia="Segoe UI" w:cs="Segoe UI"/>
-                <w:i w:val="0"/>
-                <w:iCs w:val="0"/>
-                <w:caps w:val="0"/>
-                <w:spacing w:val="0"/>
-                <w:sz w:val="21"/>
+                <w:rFonts w:ascii="Segoe UI" w:eastAsia="Segoe UI" w:hAnsi="Segoe UI" w:cs="Segoe UI"/>
                 <w:szCs w:val="21"/>
                 <w:shd w:val="clear" w:color="auto" w:fill="FAFAFA"/>
               </w:rPr>
@@ -2200,45 +1731,19 @@
             </w:r>
             <w:r>
               <w:rPr>
-                <w:rFonts w:hint="eastAsia" w:ascii="Segoe UI" w:hAnsi="Segoe UI" w:cs="Segoe UI"/>
-                <w:i w:val="0"/>
-                <w:iCs w:val="0"/>
-                <w:caps w:val="0"/>
-                <w:spacing w:val="0"/>
-                <w:sz w:val="21"/>
-                <w:szCs w:val="21"/>
-                <w:shd w:val="clear" w:color="auto" w:fill="FAFAFA"/>
-                <w:lang w:val="en-US" w:eastAsia="zh-CN"/>
+                <w:rFonts w:ascii="Segoe UI" w:hAnsi="Segoe UI" w:cs="Segoe UI" w:hint="eastAsia"/>
+                <w:szCs w:val="21"/>
+                <w:shd w:val="clear" w:color="auto" w:fill="FAFAFA"/>
               </w:rPr>
               <w:t>2</w:t>
             </w:r>
             <w:r>
               <w:rPr>
-                <w:rFonts w:hint="eastAsia" w:ascii="宋体" w:hAnsi="宋体" w:eastAsia="宋体" w:cs="宋体"/>
-                <w:b w:val="0"/>
-                <w:bCs/>
-                <w:szCs w:val="21"/>
-              </w:rPr>
-              <w:t>_</w:t>
-            </w:r>
-            <w:r>
-              <w:rPr>
-                <w:rFonts w:hint="eastAsia" w:ascii="宋体" w:hAnsi="宋体" w:eastAsia="宋体" w:cs="宋体"/>
-                <w:b w:val="0"/>
-                <w:bCs/>
-                <w:szCs w:val="21"/>
-                <w:lang w:val="en-US" w:eastAsia="zh-CN"/>
-              </w:rPr>
-              <w:t>result</w:t>
-            </w:r>
-            <w:r>
-              <w:rPr>
-                <w:rFonts w:hint="eastAsia" w:ascii="宋体" w:hAnsi="宋体" w:eastAsia="宋体" w:cs="宋体"/>
-                <w:b w:val="0"/>
-                <w:bCs/>
-                <w:szCs w:val="21"/>
-              </w:rPr>
-              <w:t>}}</w:t>
+                <w:rFonts w:ascii="宋体" w:hAnsi="宋体" w:cs="宋体" w:hint="eastAsia"/>
+                <w:bCs/>
+                <w:szCs w:val="21"/>
+              </w:rPr>
+              <w:t>_result}}</w:t>
             </w:r>
           </w:p>
         </w:tc>
@@ -2249,19 +1754,18 @@
               <w:tl2br w:val="nil"/>
               <w:tr2bl w:val="nil"/>
             </w:tcBorders>
-            <w:noWrap w:val="0"/>
-            <w:vAlign w:val="center"/>
-          </w:tcPr>
-          <w:p>
-            <w:pPr>
-              <w:jc w:val="center"/>
-              <w:rPr>
-                <w:szCs w:val="21"/>
-              </w:rPr>
-            </w:pPr>
-            <w:r>
-              <w:rPr>
-                <w:rFonts w:hint="eastAsia" w:ascii="宋体" w:hAnsi="宋体" w:eastAsia="宋体" w:cs="宋体"/>
+            <w:vAlign w:val="center"/>
+          </w:tcPr>
+          <w:p>
+            <w:pPr>
+              <w:jc w:val="center"/>
+              <w:rPr>
+                <w:szCs w:val="21"/>
+              </w:rPr>
+            </w:pPr>
+            <w:r>
+              <w:rPr>
+                <w:rFonts w:ascii="宋体" w:hAnsi="宋体" w:cs="宋体" w:hint="eastAsia"/>
                 <w:bCs/>
                 <w:szCs w:val="21"/>
               </w:rPr>
@@ -2269,12 +1773,7 @@
             </w:r>
             <w:r>
               <w:rPr>
-                <w:rFonts w:ascii="Segoe UI" w:hAnsi="Segoe UI" w:eastAsia="Segoe UI" w:cs="Segoe UI"/>
-                <w:i w:val="0"/>
-                <w:iCs w:val="0"/>
-                <w:caps w:val="0"/>
-                <w:spacing w:val="0"/>
-                <w:sz w:val="21"/>
+                <w:rFonts w:ascii="Segoe UI" w:eastAsia="Segoe UI" w:hAnsi="Segoe UI" w:cs="Segoe UI"/>
                 <w:szCs w:val="21"/>
                 <w:shd w:val="clear" w:color="auto" w:fill="FAFAFA"/>
               </w:rPr>
@@ -2282,76 +1781,36 @@
             </w:r>
             <w:r>
               <w:rPr>
-                <w:rFonts w:hint="eastAsia" w:ascii="Segoe UI" w:hAnsi="Segoe UI" w:eastAsia="宋体" w:cs="Segoe UI"/>
-                <w:i w:val="0"/>
-                <w:iCs w:val="0"/>
-                <w:caps w:val="0"/>
-                <w:spacing w:val="0"/>
-                <w:sz w:val="21"/>
-                <w:szCs w:val="21"/>
-                <w:shd w:val="clear" w:color="auto" w:fill="FAFAFA"/>
-                <w:lang w:val="en-US" w:eastAsia="zh-CN"/>
+                <w:rFonts w:ascii="Segoe UI" w:hAnsi="Segoe UI" w:cs="Segoe UI" w:hint="eastAsia"/>
+                <w:szCs w:val="21"/>
+                <w:shd w:val="clear" w:color="auto" w:fill="FAFAFA"/>
               </w:rPr>
               <w:t>2</w:t>
             </w:r>
             <w:r>
               <w:rPr>
-                <w:rFonts w:hint="eastAsia" w:ascii="宋体" w:hAnsi="宋体" w:eastAsia="宋体" w:cs="宋体"/>
-                <w:bCs/>
-                <w:szCs w:val="21"/>
-              </w:rPr>
-              <w:t>_</w:t>
-            </w:r>
-            <w:r>
-              <w:rPr>
-                <w:rFonts w:hint="eastAsia" w:ascii="宋体" w:hAnsi="宋体" w:eastAsia="宋体" w:cs="宋体"/>
-                <w:bCs/>
-                <w:szCs w:val="21"/>
-                <w:lang w:val="en-US" w:eastAsia="zh-CN"/>
-              </w:rPr>
-              <w:t>conclusion</w:t>
-            </w:r>
-            <w:r>
-              <w:rPr>
-                <w:rFonts w:hint="eastAsia" w:ascii="宋体" w:hAnsi="宋体" w:eastAsia="宋体" w:cs="宋体"/>
-                <w:bCs/>
-                <w:szCs w:val="21"/>
-              </w:rPr>
-              <w:t>}}</w:t>
+                <w:rFonts w:ascii="宋体" w:hAnsi="宋体" w:cs="宋体" w:hint="eastAsia"/>
+                <w:bCs/>
+                <w:szCs w:val="21"/>
+              </w:rPr>
+              <w:t>_conclusion}}</w:t>
             </w:r>
           </w:p>
         </w:tc>
       </w:tr>
       <w:tr>
-        <w:tblPrEx>
-          <w:tblBorders>
-            <w:top w:val="single" w:color="auto" w:sz="12" w:space="0"/>
-            <w:left w:val="single" w:color="auto" w:sz="12" w:space="0"/>
-            <w:bottom w:val="single" w:color="auto" w:sz="12" w:space="0"/>
-            <w:right w:val="single" w:color="auto" w:sz="12" w:space="0"/>
-            <w:insideH w:val="single" w:color="auto" w:sz="4" w:space="0"/>
-            <w:insideV w:val="single" w:color="auto" w:sz="4" w:space="0"/>
-          </w:tblBorders>
-          <w:tblCellMar>
-            <w:top w:w="0" w:type="dxa"/>
-            <w:left w:w="108" w:type="dxa"/>
-            <w:bottom w:w="0" w:type="dxa"/>
-            <w:right w:w="108" w:type="dxa"/>
-          </w:tblCellMar>
-        </w:tblPrEx>
         <w:trPr>
-          <w:trHeight w:val="454" w:hRule="atLeast"/>
+          <w:trHeight w:val="454"/>
           <w:jc w:val="center"/>
         </w:trPr>
         <w:tc>
           <w:tcPr>
             <w:tcW w:w="1114" w:type="dxa"/>
-            <w:vMerge w:val="continue"/>
-            <w:tcBorders>
-              <w:tl2br w:val="nil"/>
-              <w:tr2bl w:val="nil"/>
-            </w:tcBorders>
-            <w:noWrap w:val="0"/>
+            <w:vMerge/>
+            <w:tcBorders>
+              <w:tl2br w:val="nil"/>
+              <w:tr2bl w:val="nil"/>
+            </w:tcBorders>
             <w:vAlign w:val="center"/>
           </w:tcPr>
           <w:p>
@@ -2370,7 +1829,6 @@
               <w:tl2br w:val="nil"/>
               <w:tr2bl w:val="nil"/>
             </w:tcBorders>
-            <w:noWrap w:val="0"/>
             <w:vAlign w:val="center"/>
           </w:tcPr>
           <w:p>
@@ -2388,15 +1846,10 @@
             </w:r>
             <w:r>
               <w:rPr>
-                <w:rFonts w:ascii="Helvetica" w:hAnsi="Helvetica" w:eastAsia="Helvetica" w:cs="Helvetica"/>
-                <w:i w:val="0"/>
-                <w:iCs w:val="0"/>
-                <w:caps w:val="0"/>
+                <w:rFonts w:ascii="Helvetica" w:eastAsia="Helvetica" w:hAnsi="Helvetica" w:cs="Helvetica"/>
                 <w:color w:val="333333"/>
-                <w:spacing w:val="0"/>
-                <w:sz w:val="21"/>
-                <w:szCs w:val="21"/>
-                <w:shd w:val="clear" w:fill="FFFFFF"/>
+                <w:szCs w:val="21"/>
+                <w:shd w:val="clear" w:color="auto" w:fill="FFFFFF"/>
               </w:rPr>
               <w:t>Δ</w:t>
             </w:r>
@@ -2404,32 +1857,44 @@
               <w:rPr>
                 <w:szCs w:val="21"/>
               </w:rPr>
-              <w:t>m（%）</w:t>
-            </w:r>
-          </w:p>
-          <w:p>
-            <w:pPr>
-              <w:jc w:val="center"/>
-              <w:rPr>
-                <w:szCs w:val="21"/>
-              </w:rPr>
-            </w:pPr>
-            <w:r>
-              <w:rPr>
-                <w:rFonts w:ascii="宋体" w:hAnsi="宋体" w:eastAsia="宋体" w:cs="宋体"/>
+              <w:t>m</w:t>
+            </w:r>
+            <w:r>
+              <w:rPr>
+                <w:szCs w:val="21"/>
+              </w:rPr>
+              <w:t>（</w:t>
+            </w:r>
+            <w:r>
+              <w:rPr>
+                <w:szCs w:val="21"/>
+              </w:rPr>
+              <w:t>%</w:t>
+            </w:r>
+            <w:r>
+              <w:rPr>
+                <w:szCs w:val="21"/>
+              </w:rPr>
+              <w:t>）</w:t>
+            </w:r>
+          </w:p>
+          <w:p>
+            <w:pPr>
+              <w:jc w:val="center"/>
+              <w:rPr>
+                <w:szCs w:val="21"/>
+              </w:rPr>
+            </w:pPr>
+            <w:r>
+              <w:rPr>
+                <w:rFonts w:ascii="宋体" w:hAnsi="宋体" w:cs="宋体"/>
                 <w:sz w:val="24"/>
-                <w:szCs w:val="24"/>
               </w:rPr>
               <w:t>{{$</w:t>
             </w:r>
             <w:r>
               <w:rPr>
-                <w:rFonts w:ascii="Segoe UI" w:hAnsi="Segoe UI" w:eastAsia="Segoe UI" w:cs="Segoe UI"/>
-                <w:i w:val="0"/>
-                <w:iCs w:val="0"/>
-                <w:caps w:val="0"/>
-                <w:spacing w:val="0"/>
-                <w:sz w:val="21"/>
+                <w:rFonts w:ascii="Segoe UI" w:eastAsia="Segoe UI" w:hAnsi="Segoe UI" w:cs="Segoe UI"/>
                 <w:szCs w:val="21"/>
                 <w:shd w:val="clear" w:color="auto" w:fill="FAFAFA"/>
               </w:rPr>
@@ -2437,23 +1902,16 @@
             </w:r>
             <w:r>
               <w:rPr>
-                <w:rFonts w:hint="eastAsia" w:ascii="Segoe UI" w:hAnsi="Segoe UI" w:cs="Segoe UI"/>
-                <w:i w:val="0"/>
-                <w:iCs w:val="0"/>
-                <w:caps w:val="0"/>
-                <w:spacing w:val="0"/>
-                <w:sz w:val="21"/>
-                <w:szCs w:val="21"/>
-                <w:shd w:val="clear" w:color="auto" w:fill="FAFAFA"/>
-                <w:lang w:val="en-US" w:eastAsia="zh-CN"/>
+                <w:rFonts w:ascii="Segoe UI" w:hAnsi="Segoe UI" w:cs="Segoe UI" w:hint="eastAsia"/>
+                <w:szCs w:val="21"/>
+                <w:shd w:val="clear" w:color="auto" w:fill="FAFAFA"/>
               </w:rPr>
               <w:t>3</w:t>
             </w:r>
             <w:r>
               <w:rPr>
-                <w:rFonts w:ascii="宋体" w:hAnsi="宋体" w:eastAsia="宋体" w:cs="宋体"/>
+                <w:rFonts w:ascii="宋体" w:hAnsi="宋体" w:cs="宋体"/>
                 <w:sz w:val="24"/>
-                <w:szCs w:val="24"/>
               </w:rPr>
               <w:t>_show}}</w:t>
             </w:r>
@@ -2467,23 +1925,20 @@
               <w:tl2br w:val="nil"/>
               <w:tr2bl w:val="nil"/>
             </w:tcBorders>
-            <w:noWrap w:val="0"/>
-            <w:vAlign w:val="center"/>
-          </w:tcPr>
-          <w:p>
-            <w:pPr>
-              <w:jc w:val="center"/>
-              <w:rPr>
-                <w:rFonts w:hint="eastAsia" w:ascii="宋体" w:hAnsi="宋体" w:eastAsia="宋体" w:cs="宋体"/>
-                <w:b w:val="0"/>
-                <w:bCs/>
-                <w:szCs w:val="21"/>
-              </w:rPr>
-            </w:pPr>
-            <w:r>
-              <w:rPr>
-                <w:rFonts w:hint="eastAsia" w:ascii="宋体" w:hAnsi="宋体" w:eastAsia="宋体" w:cs="宋体"/>
-                <w:b w:val="0"/>
+            <w:vAlign w:val="center"/>
+          </w:tcPr>
+          <w:p>
+            <w:pPr>
+              <w:jc w:val="center"/>
+              <w:rPr>
+                <w:rFonts w:ascii="宋体" w:hAnsi="宋体" w:cs="宋体" w:hint="eastAsia"/>
+                <w:bCs/>
+                <w:szCs w:val="21"/>
+              </w:rPr>
+            </w:pPr>
+            <w:r>
+              <w:rPr>
+                <w:rFonts w:ascii="宋体" w:hAnsi="宋体" w:cs="宋体" w:hint="eastAsia"/>
                 <w:bCs/>
                 <w:szCs w:val="21"/>
               </w:rPr>
@@ -2491,12 +1946,7 @@
             </w:r>
             <w:r>
               <w:rPr>
-                <w:rFonts w:ascii="Segoe UI" w:hAnsi="Segoe UI" w:eastAsia="Segoe UI" w:cs="Segoe UI"/>
-                <w:i w:val="0"/>
-                <w:iCs w:val="0"/>
-                <w:caps w:val="0"/>
-                <w:spacing w:val="0"/>
-                <w:sz w:val="21"/>
+                <w:rFonts w:ascii="Segoe UI" w:eastAsia="Segoe UI" w:hAnsi="Segoe UI" w:cs="Segoe UI"/>
                 <w:szCs w:val="21"/>
                 <w:shd w:val="clear" w:color="auto" w:fill="FAFAFA"/>
               </w:rPr>
@@ -2504,22 +1954,15 @@
             </w:r>
             <w:r>
               <w:rPr>
-                <w:rFonts w:hint="eastAsia" w:ascii="Segoe UI" w:hAnsi="Segoe UI" w:cs="Segoe UI"/>
-                <w:i w:val="0"/>
-                <w:iCs w:val="0"/>
-                <w:caps w:val="0"/>
-                <w:spacing w:val="0"/>
-                <w:sz w:val="21"/>
-                <w:szCs w:val="21"/>
-                <w:shd w:val="clear" w:color="auto" w:fill="FAFAFA"/>
-                <w:lang w:val="en-US" w:eastAsia="zh-CN"/>
+                <w:rFonts w:ascii="Segoe UI" w:hAnsi="Segoe UI" w:cs="Segoe UI" w:hint="eastAsia"/>
+                <w:szCs w:val="21"/>
+                <w:shd w:val="clear" w:color="auto" w:fill="FAFAFA"/>
               </w:rPr>
               <w:t>3</w:t>
             </w:r>
             <w:r>
               <w:rPr>
-                <w:rFonts w:hint="eastAsia" w:ascii="宋体" w:hAnsi="宋体" w:eastAsia="宋体" w:cs="宋体"/>
-                <w:b w:val="0"/>
+                <w:rFonts w:ascii="宋体" w:hAnsi="宋体" w:cs="宋体" w:hint="eastAsia"/>
                 <w:bCs/>
                 <w:szCs w:val="21"/>
               </w:rPr>
@@ -2535,23 +1978,20 @@
               <w:tl2br w:val="nil"/>
               <w:tr2bl w:val="nil"/>
             </w:tcBorders>
-            <w:noWrap w:val="0"/>
-            <w:vAlign w:val="center"/>
-          </w:tcPr>
-          <w:p>
-            <w:pPr>
-              <w:jc w:val="center"/>
-              <w:rPr>
-                <w:rFonts w:hint="eastAsia" w:ascii="宋体" w:hAnsi="宋体" w:eastAsia="宋体" w:cs="宋体"/>
-                <w:b w:val="0"/>
-                <w:bCs/>
-                <w:szCs w:val="21"/>
-              </w:rPr>
-            </w:pPr>
-            <w:r>
-              <w:rPr>
-                <w:rFonts w:hint="eastAsia" w:ascii="宋体" w:hAnsi="宋体" w:eastAsia="宋体" w:cs="宋体"/>
-                <w:b w:val="0"/>
+            <w:vAlign w:val="center"/>
+          </w:tcPr>
+          <w:p>
+            <w:pPr>
+              <w:jc w:val="center"/>
+              <w:rPr>
+                <w:rFonts w:ascii="宋体" w:hAnsi="宋体" w:cs="宋体" w:hint="eastAsia"/>
+                <w:bCs/>
+                <w:szCs w:val="21"/>
+              </w:rPr>
+            </w:pPr>
+            <w:r>
+              <w:rPr>
+                <w:rFonts w:ascii="宋体" w:hAnsi="宋体" w:cs="宋体" w:hint="eastAsia"/>
                 <w:bCs/>
                 <w:szCs w:val="21"/>
               </w:rPr>
@@ -2559,12 +1999,7 @@
             </w:r>
             <w:r>
               <w:rPr>
-                <w:rFonts w:ascii="Segoe UI" w:hAnsi="Segoe UI" w:eastAsia="Segoe UI" w:cs="Segoe UI"/>
-                <w:i w:val="0"/>
-                <w:iCs w:val="0"/>
-                <w:caps w:val="0"/>
-                <w:spacing w:val="0"/>
-                <w:sz w:val="21"/>
+                <w:rFonts w:ascii="Segoe UI" w:eastAsia="Segoe UI" w:hAnsi="Segoe UI" w:cs="Segoe UI"/>
                 <w:szCs w:val="21"/>
                 <w:shd w:val="clear" w:color="auto" w:fill="FAFAFA"/>
               </w:rPr>
@@ -2572,45 +2007,19 @@
             </w:r>
             <w:r>
               <w:rPr>
-                <w:rFonts w:hint="eastAsia" w:ascii="Segoe UI" w:hAnsi="Segoe UI" w:cs="Segoe UI"/>
-                <w:i w:val="0"/>
-                <w:iCs w:val="0"/>
-                <w:caps w:val="0"/>
-                <w:spacing w:val="0"/>
-                <w:sz w:val="21"/>
-                <w:szCs w:val="21"/>
-                <w:shd w:val="clear" w:color="auto" w:fill="FAFAFA"/>
-                <w:lang w:val="en-US" w:eastAsia="zh-CN"/>
+                <w:rFonts w:ascii="Segoe UI" w:hAnsi="Segoe UI" w:cs="Segoe UI" w:hint="eastAsia"/>
+                <w:szCs w:val="21"/>
+                <w:shd w:val="clear" w:color="auto" w:fill="FAFAFA"/>
               </w:rPr>
               <w:t>3</w:t>
             </w:r>
             <w:r>
               <w:rPr>
-                <w:rFonts w:hint="eastAsia" w:ascii="宋体" w:hAnsi="宋体" w:eastAsia="宋体" w:cs="宋体"/>
-                <w:b w:val="0"/>
-                <w:bCs/>
-                <w:szCs w:val="21"/>
-              </w:rPr>
-              <w:t>_</w:t>
-            </w:r>
-            <w:r>
-              <w:rPr>
-                <w:rFonts w:hint="eastAsia" w:ascii="宋体" w:hAnsi="宋体" w:eastAsia="宋体" w:cs="宋体"/>
-                <w:b w:val="0"/>
-                <w:bCs/>
-                <w:szCs w:val="21"/>
-                <w:lang w:val="en-US" w:eastAsia="zh-CN"/>
-              </w:rPr>
-              <w:t>result</w:t>
-            </w:r>
-            <w:r>
-              <w:rPr>
-                <w:rFonts w:hint="eastAsia" w:ascii="宋体" w:hAnsi="宋体" w:eastAsia="宋体" w:cs="宋体"/>
-                <w:b w:val="0"/>
-                <w:bCs/>
-                <w:szCs w:val="21"/>
-              </w:rPr>
-              <w:t>}}</w:t>
+                <w:rFonts w:ascii="宋体" w:hAnsi="宋体" w:cs="宋体" w:hint="eastAsia"/>
+                <w:bCs/>
+                <w:szCs w:val="21"/>
+              </w:rPr>
+              <w:t>_result}}</w:t>
             </w:r>
           </w:p>
         </w:tc>
@@ -2621,19 +2030,18 @@
               <w:tl2br w:val="nil"/>
               <w:tr2bl w:val="nil"/>
             </w:tcBorders>
-            <w:noWrap w:val="0"/>
-            <w:vAlign w:val="center"/>
-          </w:tcPr>
-          <w:p>
-            <w:pPr>
-              <w:jc w:val="center"/>
-              <w:rPr>
-                <w:szCs w:val="21"/>
-              </w:rPr>
-            </w:pPr>
-            <w:r>
-              <w:rPr>
-                <w:rFonts w:hint="eastAsia" w:ascii="宋体" w:hAnsi="宋体" w:eastAsia="宋体" w:cs="宋体"/>
+            <w:vAlign w:val="center"/>
+          </w:tcPr>
+          <w:p>
+            <w:pPr>
+              <w:jc w:val="center"/>
+              <w:rPr>
+                <w:szCs w:val="21"/>
+              </w:rPr>
+            </w:pPr>
+            <w:r>
+              <w:rPr>
+                <w:rFonts w:ascii="宋体" w:hAnsi="宋体" w:cs="宋体" w:hint="eastAsia"/>
                 <w:bCs/>
                 <w:szCs w:val="21"/>
               </w:rPr>
@@ -2641,12 +2049,7 @@
             </w:r>
             <w:r>
               <w:rPr>
-                <w:rFonts w:ascii="Segoe UI" w:hAnsi="Segoe UI" w:eastAsia="Segoe UI" w:cs="Segoe UI"/>
-                <w:i w:val="0"/>
-                <w:iCs w:val="0"/>
-                <w:caps w:val="0"/>
-                <w:spacing w:val="0"/>
-                <w:sz w:val="21"/>
+                <w:rFonts w:ascii="Segoe UI" w:eastAsia="Segoe UI" w:hAnsi="Segoe UI" w:cs="Segoe UI"/>
                 <w:szCs w:val="21"/>
                 <w:shd w:val="clear" w:color="auto" w:fill="FAFAFA"/>
               </w:rPr>
@@ -2654,76 +2057,36 @@
             </w:r>
             <w:r>
               <w:rPr>
-                <w:rFonts w:hint="eastAsia" w:ascii="Segoe UI" w:hAnsi="Segoe UI" w:eastAsia="宋体" w:cs="Segoe UI"/>
-                <w:i w:val="0"/>
-                <w:iCs w:val="0"/>
-                <w:caps w:val="0"/>
-                <w:spacing w:val="0"/>
-                <w:sz w:val="21"/>
-                <w:szCs w:val="21"/>
-                <w:shd w:val="clear" w:color="auto" w:fill="FAFAFA"/>
-                <w:lang w:val="en-US" w:eastAsia="zh-CN"/>
+                <w:rFonts w:ascii="Segoe UI" w:hAnsi="Segoe UI" w:cs="Segoe UI" w:hint="eastAsia"/>
+                <w:szCs w:val="21"/>
+                <w:shd w:val="clear" w:color="auto" w:fill="FAFAFA"/>
               </w:rPr>
               <w:t>3</w:t>
             </w:r>
             <w:r>
               <w:rPr>
-                <w:rFonts w:hint="eastAsia" w:ascii="宋体" w:hAnsi="宋体" w:eastAsia="宋体" w:cs="宋体"/>
-                <w:bCs/>
-                <w:szCs w:val="21"/>
-              </w:rPr>
-              <w:t>_</w:t>
-            </w:r>
-            <w:r>
-              <w:rPr>
-                <w:rFonts w:hint="eastAsia" w:ascii="宋体" w:hAnsi="宋体" w:eastAsia="宋体" w:cs="宋体"/>
-                <w:bCs/>
-                <w:szCs w:val="21"/>
-                <w:lang w:val="en-US" w:eastAsia="zh-CN"/>
-              </w:rPr>
-              <w:t>conclusion</w:t>
-            </w:r>
-            <w:r>
-              <w:rPr>
-                <w:rFonts w:hint="eastAsia" w:ascii="宋体" w:hAnsi="宋体" w:eastAsia="宋体" w:cs="宋体"/>
-                <w:bCs/>
-                <w:szCs w:val="21"/>
-              </w:rPr>
-              <w:t>}}</w:t>
+                <w:rFonts w:ascii="宋体" w:hAnsi="宋体" w:cs="宋体" w:hint="eastAsia"/>
+                <w:bCs/>
+                <w:szCs w:val="21"/>
+              </w:rPr>
+              <w:t>_conclusion}}</w:t>
             </w:r>
           </w:p>
         </w:tc>
       </w:tr>
       <w:tr>
-        <w:tblPrEx>
-          <w:tblBorders>
-            <w:top w:val="single" w:color="auto" w:sz="12" w:space="0"/>
-            <w:left w:val="single" w:color="auto" w:sz="12" w:space="0"/>
-            <w:bottom w:val="single" w:color="auto" w:sz="12" w:space="0"/>
-            <w:right w:val="single" w:color="auto" w:sz="12" w:space="0"/>
-            <w:insideH w:val="single" w:color="auto" w:sz="4" w:space="0"/>
-            <w:insideV w:val="single" w:color="auto" w:sz="4" w:space="0"/>
-          </w:tblBorders>
-          <w:tblCellMar>
-            <w:top w:w="0" w:type="dxa"/>
-            <w:left w:w="108" w:type="dxa"/>
-            <w:bottom w:w="0" w:type="dxa"/>
-            <w:right w:w="108" w:type="dxa"/>
-          </w:tblCellMar>
-        </w:tblPrEx>
         <w:trPr>
-          <w:trHeight w:val="454" w:hRule="atLeast"/>
+          <w:trHeight w:val="454"/>
           <w:jc w:val="center"/>
         </w:trPr>
         <w:tc>
           <w:tcPr>
             <w:tcW w:w="1114" w:type="dxa"/>
-            <w:vMerge w:val="continue"/>
-            <w:tcBorders>
-              <w:tl2br w:val="nil"/>
-              <w:tr2bl w:val="nil"/>
-            </w:tcBorders>
-            <w:noWrap w:val="0"/>
+            <w:vMerge/>
+            <w:tcBorders>
+              <w:tl2br w:val="nil"/>
+              <w:tr2bl w:val="nil"/>
+            </w:tcBorders>
             <w:vAlign w:val="center"/>
           </w:tcPr>
           <w:p>
@@ -2742,46 +2105,63 @@
               <w:tl2br w:val="nil"/>
               <w:tr2bl w:val="nil"/>
             </w:tcBorders>
-            <w:noWrap w:val="0"/>
-            <w:vAlign w:val="center"/>
-          </w:tcPr>
-          <w:p>
-            <w:pPr>
-              <w:jc w:val="center"/>
-              <w:rPr>
-                <w:szCs w:val="21"/>
-              </w:rPr>
-            </w:pPr>
-            <w:r>
-              <w:rPr>
-                <w:szCs w:val="21"/>
-              </w:rPr>
-              <w:t>总热值PCS（MJ/kg）</w:t>
-            </w:r>
-          </w:p>
-          <w:p>
-            <w:pPr>
-              <w:jc w:val="center"/>
-              <w:rPr>
-                <w:szCs w:val="21"/>
-              </w:rPr>
-            </w:pPr>
-            <w:r>
-              <w:rPr>
-                <w:rFonts w:ascii="宋体" w:hAnsi="宋体" w:eastAsia="宋体" w:cs="宋体"/>
+            <w:vAlign w:val="center"/>
+          </w:tcPr>
+          <w:p>
+            <w:pPr>
+              <w:jc w:val="center"/>
+              <w:rPr>
+                <w:szCs w:val="21"/>
+              </w:rPr>
+            </w:pPr>
+            <w:r>
+              <w:rPr>
+                <w:szCs w:val="21"/>
+              </w:rPr>
+              <w:t>总热值</w:t>
+            </w:r>
+            <w:r>
+              <w:rPr>
+                <w:szCs w:val="21"/>
+              </w:rPr>
+              <w:t>PCS</w:t>
+            </w:r>
+            <w:r>
+              <w:rPr>
+                <w:szCs w:val="21"/>
+              </w:rPr>
+              <w:t>（</w:t>
+            </w:r>
+            <w:r>
+              <w:rPr>
+                <w:szCs w:val="21"/>
+              </w:rPr>
+              <w:t>MJ/kg</w:t>
+            </w:r>
+            <w:r>
+              <w:rPr>
+                <w:szCs w:val="21"/>
+              </w:rPr>
+              <w:t>）</w:t>
+            </w:r>
+          </w:p>
+          <w:p>
+            <w:pPr>
+              <w:jc w:val="center"/>
+              <w:rPr>
+                <w:szCs w:val="21"/>
+              </w:rPr>
+            </w:pPr>
+            <w:r>
+              <w:rPr>
+                <w:rFonts w:ascii="宋体" w:hAnsi="宋体" w:cs="宋体"/>
                 <w:sz w:val="24"/>
-                <w:szCs w:val="24"/>
               </w:rPr>
               <w:t>{{$</w:t>
             </w:r>
             <w:r>
               <w:rPr>
-                <w:rFonts w:ascii="Segoe UI" w:hAnsi="Segoe UI" w:eastAsia="Segoe UI" w:cs="Segoe UI"/>
-                <w:i w:val="0"/>
-                <w:iCs w:val="0"/>
-                <w:caps w:val="0"/>
-                <w:spacing w:val="0"/>
-                <w:sz w:val="21"/>
+                <w:rFonts w:ascii="Segoe UI" w:eastAsia="Segoe UI" w:hAnsi="Segoe UI" w:cs="Segoe UI"/>
                 <w:szCs w:val="21"/>
                 <w:shd w:val="clear" w:color="auto" w:fill="FAFAFA"/>
               </w:rPr>
@@ -2789,23 +2169,16 @@
             </w:r>
             <w:r>
               <w:rPr>
-                <w:rFonts w:hint="eastAsia" w:ascii="Segoe UI" w:hAnsi="Segoe UI" w:eastAsia="宋体" w:cs="Segoe UI"/>
-                <w:i w:val="0"/>
-                <w:iCs w:val="0"/>
-                <w:caps w:val="0"/>
-                <w:spacing w:val="0"/>
-                <w:sz w:val="21"/>
-                <w:szCs w:val="21"/>
-                <w:shd w:val="clear" w:color="auto" w:fill="FAFAFA"/>
-                <w:lang w:val="en-US" w:eastAsia="zh-CN"/>
+                <w:rFonts w:ascii="Segoe UI" w:hAnsi="Segoe UI" w:cs="Segoe UI" w:hint="eastAsia"/>
+                <w:szCs w:val="21"/>
+                <w:shd w:val="clear" w:color="auto" w:fill="FAFAFA"/>
               </w:rPr>
               <w:t>4</w:t>
             </w:r>
             <w:r>
               <w:rPr>
-                <w:rFonts w:ascii="宋体" w:hAnsi="宋体" w:eastAsia="宋体" w:cs="宋体"/>
+                <w:rFonts w:ascii="宋体" w:hAnsi="宋体" w:cs="宋体"/>
                 <w:sz w:val="24"/>
-                <w:szCs w:val="24"/>
               </w:rPr>
               <w:t>_show}}</w:t>
             </w:r>
@@ -2819,23 +2192,20 @@
               <w:tl2br w:val="nil"/>
               <w:tr2bl w:val="nil"/>
             </w:tcBorders>
-            <w:noWrap w:val="0"/>
-            <w:vAlign w:val="center"/>
-          </w:tcPr>
-          <w:p>
-            <w:pPr>
-              <w:jc w:val="center"/>
-              <w:rPr>
-                <w:rFonts w:hint="eastAsia" w:ascii="宋体" w:hAnsi="宋体" w:eastAsia="宋体" w:cs="宋体"/>
-                <w:b w:val="0"/>
-                <w:bCs/>
-                <w:szCs w:val="21"/>
-              </w:rPr>
-            </w:pPr>
-            <w:r>
-              <w:rPr>
-                <w:rFonts w:hint="eastAsia" w:ascii="宋体" w:hAnsi="宋体" w:eastAsia="宋体" w:cs="宋体"/>
-                <w:b w:val="0"/>
+            <w:vAlign w:val="center"/>
+          </w:tcPr>
+          <w:p>
+            <w:pPr>
+              <w:jc w:val="center"/>
+              <w:rPr>
+                <w:rFonts w:ascii="宋体" w:hAnsi="宋体" w:cs="宋体" w:hint="eastAsia"/>
+                <w:bCs/>
+                <w:szCs w:val="21"/>
+              </w:rPr>
+            </w:pPr>
+            <w:r>
+              <w:rPr>
+                <w:rFonts w:ascii="宋体" w:hAnsi="宋体" w:cs="宋体" w:hint="eastAsia"/>
                 <w:bCs/>
                 <w:szCs w:val="21"/>
               </w:rPr>
@@ -2843,12 +2213,7 @@
             </w:r>
             <w:r>
               <w:rPr>
-                <w:rFonts w:ascii="Segoe UI" w:hAnsi="Segoe UI" w:eastAsia="Segoe UI" w:cs="Segoe UI"/>
-                <w:i w:val="0"/>
-                <w:iCs w:val="0"/>
-                <w:caps w:val="0"/>
-                <w:spacing w:val="0"/>
-                <w:sz w:val="21"/>
+                <w:rFonts w:ascii="Segoe UI" w:eastAsia="Segoe UI" w:hAnsi="Segoe UI" w:cs="Segoe UI"/>
                 <w:szCs w:val="21"/>
                 <w:shd w:val="clear" w:color="auto" w:fill="FAFAFA"/>
               </w:rPr>
@@ -2856,27 +2221,28 @@
             </w:r>
             <w:r>
               <w:rPr>
-                <w:rFonts w:hint="eastAsia" w:ascii="Segoe UI" w:hAnsi="Segoe UI" w:eastAsia="宋体" w:cs="Segoe UI"/>
-                <w:i w:val="0"/>
-                <w:iCs w:val="0"/>
-                <w:caps w:val="0"/>
-                <w:spacing w:val="0"/>
-                <w:sz w:val="21"/>
-                <w:szCs w:val="21"/>
-                <w:shd w:val="clear" w:color="auto" w:fill="FAFAFA"/>
-                <w:lang w:val="en-US" w:eastAsia="zh-CN"/>
+                <w:rFonts w:ascii="Segoe UI" w:hAnsi="Segoe UI" w:cs="Segoe UI" w:hint="eastAsia"/>
+                <w:szCs w:val="21"/>
+                <w:shd w:val="clear" w:color="auto" w:fill="FAFAFA"/>
               </w:rPr>
               <w:t>4</w:t>
             </w:r>
             <w:r>
               <w:rPr>
-                <w:rFonts w:hint="eastAsia" w:ascii="宋体" w:hAnsi="宋体" w:eastAsia="宋体" w:cs="宋体"/>
-                <w:b w:val="0"/>
+                <w:rFonts w:ascii="宋体" w:hAnsi="宋体" w:cs="宋体" w:hint="eastAsia"/>
                 <w:bCs/>
                 <w:szCs w:val="21"/>
               </w:rPr>
               <w:t>}}</w:t>
             </w:r>
+            <w:r>
+              <w:rPr>
+                <w:rFonts w:ascii="SJQY" w:eastAsia="SJQY" w:hAnsi="SJQY" w:cs="宋体" w:hint="eastAsia"/>
+                <w:bCs/>
+                <w:szCs w:val="21"/>
+              </w:rPr>
+              <w:t>C</w:t>
+            </w:r>
           </w:p>
         </w:tc>
         <w:tc>
@@ -2887,23 +2253,20 @@
               <w:tl2br w:val="nil"/>
               <w:tr2bl w:val="nil"/>
             </w:tcBorders>
-            <w:noWrap w:val="0"/>
-            <w:vAlign w:val="center"/>
-          </w:tcPr>
-          <w:p>
-            <w:pPr>
-              <w:jc w:val="center"/>
-              <w:rPr>
-                <w:rFonts w:hint="eastAsia" w:ascii="宋体" w:hAnsi="宋体" w:eastAsia="宋体" w:cs="宋体"/>
-                <w:b w:val="0"/>
-                <w:bCs/>
-                <w:szCs w:val="21"/>
-              </w:rPr>
-            </w:pPr>
-            <w:r>
-              <w:rPr>
-                <w:rFonts w:hint="eastAsia" w:ascii="宋体" w:hAnsi="宋体" w:eastAsia="宋体" w:cs="宋体"/>
-                <w:b w:val="0"/>
+            <w:vAlign w:val="center"/>
+          </w:tcPr>
+          <w:p>
+            <w:pPr>
+              <w:jc w:val="center"/>
+              <w:rPr>
+                <w:rFonts w:ascii="宋体" w:hAnsi="宋体" w:cs="宋体" w:hint="eastAsia"/>
+                <w:bCs/>
+                <w:szCs w:val="21"/>
+              </w:rPr>
+            </w:pPr>
+            <w:r>
+              <w:rPr>
+                <w:rFonts w:ascii="宋体" w:hAnsi="宋体" w:cs="宋体" w:hint="eastAsia"/>
                 <w:bCs/>
                 <w:szCs w:val="21"/>
               </w:rPr>
@@ -2911,12 +2274,7 @@
             </w:r>
             <w:r>
               <w:rPr>
-                <w:rFonts w:ascii="Segoe UI" w:hAnsi="Segoe UI" w:eastAsia="Segoe UI" w:cs="Segoe UI"/>
-                <w:i w:val="0"/>
-                <w:iCs w:val="0"/>
-                <w:caps w:val="0"/>
-                <w:spacing w:val="0"/>
-                <w:sz w:val="21"/>
+                <w:rFonts w:ascii="Segoe UI" w:eastAsia="Segoe UI" w:hAnsi="Segoe UI" w:cs="Segoe UI"/>
                 <w:szCs w:val="21"/>
                 <w:shd w:val="clear" w:color="auto" w:fill="FAFAFA"/>
               </w:rPr>
@@ -2924,45 +2282,19 @@
             </w:r>
             <w:r>
               <w:rPr>
-                <w:rFonts w:hint="eastAsia" w:ascii="Segoe UI" w:hAnsi="Segoe UI" w:eastAsia="宋体" w:cs="Segoe UI"/>
-                <w:i w:val="0"/>
-                <w:iCs w:val="0"/>
-                <w:caps w:val="0"/>
-                <w:spacing w:val="0"/>
-                <w:sz w:val="21"/>
-                <w:szCs w:val="21"/>
-                <w:shd w:val="clear" w:color="auto" w:fill="FAFAFA"/>
-                <w:lang w:val="en-US" w:eastAsia="zh-CN"/>
+                <w:rFonts w:ascii="Segoe UI" w:hAnsi="Segoe UI" w:cs="Segoe UI" w:hint="eastAsia"/>
+                <w:szCs w:val="21"/>
+                <w:shd w:val="clear" w:color="auto" w:fill="FAFAFA"/>
               </w:rPr>
               <w:t>4</w:t>
             </w:r>
             <w:r>
               <w:rPr>
-                <w:rFonts w:hint="eastAsia" w:ascii="宋体" w:hAnsi="宋体" w:eastAsia="宋体" w:cs="宋体"/>
-                <w:b w:val="0"/>
-                <w:bCs/>
-                <w:szCs w:val="21"/>
-              </w:rPr>
-              <w:t>_</w:t>
-            </w:r>
-            <w:r>
-              <w:rPr>
-                <w:rFonts w:hint="eastAsia" w:ascii="宋体" w:hAnsi="宋体" w:eastAsia="宋体" w:cs="宋体"/>
-                <w:b w:val="0"/>
-                <w:bCs/>
-                <w:szCs w:val="21"/>
-                <w:lang w:val="en-US" w:eastAsia="zh-CN"/>
-              </w:rPr>
-              <w:t>result</w:t>
-            </w:r>
-            <w:r>
-              <w:rPr>
-                <w:rFonts w:hint="eastAsia" w:ascii="宋体" w:hAnsi="宋体" w:eastAsia="宋体" w:cs="宋体"/>
-                <w:b w:val="0"/>
-                <w:bCs/>
-                <w:szCs w:val="21"/>
-              </w:rPr>
-              <w:t>}}</w:t>
+                <w:rFonts w:ascii="宋体" w:hAnsi="宋体" w:cs="宋体" w:hint="eastAsia"/>
+                <w:bCs/>
+                <w:szCs w:val="21"/>
+              </w:rPr>
+              <w:t>_result}}</w:t>
             </w:r>
           </w:p>
         </w:tc>
@@ -2973,19 +2305,18 @@
               <w:tl2br w:val="nil"/>
               <w:tr2bl w:val="nil"/>
             </w:tcBorders>
-            <w:noWrap w:val="0"/>
-            <w:vAlign w:val="center"/>
-          </w:tcPr>
-          <w:p>
-            <w:pPr>
-              <w:jc w:val="center"/>
-              <w:rPr>
-                <w:szCs w:val="21"/>
-              </w:rPr>
-            </w:pPr>
-            <w:r>
-              <w:rPr>
-                <w:rFonts w:hint="eastAsia" w:ascii="宋体" w:hAnsi="宋体" w:eastAsia="宋体" w:cs="宋体"/>
+            <w:vAlign w:val="center"/>
+          </w:tcPr>
+          <w:p>
+            <w:pPr>
+              <w:jc w:val="center"/>
+              <w:rPr>
+                <w:szCs w:val="21"/>
+              </w:rPr>
+            </w:pPr>
+            <w:r>
+              <w:rPr>
+                <w:rFonts w:ascii="宋体" w:hAnsi="宋体" w:cs="宋体" w:hint="eastAsia"/>
                 <w:bCs/>
                 <w:szCs w:val="21"/>
               </w:rPr>
@@ -2993,12 +2324,7 @@
             </w:r>
             <w:r>
               <w:rPr>
-                <w:rFonts w:ascii="Segoe UI" w:hAnsi="Segoe UI" w:eastAsia="Segoe UI" w:cs="Segoe UI"/>
-                <w:i w:val="0"/>
-                <w:iCs w:val="0"/>
-                <w:caps w:val="0"/>
-                <w:spacing w:val="0"/>
-                <w:sz w:val="21"/>
+                <w:rFonts w:ascii="Segoe UI" w:eastAsia="Segoe UI" w:hAnsi="Segoe UI" w:cs="Segoe UI"/>
                 <w:szCs w:val="21"/>
                 <w:shd w:val="clear" w:color="auto" w:fill="FAFAFA"/>
               </w:rPr>
@@ -3006,65 +2332,26 @@
             </w:r>
             <w:r>
               <w:rPr>
-                <w:rFonts w:hint="eastAsia" w:ascii="Segoe UI" w:hAnsi="Segoe UI" w:eastAsia="宋体" w:cs="Segoe UI"/>
-                <w:i w:val="0"/>
-                <w:iCs w:val="0"/>
-                <w:caps w:val="0"/>
-                <w:spacing w:val="0"/>
-                <w:sz w:val="21"/>
-                <w:szCs w:val="21"/>
-                <w:shd w:val="clear" w:color="auto" w:fill="FAFAFA"/>
-                <w:lang w:val="en-US" w:eastAsia="zh-CN"/>
+                <w:rFonts w:ascii="Segoe UI" w:hAnsi="Segoe UI" w:cs="Segoe UI" w:hint="eastAsia"/>
+                <w:szCs w:val="21"/>
+                <w:shd w:val="clear" w:color="auto" w:fill="FAFAFA"/>
               </w:rPr>
               <w:t>4</w:t>
             </w:r>
             <w:r>
               <w:rPr>
-                <w:rFonts w:hint="eastAsia" w:ascii="宋体" w:hAnsi="宋体" w:eastAsia="宋体" w:cs="宋体"/>
-                <w:bCs/>
-                <w:szCs w:val="21"/>
-              </w:rPr>
-              <w:t>_</w:t>
-            </w:r>
-            <w:r>
-              <w:rPr>
-                <w:rFonts w:hint="eastAsia" w:ascii="宋体" w:hAnsi="宋体" w:eastAsia="宋体" w:cs="宋体"/>
-                <w:bCs/>
-                <w:szCs w:val="21"/>
-                <w:lang w:val="en-US" w:eastAsia="zh-CN"/>
-              </w:rPr>
-              <w:t>conclusion</w:t>
-            </w:r>
-            <w:r>
-              <w:rPr>
-                <w:rFonts w:hint="eastAsia" w:ascii="宋体" w:hAnsi="宋体" w:eastAsia="宋体" w:cs="宋体"/>
-                <w:bCs/>
-                <w:szCs w:val="21"/>
-              </w:rPr>
-              <w:t>}}</w:t>
+                <w:rFonts w:ascii="宋体" w:hAnsi="宋体" w:cs="宋体" w:hint="eastAsia"/>
+                <w:bCs/>
+                <w:szCs w:val="21"/>
+              </w:rPr>
+              <w:t>_conclusion}}</w:t>
             </w:r>
           </w:p>
         </w:tc>
       </w:tr>
       <w:tr>
-        <w:tblPrEx>
-          <w:tblBorders>
-            <w:top w:val="single" w:color="auto" w:sz="12" w:space="0"/>
-            <w:left w:val="single" w:color="auto" w:sz="12" w:space="0"/>
-            <w:bottom w:val="single" w:color="auto" w:sz="12" w:space="0"/>
-            <w:right w:val="single" w:color="auto" w:sz="12" w:space="0"/>
-            <w:insideH w:val="single" w:color="auto" w:sz="4" w:space="0"/>
-            <w:insideV w:val="single" w:color="auto" w:sz="4" w:space="0"/>
-          </w:tblBorders>
-          <w:tblCellMar>
-            <w:top w:w="0" w:type="dxa"/>
-            <w:left w:w="108" w:type="dxa"/>
-            <w:bottom w:w="0" w:type="dxa"/>
-            <w:right w:w="108" w:type="dxa"/>
-          </w:tblCellMar>
-        </w:tblPrEx>
         <w:trPr>
-          <w:trHeight w:val="454" w:hRule="atLeast"/>
+          <w:trHeight w:val="454"/>
           <w:jc w:val="center"/>
         </w:trPr>
         <w:tc>
@@ -3075,7 +2362,6 @@
               <w:tl2br w:val="nil"/>
               <w:tr2bl w:val="nil"/>
             </w:tcBorders>
-            <w:noWrap w:val="0"/>
             <w:vAlign w:val="center"/>
           </w:tcPr>
           <w:p>
@@ -3102,7 +2388,6 @@
               <w:tl2br w:val="nil"/>
               <w:tr2bl w:val="nil"/>
             </w:tcBorders>
-            <w:noWrap w:val="0"/>
             <w:vAlign w:val="center"/>
           </w:tcPr>
           <w:p>
@@ -3122,7 +2407,6 @@
               <w:tl2br w:val="nil"/>
               <w:tr2bl w:val="nil"/>
             </w:tcBorders>
-            <w:noWrap w:val="0"/>
             <w:vAlign w:val="center"/>
           </w:tcPr>
           <w:p>
@@ -3141,7 +2425,6 @@
               <w:tl2br w:val="nil"/>
               <w:tr2bl w:val="nil"/>
             </w:tcBorders>
-            <w:noWrap w:val="0"/>
             <w:vAlign w:val="center"/>
           </w:tcPr>
           <w:p>
@@ -3155,24 +2438,8 @@
         </w:tc>
       </w:tr>
       <w:tr>
-        <w:tblPrEx>
-          <w:tblBorders>
-            <w:top w:val="single" w:color="auto" w:sz="12" w:space="0"/>
-            <w:left w:val="single" w:color="auto" w:sz="12" w:space="0"/>
-            <w:bottom w:val="single" w:color="auto" w:sz="12" w:space="0"/>
-            <w:right w:val="single" w:color="auto" w:sz="12" w:space="0"/>
-            <w:insideH w:val="single" w:color="auto" w:sz="4" w:space="0"/>
-            <w:insideV w:val="single" w:color="auto" w:sz="4" w:space="0"/>
-          </w:tblBorders>
-          <w:tblCellMar>
-            <w:top w:w="0" w:type="dxa"/>
-            <w:left w:w="108" w:type="dxa"/>
-            <w:bottom w:w="0" w:type="dxa"/>
-            <w:right w:w="108" w:type="dxa"/>
-          </w:tblCellMar>
-        </w:tblPrEx>
         <w:trPr>
-          <w:trHeight w:val="454" w:hRule="atLeast"/>
+          <w:trHeight w:val="454"/>
           <w:jc w:val="center"/>
         </w:trPr>
         <w:tc>
@@ -3183,7 +2450,6 @@
               <w:tl2br w:val="nil"/>
               <w:tr2bl w:val="nil"/>
             </w:tcBorders>
-            <w:noWrap w:val="0"/>
             <w:vAlign w:val="center"/>
           </w:tcPr>
           <w:p>
@@ -3204,7 +2470,6 @@
               <w:tl2br w:val="nil"/>
               <w:tr2bl w:val="nil"/>
             </w:tcBorders>
-            <w:noWrap w:val="0"/>
             <w:vAlign w:val="center"/>
           </w:tcPr>
           <w:p>
@@ -3224,7 +2489,6 @@
               <w:tl2br w:val="nil"/>
               <w:tr2bl w:val="nil"/>
             </w:tcBorders>
-            <w:noWrap w:val="0"/>
             <w:vAlign w:val="center"/>
           </w:tcPr>
           <w:p>
@@ -3243,7 +2507,6 @@
               <w:tl2br w:val="nil"/>
               <w:tr2bl w:val="nil"/>
             </w:tcBorders>
-            <w:noWrap w:val="0"/>
             <w:vAlign w:val="center"/>
           </w:tcPr>
           <w:p>
@@ -3257,24 +2520,8 @@
         </w:tc>
       </w:tr>
       <w:tr>
-        <w:tblPrEx>
-          <w:tblBorders>
-            <w:top w:val="single" w:color="auto" w:sz="12" w:space="0"/>
-            <w:left w:val="single" w:color="auto" w:sz="12" w:space="0"/>
-            <w:bottom w:val="single" w:color="auto" w:sz="12" w:space="0"/>
-            <w:right w:val="single" w:color="auto" w:sz="12" w:space="0"/>
-            <w:insideH w:val="single" w:color="auto" w:sz="4" w:space="0"/>
-            <w:insideV w:val="single" w:color="auto" w:sz="4" w:space="0"/>
-          </w:tblBorders>
-          <w:tblCellMar>
-            <w:top w:w="0" w:type="dxa"/>
-            <w:left w:w="108" w:type="dxa"/>
-            <w:bottom w:w="0" w:type="dxa"/>
-            <w:right w:w="108" w:type="dxa"/>
-          </w:tblCellMar>
-        </w:tblPrEx>
         <w:trPr>
-          <w:trHeight w:val="454" w:hRule="atLeast"/>
+          <w:trHeight w:val="454"/>
           <w:jc w:val="center"/>
         </w:trPr>
         <w:tc>
@@ -3285,7 +2532,6 @@
               <w:tl2br w:val="nil"/>
               <w:tr2bl w:val="nil"/>
             </w:tcBorders>
-            <w:noWrap w:val="0"/>
             <w:vAlign w:val="center"/>
           </w:tcPr>
           <w:p>
@@ -3302,7 +2548,6 @@
               <w:spacing w:line="240" w:lineRule="exact"/>
               <w:jc w:val="center"/>
               <w:rPr>
-                <w:rFonts w:hint="eastAsia"/>
                 <w:szCs w:val="21"/>
               </w:rPr>
             </w:pPr>
@@ -3316,7 +2561,6 @@
               <w:tl2br w:val="nil"/>
               <w:tr2bl w:val="nil"/>
             </w:tcBorders>
-            <w:noWrap w:val="0"/>
             <w:vAlign w:val="center"/>
           </w:tcPr>
           <w:p>
@@ -3336,7 +2580,6 @@
               <w:tl2br w:val="nil"/>
               <w:tr2bl w:val="nil"/>
             </w:tcBorders>
-            <w:noWrap w:val="0"/>
             <w:vAlign w:val="center"/>
           </w:tcPr>
           <w:p>
@@ -3355,7 +2598,6 @@
               <w:tl2br w:val="nil"/>
               <w:tr2bl w:val="nil"/>
             </w:tcBorders>
-            <w:noWrap w:val="0"/>
             <w:vAlign w:val="center"/>
           </w:tcPr>
           <w:p>
@@ -3369,18 +2611,8 @@
         </w:tc>
       </w:tr>
       <w:tr>
-        <w:tblPrEx>
-          <w:tblBorders>
-            <w:top w:val="single" w:color="auto" w:sz="12" w:space="0"/>
-            <w:left w:val="single" w:color="auto" w:sz="12" w:space="0"/>
-            <w:bottom w:val="single" w:color="auto" w:sz="12" w:space="0"/>
-            <w:right w:val="single" w:color="auto" w:sz="12" w:space="0"/>
-            <w:insideH w:val="single" w:color="auto" w:sz="4" w:space="0"/>
-            <w:insideV w:val="single" w:color="auto" w:sz="4" w:space="0"/>
-          </w:tblBorders>
-        </w:tblPrEx>
         <w:trPr>
-          <w:trHeight w:val="454" w:hRule="atLeast"/>
+          <w:trHeight w:val="454"/>
           <w:jc w:val="center"/>
         </w:trPr>
         <w:tc>
@@ -3391,7 +2623,6 @@
               <w:tl2br w:val="nil"/>
               <w:tr2bl w:val="nil"/>
             </w:tcBorders>
-            <w:noWrap w:val="0"/>
             <w:vAlign w:val="center"/>
           </w:tcPr>
           <w:p>
@@ -3399,7 +2630,6 @@
               <w:spacing w:line="240" w:lineRule="exact"/>
               <w:jc w:val="center"/>
               <w:rPr>
-                <w:rFonts w:hint="eastAsia"/>
                 <w:szCs w:val="21"/>
               </w:rPr>
             </w:pPr>
@@ -3413,18 +2643,15 @@
               <w:tl2br w:val="nil"/>
               <w:tr2bl w:val="nil"/>
             </w:tcBorders>
-            <w:noWrap w:val="0"/>
-            <w:vAlign w:val="center"/>
-          </w:tcPr>
-          <w:p>
-            <w:pPr>
-              <w:jc w:val="center"/>
-              <w:rPr>
-                <w:szCs w:val="21"/>
-              </w:rPr>
-            </w:pPr>
-            <w:bookmarkStart w:id="0" w:name="_GoBack"/>
-            <w:bookmarkEnd w:id="0"/>
+            <w:vAlign w:val="center"/>
+          </w:tcPr>
+          <w:p>
+            <w:pPr>
+              <w:jc w:val="center"/>
+              <w:rPr>
+                <w:szCs w:val="21"/>
+              </w:rPr>
+            </w:pPr>
           </w:p>
         </w:tc>
         <w:tc>
@@ -3435,7 +2662,6 @@
               <w:tl2br w:val="nil"/>
               <w:tr2bl w:val="nil"/>
             </w:tcBorders>
-            <w:noWrap w:val="0"/>
             <w:vAlign w:val="center"/>
           </w:tcPr>
           <w:p>
@@ -3454,7 +2680,6 @@
               <w:tl2br w:val="nil"/>
               <w:tr2bl w:val="nil"/>
             </w:tcBorders>
-            <w:noWrap w:val="0"/>
             <w:vAlign w:val="center"/>
           </w:tcPr>
           <w:p>
@@ -3468,24 +2693,8 @@
         </w:tc>
       </w:tr>
       <w:tr>
-        <w:tblPrEx>
-          <w:tblBorders>
-            <w:top w:val="single" w:color="auto" w:sz="12" w:space="0"/>
-            <w:left w:val="single" w:color="auto" w:sz="12" w:space="0"/>
-            <w:bottom w:val="single" w:color="auto" w:sz="12" w:space="0"/>
-            <w:right w:val="single" w:color="auto" w:sz="12" w:space="0"/>
-            <w:insideH w:val="single" w:color="auto" w:sz="4" w:space="0"/>
-            <w:insideV w:val="single" w:color="auto" w:sz="4" w:space="0"/>
-          </w:tblBorders>
-          <w:tblCellMar>
-            <w:top w:w="0" w:type="dxa"/>
-            <w:left w:w="108" w:type="dxa"/>
-            <w:bottom w:w="0" w:type="dxa"/>
-            <w:right w:w="108" w:type="dxa"/>
-          </w:tblCellMar>
-        </w:tblPrEx>
         <w:trPr>
-          <w:trHeight w:val="454" w:hRule="atLeast"/>
+          <w:trHeight w:val="454"/>
           <w:jc w:val="center"/>
         </w:trPr>
         <w:tc>
@@ -3496,7 +2705,6 @@
               <w:tl2br w:val="nil"/>
               <w:tr2bl w:val="nil"/>
             </w:tcBorders>
-            <w:noWrap w:val="0"/>
             <w:vAlign w:val="center"/>
           </w:tcPr>
           <w:p>
@@ -3504,7 +2712,6 @@
               <w:spacing w:line="240" w:lineRule="exact"/>
               <w:jc w:val="center"/>
               <w:rPr>
-                <w:rFonts w:hint="eastAsia"/>
                 <w:szCs w:val="21"/>
               </w:rPr>
             </w:pPr>
@@ -3518,7 +2725,6 @@
               <w:tl2br w:val="nil"/>
               <w:tr2bl w:val="nil"/>
             </w:tcBorders>
-            <w:noWrap w:val="0"/>
             <w:vAlign w:val="center"/>
           </w:tcPr>
           <w:p>
@@ -3538,7 +2744,6 @@
               <w:tl2br w:val="nil"/>
               <w:tr2bl w:val="nil"/>
             </w:tcBorders>
-            <w:noWrap w:val="0"/>
             <w:vAlign w:val="center"/>
           </w:tcPr>
           <w:p>
@@ -3557,7 +2762,6 @@
               <w:tl2br w:val="nil"/>
               <w:tr2bl w:val="nil"/>
             </w:tcBorders>
-            <w:noWrap w:val="0"/>
             <w:vAlign w:val="center"/>
           </w:tcPr>
           <w:p>
@@ -3571,24 +2775,8 @@
         </w:tc>
       </w:tr>
       <w:tr>
-        <w:tblPrEx>
-          <w:tblBorders>
-            <w:top w:val="single" w:color="auto" w:sz="12" w:space="0"/>
-            <w:left w:val="single" w:color="auto" w:sz="12" w:space="0"/>
-            <w:bottom w:val="single" w:color="auto" w:sz="12" w:space="0"/>
-            <w:right w:val="single" w:color="auto" w:sz="12" w:space="0"/>
-            <w:insideH w:val="single" w:color="auto" w:sz="4" w:space="0"/>
-            <w:insideV w:val="single" w:color="auto" w:sz="4" w:space="0"/>
-          </w:tblBorders>
-          <w:tblCellMar>
-            <w:top w:w="0" w:type="dxa"/>
-            <w:left w:w="108" w:type="dxa"/>
-            <w:bottom w:w="0" w:type="dxa"/>
-            <w:right w:w="108" w:type="dxa"/>
-          </w:tblCellMar>
-        </w:tblPrEx>
         <w:trPr>
-          <w:trHeight w:val="454" w:hRule="atLeast"/>
+          <w:trHeight w:val="454"/>
           <w:jc w:val="center"/>
         </w:trPr>
         <w:tc>
@@ -3599,7 +2787,6 @@
               <w:tl2br w:val="nil"/>
               <w:tr2bl w:val="nil"/>
             </w:tcBorders>
-            <w:noWrap w:val="0"/>
             <w:vAlign w:val="center"/>
           </w:tcPr>
           <w:p>
@@ -3607,7 +2794,6 @@
               <w:spacing w:line="240" w:lineRule="exact"/>
               <w:jc w:val="center"/>
               <w:rPr>
-                <w:rFonts w:hint="eastAsia"/>
                 <w:szCs w:val="21"/>
               </w:rPr>
             </w:pPr>
@@ -3621,7 +2807,6 @@
               <w:tl2br w:val="nil"/>
               <w:tr2bl w:val="nil"/>
             </w:tcBorders>
-            <w:noWrap w:val="0"/>
             <w:vAlign w:val="center"/>
           </w:tcPr>
           <w:p>
@@ -3641,7 +2826,6 @@
               <w:tl2br w:val="nil"/>
               <w:tr2bl w:val="nil"/>
             </w:tcBorders>
-            <w:noWrap w:val="0"/>
             <w:vAlign w:val="center"/>
           </w:tcPr>
           <w:p>
@@ -3660,7 +2844,6 @@
               <w:tl2br w:val="nil"/>
               <w:tr2bl w:val="nil"/>
             </w:tcBorders>
-            <w:noWrap w:val="0"/>
             <w:vAlign w:val="center"/>
           </w:tcPr>
           <w:p>
@@ -3674,24 +2857,8 @@
         </w:tc>
       </w:tr>
       <w:tr>
-        <w:tblPrEx>
-          <w:tblBorders>
-            <w:top w:val="single" w:color="auto" w:sz="12" w:space="0"/>
-            <w:left w:val="single" w:color="auto" w:sz="12" w:space="0"/>
-            <w:bottom w:val="single" w:color="auto" w:sz="12" w:space="0"/>
-            <w:right w:val="single" w:color="auto" w:sz="12" w:space="0"/>
-            <w:insideH w:val="single" w:color="auto" w:sz="4" w:space="0"/>
-            <w:insideV w:val="single" w:color="auto" w:sz="4" w:space="0"/>
-          </w:tblBorders>
-          <w:tblCellMar>
-            <w:top w:w="0" w:type="dxa"/>
-            <w:left w:w="108" w:type="dxa"/>
-            <w:bottom w:w="0" w:type="dxa"/>
-            <w:right w:w="108" w:type="dxa"/>
-          </w:tblCellMar>
-        </w:tblPrEx>
         <w:trPr>
-          <w:trHeight w:val="454" w:hRule="atLeast"/>
+          <w:trHeight w:val="454"/>
           <w:jc w:val="center"/>
         </w:trPr>
         <w:tc>
@@ -3702,7 +2869,6 @@
               <w:tl2br w:val="nil"/>
               <w:tr2bl w:val="nil"/>
             </w:tcBorders>
-            <w:noWrap w:val="0"/>
             <w:vAlign w:val="center"/>
           </w:tcPr>
           <w:p>
@@ -3710,7 +2876,6 @@
               <w:spacing w:line="240" w:lineRule="exact"/>
               <w:jc w:val="center"/>
               <w:rPr>
-                <w:rFonts w:hint="eastAsia"/>
                 <w:szCs w:val="21"/>
               </w:rPr>
             </w:pPr>
@@ -3724,7 +2889,6 @@
               <w:tl2br w:val="nil"/>
               <w:tr2bl w:val="nil"/>
             </w:tcBorders>
-            <w:noWrap w:val="0"/>
             <w:vAlign w:val="center"/>
           </w:tcPr>
           <w:p>
@@ -3744,7 +2908,6 @@
               <w:tl2br w:val="nil"/>
               <w:tr2bl w:val="nil"/>
             </w:tcBorders>
-            <w:noWrap w:val="0"/>
             <w:vAlign w:val="center"/>
           </w:tcPr>
           <w:p>
@@ -3763,7 +2926,6 @@
               <w:tl2br w:val="nil"/>
               <w:tr2bl w:val="nil"/>
             </w:tcBorders>
-            <w:noWrap w:val="0"/>
             <w:vAlign w:val="center"/>
           </w:tcPr>
           <w:p>
@@ -3777,24 +2939,8 @@
         </w:tc>
       </w:tr>
       <w:tr>
-        <w:tblPrEx>
-          <w:tblBorders>
-            <w:top w:val="single" w:color="auto" w:sz="12" w:space="0"/>
-            <w:left w:val="single" w:color="auto" w:sz="12" w:space="0"/>
-            <w:bottom w:val="single" w:color="auto" w:sz="12" w:space="0"/>
-            <w:right w:val="single" w:color="auto" w:sz="12" w:space="0"/>
-            <w:insideH w:val="single" w:color="auto" w:sz="4" w:space="0"/>
-            <w:insideV w:val="single" w:color="auto" w:sz="4" w:space="0"/>
-          </w:tblBorders>
-          <w:tblCellMar>
-            <w:top w:w="0" w:type="dxa"/>
-            <w:left w:w="108" w:type="dxa"/>
-            <w:bottom w:w="0" w:type="dxa"/>
-            <w:right w:w="108" w:type="dxa"/>
-          </w:tblCellMar>
-        </w:tblPrEx>
         <w:trPr>
-          <w:trHeight w:val="454" w:hRule="atLeast"/>
+          <w:trHeight w:val="454"/>
           <w:jc w:val="center"/>
         </w:trPr>
         <w:tc>
@@ -3805,7 +2951,6 @@
               <w:tl2br w:val="nil"/>
               <w:tr2bl w:val="nil"/>
             </w:tcBorders>
-            <w:noWrap w:val="0"/>
             <w:vAlign w:val="center"/>
           </w:tcPr>
           <w:p>
@@ -3813,7 +2958,6 @@
               <w:spacing w:line="240" w:lineRule="exact"/>
               <w:jc w:val="center"/>
               <w:rPr>
-                <w:rFonts w:hint="eastAsia"/>
                 <w:szCs w:val="21"/>
               </w:rPr>
             </w:pPr>
@@ -3827,7 +2971,6 @@
               <w:tl2br w:val="nil"/>
               <w:tr2bl w:val="nil"/>
             </w:tcBorders>
-            <w:noWrap w:val="0"/>
             <w:vAlign w:val="center"/>
           </w:tcPr>
           <w:p>
@@ -3848,7 +2991,6 @@
               <w:tl2br w:val="nil"/>
               <w:tr2bl w:val="nil"/>
             </w:tcBorders>
-            <w:noWrap w:val="0"/>
             <w:vAlign w:val="center"/>
           </w:tcPr>
           <w:p>
@@ -3867,7 +3009,6 @@
               <w:tl2br w:val="nil"/>
               <w:tr2bl w:val="nil"/>
             </w:tcBorders>
-            <w:noWrap w:val="0"/>
             <w:vAlign w:val="center"/>
           </w:tcPr>
           <w:p>
@@ -3881,24 +3022,8 @@
         </w:tc>
       </w:tr>
       <w:tr>
-        <w:tblPrEx>
-          <w:tblBorders>
-            <w:top w:val="single" w:color="auto" w:sz="12" w:space="0"/>
-            <w:left w:val="single" w:color="auto" w:sz="12" w:space="0"/>
-            <w:bottom w:val="single" w:color="auto" w:sz="12" w:space="0"/>
-            <w:right w:val="single" w:color="auto" w:sz="12" w:space="0"/>
-            <w:insideH w:val="single" w:color="auto" w:sz="4" w:space="0"/>
-            <w:insideV w:val="single" w:color="auto" w:sz="4" w:space="0"/>
-          </w:tblBorders>
-          <w:tblCellMar>
-            <w:top w:w="0" w:type="dxa"/>
-            <w:left w:w="108" w:type="dxa"/>
-            <w:bottom w:w="0" w:type="dxa"/>
-            <w:right w:w="108" w:type="dxa"/>
-          </w:tblCellMar>
-        </w:tblPrEx>
         <w:trPr>
-          <w:trHeight w:val="454" w:hRule="atLeast"/>
+          <w:trHeight w:val="454"/>
           <w:jc w:val="center"/>
         </w:trPr>
         <w:tc>
@@ -3909,7 +3034,6 @@
               <w:tl2br w:val="nil"/>
               <w:tr2bl w:val="nil"/>
             </w:tcBorders>
-            <w:noWrap w:val="0"/>
             <w:vAlign w:val="center"/>
           </w:tcPr>
           <w:p>
@@ -3917,7 +3041,6 @@
               <w:spacing w:line="240" w:lineRule="exact"/>
               <w:jc w:val="center"/>
               <w:rPr>
-                <w:rFonts w:hint="eastAsia"/>
                 <w:szCs w:val="21"/>
               </w:rPr>
             </w:pPr>
@@ -3931,7 +3054,6 @@
               <w:tl2br w:val="nil"/>
               <w:tr2bl w:val="nil"/>
             </w:tcBorders>
-            <w:noWrap w:val="0"/>
             <w:vAlign w:val="center"/>
           </w:tcPr>
           <w:p>
@@ -3952,7 +3074,6 @@
               <w:tl2br w:val="nil"/>
               <w:tr2bl w:val="nil"/>
             </w:tcBorders>
-            <w:noWrap w:val="0"/>
             <w:vAlign w:val="center"/>
           </w:tcPr>
           <w:p>
@@ -3971,7 +3092,6 @@
               <w:tl2br w:val="nil"/>
               <w:tr2bl w:val="nil"/>
             </w:tcBorders>
-            <w:noWrap w:val="0"/>
             <w:vAlign w:val="center"/>
           </w:tcPr>
           <w:p>
@@ -3985,24 +3105,8 @@
         </w:tc>
       </w:tr>
       <w:tr>
-        <w:tblPrEx>
-          <w:tblBorders>
-            <w:top w:val="single" w:color="auto" w:sz="12" w:space="0"/>
-            <w:left w:val="single" w:color="auto" w:sz="12" w:space="0"/>
-            <w:bottom w:val="single" w:color="auto" w:sz="12" w:space="0"/>
-            <w:right w:val="single" w:color="auto" w:sz="12" w:space="0"/>
-            <w:insideH w:val="single" w:color="auto" w:sz="4" w:space="0"/>
-            <w:insideV w:val="single" w:color="auto" w:sz="4" w:space="0"/>
-          </w:tblBorders>
-          <w:tblCellMar>
-            <w:top w:w="0" w:type="dxa"/>
-            <w:left w:w="108" w:type="dxa"/>
-            <w:bottom w:w="0" w:type="dxa"/>
-            <w:right w:w="108" w:type="dxa"/>
-          </w:tblCellMar>
-        </w:tblPrEx>
         <w:trPr>
-          <w:trHeight w:val="454" w:hRule="atLeast"/>
+          <w:trHeight w:val="454"/>
           <w:jc w:val="center"/>
         </w:trPr>
         <w:tc>
@@ -4013,7 +3117,6 @@
               <w:tl2br w:val="nil"/>
               <w:tr2bl w:val="nil"/>
             </w:tcBorders>
-            <w:noWrap w:val="0"/>
             <w:vAlign w:val="center"/>
           </w:tcPr>
           <w:p>
@@ -4021,7 +3124,6 @@
               <w:spacing w:line="240" w:lineRule="exact"/>
               <w:jc w:val="center"/>
               <w:rPr>
-                <w:rFonts w:hint="eastAsia"/>
                 <w:szCs w:val="21"/>
               </w:rPr>
             </w:pPr>
@@ -4035,7 +3137,6 @@
               <w:tl2br w:val="nil"/>
               <w:tr2bl w:val="nil"/>
             </w:tcBorders>
-            <w:noWrap w:val="0"/>
             <w:vAlign w:val="center"/>
           </w:tcPr>
           <w:p>
@@ -4056,7 +3157,6 @@
               <w:tl2br w:val="nil"/>
               <w:tr2bl w:val="nil"/>
             </w:tcBorders>
-            <w:noWrap w:val="0"/>
             <w:vAlign w:val="center"/>
           </w:tcPr>
           <w:p>
@@ -4075,7 +3175,6 @@
               <w:tl2br w:val="nil"/>
               <w:tr2bl w:val="nil"/>
             </w:tcBorders>
-            <w:noWrap w:val="0"/>
             <w:vAlign w:val="center"/>
           </w:tcPr>
           <w:p>
@@ -4089,24 +3188,8 @@
         </w:tc>
       </w:tr>
       <w:tr>
-        <w:tblPrEx>
-          <w:tblBorders>
-            <w:top w:val="single" w:color="auto" w:sz="12" w:space="0"/>
-            <w:left w:val="single" w:color="auto" w:sz="12" w:space="0"/>
-            <w:bottom w:val="single" w:color="auto" w:sz="12" w:space="0"/>
-            <w:right w:val="single" w:color="auto" w:sz="12" w:space="0"/>
-            <w:insideH w:val="single" w:color="auto" w:sz="4" w:space="0"/>
-            <w:insideV w:val="single" w:color="auto" w:sz="4" w:space="0"/>
-          </w:tblBorders>
-          <w:tblCellMar>
-            <w:top w:w="0" w:type="dxa"/>
-            <w:left w:w="108" w:type="dxa"/>
-            <w:bottom w:w="0" w:type="dxa"/>
-            <w:right w:w="108" w:type="dxa"/>
-          </w:tblCellMar>
-        </w:tblPrEx>
         <w:trPr>
-          <w:trHeight w:val="454" w:hRule="atLeast"/>
+          <w:trHeight w:val="454"/>
           <w:jc w:val="center"/>
         </w:trPr>
         <w:tc>
@@ -4117,7 +3200,6 @@
               <w:tl2br w:val="nil"/>
               <w:tr2bl w:val="nil"/>
             </w:tcBorders>
-            <w:noWrap w:val="0"/>
             <w:vAlign w:val="center"/>
           </w:tcPr>
           <w:p>
@@ -4125,7 +3207,6 @@
               <w:spacing w:line="240" w:lineRule="exact"/>
               <w:jc w:val="center"/>
               <w:rPr>
-                <w:rFonts w:hint="eastAsia"/>
                 <w:szCs w:val="21"/>
               </w:rPr>
             </w:pPr>
@@ -4139,7 +3220,6 @@
               <w:tl2br w:val="nil"/>
               <w:tr2bl w:val="nil"/>
             </w:tcBorders>
-            <w:noWrap w:val="0"/>
             <w:vAlign w:val="center"/>
           </w:tcPr>
           <w:p>
@@ -4160,7 +3240,6 @@
               <w:tl2br w:val="nil"/>
               <w:tr2bl w:val="nil"/>
             </w:tcBorders>
-            <w:noWrap w:val="0"/>
             <w:vAlign w:val="center"/>
           </w:tcPr>
           <w:p>
@@ -4179,7 +3258,6 @@
               <w:tl2br w:val="nil"/>
               <w:tr2bl w:val="nil"/>
             </w:tcBorders>
-            <w:noWrap w:val="0"/>
             <w:vAlign w:val="center"/>
           </w:tcPr>
           <w:p>
@@ -4193,24 +3271,8 @@
         </w:tc>
       </w:tr>
       <w:tr>
-        <w:tblPrEx>
-          <w:tblBorders>
-            <w:top w:val="single" w:color="auto" w:sz="12" w:space="0"/>
-            <w:left w:val="single" w:color="auto" w:sz="12" w:space="0"/>
-            <w:bottom w:val="single" w:color="auto" w:sz="12" w:space="0"/>
-            <w:right w:val="single" w:color="auto" w:sz="12" w:space="0"/>
-            <w:insideH w:val="single" w:color="auto" w:sz="4" w:space="0"/>
-            <w:insideV w:val="single" w:color="auto" w:sz="4" w:space="0"/>
-          </w:tblBorders>
-          <w:tblCellMar>
-            <w:top w:w="0" w:type="dxa"/>
-            <w:left w:w="108" w:type="dxa"/>
-            <w:bottom w:w="0" w:type="dxa"/>
-            <w:right w:w="108" w:type="dxa"/>
-          </w:tblCellMar>
-        </w:tblPrEx>
         <w:trPr>
-          <w:trHeight w:val="454" w:hRule="atLeast"/>
+          <w:trHeight w:val="454"/>
           <w:jc w:val="center"/>
         </w:trPr>
         <w:tc>
@@ -4221,7 +3283,6 @@
               <w:tl2br w:val="nil"/>
               <w:tr2bl w:val="nil"/>
             </w:tcBorders>
-            <w:noWrap w:val="0"/>
             <w:vAlign w:val="center"/>
           </w:tcPr>
           <w:p>
@@ -4229,7 +3290,6 @@
               <w:spacing w:line="240" w:lineRule="exact"/>
               <w:jc w:val="center"/>
               <w:rPr>
-                <w:rFonts w:hint="eastAsia"/>
                 <w:szCs w:val="21"/>
               </w:rPr>
             </w:pPr>
@@ -4243,7 +3303,6 @@
               <w:tl2br w:val="nil"/>
               <w:tr2bl w:val="nil"/>
             </w:tcBorders>
-            <w:noWrap w:val="0"/>
             <w:vAlign w:val="center"/>
           </w:tcPr>
           <w:p>
@@ -4264,7 +3323,6 @@
               <w:tl2br w:val="nil"/>
               <w:tr2bl w:val="nil"/>
             </w:tcBorders>
-            <w:noWrap w:val="0"/>
             <w:vAlign w:val="center"/>
           </w:tcPr>
           <w:p>
@@ -4283,7 +3341,6 @@
               <w:tl2br w:val="nil"/>
               <w:tr2bl w:val="nil"/>
             </w:tcBorders>
-            <w:noWrap w:val="0"/>
             <w:vAlign w:val="center"/>
           </w:tcPr>
           <w:p>
@@ -4297,24 +3354,8 @@
         </w:tc>
       </w:tr>
       <w:tr>
-        <w:tblPrEx>
-          <w:tblBorders>
-            <w:top w:val="single" w:color="auto" w:sz="12" w:space="0"/>
-            <w:left w:val="single" w:color="auto" w:sz="12" w:space="0"/>
-            <w:bottom w:val="single" w:color="auto" w:sz="12" w:space="0"/>
-            <w:right w:val="single" w:color="auto" w:sz="12" w:space="0"/>
-            <w:insideH w:val="single" w:color="auto" w:sz="4" w:space="0"/>
-            <w:insideV w:val="single" w:color="auto" w:sz="4" w:space="0"/>
-          </w:tblBorders>
-          <w:tblCellMar>
-            <w:top w:w="0" w:type="dxa"/>
-            <w:left w:w="108" w:type="dxa"/>
-            <w:bottom w:w="0" w:type="dxa"/>
-            <w:right w:w="108" w:type="dxa"/>
-          </w:tblCellMar>
-        </w:tblPrEx>
         <w:trPr>
-          <w:trHeight w:val="454" w:hRule="atLeast"/>
+          <w:trHeight w:val="454"/>
           <w:jc w:val="center"/>
         </w:trPr>
         <w:tc>
@@ -4325,7 +3366,6 @@
               <w:tl2br w:val="nil"/>
               <w:tr2bl w:val="nil"/>
             </w:tcBorders>
-            <w:noWrap w:val="0"/>
             <w:vAlign w:val="center"/>
           </w:tcPr>
           <w:p>
@@ -4333,7 +3373,6 @@
               <w:spacing w:line="240" w:lineRule="exact"/>
               <w:jc w:val="center"/>
               <w:rPr>
-                <w:rFonts w:hint="eastAsia"/>
                 <w:szCs w:val="21"/>
               </w:rPr>
             </w:pPr>
@@ -4347,7 +3386,6 @@
               <w:tl2br w:val="nil"/>
               <w:tr2bl w:val="nil"/>
             </w:tcBorders>
-            <w:noWrap w:val="0"/>
             <w:vAlign w:val="center"/>
           </w:tcPr>
           <w:p>
@@ -4368,7 +3406,6 @@
               <w:tl2br w:val="nil"/>
               <w:tr2bl w:val="nil"/>
             </w:tcBorders>
-            <w:noWrap w:val="0"/>
             <w:vAlign w:val="center"/>
           </w:tcPr>
           <w:p>
@@ -4387,7 +3424,6 @@
               <w:tl2br w:val="nil"/>
               <w:tr2bl w:val="nil"/>
             </w:tcBorders>
-            <w:noWrap w:val="0"/>
             <w:vAlign w:val="center"/>
           </w:tcPr>
           <w:p>
@@ -4401,24 +3437,8 @@
         </w:tc>
       </w:tr>
       <w:tr>
-        <w:tblPrEx>
-          <w:tblBorders>
-            <w:top w:val="single" w:color="auto" w:sz="12" w:space="0"/>
-            <w:left w:val="single" w:color="auto" w:sz="12" w:space="0"/>
-            <w:bottom w:val="single" w:color="auto" w:sz="12" w:space="0"/>
-            <w:right w:val="single" w:color="auto" w:sz="12" w:space="0"/>
-            <w:insideH w:val="single" w:color="auto" w:sz="4" w:space="0"/>
-            <w:insideV w:val="single" w:color="auto" w:sz="4" w:space="0"/>
-          </w:tblBorders>
-          <w:tblCellMar>
-            <w:top w:w="0" w:type="dxa"/>
-            <w:left w:w="108" w:type="dxa"/>
-            <w:bottom w:w="0" w:type="dxa"/>
-            <w:right w:w="108" w:type="dxa"/>
-          </w:tblCellMar>
-        </w:tblPrEx>
         <w:trPr>
-          <w:trHeight w:val="392" w:hRule="atLeast"/>
+          <w:trHeight w:val="392"/>
           <w:jc w:val="center"/>
         </w:trPr>
         <w:tc>
@@ -4429,7 +3449,6 @@
               <w:tl2br w:val="nil"/>
               <w:tr2bl w:val="nil"/>
             </w:tcBorders>
-            <w:noWrap w:val="0"/>
             <w:vAlign w:val="center"/>
           </w:tcPr>
           <w:p>
@@ -4437,7 +3456,6 @@
               <w:spacing w:line="240" w:lineRule="exact"/>
               <w:jc w:val="center"/>
               <w:rPr>
-                <w:rFonts w:hint="eastAsia"/>
                 <w:szCs w:val="21"/>
               </w:rPr>
             </w:pPr>
@@ -4451,7 +3469,6 @@
               <w:tl2br w:val="nil"/>
               <w:tr2bl w:val="nil"/>
             </w:tcBorders>
-            <w:noWrap w:val="0"/>
             <w:vAlign w:val="center"/>
           </w:tcPr>
           <w:p>
@@ -4472,7 +3489,6 @@
               <w:tl2br w:val="nil"/>
               <w:tr2bl w:val="nil"/>
             </w:tcBorders>
-            <w:noWrap w:val="0"/>
             <w:vAlign w:val="center"/>
           </w:tcPr>
           <w:p>
@@ -4491,7 +3507,6 @@
               <w:tl2br w:val="nil"/>
               <w:tr2bl w:val="nil"/>
             </w:tcBorders>
-            <w:noWrap w:val="0"/>
             <w:vAlign w:val="center"/>
           </w:tcPr>
           <w:p>
@@ -4505,24 +3520,8 @@
         </w:tc>
       </w:tr>
       <w:tr>
-        <w:tblPrEx>
-          <w:tblBorders>
-            <w:top w:val="single" w:color="auto" w:sz="12" w:space="0"/>
-            <w:left w:val="single" w:color="auto" w:sz="12" w:space="0"/>
-            <w:bottom w:val="single" w:color="auto" w:sz="12" w:space="0"/>
-            <w:right w:val="single" w:color="auto" w:sz="12" w:space="0"/>
-            <w:insideH w:val="single" w:color="auto" w:sz="4" w:space="0"/>
-            <w:insideV w:val="single" w:color="auto" w:sz="4" w:space="0"/>
-          </w:tblBorders>
-          <w:tblCellMar>
-            <w:top w:w="0" w:type="dxa"/>
-            <w:left w:w="108" w:type="dxa"/>
-            <w:bottom w:w="0" w:type="dxa"/>
-            <w:right w:w="108" w:type="dxa"/>
-          </w:tblCellMar>
-        </w:tblPrEx>
         <w:trPr>
-          <w:trHeight w:val="392" w:hRule="atLeast"/>
+          <w:trHeight w:val="392"/>
           <w:jc w:val="center"/>
         </w:trPr>
         <w:tc>
@@ -4533,7 +3532,6 @@
               <w:tl2br w:val="nil"/>
               <w:tr2bl w:val="nil"/>
             </w:tcBorders>
-            <w:noWrap w:val="0"/>
             <w:vAlign w:val="center"/>
           </w:tcPr>
           <w:p>
@@ -4541,7 +3539,6 @@
               <w:spacing w:line="240" w:lineRule="exact"/>
               <w:jc w:val="center"/>
               <w:rPr>
-                <w:rFonts w:hint="eastAsia"/>
                 <w:szCs w:val="21"/>
               </w:rPr>
             </w:pPr>
@@ -4555,7 +3552,6 @@
               <w:tl2br w:val="nil"/>
               <w:tr2bl w:val="nil"/>
             </w:tcBorders>
-            <w:noWrap w:val="0"/>
             <w:vAlign w:val="center"/>
           </w:tcPr>
           <w:p>
@@ -4576,7 +3572,6 @@
               <w:tl2br w:val="nil"/>
               <w:tr2bl w:val="nil"/>
             </w:tcBorders>
-            <w:noWrap w:val="0"/>
             <w:vAlign w:val="center"/>
           </w:tcPr>
           <w:p>
@@ -4595,7 +3590,6 @@
               <w:tl2br w:val="nil"/>
               <w:tr2bl w:val="nil"/>
             </w:tcBorders>
-            <w:noWrap w:val="0"/>
             <w:vAlign w:val="center"/>
           </w:tcPr>
           <w:p>
@@ -4611,336 +3605,407 @@
     </w:tbl>
     <w:p>
       <w:pPr>
-        <w:spacing w:before="156" w:beforeLines="50"/>
-        <w:rPr>
-          <w:rFonts w:hint="eastAsia"/>
-        </w:rPr>
+        <w:spacing w:beforeLines="50" w:before="156"/>
       </w:pPr>
     </w:p>
     <w:sectPr>
       <w:pgSz w:w="11906" w:h="16838"/>
       <w:pgMar w:top="567" w:right="567" w:bottom="0" w:left="567" w:header="851" w:footer="567" w:gutter="0"/>
-      <w:pgBorders>
-        <w:top w:val="none" w:sz="0" w:space="0"/>
-        <w:left w:val="none" w:sz="0" w:space="0"/>
-        <w:bottom w:val="none" w:sz="0" w:space="0"/>
-        <w:right w:val="none" w:sz="0" w:space="0"/>
-      </w:pgBorders>
-      <w:cols w:space="720" w:num="1"/>
-      <w:docGrid w:type="lines" w:linePitch="312" w:charSpace="0"/>
+      <w:cols w:space="720"/>
+      <w:docGrid w:type="lines" w:linePitch="312"/>
     </w:sectPr>
   </w:body>
 </w:document>
 </file>
 
+<file path=word/endnotes.xml><?xml version="1.0" encoding="utf-8"?>
+<w:endnotes xmlns:wpc="http://schemas.microsoft.com/office/word/2010/wordprocessingCanvas" xmlns:cx="http://schemas.microsoft.com/office/drawing/2014/chartex" xmlns:cx1="http://schemas.microsoft.com/office/drawing/2015/9/8/chartex" xmlns:cx2="http://schemas.microsoft.com/office/drawing/2015/10/21/chartex" xmlns:cx3="http://schemas.microsoft.com/office/drawing/2016/5/9/chartex" xmlns:cx4="http://schemas.microsoft.com/office/drawing/2016/5/10/chartex" xmlns:cx5="http://schemas.microsoft.com/office/drawing/2016/5/11/chartex" xmlns:cx6="http://schemas.microsoft.com/office/drawing/2016/5/12/chartex" xmlns:cx7="http://schemas.microsoft.com/office/drawing/2016/5/13/chartex" xmlns:cx8="http://schemas.microsoft.com/office/drawing/2016/5/14/chartex" xmlns:mc="http://schemas.openxmlformats.org/markup-compatibility/2006" xmlns:aink="http://schemas.microsoft.com/office/drawing/2016/ink" xmlns:am3d="http://schemas.microsoft.com/office/drawing/2017/model3d" xmlns:o="urn:schemas-microsoft-com:office:office" xmlns:oel="http://schemas.microsoft.com/office/2019/extlst" xmlns:r="http://schemas.openxmlformats.org/officeDocument/2006/relationships" xmlns:m="http://schemas.openxmlformats.org/officeDocument/2006/math" xmlns:v="urn:schemas-microsoft-com:vml" xmlns:wp14="http://schemas.microsoft.com/office/word/2010/wordprocessingDrawing" xmlns:wp="http://schemas.openxmlformats.org/drawingml/2006/wordprocessingDrawing" xmlns:w10="urn:schemas-microsoft-com:office:word" xmlns:w="http://schemas.openxmlformats.org/wordprocessingml/2006/main" xmlns:w14="http://schemas.microsoft.com/office/word/2010/wordml" xmlns:w15="http://schemas.microsoft.com/office/word/2012/wordml" xmlns:w16cex="http://schemas.microsoft.com/office/word/2018/wordml/cex" xmlns:w16cid="http://schemas.microsoft.com/office/word/2016/wordml/cid" xmlns:w16="http://schemas.microsoft.com/office/word/2018/wordml" xmlns:w16du="http://schemas.microsoft.com/office/word/2023/wordml/word16du" xmlns:w16sdtdh="http://schemas.microsoft.com/office/word/2020/wordml/sdtdatahash" xmlns:w16sdtfl="http://schemas.microsoft.com/office/word/2024/wordml/sdtformatlock" xmlns:w16se="http://schemas.microsoft.com/office/word/2015/wordml/symex" xmlns:wpg="http://schemas.microsoft.com/office/word/2010/wordprocessingGroup" xmlns:wpi="http://schemas.microsoft.com/office/word/2010/wordprocessingInk" xmlns:wne="http://schemas.microsoft.com/office/word/2006/wordml" xmlns:wps="http://schemas.microsoft.com/office/word/2010/wordprocessingShape" mc:Ignorable="w14 w15 w16se w16cid w16 w16cex w16sdtdh w16sdtfl w16du wp14">
+  <w:endnote w:type="separator" w:id="-1">
+    <w:p>
+      <w:r>
+        <w:separator/>
+      </w:r>
+    </w:p>
+  </w:endnote>
+  <w:endnote w:type="continuationSeparator" w:id="0">
+    <w:p>
+      <w:r>
+        <w:continuationSeparator/>
+      </w:r>
+    </w:p>
+  </w:endnote>
+</w:endnotes>
+</file>
+
+<file path=word/footnotes.xml><?xml version="1.0" encoding="utf-8"?>
+<w:footnotes xmlns:wpc="http://schemas.microsoft.com/office/word/2010/wordprocessingCanvas" xmlns:cx="http://schemas.microsoft.com/office/drawing/2014/chartex" xmlns:cx1="http://schemas.microsoft.com/office/drawing/2015/9/8/chartex" xmlns:cx2="http://schemas.microsoft.com/office/drawing/2015/10/21/chartex" xmlns:cx3="http://schemas.microsoft.com/office/drawing/2016/5/9/chartex" xmlns:cx4="http://schemas.microsoft.com/office/drawing/2016/5/10/chartex" xmlns:cx5="http://schemas.microsoft.com/office/drawing/2016/5/11/chartex" xmlns:cx6="http://schemas.microsoft.com/office/drawing/2016/5/12/chartex" xmlns:cx7="http://schemas.microsoft.com/office/drawing/2016/5/13/chartex" xmlns:cx8="http://schemas.microsoft.com/office/drawing/2016/5/14/chartex" xmlns:mc="http://schemas.openxmlformats.org/markup-compatibility/2006" xmlns:aink="http://schemas.microsoft.com/office/drawing/2016/ink" xmlns:am3d="http://schemas.microsoft.com/office/drawing/2017/model3d" xmlns:o="urn:schemas-microsoft-com:office:office" xmlns:oel="http://schemas.microsoft.com/office/2019/extlst" xmlns:r="http://schemas.openxmlformats.org/officeDocument/2006/relationships" xmlns:m="http://schemas.openxmlformats.org/officeDocument/2006/math" xmlns:v="urn:schemas-microsoft-com:vml" xmlns:wp14="http://schemas.microsoft.com/office/word/2010/wordprocessingDrawing" xmlns:wp="http://schemas.openxmlformats.org/drawingml/2006/wordprocessingDrawing" xmlns:w10="urn:schemas-microsoft-com:office:word" xmlns:w="http://schemas.openxmlformats.org/wordprocessingml/2006/main" xmlns:w14="http://schemas.microsoft.com/office/word/2010/wordml" xmlns:w15="http://schemas.microsoft.com/office/word/2012/wordml" xmlns:w16cex="http://schemas.microsoft.com/office/word/2018/wordml/cex" xmlns:w16cid="http://schemas.microsoft.com/office/word/2016/wordml/cid" xmlns:w16="http://schemas.microsoft.com/office/word/2018/wordml" xmlns:w16du="http://schemas.microsoft.com/office/word/2023/wordml/word16du" xmlns:w16sdtdh="http://schemas.microsoft.com/office/word/2020/wordml/sdtdatahash" xmlns:w16sdtfl="http://schemas.microsoft.com/office/word/2024/wordml/sdtformatlock" xmlns:w16se="http://schemas.microsoft.com/office/word/2015/wordml/symex" xmlns:wpg="http://schemas.microsoft.com/office/word/2010/wordprocessingGroup" xmlns:wpi="http://schemas.microsoft.com/office/word/2010/wordprocessingInk" xmlns:wne="http://schemas.microsoft.com/office/word/2006/wordml" xmlns:wps="http://schemas.microsoft.com/office/word/2010/wordprocessingShape" mc:Ignorable="w14 w15 w16se w16cid w16 w16cex w16sdtdh w16sdtfl w16du wp14">
+  <w:footnote w:type="separator" w:id="-1">
+    <w:p>
+      <w:r>
+        <w:separator/>
+      </w:r>
+    </w:p>
+  </w:footnote>
+  <w:footnote w:type="continuationSeparator" w:id="0">
+    <w:p>
+      <w:r>
+        <w:continuationSeparator/>
+      </w:r>
+    </w:p>
+  </w:footnote>
+</w:footnotes>
+</file>
+
 <file path=word/styles.xml><?xml version="1.0" encoding="utf-8"?>
-<w:styles xmlns:mc="http://schemas.openxmlformats.org/markup-compatibility/2006" xmlns:o="urn:schemas-microsoft-com:office:office" xmlns:r="http://schemas.openxmlformats.org/officeDocument/2006/relationships" xmlns:m="http://schemas.openxmlformats.org/officeDocument/2006/math" xmlns:v="urn:schemas-microsoft-com:vml" xmlns:w="http://schemas.openxmlformats.org/wordprocessingml/2006/main" xmlns:w14="http://schemas.microsoft.com/office/word/2010/wordml" xmlns:w10="urn:schemas-microsoft-com:office:word" xmlns:sl="http://schemas.openxmlformats.org/schemaLibrary/2006/main" xmlns:wpsCustomData="http://www.wps.cn/officeDocument/2013/wpsCustomData" mc:Ignorable="w14">
+<w:styles xmlns:mc="http://schemas.openxmlformats.org/markup-compatibility/2006" xmlns:r="http://schemas.openxmlformats.org/officeDocument/2006/relationships" xmlns:w="http://schemas.openxmlformats.org/wordprocessingml/2006/main" xmlns:w14="http://schemas.microsoft.com/office/word/2010/wordml" xmlns:w15="http://schemas.microsoft.com/office/word/2012/wordml" xmlns:w16cex="http://schemas.microsoft.com/office/word/2018/wordml/cex" xmlns:w16cid="http://schemas.microsoft.com/office/word/2016/wordml/cid" xmlns:w16="http://schemas.microsoft.com/office/word/2018/wordml" xmlns:w16du="http://schemas.microsoft.com/office/word/2023/wordml/word16du" xmlns:w16sdtdh="http://schemas.microsoft.com/office/word/2020/wordml/sdtdatahash" xmlns:w16sdtfl="http://schemas.microsoft.com/office/word/2024/wordml/sdtformatlock" xmlns:w16se="http://schemas.microsoft.com/office/word/2015/wordml/symex" mc:Ignorable="w14 w15 w16se w16cid w16 w16cex w16sdtdh w16sdtfl w16du">
   <w:docDefaults>
     <w:rPrDefault>
       <w:rPr>
-        <w:rFonts w:ascii="Times New Roman" w:hAnsi="Times New Roman" w:eastAsia="宋体" w:cs="Times New Roman"/>
+        <w:rFonts w:ascii="Times New Roman" w:eastAsia="宋体" w:hAnsi="Times New Roman" w:cs="Times New Roman"/>
+        <w:lang w:val="en-US" w:eastAsia="zh-CN" w:bidi="ar-SA"/>
       </w:rPr>
     </w:rPrDefault>
     <w:pPrDefault/>
   </w:docDefaults>
-  <w:latentStyles w:count="260" w:defQFormat="0" w:defUnhideWhenUsed="1" w:defSemiHidden="1" w:defUIPriority="99" w:defLockedState="0">
-    <w:lsdException w:qFormat="1" w:unhideWhenUsed="0" w:uiPriority="0" w:semiHidden="0" w:name="Normal"/>
-    <w:lsdException w:qFormat="1" w:unhideWhenUsed="0" w:uiPriority="0" w:semiHidden="0" w:name="heading 1"/>
-    <w:lsdException w:qFormat="1" w:uiPriority="0" w:name="heading 2"/>
-    <w:lsdException w:qFormat="1" w:unhideWhenUsed="0" w:uiPriority="0" w:semiHidden="0" w:name="heading 3"/>
-    <w:lsdException w:qFormat="1" w:uiPriority="0" w:name="heading 4"/>
-    <w:lsdException w:qFormat="1" w:uiPriority="0" w:name="heading 5"/>
-    <w:lsdException w:qFormat="1" w:uiPriority="0" w:name="heading 6"/>
-    <w:lsdException w:qFormat="1" w:uiPriority="0" w:name="heading 7"/>
-    <w:lsdException w:qFormat="1" w:uiPriority="0" w:name="heading 8"/>
-    <w:lsdException w:qFormat="1" w:uiPriority="0" w:name="heading 9"/>
-    <w:lsdException w:unhideWhenUsed="0" w:uiPriority="0" w:semiHidden="0" w:name="index 1"/>
-    <w:lsdException w:unhideWhenUsed="0" w:uiPriority="0" w:semiHidden="0" w:name="index 2"/>
-    <w:lsdException w:unhideWhenUsed="0" w:uiPriority="0" w:semiHidden="0" w:name="index 3"/>
-    <w:lsdException w:unhideWhenUsed="0" w:uiPriority="0" w:semiHidden="0" w:name="index 4"/>
-    <w:lsdException w:unhideWhenUsed="0" w:uiPriority="0" w:semiHidden="0" w:name="index 5"/>
-    <w:lsdException w:unhideWhenUsed="0" w:uiPriority="0" w:semiHidden="0" w:name="index 6"/>
-    <w:lsdException w:unhideWhenUsed="0" w:uiPriority="0" w:semiHidden="0" w:name="index 7"/>
-    <w:lsdException w:unhideWhenUsed="0" w:uiPriority="0" w:semiHidden="0" w:name="index 8"/>
-    <w:lsdException w:unhideWhenUsed="0" w:uiPriority="0" w:semiHidden="0" w:name="index 9"/>
-    <w:lsdException w:unhideWhenUsed="0" w:uiPriority="0" w:semiHidden="0" w:name="toc 1"/>
-    <w:lsdException w:unhideWhenUsed="0" w:uiPriority="0" w:semiHidden="0" w:name="toc 2"/>
-    <w:lsdException w:unhideWhenUsed="0" w:uiPriority="0" w:semiHidden="0" w:name="toc 3"/>
-    <w:lsdException w:unhideWhenUsed="0" w:uiPriority="0" w:semiHidden="0" w:name="toc 4"/>
-    <w:lsdException w:unhideWhenUsed="0" w:uiPriority="0" w:semiHidden="0" w:name="toc 5"/>
-    <w:lsdException w:unhideWhenUsed="0" w:uiPriority="0" w:semiHidden="0" w:name="toc 6"/>
-    <w:lsdException w:unhideWhenUsed="0" w:uiPriority="0" w:semiHidden="0" w:name="toc 7"/>
-    <w:lsdException w:unhideWhenUsed="0" w:uiPriority="0" w:semiHidden="0" w:name="toc 8"/>
-    <w:lsdException w:unhideWhenUsed="0" w:uiPriority="0" w:semiHidden="0" w:name="toc 9"/>
-    <w:lsdException w:unhideWhenUsed="0" w:uiPriority="0" w:semiHidden="0" w:name="Normal Indent"/>
-    <w:lsdException w:unhideWhenUsed="0" w:uiPriority="0" w:semiHidden="0" w:name="footnote text"/>
-    <w:lsdException w:qFormat="1" w:unhideWhenUsed="0" w:uiPriority="0" w:semiHidden="0" w:name="annotation text"/>
-    <w:lsdException w:qFormat="1" w:unhideWhenUsed="0" w:uiPriority="0" w:semiHidden="0" w:name="header"/>
-    <w:lsdException w:qFormat="1" w:unhideWhenUsed="0" w:uiPriority="0" w:semiHidden="0" w:name="footer"/>
-    <w:lsdException w:unhideWhenUsed="0" w:uiPriority="0" w:semiHidden="0" w:name="index heading"/>
-    <w:lsdException w:qFormat="1" w:uiPriority="0" w:name="caption"/>
-    <w:lsdException w:unhideWhenUsed="0" w:uiPriority="0" w:semiHidden="0" w:name="table of figures"/>
-    <w:lsdException w:unhideWhenUsed="0" w:uiPriority="0" w:semiHidden="0" w:name="envelope address"/>
-    <w:lsdException w:unhideWhenUsed="0" w:uiPriority="0" w:semiHidden="0" w:name="envelope return"/>
-    <w:lsdException w:unhideWhenUsed="0" w:uiPriority="0" w:semiHidden="0" w:name="footnote reference"/>
-    <w:lsdException w:qFormat="1" w:unhideWhenUsed="0" w:uiPriority="0" w:semiHidden="0" w:name="annotation reference"/>
-    <w:lsdException w:unhideWhenUsed="0" w:uiPriority="0" w:semiHidden="0" w:name="line number"/>
-    <w:lsdException w:unhideWhenUsed="0" w:uiPriority="0" w:semiHidden="0" w:name="page number"/>
-    <w:lsdException w:unhideWhenUsed="0" w:uiPriority="0" w:semiHidden="0" w:name="endnote reference"/>
-    <w:lsdException w:unhideWhenUsed="0" w:uiPriority="0" w:semiHidden="0" w:name="endnote text"/>
-    <w:lsdException w:unhideWhenUsed="0" w:uiPriority="0" w:semiHidden="0" w:name="table of authorities"/>
-    <w:lsdException w:unhideWhenUsed="0" w:uiPriority="0" w:semiHidden="0" w:name="macro"/>
-    <w:lsdException w:unhideWhenUsed="0" w:uiPriority="0" w:semiHidden="0" w:name="toa heading"/>
-    <w:lsdException w:unhideWhenUsed="0" w:uiPriority="0" w:semiHidden="0" w:name="List"/>
-    <w:lsdException w:unhideWhenUsed="0" w:uiPriority="0" w:semiHidden="0" w:name="List Bullet"/>
-    <w:lsdException w:unhideWhenUsed="0" w:uiPriority="0" w:semiHidden="0" w:name="List Number"/>
-    <w:lsdException w:unhideWhenUsed="0" w:uiPriority="0" w:semiHidden="0" w:name="List 2"/>
-    <w:lsdException w:unhideWhenUsed="0" w:uiPriority="0" w:semiHidden="0" w:name="List 3"/>
-    <w:lsdException w:unhideWhenUsed="0" w:uiPriority="0" w:semiHidden="0" w:name="List 4"/>
-    <w:lsdException w:unhideWhenUsed="0" w:uiPriority="0" w:semiHidden="0" w:name="List 5"/>
-    <w:lsdException w:unhideWhenUsed="0" w:uiPriority="0" w:semiHidden="0" w:name="List Bullet 2"/>
-    <w:lsdException w:unhideWhenUsed="0" w:uiPriority="0" w:semiHidden="0" w:name="List Bullet 3"/>
-    <w:lsdException w:unhideWhenUsed="0" w:uiPriority="0" w:semiHidden="0" w:name="List Bullet 4"/>
-    <w:lsdException w:unhideWhenUsed="0" w:uiPriority="0" w:semiHidden="0" w:name="List Bullet 5"/>
-    <w:lsdException w:unhideWhenUsed="0" w:uiPriority="0" w:semiHidden="0" w:name="List Number 2"/>
-    <w:lsdException w:unhideWhenUsed="0" w:uiPriority="0" w:semiHidden="0" w:name="List Number 3"/>
-    <w:lsdException w:unhideWhenUsed="0" w:uiPriority="0" w:semiHidden="0" w:name="List Number 4"/>
-    <w:lsdException w:unhideWhenUsed="0" w:uiPriority="0" w:semiHidden="0" w:name="List Number 5"/>
-    <w:lsdException w:qFormat="1" w:unhideWhenUsed="0" w:uiPriority="0" w:semiHidden="0" w:name="Title"/>
-    <w:lsdException w:unhideWhenUsed="0" w:uiPriority="0" w:semiHidden="0" w:name="Closing"/>
-    <w:lsdException w:unhideWhenUsed="0" w:uiPriority="0" w:semiHidden="0" w:name="Signature"/>
-    <w:lsdException w:qFormat="1" w:unhideWhenUsed="0" w:uiPriority="0" w:semiHidden="0" w:name="Default Paragraph Font"/>
-    <w:lsdException w:unhideWhenUsed="0" w:uiPriority="0" w:semiHidden="0" w:name="Body Text"/>
-    <w:lsdException w:unhideWhenUsed="0" w:uiPriority="0" w:semiHidden="0" w:name="Body Text Indent"/>
-    <w:lsdException w:unhideWhenUsed="0" w:uiPriority="0" w:semiHidden="0" w:name="List Continue"/>
-    <w:lsdException w:unhideWhenUsed="0" w:uiPriority="0" w:semiHidden="0" w:name="List Continue 2"/>
-    <w:lsdException w:unhideWhenUsed="0" w:uiPriority="0" w:semiHidden="0" w:name="List Continue 3"/>
-    <w:lsdException w:unhideWhenUsed="0" w:uiPriority="0" w:semiHidden="0" w:name="List Continue 4"/>
-    <w:lsdException w:unhideWhenUsed="0" w:uiPriority="0" w:semiHidden="0" w:name="List Continue 5"/>
-    <w:lsdException w:unhideWhenUsed="0" w:uiPriority="0" w:semiHidden="0" w:name="Message Header"/>
-    <w:lsdException w:qFormat="1" w:unhideWhenUsed="0" w:uiPriority="0" w:semiHidden="0" w:name="Subtitle"/>
-    <w:lsdException w:unhideWhenUsed="0" w:uiPriority="0" w:semiHidden="0" w:name="Salutation"/>
-    <w:lsdException w:unhideWhenUsed="0" w:uiPriority="0" w:semiHidden="0" w:name="Date"/>
-    <w:lsdException w:unhideWhenUsed="0" w:uiPriority="0" w:semiHidden="0" w:name="Body Text First Indent"/>
-    <w:lsdException w:unhideWhenUsed="0" w:uiPriority="0" w:semiHidden="0" w:name="Body Text First Indent 2"/>
-    <w:lsdException w:unhideWhenUsed="0" w:uiPriority="0" w:semiHidden="0" w:name="Note Heading"/>
-    <w:lsdException w:unhideWhenUsed="0" w:uiPriority="0" w:semiHidden="0" w:name="Body Text 2"/>
-    <w:lsdException w:unhideWhenUsed="0" w:uiPriority="0" w:semiHidden="0" w:name="Body Text 3"/>
-    <w:lsdException w:unhideWhenUsed="0" w:uiPriority="0" w:semiHidden="0" w:name="Body Text Indent 2"/>
-    <w:lsdException w:unhideWhenUsed="0" w:uiPriority="0" w:semiHidden="0" w:name="Body Text Indent 3"/>
-    <w:lsdException w:unhideWhenUsed="0" w:uiPriority="0" w:semiHidden="0" w:name="Block Text"/>
-    <w:lsdException w:unhideWhenUsed="0" w:uiPriority="0" w:semiHidden="0" w:name="Hyperlink"/>
-    <w:lsdException w:unhideWhenUsed="0" w:uiPriority="0" w:semiHidden="0" w:name="FollowedHyperlink"/>
-    <w:lsdException w:qFormat="1" w:unhideWhenUsed="0" w:uiPriority="0" w:semiHidden="0" w:name="Strong"/>
-    <w:lsdException w:qFormat="1" w:unhideWhenUsed="0" w:uiPriority="0" w:semiHidden="0" w:name="Emphasis"/>
-    <w:lsdException w:unhideWhenUsed="0" w:uiPriority="0" w:semiHidden="0" w:name="Document Map"/>
-    <w:lsdException w:unhideWhenUsed="0" w:uiPriority="0" w:semiHidden="0" w:name="Plain Text"/>
-    <w:lsdException w:unhideWhenUsed="0" w:uiPriority="0" w:semiHidden="0" w:name="E-mail Signature"/>
-    <w:lsdException w:unhideWhenUsed="0" w:uiPriority="0" w:semiHidden="0" w:name="Normal (Web)"/>
-    <w:lsdException w:unhideWhenUsed="0" w:uiPriority="0" w:semiHidden="0" w:name="HTML Acronym"/>
-    <w:lsdException w:unhideWhenUsed="0" w:uiPriority="0" w:semiHidden="0" w:name="HTML Address"/>
-    <w:lsdException w:unhideWhenUsed="0" w:uiPriority="0" w:semiHidden="0" w:name="HTML Cite"/>
-    <w:lsdException w:unhideWhenUsed="0" w:uiPriority="0" w:semiHidden="0" w:name="HTML Code"/>
-    <w:lsdException w:unhideWhenUsed="0" w:uiPriority="0" w:semiHidden="0" w:name="HTML Definition"/>
-    <w:lsdException w:unhideWhenUsed="0" w:uiPriority="0" w:semiHidden="0" w:name="HTML Keyboard"/>
-    <w:lsdException w:unhideWhenUsed="0" w:uiPriority="0" w:semiHidden="0" w:name="HTML Preformatted"/>
-    <w:lsdException w:unhideWhenUsed="0" w:uiPriority="0" w:semiHidden="0" w:name="HTML Sample"/>
-    <w:lsdException w:unhideWhenUsed="0" w:uiPriority="0" w:semiHidden="0" w:name="HTML Typewriter"/>
-    <w:lsdException w:unhideWhenUsed="0" w:uiPriority="0" w:semiHidden="0" w:name="HTML Variable"/>
-    <w:lsdException w:qFormat="1" w:unhideWhenUsed="0" w:uiPriority="0" w:name="Normal Table"/>
-    <w:lsdException w:qFormat="1" w:unhideWhenUsed="0" w:uiPriority="0" w:semiHidden="0" w:name="annotation subject"/>
-    <w:lsdException w:unhideWhenUsed="0" w:uiPriority="0" w:semiHidden="0" w:name="Table Simple 1"/>
-    <w:lsdException w:unhideWhenUsed="0" w:uiPriority="0" w:semiHidden="0" w:name="Table Simple 2"/>
-    <w:lsdException w:unhideWhenUsed="0" w:uiPriority="0" w:semiHidden="0" w:name="Table Simple 3"/>
-    <w:lsdException w:unhideWhenUsed="0" w:uiPriority="0" w:semiHidden="0" w:name="Table Classic 1"/>
-    <w:lsdException w:unhideWhenUsed="0" w:uiPriority="0" w:semiHidden="0" w:name="Table Classic 2"/>
-    <w:lsdException w:unhideWhenUsed="0" w:uiPriority="0" w:semiHidden="0" w:name="Table Classic 3"/>
-    <w:lsdException w:unhideWhenUsed="0" w:uiPriority="0" w:semiHidden="0" w:name="Table Classic 4"/>
-    <w:lsdException w:unhideWhenUsed="0" w:uiPriority="0" w:semiHidden="0" w:name="Table Colorful 1"/>
-    <w:lsdException w:unhideWhenUsed="0" w:uiPriority="0" w:semiHidden="0" w:name="Table Colorful 2"/>
-    <w:lsdException w:unhideWhenUsed="0" w:uiPriority="0" w:semiHidden="0" w:name="Table Colorful 3"/>
-    <w:lsdException w:unhideWhenUsed="0" w:uiPriority="0" w:semiHidden="0" w:name="Table Columns 1"/>
-    <w:lsdException w:unhideWhenUsed="0" w:uiPriority="0" w:semiHidden="0" w:name="Table Columns 2"/>
-    <w:lsdException w:unhideWhenUsed="0" w:uiPriority="0" w:semiHidden="0" w:name="Table Columns 3"/>
-    <w:lsdException w:unhideWhenUsed="0" w:uiPriority="0" w:semiHidden="0" w:name="Table Columns 4"/>
-    <w:lsdException w:unhideWhenUsed="0" w:uiPriority="0" w:semiHidden="0" w:name="Table Columns 5"/>
-    <w:lsdException w:unhideWhenUsed="0" w:uiPriority="0" w:semiHidden="0" w:name="Table Grid 1"/>
-    <w:lsdException w:unhideWhenUsed="0" w:uiPriority="0" w:semiHidden="0" w:name="Table Grid 2"/>
-    <w:lsdException w:unhideWhenUsed="0" w:uiPriority="0" w:semiHidden="0" w:name="Table Grid 3"/>
-    <w:lsdException w:unhideWhenUsed="0" w:uiPriority="0" w:semiHidden="0" w:name="Table Grid 4"/>
-    <w:lsdException w:unhideWhenUsed="0" w:uiPriority="0" w:semiHidden="0" w:name="Table Grid 5"/>
-    <w:lsdException w:unhideWhenUsed="0" w:uiPriority="0" w:semiHidden="0" w:name="Table Grid 6"/>
-    <w:lsdException w:unhideWhenUsed="0" w:uiPriority="0" w:semiHidden="0" w:name="Table Grid 7"/>
-    <w:lsdException w:unhideWhenUsed="0" w:uiPriority="0" w:semiHidden="0" w:name="Table Grid 8"/>
-    <w:lsdException w:unhideWhenUsed="0" w:uiPriority="0" w:semiHidden="0" w:name="Table List 1"/>
-    <w:lsdException w:unhideWhenUsed="0" w:uiPriority="0" w:semiHidden="0" w:name="Table List 2"/>
-    <w:lsdException w:unhideWhenUsed="0" w:uiPriority="0" w:semiHidden="0" w:name="Table List 3"/>
-    <w:lsdException w:unhideWhenUsed="0" w:uiPriority="0" w:semiHidden="0" w:name="Table List 4"/>
-    <w:lsdException w:unhideWhenUsed="0" w:uiPriority="0" w:semiHidden="0" w:name="Table List 5"/>
-    <w:lsdException w:unhideWhenUsed="0" w:uiPriority="0" w:semiHidden="0" w:name="Table List 6"/>
-    <w:lsdException w:unhideWhenUsed="0" w:uiPriority="0" w:semiHidden="0" w:name="Table List 7"/>
-    <w:lsdException w:unhideWhenUsed="0" w:uiPriority="0" w:semiHidden="0" w:name="Table List 8"/>
-    <w:lsdException w:unhideWhenUsed="0" w:uiPriority="0" w:semiHidden="0" w:name="Table 3D effects 1"/>
-    <w:lsdException w:unhideWhenUsed="0" w:uiPriority="0" w:semiHidden="0" w:name="Table 3D effects 2"/>
-    <w:lsdException w:unhideWhenUsed="0" w:uiPriority="0" w:semiHidden="0" w:name="Table 3D effects 3"/>
-    <w:lsdException w:unhideWhenUsed="0" w:uiPriority="0" w:semiHidden="0" w:name="Table Contemporary"/>
-    <w:lsdException w:unhideWhenUsed="0" w:uiPriority="0" w:semiHidden="0" w:name="Table Elegant"/>
-    <w:lsdException w:unhideWhenUsed="0" w:uiPriority="0" w:semiHidden="0" w:name="Table Professional"/>
-    <w:lsdException w:unhideWhenUsed="0" w:uiPriority="0" w:semiHidden="0" w:name="Table Subtle 1"/>
-    <w:lsdException w:unhideWhenUsed="0" w:uiPriority="0" w:semiHidden="0" w:name="Table Subtle 2"/>
-    <w:lsdException w:unhideWhenUsed="0" w:uiPriority="0" w:semiHidden="0" w:name="Table Web 1"/>
-    <w:lsdException w:unhideWhenUsed="0" w:uiPriority="0" w:semiHidden="0" w:name="Table Web 2"/>
-    <w:lsdException w:unhideWhenUsed="0" w:uiPriority="0" w:semiHidden="0" w:name="Table Web 3"/>
-    <w:lsdException w:qFormat="1" w:unhideWhenUsed="0" w:uiPriority="0" w:name="Balloon Text"/>
-    <w:lsdException w:unhideWhenUsed="0" w:uiPriority="0" w:semiHidden="0" w:name="Table Grid"/>
-    <w:lsdException w:unhideWhenUsed="0" w:uiPriority="0" w:semiHidden="0" w:name="Table Theme"/>
-    <w:lsdException w:unhideWhenUsed="0" w:uiPriority="60" w:semiHidden="0" w:name="Light Shading"/>
-    <w:lsdException w:unhideWhenUsed="0" w:uiPriority="61" w:semiHidden="0" w:name="Light List"/>
-    <w:lsdException w:unhideWhenUsed="0" w:uiPriority="62" w:semiHidden="0" w:name="Light Grid"/>
-    <w:lsdException w:unhideWhenUsed="0" w:uiPriority="63" w:semiHidden="0" w:name="Medium Shading 1"/>
-    <w:lsdException w:unhideWhenUsed="0" w:uiPriority="64" w:semiHidden="0" w:name="Medium Shading 2"/>
-    <w:lsdException w:unhideWhenUsed="0" w:uiPriority="65" w:semiHidden="0" w:name="Medium List 1"/>
-    <w:lsdException w:unhideWhenUsed="0" w:uiPriority="66" w:semiHidden="0" w:name="Medium List 2"/>
-    <w:lsdException w:unhideWhenUsed="0" w:uiPriority="67" w:semiHidden="0" w:name="Medium Grid 1"/>
-    <w:lsdException w:unhideWhenUsed="0" w:uiPriority="68" w:semiHidden="0" w:name="Medium Grid 2"/>
-    <w:lsdException w:unhideWhenUsed="0" w:uiPriority="69" w:semiHidden="0" w:name="Medium Grid 3"/>
-    <w:lsdException w:unhideWhenUsed="0" w:uiPriority="70" w:semiHidden="0" w:name="Dark List"/>
-    <w:lsdException w:unhideWhenUsed="0" w:uiPriority="71" w:semiHidden="0" w:name="Colorful Shading"/>
-    <w:lsdException w:unhideWhenUsed="0" w:uiPriority="72" w:semiHidden="0" w:name="Colorful List"/>
-    <w:lsdException w:unhideWhenUsed="0" w:uiPriority="73" w:semiHidden="0" w:name="Colorful Grid"/>
-    <w:lsdException w:unhideWhenUsed="0" w:uiPriority="60" w:semiHidden="0" w:name="Light Shading Accent 1"/>
-    <w:lsdException w:unhideWhenUsed="0" w:uiPriority="61" w:semiHidden="0" w:name="Light List Accent 1"/>
-    <w:lsdException w:unhideWhenUsed="0" w:uiPriority="62" w:semiHidden="0" w:name="Light Grid Accent 1"/>
-    <w:lsdException w:unhideWhenUsed="0" w:uiPriority="63" w:semiHidden="0" w:name="Medium Shading 1 Accent 1"/>
-    <w:lsdException w:unhideWhenUsed="0" w:uiPriority="64" w:semiHidden="0" w:name="Medium Shading 2 Accent 1"/>
-    <w:lsdException w:unhideWhenUsed="0" w:uiPriority="65" w:semiHidden="0" w:name="Medium List 1 Accent 1"/>
-    <w:lsdException w:unhideWhenUsed="0" w:uiPriority="66" w:semiHidden="0" w:name="Medium List 2 Accent 1"/>
-    <w:lsdException w:unhideWhenUsed="0" w:uiPriority="67" w:semiHidden="0" w:name="Medium Grid 1 Accent 1"/>
-    <w:lsdException w:unhideWhenUsed="0" w:uiPriority="68" w:semiHidden="0" w:name="Medium Grid 2 Accent 1"/>
-    <w:lsdException w:unhideWhenUsed="0" w:uiPriority="69" w:semiHidden="0" w:name="Medium Grid 3 Accent 1"/>
-    <w:lsdException w:unhideWhenUsed="0" w:uiPriority="70" w:semiHidden="0" w:name="Dark List Accent 1"/>
-    <w:lsdException w:unhideWhenUsed="0" w:uiPriority="71" w:semiHidden="0" w:name="Colorful Shading Accent 1"/>
-    <w:lsdException w:unhideWhenUsed="0" w:uiPriority="72" w:semiHidden="0" w:name="Colorful List Accent 1"/>
-    <w:lsdException w:unhideWhenUsed="0" w:uiPriority="73" w:semiHidden="0" w:name="Colorful Grid Accent 1"/>
-    <w:lsdException w:unhideWhenUsed="0" w:uiPriority="60" w:semiHidden="0" w:name="Light Shading Accent 2"/>
-    <w:lsdException w:unhideWhenUsed="0" w:uiPriority="61" w:semiHidden="0" w:name="Light List Accent 2"/>
-    <w:lsdException w:unhideWhenUsed="0" w:uiPriority="62" w:semiHidden="0" w:name="Light Grid Accent 2"/>
-    <w:lsdException w:unhideWhenUsed="0" w:uiPriority="63" w:semiHidden="0" w:name="Medium Shading 1 Accent 2"/>
-    <w:lsdException w:unhideWhenUsed="0" w:uiPriority="64" w:semiHidden="0" w:name="Medium Shading 2 Accent 2"/>
-    <w:lsdException w:unhideWhenUsed="0" w:uiPriority="65" w:semiHidden="0" w:name="Medium List 1 Accent 2"/>
-    <w:lsdException w:unhideWhenUsed="0" w:uiPriority="66" w:semiHidden="0" w:name="Medium List 2 Accent 2"/>
-    <w:lsdException w:unhideWhenUsed="0" w:uiPriority="67" w:semiHidden="0" w:name="Medium Grid 1 Accent 2"/>
-    <w:lsdException w:unhideWhenUsed="0" w:uiPriority="68" w:semiHidden="0" w:name="Medium Grid 2 Accent 2"/>
-    <w:lsdException w:unhideWhenUsed="0" w:uiPriority="69" w:semiHidden="0" w:name="Medium Grid 3 Accent 2"/>
-    <w:lsdException w:unhideWhenUsed="0" w:uiPriority="70" w:semiHidden="0" w:name="Dark List Accent 2"/>
-    <w:lsdException w:unhideWhenUsed="0" w:uiPriority="71" w:semiHidden="0" w:name="Colorful Shading Accent 2"/>
-    <w:lsdException w:unhideWhenUsed="0" w:uiPriority="72" w:semiHidden="0" w:name="Colorful List Accent 2"/>
-    <w:lsdException w:unhideWhenUsed="0" w:uiPriority="73" w:semiHidden="0" w:name="Colorful Grid Accent 2"/>
-    <w:lsdException w:unhideWhenUsed="0" w:uiPriority="60" w:semiHidden="0" w:name="Light Shading Accent 3"/>
-    <w:lsdException w:unhideWhenUsed="0" w:uiPriority="61" w:semiHidden="0" w:name="Light List Accent 3"/>
-    <w:lsdException w:unhideWhenUsed="0" w:uiPriority="62" w:semiHidden="0" w:name="Light Grid Accent 3"/>
-    <w:lsdException w:unhideWhenUsed="0" w:uiPriority="63" w:semiHidden="0" w:name="Medium Shading 1 Accent 3"/>
-    <w:lsdException w:unhideWhenUsed="0" w:uiPriority="64" w:semiHidden="0" w:name="Medium Shading 2 Accent 3"/>
-    <w:lsdException w:unhideWhenUsed="0" w:uiPriority="65" w:semiHidden="0" w:name="Medium List 1 Accent 3"/>
-    <w:lsdException w:unhideWhenUsed="0" w:uiPriority="66" w:semiHidden="0" w:name="Medium List 2 Accent 3"/>
-    <w:lsdException w:unhideWhenUsed="0" w:uiPriority="67" w:semiHidden="0" w:name="Medium Grid 1 Accent 3"/>
-    <w:lsdException w:unhideWhenUsed="0" w:uiPriority="68" w:semiHidden="0" w:name="Medium Grid 2 Accent 3"/>
-    <w:lsdException w:unhideWhenUsed="0" w:uiPriority="69" w:semiHidden="0" w:name="Medium Grid 3 Accent 3"/>
-    <w:lsdException w:unhideWhenUsed="0" w:uiPriority="70" w:semiHidden="0" w:name="Dark List Accent 3"/>
-    <w:lsdException w:unhideWhenUsed="0" w:uiPriority="71" w:semiHidden="0" w:name="Colorful Shading Accent 3"/>
-    <w:lsdException w:unhideWhenUsed="0" w:uiPriority="72" w:semiHidden="0" w:name="Colorful List Accent 3"/>
-    <w:lsdException w:unhideWhenUsed="0" w:uiPriority="73" w:semiHidden="0" w:name="Colorful Grid Accent 3"/>
-    <w:lsdException w:unhideWhenUsed="0" w:uiPriority="60" w:semiHidden="0" w:name="Light Shading Accent 4"/>
-    <w:lsdException w:unhideWhenUsed="0" w:uiPriority="61" w:semiHidden="0" w:name="Light List Accent 4"/>
-    <w:lsdException w:unhideWhenUsed="0" w:uiPriority="62" w:semiHidden="0" w:name="Light Grid Accent 4"/>
-    <w:lsdException w:unhideWhenUsed="0" w:uiPriority="63" w:semiHidden="0" w:name="Medium Shading 1 Accent 4"/>
-    <w:lsdException w:unhideWhenUsed="0" w:uiPriority="64" w:semiHidden="0" w:name="Medium Shading 2 Accent 4"/>
-    <w:lsdException w:unhideWhenUsed="0" w:uiPriority="65" w:semiHidden="0" w:name="Medium List 1 Accent 4"/>
-    <w:lsdException w:unhideWhenUsed="0" w:uiPriority="66" w:semiHidden="0" w:name="Medium List 2 Accent 4"/>
-    <w:lsdException w:unhideWhenUsed="0" w:uiPriority="67" w:semiHidden="0" w:name="Medium Grid 1 Accent 4"/>
-    <w:lsdException w:unhideWhenUsed="0" w:uiPriority="68" w:semiHidden="0" w:name="Medium Grid 2 Accent 4"/>
-    <w:lsdException w:unhideWhenUsed="0" w:uiPriority="69" w:semiHidden="0" w:name="Medium Grid 3 Accent 4"/>
-    <w:lsdException w:unhideWhenUsed="0" w:uiPriority="70" w:semiHidden="0" w:name="Dark List Accent 4"/>
-    <w:lsdException w:unhideWhenUsed="0" w:uiPriority="71" w:semiHidden="0" w:name="Colorful Shading Accent 4"/>
-    <w:lsdException w:unhideWhenUsed="0" w:uiPriority="72" w:semiHidden="0" w:name="Colorful List Accent 4"/>
-    <w:lsdException w:unhideWhenUsed="0" w:uiPriority="73" w:semiHidden="0" w:name="Colorful Grid Accent 4"/>
-    <w:lsdException w:unhideWhenUsed="0" w:uiPriority="60" w:semiHidden="0" w:name="Light Shading Accent 5"/>
-    <w:lsdException w:unhideWhenUsed="0" w:uiPriority="61" w:semiHidden="0" w:name="Light List Accent 5"/>
-    <w:lsdException w:unhideWhenUsed="0" w:uiPriority="62" w:semiHidden="0" w:name="Light Grid Accent 5"/>
-    <w:lsdException w:unhideWhenUsed="0" w:uiPriority="63" w:semiHidden="0" w:name="Medium Shading 1 Accent 5"/>
-    <w:lsdException w:unhideWhenUsed="0" w:uiPriority="64" w:semiHidden="0" w:name="Medium Shading 2 Accent 5"/>
-    <w:lsdException w:unhideWhenUsed="0" w:uiPriority="65" w:semiHidden="0" w:name="Medium List 1 Accent 5"/>
-    <w:lsdException w:unhideWhenUsed="0" w:uiPriority="66" w:semiHidden="0" w:name="Medium List 2 Accent 5"/>
-    <w:lsdException w:unhideWhenUsed="0" w:uiPriority="67" w:semiHidden="0" w:name="Medium Grid 1 Accent 5"/>
-    <w:lsdException w:unhideWhenUsed="0" w:uiPriority="68" w:semiHidden="0" w:name="Medium Grid 2 Accent 5"/>
-    <w:lsdException w:unhideWhenUsed="0" w:uiPriority="69" w:semiHidden="0" w:name="Medium Grid 3 Accent 5"/>
-    <w:lsdException w:unhideWhenUsed="0" w:uiPriority="70" w:semiHidden="0" w:name="Dark List Accent 5"/>
-    <w:lsdException w:unhideWhenUsed="0" w:uiPriority="71" w:semiHidden="0" w:name="Colorful Shading Accent 5"/>
-    <w:lsdException w:unhideWhenUsed="0" w:uiPriority="72" w:semiHidden="0" w:name="Colorful List Accent 5"/>
-    <w:lsdException w:unhideWhenUsed="0" w:uiPriority="73" w:semiHidden="0" w:name="Colorful Grid Accent 5"/>
-    <w:lsdException w:unhideWhenUsed="0" w:uiPriority="60" w:semiHidden="0" w:name="Light Shading Accent 6"/>
-    <w:lsdException w:unhideWhenUsed="0" w:uiPriority="61" w:semiHidden="0" w:name="Light List Accent 6"/>
-    <w:lsdException w:unhideWhenUsed="0" w:uiPriority="62" w:semiHidden="0" w:name="Light Grid Accent 6"/>
-    <w:lsdException w:unhideWhenUsed="0" w:uiPriority="63" w:semiHidden="0" w:name="Medium Shading 1 Accent 6"/>
-    <w:lsdException w:unhideWhenUsed="0" w:uiPriority="64" w:semiHidden="0" w:name="Medium Shading 2 Accent 6"/>
-    <w:lsdException w:unhideWhenUsed="0" w:uiPriority="65" w:semiHidden="0" w:name="Medium List 1 Accent 6"/>
-    <w:lsdException w:unhideWhenUsed="0" w:uiPriority="66" w:semiHidden="0" w:name="Medium List 2 Accent 6"/>
-    <w:lsdException w:unhideWhenUsed="0" w:uiPriority="67" w:semiHidden="0" w:name="Medium Grid 1 Accent 6"/>
-    <w:lsdException w:unhideWhenUsed="0" w:uiPriority="68" w:semiHidden="0" w:name="Medium Grid 2 Accent 6"/>
-    <w:lsdException w:unhideWhenUsed="0" w:uiPriority="69" w:semiHidden="0" w:name="Medium Grid 3 Accent 6"/>
-    <w:lsdException w:unhideWhenUsed="0" w:uiPriority="70" w:semiHidden="0" w:name="Dark List Accent 6"/>
-    <w:lsdException w:unhideWhenUsed="0" w:uiPriority="71" w:semiHidden="0" w:name="Colorful Shading Accent 6"/>
-    <w:lsdException w:unhideWhenUsed="0" w:uiPriority="72" w:semiHidden="0" w:name="Colorful List Accent 6"/>
-    <w:lsdException w:unhideWhenUsed="0" w:uiPriority="73" w:semiHidden="0" w:name="Colorful Grid Accent 6"/>
+  <w:latentStyles w:defLockedState="0" w:defUIPriority="0" w:defSemiHidden="0" w:defUnhideWhenUsed="0" w:defQFormat="0" w:count="376">
+    <w:lsdException w:name="Normal" w:qFormat="1"/>
+    <w:lsdException w:name="heading 1" w:qFormat="1"/>
+    <w:lsdException w:name="heading 2" w:semiHidden="1" w:unhideWhenUsed="1" w:qFormat="1"/>
+    <w:lsdException w:name="heading 3" w:qFormat="1"/>
+    <w:lsdException w:name="heading 4" w:semiHidden="1" w:unhideWhenUsed="1" w:qFormat="1"/>
+    <w:lsdException w:name="heading 5" w:semiHidden="1" w:unhideWhenUsed="1" w:qFormat="1"/>
+    <w:lsdException w:name="heading 6" w:semiHidden="1" w:unhideWhenUsed="1" w:qFormat="1"/>
+    <w:lsdException w:name="heading 7" w:semiHidden="1" w:unhideWhenUsed="1" w:qFormat="1"/>
+    <w:lsdException w:name="heading 8" w:semiHidden="1" w:unhideWhenUsed="1" w:qFormat="1"/>
+    <w:lsdException w:name="heading 9" w:semiHidden="1" w:unhideWhenUsed="1" w:qFormat="1"/>
+    <w:lsdException w:name="annotation text" w:qFormat="1"/>
+    <w:lsdException w:name="header" w:qFormat="1"/>
+    <w:lsdException w:name="footer" w:qFormat="1"/>
+    <w:lsdException w:name="caption" w:semiHidden="1" w:unhideWhenUsed="1" w:qFormat="1"/>
+    <w:lsdException w:name="annotation reference" w:qFormat="1"/>
+    <w:lsdException w:name="Title" w:qFormat="1"/>
+    <w:lsdException w:name="Default Paragraph Font" w:qFormat="1"/>
+    <w:lsdException w:name="Subtitle" w:qFormat="1"/>
+    <w:lsdException w:name="Strong" w:qFormat="1"/>
+    <w:lsdException w:name="Emphasis" w:qFormat="1"/>
+    <w:lsdException w:name="HTML Top of Form" w:semiHidden="1" w:uiPriority="99" w:unhideWhenUsed="1"/>
+    <w:lsdException w:name="HTML Bottom of Form" w:semiHidden="1" w:uiPriority="99" w:unhideWhenUsed="1"/>
+    <w:lsdException w:name="Normal Table" w:semiHidden="1" w:unhideWhenUsed="1" w:qFormat="1"/>
+    <w:lsdException w:name="annotation subject" w:qFormat="1"/>
+    <w:lsdException w:name="No List" w:semiHidden="1" w:uiPriority="99" w:unhideWhenUsed="1"/>
+    <w:lsdException w:name="Outline List 1" w:semiHidden="1" w:uiPriority="99" w:unhideWhenUsed="1"/>
+    <w:lsdException w:name="Outline List 2" w:semiHidden="1" w:uiPriority="99" w:unhideWhenUsed="1"/>
+    <w:lsdException w:name="Outline List 3" w:semiHidden="1" w:uiPriority="99" w:unhideWhenUsed="1"/>
+    <w:lsdException w:name="Table Simple 1" w:semiHidden="1" w:unhideWhenUsed="1"/>
+    <w:lsdException w:name="Table Simple 2" w:semiHidden="1" w:unhideWhenUsed="1"/>
+    <w:lsdException w:name="Table Simple 3" w:semiHidden="1" w:unhideWhenUsed="1"/>
+    <w:lsdException w:name="Table Classic 1" w:semiHidden="1" w:unhideWhenUsed="1"/>
+    <w:lsdException w:name="Table Classic 2" w:semiHidden="1" w:unhideWhenUsed="1"/>
+    <w:lsdException w:name="Table Classic 3" w:semiHidden="1" w:unhideWhenUsed="1"/>
+    <w:lsdException w:name="Table Classic 4" w:semiHidden="1" w:unhideWhenUsed="1"/>
+    <w:lsdException w:name="Table Colorful 1" w:semiHidden="1" w:unhideWhenUsed="1"/>
+    <w:lsdException w:name="Table Colorful 2" w:semiHidden="1" w:unhideWhenUsed="1"/>
+    <w:lsdException w:name="Table Colorful 3" w:semiHidden="1" w:unhideWhenUsed="1"/>
+    <w:lsdException w:name="Table Columns 1" w:semiHidden="1" w:unhideWhenUsed="1"/>
+    <w:lsdException w:name="Table Columns 2" w:semiHidden="1" w:unhideWhenUsed="1"/>
+    <w:lsdException w:name="Table Columns 3" w:semiHidden="1" w:unhideWhenUsed="1"/>
+    <w:lsdException w:name="Table Columns 4" w:semiHidden="1" w:unhideWhenUsed="1"/>
+    <w:lsdException w:name="Table Columns 5" w:semiHidden="1" w:unhideWhenUsed="1"/>
+    <w:lsdException w:name="Table Grid 1" w:semiHidden="1" w:unhideWhenUsed="1"/>
+    <w:lsdException w:name="Table Grid 2" w:semiHidden="1" w:unhideWhenUsed="1"/>
+    <w:lsdException w:name="Table Grid 3" w:semiHidden="1" w:unhideWhenUsed="1"/>
+    <w:lsdException w:name="Table Grid 4" w:semiHidden="1" w:unhideWhenUsed="1"/>
+    <w:lsdException w:name="Table Grid 5" w:semiHidden="1" w:unhideWhenUsed="1"/>
+    <w:lsdException w:name="Table Grid 6" w:semiHidden="1" w:unhideWhenUsed="1"/>
+    <w:lsdException w:name="Table Grid 7" w:semiHidden="1" w:unhideWhenUsed="1"/>
+    <w:lsdException w:name="Table Grid 8" w:semiHidden="1" w:unhideWhenUsed="1"/>
+    <w:lsdException w:name="Table List 1" w:semiHidden="1" w:unhideWhenUsed="1"/>
+    <w:lsdException w:name="Table List 2" w:semiHidden="1" w:unhideWhenUsed="1"/>
+    <w:lsdException w:name="Table List 3" w:semiHidden="1" w:unhideWhenUsed="1"/>
+    <w:lsdException w:name="Table List 4" w:semiHidden="1" w:unhideWhenUsed="1"/>
+    <w:lsdException w:name="Table List 5" w:semiHidden="1" w:unhideWhenUsed="1"/>
+    <w:lsdException w:name="Table List 6" w:semiHidden="1" w:unhideWhenUsed="1"/>
+    <w:lsdException w:name="Table List 7" w:semiHidden="1" w:unhideWhenUsed="1"/>
+    <w:lsdException w:name="Table List 8" w:semiHidden="1" w:unhideWhenUsed="1"/>
+    <w:lsdException w:name="Table 3D effects 1" w:semiHidden="1" w:unhideWhenUsed="1"/>
+    <w:lsdException w:name="Table 3D effects 2" w:semiHidden="1" w:unhideWhenUsed="1"/>
+    <w:lsdException w:name="Table 3D effects 3" w:semiHidden="1" w:unhideWhenUsed="1"/>
+    <w:lsdException w:name="Table Contemporary" w:semiHidden="1" w:unhideWhenUsed="1"/>
+    <w:lsdException w:name="Table Elegant" w:semiHidden="1" w:unhideWhenUsed="1"/>
+    <w:lsdException w:name="Table Professional" w:semiHidden="1" w:unhideWhenUsed="1"/>
+    <w:lsdException w:name="Table Subtle 1" w:semiHidden="1" w:unhideWhenUsed="1"/>
+    <w:lsdException w:name="Table Subtle 2" w:semiHidden="1" w:unhideWhenUsed="1"/>
+    <w:lsdException w:name="Table Web 1" w:semiHidden="1" w:unhideWhenUsed="1"/>
+    <w:lsdException w:name="Table Web 2" w:semiHidden="1" w:unhideWhenUsed="1"/>
+    <w:lsdException w:name="Table Web 3" w:semiHidden="1" w:unhideWhenUsed="1"/>
+    <w:lsdException w:name="Balloon Text" w:semiHidden="1" w:qFormat="1"/>
+    <w:lsdException w:name="Table Theme" w:semiHidden="1" w:unhideWhenUsed="1"/>
+    <w:lsdException w:name="Placeholder Text" w:semiHidden="1" w:uiPriority="99" w:unhideWhenUsed="1"/>
+    <w:lsdException w:name="No Spacing" w:semiHidden="1" w:uiPriority="99" w:unhideWhenUsed="1"/>
+    <w:lsdException w:name="Light Shading" w:uiPriority="60"/>
+    <w:lsdException w:name="Light List" w:uiPriority="61"/>
+    <w:lsdException w:name="Light Grid" w:uiPriority="62"/>
+    <w:lsdException w:name="Medium Shading 1" w:uiPriority="63"/>
+    <w:lsdException w:name="Medium Shading 2" w:uiPriority="64"/>
+    <w:lsdException w:name="Medium List 1" w:uiPriority="65"/>
+    <w:lsdException w:name="Medium List 2" w:uiPriority="66"/>
+    <w:lsdException w:name="Medium Grid 1" w:uiPriority="67"/>
+    <w:lsdException w:name="Medium Grid 2" w:uiPriority="68"/>
+    <w:lsdException w:name="Medium Grid 3" w:uiPriority="69"/>
+    <w:lsdException w:name="Dark List" w:uiPriority="70"/>
+    <w:lsdException w:name="Colorful Shading" w:uiPriority="71"/>
+    <w:lsdException w:name="Colorful List" w:uiPriority="72"/>
+    <w:lsdException w:name="Colorful Grid" w:uiPriority="73"/>
+    <w:lsdException w:name="Light Shading Accent 1" w:uiPriority="60"/>
+    <w:lsdException w:name="Light List Accent 1" w:uiPriority="61"/>
+    <w:lsdException w:name="Light Grid Accent 1" w:uiPriority="62"/>
+    <w:lsdException w:name="Medium Shading 1 Accent 1" w:uiPriority="63"/>
+    <w:lsdException w:name="Medium Shading 2 Accent 1" w:uiPriority="64"/>
+    <w:lsdException w:name="Medium List 1 Accent 1" w:uiPriority="65"/>
+    <w:lsdException w:name="Revision" w:semiHidden="1" w:uiPriority="99" w:unhideWhenUsed="1"/>
+    <w:lsdException w:name="List Paragraph" w:semiHidden="1" w:uiPriority="99" w:unhideWhenUsed="1"/>
+    <w:lsdException w:name="Quote" w:semiHidden="1" w:uiPriority="99" w:unhideWhenUsed="1"/>
+    <w:lsdException w:name="Intense Quote" w:semiHidden="1" w:uiPriority="99" w:unhideWhenUsed="1"/>
+    <w:lsdException w:name="Medium List 2 Accent 1" w:uiPriority="66"/>
+    <w:lsdException w:name="Medium Grid 1 Accent 1" w:uiPriority="67"/>
+    <w:lsdException w:name="Medium Grid 2 Accent 1" w:uiPriority="68"/>
+    <w:lsdException w:name="Medium Grid 3 Accent 1" w:uiPriority="69"/>
+    <w:lsdException w:name="Dark List Accent 1" w:uiPriority="70"/>
+    <w:lsdException w:name="Colorful Shading Accent 1" w:uiPriority="71"/>
+    <w:lsdException w:name="Colorful List Accent 1" w:uiPriority="72"/>
+    <w:lsdException w:name="Colorful Grid Accent 1" w:uiPriority="73"/>
+    <w:lsdException w:name="Light Shading Accent 2" w:uiPriority="60"/>
+    <w:lsdException w:name="Light List Accent 2" w:uiPriority="61"/>
+    <w:lsdException w:name="Light Grid Accent 2" w:uiPriority="62"/>
+    <w:lsdException w:name="Medium Shading 1 Accent 2" w:uiPriority="63"/>
+    <w:lsdException w:name="Medium Shading 2 Accent 2" w:uiPriority="64"/>
+    <w:lsdException w:name="Medium List 1 Accent 2" w:uiPriority="65"/>
+    <w:lsdException w:name="Medium List 2 Accent 2" w:uiPriority="66"/>
+    <w:lsdException w:name="Medium Grid 1 Accent 2" w:uiPriority="67"/>
+    <w:lsdException w:name="Medium Grid 2 Accent 2" w:uiPriority="68"/>
+    <w:lsdException w:name="Medium Grid 3 Accent 2" w:uiPriority="69"/>
+    <w:lsdException w:name="Dark List Accent 2" w:uiPriority="70"/>
+    <w:lsdException w:name="Colorful Shading Accent 2" w:uiPriority="71"/>
+    <w:lsdException w:name="Colorful List Accent 2" w:uiPriority="72"/>
+    <w:lsdException w:name="Colorful Grid Accent 2" w:uiPriority="73"/>
+    <w:lsdException w:name="Light Shading Accent 3" w:uiPriority="60"/>
+    <w:lsdException w:name="Light List Accent 3" w:uiPriority="61"/>
+    <w:lsdException w:name="Light Grid Accent 3" w:uiPriority="62"/>
+    <w:lsdException w:name="Medium Shading 1 Accent 3" w:uiPriority="63"/>
+    <w:lsdException w:name="Medium Shading 2 Accent 3" w:uiPriority="64"/>
+    <w:lsdException w:name="Medium List 1 Accent 3" w:uiPriority="65"/>
+    <w:lsdException w:name="Medium List 2 Accent 3" w:uiPriority="66"/>
+    <w:lsdException w:name="Medium Grid 1 Accent 3" w:uiPriority="67"/>
+    <w:lsdException w:name="Medium Grid 2 Accent 3" w:uiPriority="68"/>
+    <w:lsdException w:name="Medium Grid 3 Accent 3" w:uiPriority="69"/>
+    <w:lsdException w:name="Dark List Accent 3" w:uiPriority="70"/>
+    <w:lsdException w:name="Colorful Shading Accent 3" w:uiPriority="71"/>
+    <w:lsdException w:name="Colorful List Accent 3" w:uiPriority="72"/>
+    <w:lsdException w:name="Colorful Grid Accent 3" w:uiPriority="73"/>
+    <w:lsdException w:name="Light Shading Accent 4" w:uiPriority="60"/>
+    <w:lsdException w:name="Light List Accent 4" w:uiPriority="61"/>
+    <w:lsdException w:name="Light Grid Accent 4" w:uiPriority="62"/>
+    <w:lsdException w:name="Medium Shading 1 Accent 4" w:uiPriority="63"/>
+    <w:lsdException w:name="Medium Shading 2 Accent 4" w:uiPriority="64"/>
+    <w:lsdException w:name="Medium List 1 Accent 4" w:uiPriority="65"/>
+    <w:lsdException w:name="Medium List 2 Accent 4" w:uiPriority="66"/>
+    <w:lsdException w:name="Medium Grid 1 Accent 4" w:uiPriority="67"/>
+    <w:lsdException w:name="Medium Grid 2 Accent 4" w:uiPriority="68"/>
+    <w:lsdException w:name="Medium Grid 3 Accent 4" w:uiPriority="69"/>
+    <w:lsdException w:name="Dark List Accent 4" w:uiPriority="70"/>
+    <w:lsdException w:name="Colorful Shading Accent 4" w:uiPriority="71"/>
+    <w:lsdException w:name="Colorful List Accent 4" w:uiPriority="72"/>
+    <w:lsdException w:name="Colorful Grid Accent 4" w:uiPriority="73"/>
+    <w:lsdException w:name="Light Shading Accent 5" w:uiPriority="60"/>
+    <w:lsdException w:name="Light List Accent 5" w:uiPriority="61"/>
+    <w:lsdException w:name="Light Grid Accent 5" w:uiPriority="62"/>
+    <w:lsdException w:name="Medium Shading 1 Accent 5" w:uiPriority="63"/>
+    <w:lsdException w:name="Medium Shading 2 Accent 5" w:uiPriority="64"/>
+    <w:lsdException w:name="Medium List 1 Accent 5" w:uiPriority="65"/>
+    <w:lsdException w:name="Medium List 2 Accent 5" w:uiPriority="66"/>
+    <w:lsdException w:name="Medium Grid 1 Accent 5" w:uiPriority="67"/>
+    <w:lsdException w:name="Medium Grid 2 Accent 5" w:uiPriority="68"/>
+    <w:lsdException w:name="Medium Grid 3 Accent 5" w:uiPriority="69"/>
+    <w:lsdException w:name="Dark List Accent 5" w:uiPriority="70"/>
+    <w:lsdException w:name="Colorful Shading Accent 5" w:uiPriority="71"/>
+    <w:lsdException w:name="Colorful List Accent 5" w:uiPriority="72"/>
+    <w:lsdException w:name="Colorful Grid Accent 5" w:uiPriority="73"/>
+    <w:lsdException w:name="Light Shading Accent 6" w:uiPriority="60"/>
+    <w:lsdException w:name="Light List Accent 6" w:uiPriority="61"/>
+    <w:lsdException w:name="Light Grid Accent 6" w:uiPriority="62"/>
+    <w:lsdException w:name="Medium Shading 1 Accent 6" w:uiPriority="63"/>
+    <w:lsdException w:name="Medium Shading 2 Accent 6" w:uiPriority="64"/>
+    <w:lsdException w:name="Medium List 1 Accent 6" w:uiPriority="65"/>
+    <w:lsdException w:name="Medium List 2 Accent 6" w:uiPriority="66"/>
+    <w:lsdException w:name="Medium Grid 1 Accent 6" w:uiPriority="67"/>
+    <w:lsdException w:name="Medium Grid 2 Accent 6" w:uiPriority="68"/>
+    <w:lsdException w:name="Medium Grid 3 Accent 6" w:uiPriority="69"/>
+    <w:lsdException w:name="Dark List Accent 6" w:uiPriority="70"/>
+    <w:lsdException w:name="Colorful Shading Accent 6" w:uiPriority="71"/>
+    <w:lsdException w:name="Colorful List Accent 6" w:uiPriority="72"/>
+    <w:lsdException w:name="Colorful Grid Accent 6" w:uiPriority="73"/>
+    <w:lsdException w:name="Subtle Emphasis" w:uiPriority="19" w:qFormat="1"/>
+    <w:lsdException w:name="Intense Emphasis" w:uiPriority="21" w:qFormat="1"/>
+    <w:lsdException w:name="Subtle Reference" w:uiPriority="31" w:qFormat="1"/>
+    <w:lsdException w:name="Intense Reference" w:uiPriority="32" w:qFormat="1"/>
+    <w:lsdException w:name="Book Title" w:uiPriority="33" w:qFormat="1"/>
+    <w:lsdException w:name="Bibliography" w:semiHidden="1" w:uiPriority="37" w:unhideWhenUsed="1"/>
+    <w:lsdException w:name="TOC Heading" w:semiHidden="1" w:uiPriority="39" w:unhideWhenUsed="1" w:qFormat="1"/>
+    <w:lsdException w:name="Plain Table 1" w:uiPriority="41"/>
+    <w:lsdException w:name="Plain Table 2" w:uiPriority="42"/>
+    <w:lsdException w:name="Plain Table 3" w:uiPriority="43"/>
+    <w:lsdException w:name="Plain Table 4" w:uiPriority="44"/>
+    <w:lsdException w:name="Plain Table 5" w:uiPriority="45"/>
+    <w:lsdException w:name="Grid Table Light" w:uiPriority="40"/>
+    <w:lsdException w:name="Grid Table 1 Light" w:uiPriority="46"/>
+    <w:lsdException w:name="Grid Table 2" w:uiPriority="47"/>
+    <w:lsdException w:name="Grid Table 3" w:uiPriority="48"/>
+    <w:lsdException w:name="Grid Table 4" w:uiPriority="49"/>
+    <w:lsdException w:name="Grid Table 5 Dark" w:uiPriority="50"/>
+    <w:lsdException w:name="Grid Table 6 Colorful" w:uiPriority="51"/>
+    <w:lsdException w:name="Grid Table 7 Colorful" w:uiPriority="52"/>
+    <w:lsdException w:name="Grid Table 1 Light Accent 1" w:uiPriority="46"/>
+    <w:lsdException w:name="Grid Table 2 Accent 1" w:uiPriority="47"/>
+    <w:lsdException w:name="Grid Table 3 Accent 1" w:uiPriority="48"/>
+    <w:lsdException w:name="Grid Table 4 Accent 1" w:uiPriority="49"/>
+    <w:lsdException w:name="Grid Table 5 Dark Accent 1" w:uiPriority="50"/>
+    <w:lsdException w:name="Grid Table 6 Colorful Accent 1" w:uiPriority="51"/>
+    <w:lsdException w:name="Grid Table 7 Colorful Accent 1" w:uiPriority="52"/>
+    <w:lsdException w:name="Grid Table 1 Light Accent 2" w:uiPriority="46"/>
+    <w:lsdException w:name="Grid Table 2 Accent 2" w:uiPriority="47"/>
+    <w:lsdException w:name="Grid Table 3 Accent 2" w:uiPriority="48"/>
+    <w:lsdException w:name="Grid Table 4 Accent 2" w:uiPriority="49"/>
+    <w:lsdException w:name="Grid Table 5 Dark Accent 2" w:uiPriority="50"/>
+    <w:lsdException w:name="Grid Table 6 Colorful Accent 2" w:uiPriority="51"/>
+    <w:lsdException w:name="Grid Table 7 Colorful Accent 2" w:uiPriority="52"/>
+    <w:lsdException w:name="Grid Table 1 Light Accent 3" w:uiPriority="46"/>
+    <w:lsdException w:name="Grid Table 2 Accent 3" w:uiPriority="47"/>
+    <w:lsdException w:name="Grid Table 3 Accent 3" w:uiPriority="48"/>
+    <w:lsdException w:name="Grid Table 4 Accent 3" w:uiPriority="49"/>
+    <w:lsdException w:name="Grid Table 5 Dark Accent 3" w:uiPriority="50"/>
+    <w:lsdException w:name="Grid Table 6 Colorful Accent 3" w:uiPriority="51"/>
+    <w:lsdException w:name="Grid Table 7 Colorful Accent 3" w:uiPriority="52"/>
+    <w:lsdException w:name="Grid Table 1 Light Accent 4" w:uiPriority="46"/>
+    <w:lsdException w:name="Grid Table 2 Accent 4" w:uiPriority="47"/>
+    <w:lsdException w:name="Grid Table 3 Accent 4" w:uiPriority="48"/>
+    <w:lsdException w:name="Grid Table 4 Accent 4" w:uiPriority="49"/>
+    <w:lsdException w:name="Grid Table 5 Dark Accent 4" w:uiPriority="50"/>
+    <w:lsdException w:name="Grid Table 6 Colorful Accent 4" w:uiPriority="51"/>
+    <w:lsdException w:name="Grid Table 7 Colorful Accent 4" w:uiPriority="52"/>
+    <w:lsdException w:name="Grid Table 1 Light Accent 5" w:uiPriority="46"/>
+    <w:lsdException w:name="Grid Table 2 Accent 5" w:uiPriority="47"/>
+    <w:lsdException w:name="Grid Table 3 Accent 5" w:uiPriority="48"/>
+    <w:lsdException w:name="Grid Table 4 Accent 5" w:uiPriority="49"/>
+    <w:lsdException w:name="Grid Table 5 Dark Accent 5" w:uiPriority="50"/>
+    <w:lsdException w:name="Grid Table 6 Colorful Accent 5" w:uiPriority="51"/>
+    <w:lsdException w:name="Grid Table 7 Colorful Accent 5" w:uiPriority="52"/>
+    <w:lsdException w:name="Grid Table 1 Light Accent 6" w:uiPriority="46"/>
+    <w:lsdException w:name="Grid Table 2 Accent 6" w:uiPriority="47"/>
+    <w:lsdException w:name="Grid Table 3 Accent 6" w:uiPriority="48"/>
+    <w:lsdException w:name="Grid Table 4 Accent 6" w:uiPriority="49"/>
+    <w:lsdException w:name="Grid Table 5 Dark Accent 6" w:uiPriority="50"/>
+    <w:lsdException w:name="Grid Table 6 Colorful Accent 6" w:uiPriority="51"/>
+    <w:lsdException w:name="Grid Table 7 Colorful Accent 6" w:uiPriority="52"/>
+    <w:lsdException w:name="List Table 1 Light" w:uiPriority="46"/>
+    <w:lsdException w:name="List Table 2" w:uiPriority="47"/>
+    <w:lsdException w:name="List Table 3" w:uiPriority="48"/>
+    <w:lsdException w:name="List Table 4" w:uiPriority="49"/>
+    <w:lsdException w:name="List Table 5 Dark" w:uiPriority="50"/>
+    <w:lsdException w:name="List Table 6 Colorful" w:uiPriority="51"/>
+    <w:lsdException w:name="List Table 7 Colorful" w:uiPriority="52"/>
+    <w:lsdException w:name="List Table 1 Light Accent 1" w:uiPriority="46"/>
+    <w:lsdException w:name="List Table 2 Accent 1" w:uiPriority="47"/>
+    <w:lsdException w:name="List Table 3 Accent 1" w:uiPriority="48"/>
+    <w:lsdException w:name="List Table 4 Accent 1" w:uiPriority="49"/>
+    <w:lsdException w:name="List Table 5 Dark Accent 1" w:uiPriority="50"/>
+    <w:lsdException w:name="List Table 6 Colorful Accent 1" w:uiPriority="51"/>
+    <w:lsdException w:name="List Table 7 Colorful Accent 1" w:uiPriority="52"/>
+    <w:lsdException w:name="List Table 1 Light Accent 2" w:uiPriority="46"/>
+    <w:lsdException w:name="List Table 2 Accent 2" w:uiPriority="47"/>
+    <w:lsdException w:name="List Table 3 Accent 2" w:uiPriority="48"/>
+    <w:lsdException w:name="List Table 4 Accent 2" w:uiPriority="49"/>
+    <w:lsdException w:name="List Table 5 Dark Accent 2" w:uiPriority="50"/>
+    <w:lsdException w:name="List Table 6 Colorful Accent 2" w:uiPriority="51"/>
+    <w:lsdException w:name="List Table 7 Colorful Accent 2" w:uiPriority="52"/>
+    <w:lsdException w:name="List Table 1 Light Accent 3" w:uiPriority="46"/>
+    <w:lsdException w:name="List Table 2 Accent 3" w:uiPriority="47"/>
+    <w:lsdException w:name="List Table 3 Accent 3" w:uiPriority="48"/>
+    <w:lsdException w:name="List Table 4 Accent 3" w:uiPriority="49"/>
+    <w:lsdException w:name="List Table 5 Dark Accent 3" w:uiPriority="50"/>
+    <w:lsdException w:name="List Table 6 Colorful Accent 3" w:uiPriority="51"/>
+    <w:lsdException w:name="List Table 7 Colorful Accent 3" w:uiPriority="52"/>
+    <w:lsdException w:name="List Table 1 Light Accent 4" w:uiPriority="46"/>
+    <w:lsdException w:name="List Table 2 Accent 4" w:uiPriority="47"/>
+    <w:lsdException w:name="List Table 3 Accent 4" w:uiPriority="48"/>
+    <w:lsdException w:name="List Table 4 Accent 4" w:uiPriority="49"/>
+    <w:lsdException w:name="List Table 5 Dark Accent 4" w:uiPriority="50"/>
+    <w:lsdException w:name="List Table 6 Colorful Accent 4" w:uiPriority="51"/>
+    <w:lsdException w:name="List Table 7 Colorful Accent 4" w:uiPriority="52"/>
+    <w:lsdException w:name="List Table 1 Light Accent 5" w:uiPriority="46"/>
+    <w:lsdException w:name="List Table 2 Accent 5" w:uiPriority="47"/>
+    <w:lsdException w:name="List Table 3 Accent 5" w:uiPriority="48"/>
+    <w:lsdException w:name="List Table 4 Accent 5" w:uiPriority="49"/>
+    <w:lsdException w:name="List Table 5 Dark Accent 5" w:uiPriority="50"/>
+    <w:lsdException w:name="List Table 6 Colorful Accent 5" w:uiPriority="51"/>
+    <w:lsdException w:name="List Table 7 Colorful Accent 5" w:uiPriority="52"/>
+    <w:lsdException w:name="List Table 1 Light Accent 6" w:uiPriority="46"/>
+    <w:lsdException w:name="List Table 2 Accent 6" w:uiPriority="47"/>
+    <w:lsdException w:name="List Table 3 Accent 6" w:uiPriority="48"/>
+    <w:lsdException w:name="List Table 4 Accent 6" w:uiPriority="49"/>
+    <w:lsdException w:name="List Table 5 Dark Accent 6" w:uiPriority="50"/>
+    <w:lsdException w:name="List Table 6 Colorful Accent 6" w:uiPriority="51"/>
+    <w:lsdException w:name="List Table 7 Colorful Accent 6" w:uiPriority="52"/>
+    <w:lsdException w:name="Mention" w:semiHidden="1" w:uiPriority="99" w:unhideWhenUsed="1"/>
+    <w:lsdException w:name="Smart Hyperlink" w:semiHidden="1" w:uiPriority="99" w:unhideWhenUsed="1"/>
+    <w:lsdException w:name="Hashtag" w:semiHidden="1" w:uiPriority="99" w:unhideWhenUsed="1"/>
+    <w:lsdException w:name="Unresolved Mention" w:semiHidden="1" w:uiPriority="99" w:unhideWhenUsed="1"/>
+    <w:lsdException w:name="Smart Link" w:semiHidden="1" w:uiPriority="99" w:unhideWhenUsed="1"/>
   </w:latentStyles>
-  <w:style w:type="paragraph" w:default="1" w:styleId="1">
+  <w:style w:type="paragraph" w:default="1" w:styleId="a">
     <w:name w:val="Normal"/>
     <w:qFormat/>
-    <w:uiPriority w:val="0"/>
     <w:pPr>
       <w:widowControl w:val="0"/>
       <w:jc w:val="both"/>
     </w:pPr>
     <w:rPr>
-      <w:rFonts w:ascii="Times New Roman" w:hAnsi="Times New Roman" w:eastAsia="宋体" w:cs="Times New Roman"/>
       <w:kern w:val="2"/>
       <w:sz w:val="21"/>
       <w:szCs w:val="24"/>
-      <w:lang w:val="en-US" w:eastAsia="zh-CN" w:bidi="ar-SA"/>
     </w:rPr>
   </w:style>
-  <w:style w:type="paragraph" w:styleId="2">
+  <w:style w:type="paragraph" w:styleId="3">
     <w:name w:val="heading 3"/>
-    <w:basedOn w:val="1"/>
-    <w:next w:val="1"/>
+    <w:basedOn w:val="a"/>
+    <w:next w:val="a"/>
     <w:qFormat/>
-    <w:uiPriority w:val="0"/>
     <w:pPr>
       <w:spacing w:before="100" w:beforeAutospacing="1" w:after="100" w:afterAutospacing="1"/>
       <w:jc w:val="left"/>
       <w:outlineLvl w:val="2"/>
     </w:pPr>
     <w:rPr>
-      <w:rFonts w:hint="eastAsia" w:ascii="宋体" w:hAnsi="宋体" w:eastAsia="宋体" w:cs="宋体"/>
+      <w:rFonts w:ascii="宋体" w:hAnsi="宋体" w:hint="eastAsia"/>
       <w:b/>
       <w:bCs/>
       <w:kern w:val="0"/>
       <w:sz w:val="27"/>
       <w:szCs w:val="27"/>
-      <w:lang w:val="en-US" w:eastAsia="zh-CN" w:bidi="ar"/>
     </w:rPr>
   </w:style>
-  <w:style w:type="character" w:default="1" w:styleId="10">
+  <w:style w:type="character" w:default="1" w:styleId="a0">
     <w:name w:val="Default Paragraph Font"/>
-    <w:qFormat/>
-    <w:uiPriority w:val="0"/>
+    <w:uiPriority w:val="1"/>
+    <w:semiHidden/>
+    <w:unhideWhenUsed/>
   </w:style>
-  <w:style w:type="table" w:default="1" w:styleId="9">
+  <w:style w:type="table" w:default="1" w:styleId="a1">
     <w:name w:val="Normal Table"/>
+    <w:uiPriority w:val="99"/>
     <w:semiHidden/>
-    <w:qFormat/>
-    <w:uiPriority w:val="0"/>
+    <w:unhideWhenUsed/>
     <w:tblPr>
+      <w:tblInd w:w="0" w:type="dxa"/>
       <w:tblCellMar>
         <w:top w:w="0" w:type="dxa"/>
         <w:left w:w="108" w:type="dxa"/>
@@ -4949,32 +4014,35 @@
       </w:tblCellMar>
     </w:tblPr>
   </w:style>
-  <w:style w:type="paragraph" w:styleId="3">
+  <w:style w:type="numbering" w:default="1" w:styleId="a2">
+    <w:name w:val="No List"/>
+    <w:uiPriority w:val="99"/>
+    <w:semiHidden/>
+    <w:unhideWhenUsed/>
+  </w:style>
+  <w:style w:type="paragraph" w:styleId="a3">
     <w:name w:val="annotation text"/>
-    <w:basedOn w:val="1"/>
-    <w:link w:val="14"/>
+    <w:basedOn w:val="a"/>
+    <w:link w:val="a4"/>
     <w:qFormat/>
-    <w:uiPriority w:val="0"/>
     <w:pPr>
       <w:jc w:val="left"/>
     </w:pPr>
   </w:style>
-  <w:style w:type="paragraph" w:styleId="4">
+  <w:style w:type="paragraph" w:styleId="a5">
     <w:name w:val="Balloon Text"/>
-    <w:basedOn w:val="1"/>
+    <w:basedOn w:val="a"/>
     <w:semiHidden/>
     <w:qFormat/>
-    <w:uiPriority w:val="0"/>
     <w:rPr>
       <w:sz w:val="18"/>
       <w:szCs w:val="18"/>
     </w:rPr>
   </w:style>
-  <w:style w:type="paragraph" w:styleId="5">
+  <w:style w:type="paragraph" w:styleId="a6">
     <w:name w:val="footer"/>
-    <w:basedOn w:val="1"/>
+    <w:basedOn w:val="a"/>
     <w:qFormat/>
-    <w:uiPriority w:val="0"/>
     <w:pPr>
       <w:tabs>
         <w:tab w:val="center" w:pos="4153"/>
@@ -4988,14 +4056,13 @@
       <w:szCs w:val="18"/>
     </w:rPr>
   </w:style>
-  <w:style w:type="paragraph" w:styleId="6">
+  <w:style w:type="paragraph" w:styleId="a7">
     <w:name w:val="header"/>
-    <w:basedOn w:val="1"/>
+    <w:basedOn w:val="a"/>
     <w:qFormat/>
-    <w:uiPriority w:val="0"/>
     <w:pPr>
       <w:pBdr>
-        <w:bottom w:val="single" w:color="auto" w:sz="6" w:space="1"/>
+        <w:bottom w:val="single" w:sz="6" w:space="1" w:color="auto"/>
       </w:pBdr>
       <w:tabs>
         <w:tab w:val="center" w:pos="4153"/>
@@ -5009,75 +4076,66 @@
       <w:szCs w:val="18"/>
     </w:rPr>
   </w:style>
-  <w:style w:type="paragraph" w:styleId="7">
+  <w:style w:type="paragraph" w:styleId="a8">
     <w:name w:val="Normal (Web)"/>
-    <w:basedOn w:val="1"/>
-    <w:uiPriority w:val="0"/>
+    <w:basedOn w:val="a"/>
     <w:pPr>
-      <w:spacing w:before="0" w:beforeAutospacing="1" w:after="0" w:afterAutospacing="1"/>
-      <w:ind w:left="0" w:right="0"/>
+      <w:spacing w:beforeAutospacing="1" w:afterAutospacing="1"/>
       <w:jc w:val="left"/>
     </w:pPr>
     <w:rPr>
       <w:kern w:val="0"/>
       <w:sz w:val="24"/>
-      <w:lang w:val="en-US" w:eastAsia="zh-CN" w:bidi="ar"/>
     </w:rPr>
   </w:style>
-  <w:style w:type="paragraph" w:styleId="8">
+  <w:style w:type="paragraph" w:styleId="a9">
     <w:name w:val="annotation subject"/>
-    <w:basedOn w:val="3"/>
-    <w:next w:val="3"/>
-    <w:link w:val="15"/>
+    <w:basedOn w:val="a3"/>
+    <w:next w:val="a3"/>
+    <w:link w:val="aa"/>
     <w:qFormat/>
-    <w:uiPriority w:val="0"/>
     <w:rPr>
       <w:b/>
       <w:bCs/>
     </w:rPr>
   </w:style>
-  <w:style w:type="character" w:styleId="11">
+  <w:style w:type="character" w:styleId="ab">
     <w:name w:val="Strong"/>
     <w:qFormat/>
-    <w:uiPriority w:val="0"/>
     <w:rPr>
       <w:b/>
     </w:rPr>
   </w:style>
-  <w:style w:type="character" w:styleId="12">
+  <w:style w:type="character" w:styleId="ac">
     <w:name w:val="annotation reference"/>
     <w:qFormat/>
-    <w:uiPriority w:val="0"/>
     <w:rPr>
       <w:sz w:val="21"/>
       <w:szCs w:val="21"/>
     </w:rPr>
   </w:style>
-  <w:style w:type="paragraph" w:customStyle="1" w:styleId="13">
+  <w:style w:type="paragraph" w:customStyle="1" w:styleId="WPSPlain">
     <w:name w:val="WPS Plain"/>
-    <w:basedOn w:val="1"/>
+    <w:basedOn w:val="a"/>
     <w:qFormat/>
-    <w:uiPriority w:val="0"/>
     <w:pPr>
       <w:widowControl/>
     </w:pPr>
   </w:style>
-  <w:style w:type="character" w:customStyle="1" w:styleId="14">
+  <w:style w:type="character" w:customStyle="1" w:styleId="a4">
     <w:name w:val="批注文字 字符"/>
-    <w:link w:val="3"/>
+    <w:link w:val="a3"/>
     <w:qFormat/>
-    <w:uiPriority w:val="0"/>
     <w:rPr>
       <w:kern w:val="2"/>
       <w:sz w:val="21"/>
       <w:szCs w:val="24"/>
     </w:rPr>
   </w:style>
-  <w:style w:type="character" w:customStyle="1" w:styleId="15">
+  <w:style w:type="character" w:customStyle="1" w:styleId="aa">
     <w:name w:val="批注主题 字符"/>
-    <w:link w:val="8"/>
+    <w:link w:val="a9"/>
     <w:qFormat/>
-    <w:uiPriority w:val="0"/>
     <w:rPr>
       <w:b/>
       <w:bCs/>
@@ -5370,5 +4428,6 @@
     </a:fmtScheme>
   </a:themeElements>
   <a:objectDefaults/>
+  <a:extraClrSchemeLst/>
 </a:theme>
 </file>
--- a/poi-tl/src/test/resources/template/delete_row.docx
+++ b/poi-tl/src/test/resources/template/delete_row.docx
@@ -1,6 +1,6 @@
 
 <file path=word/document.xml><?xml version="1.0" encoding="utf-8"?>
-<w:document xmlns:wpc="http://schemas.microsoft.com/office/word/2010/wordprocessingCanvas" xmlns:cx="http://schemas.microsoft.com/office/drawing/2014/chartex" xmlns:cx1="http://schemas.microsoft.com/office/drawing/2015/9/8/chartex" xmlns:cx2="http://schemas.microsoft.com/office/drawing/2015/10/21/chartex" xmlns:cx3="http://schemas.microsoft.com/office/drawing/2016/5/9/chartex" xmlns:cx4="http://schemas.microsoft.com/office/drawing/2016/5/10/chartex" xmlns:cx5="http://schemas.microsoft.com/office/drawing/2016/5/11/chartex" xmlns:cx6="http://schemas.microsoft.com/office/drawing/2016/5/12/chartex" xmlns:cx7="http://schemas.microsoft.com/office/drawing/2016/5/13/chartex" xmlns:cx8="http://schemas.microsoft.com/office/drawing/2016/5/14/chartex" xmlns:mc="http://schemas.openxmlformats.org/markup-compatibility/2006" xmlns:aink="http://schemas.microsoft.com/office/drawing/2016/ink" xmlns:am3d="http://schemas.microsoft.com/office/drawing/2017/model3d" xmlns:o="urn:schemas-microsoft-com:office:office" xmlns:oel="http://schemas.microsoft.com/office/2019/extlst" xmlns:r="http://schemas.openxmlformats.org/officeDocument/2006/relationships" xmlns:m="http://schemas.openxmlformats.org/officeDocument/2006/math" xmlns:v="urn:schemas-microsoft-com:vml" xmlns:wp14="http://schemas.microsoft.com/office/word/2010/wordprocessingDrawing" xmlns:wp="http://schemas.openxmlformats.org/drawingml/2006/wordprocessingDrawing" xmlns:w10="urn:schemas-microsoft-com:office:word" xmlns:w="http://schemas.openxmlformats.org/wordprocessingml/2006/main" xmlns:w14="http://schemas.microsoft.com/office/word/2010/wordml" xmlns:w15="http://schemas.microsoft.com/office/word/2012/wordml" xmlns:w16cex="http://schemas.microsoft.com/office/word/2018/wordml/cex" xmlns:w16cid="http://schemas.microsoft.com/office/word/2016/wordml/cid" xmlns:w16="http://schemas.microsoft.com/office/word/2018/wordml" xmlns:w16du="http://schemas.microsoft.com/office/word/2023/wordml/word16du" xmlns:w16sdtdh="http://schemas.microsoft.com/office/word/2020/wordml/sdtdatahash" xmlns:w16sdtfl="http://schemas.microsoft.com/office/word/2024/wordml/sdtformatlock" xmlns:w16se="http://schemas.microsoft.com/office/word/2015/wordml/symex" xmlns:wpg="http://schemas.microsoft.com/office/word/2010/wordprocessingGroup" xmlns:wpi="http://schemas.microsoft.com/office/word/2010/wordprocessingInk" xmlns:wne="http://schemas.microsoft.com/office/word/2006/wordml" xmlns:wps="http://schemas.microsoft.com/office/word/2010/wordprocessingShape" mc:Ignorable="w14 w15 w16se w16cid w16 w16cex w16sdtdh w16sdtfl w16du wp14">
+<w:document xmlns:wpc="http://schemas.microsoft.com/office/word/2010/wordprocessingCanvas" xmlns:mc="http://schemas.openxmlformats.org/markup-compatibility/2006" xmlns:o="urn:schemas-microsoft-com:office:office" xmlns:r="http://schemas.openxmlformats.org/officeDocument/2006/relationships" xmlns:m="http://schemas.openxmlformats.org/officeDocument/2006/math" xmlns:v="urn:schemas-microsoft-com:vml" xmlns:wp14="http://schemas.microsoft.com/office/word/2010/wordprocessingDrawing" xmlns:wp="http://schemas.openxmlformats.org/drawingml/2006/wordprocessingDrawing" xmlns:w="http://schemas.openxmlformats.org/wordprocessingml/2006/main" xmlns:w14="http://schemas.microsoft.com/office/word/2010/wordml" xmlns:w10="urn:schemas-microsoft-com:office:word" xmlns:w15="http://schemas.microsoft.com/office/word/2012/wordml" xmlns:wpg="http://schemas.microsoft.com/office/word/2010/wordprocessingGroup" xmlns:wpi="http://schemas.microsoft.com/office/word/2010/wordprocessingInk" xmlns:wne="http://schemas.microsoft.com/office/word/2006/wordml" xmlns:wps="http://schemas.microsoft.com/office/word/2010/wordprocessingShape" xmlns:wpsCustomData="http://www.wps.cn/officeDocument/2013/wpsCustomData" mc:Ignorable="w14 w15 wp14">
   <w:background w:color="FFFFFF"/>
   <w:body>
     <w:p>
@@ -8,17 +8,16 @@
         <w:spacing w:line="360" w:lineRule="auto"/>
         <w:jc w:val="center"/>
         <w:rPr>
-          <w:rFonts w:ascii="Calibri" w:eastAsia="方正隶书简体" w:hAnsi="Calibri"/>
+          <w:rFonts w:ascii="Calibri" w:hAnsi="Calibri" w:eastAsia="方正隶书简体"/>
           <w:sz w:val="32"/>
           <w:szCs w:val="32"/>
         </w:rPr>
       </w:pPr>
       <w:r>
         <w:rPr>
-          <w:rFonts w:ascii="宋体" w:hAnsi="宋体" w:cs="宋体" w:hint="eastAsia"/>
+          <w:rFonts w:hint="eastAsia" w:ascii="宋体" w:hAnsi="宋体" w:cs="宋体"/>
           <w:b/>
           <w:bCs/>
-          <w:noProof/>
           <w:sz w:val="32"/>
           <w:szCs w:val="32"/>
         </w:rPr>
@@ -48,7 +47,7 @@
                     </pic:cNvPicPr>
                   </pic:nvPicPr>
                   <pic:blipFill>
-                    <a:blip r:embed="rId6"/>
+                    <a:blip r:embed="rId4"/>
                     <a:stretch>
                       <a:fillRect/>
                     </a:stretch>
@@ -70,10 +69,9 @@
       </w:r>
       <w:r>
         <w:rPr>
-          <w:rFonts w:ascii="宋体" w:hAnsi="宋体" w:cs="宋体" w:hint="eastAsia"/>
+          <w:rFonts w:hint="eastAsia" w:ascii="宋体" w:hAnsi="宋体" w:cs="宋体"/>
           <w:b/>
           <w:bCs/>
-          <w:noProof/>
           <w:sz w:val="32"/>
           <w:szCs w:val="32"/>
         </w:rPr>
@@ -103,7 +101,7 @@
                     </pic:cNvPicPr>
                   </pic:nvPicPr>
                   <pic:blipFill>
-                    <a:blip r:embed="rId7"/>
+                    <a:blip r:embed="rId5"/>
                     <a:stretch>
                       <a:fillRect/>
                     </a:stretch>
@@ -125,7 +123,7 @@
       </w:r>
       <w:r>
         <w:rPr>
-          <w:rFonts w:ascii="宋体" w:hAnsi="宋体" w:cs="宋体" w:hint="eastAsia"/>
+          <w:rFonts w:hint="eastAsia" w:ascii="宋体" w:hAnsi="宋体" w:cs="宋体"/>
           <w:b/>
           <w:bCs/>
           <w:sz w:val="32"/>
@@ -144,7 +142,7 @@
       </w:pPr>
       <w:r>
         <w:rPr>
-          <w:rFonts w:ascii="黑体" w:eastAsia="黑体" w:hAnsi="黑体" w:cs="黑体" w:hint="eastAsia"/>
+          <w:rFonts w:hint="eastAsia" w:ascii="黑体" w:hAnsi="黑体" w:eastAsia="黑体" w:cs="黑体"/>
           <w:b/>
           <w:sz w:val="32"/>
           <w:szCs w:val="32"/>
@@ -154,10 +152,10 @@
     </w:p>
     <w:p>
       <w:pPr>
-        <w:spacing w:beforeLines="50" w:before="156"/>
-        <w:ind w:firstLineChars="100" w:firstLine="321"/>
+        <w:spacing w:before="156" w:beforeLines="50"/>
+        <w:ind w:firstLine="321" w:firstLineChars="100"/>
         <w:rPr>
-          <w:rFonts w:ascii="宋体" w:hAnsi="宋体" w:cs="宋体" w:hint="eastAsia"/>
+          <w:rFonts w:hint="eastAsia" w:ascii="宋体" w:hAnsi="宋体" w:cs="宋体"/>
           <w:b/>
           <w:color w:val="000000"/>
           <w:sz w:val="32"/>
@@ -166,7 +164,7 @@
       </w:pPr>
       <w:r>
         <w:rPr>
-          <w:rFonts w:ascii="宋体" w:hAnsi="宋体" w:cs="宋体" w:hint="eastAsia"/>
+          <w:rFonts w:hint="eastAsia" w:ascii="宋体" w:hAnsi="宋体" w:cs="宋体"/>
           <w:b/>
           <w:color w:val="000000"/>
           <w:sz w:val="32"/>
@@ -177,18 +175,24 @@
     </w:p>
     <w:tbl>
       <w:tblPr>
+        <w:tblStyle w:val="9"/>
         <w:tblW w:w="10474" w:type="dxa"/>
         <w:jc w:val="center"/>
         <w:tblBorders>
-          <w:top w:val="single" w:sz="12" w:space="0" w:color="auto"/>
-          <w:left w:val="single" w:sz="12" w:space="0" w:color="auto"/>
-          <w:bottom w:val="single" w:sz="12" w:space="0" w:color="auto"/>
-          <w:right w:val="single" w:sz="12" w:space="0" w:color="auto"/>
-          <w:insideH w:val="single" w:sz="4" w:space="0" w:color="auto"/>
-          <w:insideV w:val="single" w:sz="4" w:space="0" w:color="auto"/>
+          <w:top w:val="single" w:color="auto" w:sz="12" w:space="0"/>
+          <w:left w:val="single" w:color="auto" w:sz="12" w:space="0"/>
+          <w:bottom w:val="single" w:color="auto" w:sz="12" w:space="0"/>
+          <w:right w:val="single" w:color="auto" w:sz="12" w:space="0"/>
+          <w:insideH w:val="single" w:color="auto" w:sz="4" w:space="0"/>
+          <w:insideV w:val="single" w:color="auto" w:sz="4" w:space="0"/>
         </w:tblBorders>
         <w:tblLayout w:type="fixed"/>
-        <w:tblLook w:val="04A0" w:firstRow="1" w:lastRow="0" w:firstColumn="1" w:lastColumn="0" w:noHBand="0" w:noVBand="1"/>
+        <w:tblCellMar>
+          <w:top w:w="0" w:type="dxa"/>
+          <w:left w:w="108" w:type="dxa"/>
+          <w:bottom w:w="0" w:type="dxa"/>
+          <w:right w:w="108" w:type="dxa"/>
+        </w:tblCellMar>
       </w:tblPr>
       <w:tblGrid>
         <w:gridCol w:w="1114"/>
@@ -200,8 +204,24 @@
         <w:gridCol w:w="1449"/>
       </w:tblGrid>
       <w:tr>
+        <w:tblPrEx>
+          <w:tblBorders>
+            <w:top w:val="single" w:color="auto" w:sz="12" w:space="0"/>
+            <w:left w:val="single" w:color="auto" w:sz="12" w:space="0"/>
+            <w:bottom w:val="single" w:color="auto" w:sz="12" w:space="0"/>
+            <w:right w:val="single" w:color="auto" w:sz="12" w:space="0"/>
+            <w:insideH w:val="single" w:color="auto" w:sz="4" w:space="0"/>
+            <w:insideV w:val="single" w:color="auto" w:sz="4" w:space="0"/>
+          </w:tblBorders>
+          <w:tblCellMar>
+            <w:top w:w="0" w:type="dxa"/>
+            <w:left w:w="108" w:type="dxa"/>
+            <w:bottom w:w="0" w:type="dxa"/>
+            <w:right w:w="108" w:type="dxa"/>
+          </w:tblCellMar>
+        </w:tblPrEx>
         <w:trPr>
-          <w:trHeight w:val="482"/>
+          <w:trHeight w:val="482" w:hRule="atLeast"/>
           <w:jc w:val="center"/>
         </w:trPr>
         <w:tc>
@@ -211,7 +231,7 @@
             <w:tcBorders>
               <w:top w:val="nil"/>
               <w:left w:val="nil"/>
-              <w:bottom w:val="single" w:sz="12" w:space="0" w:color="auto"/>
+              <w:bottom w:val="single" w:color="auto" w:sz="12" w:space="0"/>
               <w:right w:val="nil"/>
             </w:tcBorders>
             <w:vAlign w:val="center"/>
@@ -226,7 +246,7 @@
             </w:pPr>
             <w:r>
               <w:rPr>
-                <w:rFonts w:ascii="宋体" w:hAnsi="宋体" w:cs="宋体" w:hint="eastAsia"/>
+                <w:rFonts w:hint="eastAsia" w:ascii="宋体" w:hAnsi="宋体" w:cs="宋体"/>
                 <w:color w:val="000000"/>
                 <w:szCs w:val="21"/>
               </w:rPr>
@@ -234,7 +254,7 @@
             </w:r>
             <w:r>
               <w:rPr>
-                <w:rFonts w:ascii="宋体" w:hAnsi="宋体" w:cs="宋体" w:hint="eastAsia"/>
+                <w:rFonts w:hint="eastAsia" w:ascii="宋体" w:hAnsi="宋体" w:cs="宋体"/>
                 <w:szCs w:val="21"/>
               </w:rPr>
               <w:t>：</w:t>
@@ -262,7 +282,7 @@
             <w:tcBorders>
               <w:top w:val="nil"/>
               <w:left w:val="nil"/>
-              <w:bottom w:val="single" w:sz="12" w:space="0" w:color="auto"/>
+              <w:bottom w:val="single" w:color="auto" w:sz="12" w:space="0"/>
               <w:right w:val="nil"/>
             </w:tcBorders>
             <w:vAlign w:val="center"/>
@@ -317,7 +337,7 @@
             <w:tcBorders>
               <w:top w:val="nil"/>
               <w:left w:val="nil"/>
-              <w:bottom w:val="single" w:sz="12" w:space="0" w:color="auto"/>
+              <w:bottom w:val="single" w:color="auto" w:sz="12" w:space="0"/>
               <w:right w:val="nil"/>
             </w:tcBorders>
             <w:vAlign w:val="center"/>
@@ -386,8 +406,24 @@
         </w:tc>
       </w:tr>
       <w:tr>
+        <w:tblPrEx>
+          <w:tblBorders>
+            <w:top w:val="single" w:color="auto" w:sz="12" w:space="0"/>
+            <w:left w:val="single" w:color="auto" w:sz="12" w:space="0"/>
+            <w:bottom w:val="single" w:color="auto" w:sz="12" w:space="0"/>
+            <w:right w:val="single" w:color="auto" w:sz="12" w:space="0"/>
+            <w:insideH w:val="single" w:color="auto" w:sz="4" w:space="0"/>
+            <w:insideV w:val="single" w:color="auto" w:sz="4" w:space="0"/>
+          </w:tblBorders>
+          <w:tblCellMar>
+            <w:top w:w="0" w:type="dxa"/>
+            <w:left w:w="108" w:type="dxa"/>
+            <w:bottom w:w="0" w:type="dxa"/>
+            <w:right w:w="108" w:type="dxa"/>
+          </w:tblCellMar>
+        </w:tblPrEx>
         <w:trPr>
-          <w:trHeight w:val="454"/>
+          <w:trHeight w:val="454" w:hRule="atLeast"/>
           <w:jc w:val="center"/>
         </w:trPr>
         <w:tc>
@@ -395,7 +431,7 @@
             <w:tcW w:w="3240" w:type="dxa"/>
             <w:gridSpan w:val="2"/>
             <w:tcBorders>
-              <w:top w:val="single" w:sz="12" w:space="0" w:color="auto"/>
+              <w:top w:val="single" w:color="auto" w:sz="12" w:space="0"/>
               <w:tl2br w:val="nil"/>
               <w:tr2bl w:val="nil"/>
             </w:tcBorders>
@@ -421,7 +457,7 @@
             <w:tcW w:w="3781" w:type="dxa"/>
             <w:gridSpan w:val="2"/>
             <w:tcBorders>
-              <w:top w:val="single" w:sz="12" w:space="0" w:color="auto"/>
+              <w:top w:val="single" w:color="auto" w:sz="12" w:space="0"/>
               <w:tl2br w:val="nil"/>
               <w:tr2bl w:val="nil"/>
             </w:tcBorders>
@@ -447,7 +483,7 @@
             <w:tcW w:w="2004" w:type="dxa"/>
             <w:gridSpan w:val="2"/>
             <w:tcBorders>
-              <w:top w:val="single" w:sz="12" w:space="0" w:color="auto"/>
+              <w:top w:val="single" w:color="auto" w:sz="12" w:space="0"/>
               <w:tl2br w:val="nil"/>
               <w:tr2bl w:val="nil"/>
             </w:tcBorders>
@@ -472,7 +508,7 @@
           <w:tcPr>
             <w:tcW w:w="1449" w:type="dxa"/>
             <w:tcBorders>
-              <w:top w:val="single" w:sz="12" w:space="0" w:color="auto"/>
+              <w:top w:val="single" w:color="auto" w:sz="12" w:space="0"/>
               <w:tl2br w:val="nil"/>
               <w:tr2bl w:val="nil"/>
             </w:tcBorders>
@@ -495,8 +531,24 @@
         </w:tc>
       </w:tr>
       <w:tr>
+        <w:tblPrEx>
+          <w:tblBorders>
+            <w:top w:val="single" w:color="auto" w:sz="12" w:space="0"/>
+            <w:left w:val="single" w:color="auto" w:sz="12" w:space="0"/>
+            <w:bottom w:val="single" w:color="auto" w:sz="12" w:space="0"/>
+            <w:right w:val="single" w:color="auto" w:sz="12" w:space="0"/>
+            <w:insideH w:val="single" w:color="auto" w:sz="4" w:space="0"/>
+            <w:insideV w:val="single" w:color="auto" w:sz="4" w:space="0"/>
+          </w:tblBorders>
+          <w:tblCellMar>
+            <w:top w:w="0" w:type="dxa"/>
+            <w:left w:w="108" w:type="dxa"/>
+            <w:bottom w:w="0" w:type="dxa"/>
+            <w:right w:w="108" w:type="dxa"/>
+          </w:tblCellMar>
+        </w:tblPrEx>
         <w:trPr>
-          <w:trHeight w:val="454"/>
+          <w:trHeight w:val="454" w:hRule="atLeast"/>
           <w:jc w:val="center"/>
         </w:trPr>
         <w:tc>
@@ -544,13 +596,7 @@
               <w:rPr>
                 <w:szCs w:val="21"/>
               </w:rPr>
-              <w:t>燃烧增长速率指数</w:t>
-            </w:r>
-            <w:r>
-              <w:rPr>
-                <w:szCs w:val="21"/>
-              </w:rPr>
-              <w:t>FIGRA0.2MJ (W/s)</w:t>
+              <w:t>燃烧增长速率指数FIGRA0.2MJ (W/s)</w:t>
             </w:r>
           </w:p>
           <w:p>
@@ -569,7 +615,7 @@
             </w:r>
             <w:r>
               <w:rPr>
-                <w:rFonts w:ascii="Segoe UI" w:eastAsia="Segoe UI" w:hAnsi="Segoe UI" w:cs="Segoe UI"/>
+                <w:rFonts w:ascii="Segoe UI" w:hAnsi="Segoe UI" w:eastAsia="Segoe UI" w:cs="Segoe UI"/>
                 <w:szCs w:val="21"/>
                 <w:shd w:val="clear" w:color="auto" w:fill="FAFAFA"/>
               </w:rPr>
@@ -577,7 +623,7 @@
             </w:r>
             <w:r>
               <w:rPr>
-                <w:rFonts w:ascii="Segoe UI" w:hAnsi="Segoe UI" w:cs="Segoe UI" w:hint="eastAsia"/>
+                <w:rFonts w:hint="eastAsia" w:ascii="Segoe UI" w:hAnsi="Segoe UI" w:cs="Segoe UI"/>
                 <w:szCs w:val="21"/>
                 <w:shd w:val="clear" w:color="auto" w:fill="FAFAFA"/>
               </w:rPr>
@@ -606,14 +652,14 @@
             <w:pPr>
               <w:jc w:val="center"/>
               <w:rPr>
-                <w:rFonts w:ascii="宋体" w:hAnsi="宋体" w:cs="宋体" w:hint="eastAsia"/>
+                <w:rFonts w:hint="eastAsia" w:ascii="宋体" w:hAnsi="宋体" w:cs="宋体"/>
                 <w:bCs/>
                 <w:szCs w:val="21"/>
               </w:rPr>
             </w:pPr>
             <w:r>
               <w:rPr>
-                <w:rFonts w:ascii="宋体" w:hAnsi="宋体" w:cs="宋体" w:hint="eastAsia"/>
+                <w:rFonts w:hint="eastAsia" w:ascii="宋体" w:hAnsi="宋体" w:cs="宋体"/>
                 <w:bCs/>
                 <w:szCs w:val="21"/>
               </w:rPr>
@@ -621,7 +667,7 @@
             </w:r>
             <w:r>
               <w:rPr>
-                <w:rFonts w:ascii="Segoe UI" w:eastAsia="Segoe UI" w:hAnsi="Segoe UI" w:cs="Segoe UI"/>
+                <w:rFonts w:ascii="Segoe UI" w:hAnsi="Segoe UI" w:eastAsia="Segoe UI" w:cs="Segoe UI"/>
                 <w:szCs w:val="21"/>
                 <w:shd w:val="clear" w:color="auto" w:fill="FAFAFA"/>
               </w:rPr>
@@ -629,7 +675,7 @@
             </w:r>
             <w:r>
               <w:rPr>
-                <w:rFonts w:ascii="Segoe UI" w:hAnsi="Segoe UI" w:cs="Segoe UI" w:hint="eastAsia"/>
+                <w:rFonts w:hint="eastAsia" w:ascii="Segoe UI" w:hAnsi="Segoe UI" w:cs="Segoe UI"/>
                 <w:szCs w:val="21"/>
                 <w:shd w:val="clear" w:color="auto" w:fill="FAFAFA"/>
               </w:rPr>
@@ -637,7 +683,7 @@
             </w:r>
             <w:r>
               <w:rPr>
-                <w:rFonts w:ascii="宋体" w:hAnsi="宋体" w:cs="宋体" w:hint="eastAsia"/>
+                <w:rFonts w:hint="eastAsia" w:ascii="宋体" w:hAnsi="宋体" w:cs="宋体"/>
                 <w:bCs/>
                 <w:szCs w:val="21"/>
               </w:rPr>
@@ -660,7 +706,7 @@
             </w:r>
             <w:r>
               <w:rPr>
-                <w:rFonts w:ascii="Segoe UI" w:eastAsia="Segoe UI" w:hAnsi="Segoe UI" w:cs="Segoe UI"/>
+                <w:rFonts w:ascii="Segoe UI" w:hAnsi="Segoe UI" w:eastAsia="Segoe UI" w:cs="Segoe UI"/>
                 <w:szCs w:val="21"/>
                 <w:shd w:val="clear" w:color="auto" w:fill="FAFAFA"/>
               </w:rPr>
@@ -668,7 +714,7 @@
             </w:r>
             <w:r>
               <w:rPr>
-                <w:rFonts w:ascii="Segoe UI" w:hAnsi="Segoe UI" w:cs="Segoe UI" w:hint="eastAsia"/>
+                <w:rFonts w:hint="eastAsia" w:ascii="Segoe UI" w:hAnsi="Segoe UI" w:cs="Segoe UI"/>
                 <w:szCs w:val="21"/>
                 <w:shd w:val="clear" w:color="auto" w:fill="FAFAFA"/>
               </w:rPr>
@@ -702,7 +748,7 @@
             </w:pPr>
             <w:r>
               <w:rPr>
-                <w:rFonts w:ascii="宋体" w:hAnsi="宋体" w:cs="宋体" w:hint="eastAsia"/>
+                <w:rFonts w:hint="eastAsia" w:ascii="宋体" w:hAnsi="宋体" w:cs="宋体"/>
                 <w:bCs/>
                 <w:szCs w:val="21"/>
               </w:rPr>
@@ -710,7 +756,7 @@
             </w:r>
             <w:r>
               <w:rPr>
-                <w:rFonts w:ascii="Segoe UI" w:eastAsia="Segoe UI" w:hAnsi="Segoe UI" w:cs="Segoe UI"/>
+                <w:rFonts w:ascii="Segoe UI" w:hAnsi="Segoe UI" w:eastAsia="Segoe UI" w:cs="Segoe UI"/>
                 <w:szCs w:val="21"/>
                 <w:shd w:val="clear" w:color="auto" w:fill="FAFAFA"/>
               </w:rPr>
@@ -718,7 +764,7 @@
             </w:r>
             <w:r>
               <w:rPr>
-                <w:rFonts w:ascii="Segoe UI" w:hAnsi="Segoe UI" w:cs="Segoe UI" w:hint="eastAsia"/>
+                <w:rFonts w:hint="eastAsia" w:ascii="Segoe UI" w:hAnsi="Segoe UI" w:cs="Segoe UI"/>
                 <w:szCs w:val="21"/>
                 <w:shd w:val="clear" w:color="auto" w:fill="FAFAFA"/>
               </w:rPr>
@@ -726,7 +772,7 @@
             </w:r>
             <w:r>
               <w:rPr>
-                <w:rFonts w:ascii="宋体" w:hAnsi="宋体" w:cs="宋体" w:hint="eastAsia"/>
+                <w:rFonts w:hint="eastAsia" w:ascii="宋体" w:hAnsi="宋体" w:cs="宋体"/>
                 <w:bCs/>
                 <w:szCs w:val="21"/>
               </w:rPr>
@@ -752,7 +798,7 @@
             </w:pPr>
             <w:r>
               <w:rPr>
-                <w:rFonts w:ascii="宋体" w:hAnsi="宋体" w:cs="宋体" w:hint="eastAsia"/>
+                <w:rFonts w:hint="eastAsia" w:ascii="宋体" w:hAnsi="宋体" w:cs="宋体"/>
                 <w:bCs/>
                 <w:szCs w:val="21"/>
               </w:rPr>
@@ -760,7 +806,7 @@
             </w:r>
             <w:r>
               <w:rPr>
-                <w:rFonts w:ascii="Segoe UI" w:eastAsia="Segoe UI" w:hAnsi="Segoe UI" w:cs="Segoe UI"/>
+                <w:rFonts w:ascii="Segoe UI" w:hAnsi="Segoe UI" w:eastAsia="Segoe UI" w:cs="Segoe UI"/>
                 <w:szCs w:val="21"/>
                 <w:shd w:val="clear" w:color="auto" w:fill="FAFAFA"/>
               </w:rPr>
@@ -768,7 +814,7 @@
             </w:r>
             <w:r>
               <w:rPr>
-                <w:rFonts w:ascii="Segoe UI" w:hAnsi="Segoe UI" w:cs="Segoe UI" w:hint="eastAsia"/>
+                <w:rFonts w:hint="eastAsia" w:ascii="Segoe UI" w:hAnsi="Segoe UI" w:cs="Segoe UI"/>
                 <w:szCs w:val="21"/>
                 <w:shd w:val="clear" w:color="auto" w:fill="FAFAFA"/>
               </w:rPr>
@@ -776,7 +822,7 @@
             </w:r>
             <w:r>
               <w:rPr>
-                <w:rFonts w:ascii="宋体" w:hAnsi="宋体" w:cs="宋体" w:hint="eastAsia"/>
+                <w:rFonts w:hint="eastAsia" w:ascii="宋体" w:hAnsi="宋体" w:cs="宋体"/>
                 <w:bCs/>
                 <w:szCs w:val="21"/>
               </w:rPr>
@@ -786,14 +832,30 @@
         </w:tc>
       </w:tr>
       <w:tr>
+        <w:tblPrEx>
+          <w:tblBorders>
+            <w:top w:val="single" w:color="auto" w:sz="12" w:space="0"/>
+            <w:left w:val="single" w:color="auto" w:sz="12" w:space="0"/>
+            <w:bottom w:val="single" w:color="auto" w:sz="12" w:space="0"/>
+            <w:right w:val="single" w:color="auto" w:sz="12" w:space="0"/>
+            <w:insideH w:val="single" w:color="auto" w:sz="4" w:space="0"/>
+            <w:insideV w:val="single" w:color="auto" w:sz="4" w:space="0"/>
+          </w:tblBorders>
+          <w:tblCellMar>
+            <w:top w:w="0" w:type="dxa"/>
+            <w:left w:w="108" w:type="dxa"/>
+            <w:bottom w:w="0" w:type="dxa"/>
+            <w:right w:w="108" w:type="dxa"/>
+          </w:tblCellMar>
+        </w:tblPrEx>
         <w:trPr>
-          <w:trHeight w:val="454"/>
+          <w:trHeight w:val="454" w:hRule="atLeast"/>
           <w:jc w:val="center"/>
         </w:trPr>
         <w:tc>
           <w:tcPr>
             <w:tcW w:w="1114" w:type="dxa"/>
-            <w:vMerge/>
+            <w:vMerge w:val="continue"/>
             <w:tcBorders>
               <w:tl2br w:val="nil"/>
               <w:tr2bl w:val="nil"/>
@@ -829,19 +891,7 @@
               <w:rPr>
                 <w:szCs w:val="21"/>
               </w:rPr>
-              <w:t>600s</w:t>
-            </w:r>
-            <w:r>
-              <w:rPr>
-                <w:szCs w:val="21"/>
-              </w:rPr>
-              <w:t>内总热释放量</w:t>
-            </w:r>
-            <w:r>
-              <w:rPr>
-                <w:szCs w:val="21"/>
-              </w:rPr>
-              <w:t>THR600s (MJ)</w:t>
+              <w:t>600s内总热释放量THR600s (MJ)</w:t>
             </w:r>
           </w:p>
           <w:p>
@@ -860,7 +910,7 @@
             </w:r>
             <w:r>
               <w:rPr>
-                <w:rFonts w:ascii="Segoe UI" w:eastAsia="Segoe UI" w:hAnsi="Segoe UI" w:cs="Segoe UI"/>
+                <w:rFonts w:ascii="Segoe UI" w:hAnsi="Segoe UI" w:eastAsia="Segoe UI" w:cs="Segoe UI"/>
                 <w:szCs w:val="21"/>
                 <w:shd w:val="clear" w:color="auto" w:fill="FAFAFA"/>
               </w:rPr>
@@ -868,7 +918,7 @@
             </w:r>
             <w:r>
               <w:rPr>
-                <w:rFonts w:ascii="Segoe UI" w:hAnsi="Segoe UI" w:cs="Segoe UI" w:hint="eastAsia"/>
+                <w:rFonts w:hint="eastAsia" w:ascii="Segoe UI" w:hAnsi="Segoe UI" w:cs="Segoe UI"/>
                 <w:szCs w:val="21"/>
                 <w:shd w:val="clear" w:color="auto" w:fill="FAFAFA"/>
               </w:rPr>
@@ -902,7 +952,7 @@
             </w:pPr>
             <w:r>
               <w:rPr>
-                <w:rFonts w:ascii="宋体" w:hAnsi="宋体" w:cs="宋体" w:hint="eastAsia"/>
+                <w:rFonts w:hint="eastAsia" w:ascii="宋体" w:hAnsi="宋体" w:cs="宋体"/>
                 <w:bCs/>
                 <w:szCs w:val="21"/>
               </w:rPr>
@@ -910,7 +960,7 @@
             </w:r>
             <w:r>
               <w:rPr>
-                <w:rFonts w:ascii="Segoe UI" w:eastAsia="Segoe UI" w:hAnsi="Segoe UI" w:cs="Segoe UI"/>
+                <w:rFonts w:ascii="Segoe UI" w:hAnsi="Segoe UI" w:eastAsia="Segoe UI" w:cs="Segoe UI"/>
                 <w:szCs w:val="21"/>
                 <w:shd w:val="clear" w:color="auto" w:fill="FAFAFA"/>
               </w:rPr>
@@ -918,7 +968,7 @@
             </w:r>
             <w:r>
               <w:rPr>
-                <w:rFonts w:ascii="Segoe UI" w:hAnsi="Segoe UI" w:cs="Segoe UI" w:hint="eastAsia"/>
+                <w:rFonts w:hint="eastAsia" w:ascii="Segoe UI" w:hAnsi="Segoe UI" w:cs="Segoe UI"/>
                 <w:szCs w:val="21"/>
                 <w:shd w:val="clear" w:color="auto" w:fill="FAFAFA"/>
               </w:rPr>
@@ -926,7 +976,7 @@
             </w:r>
             <w:r>
               <w:rPr>
-                <w:rFonts w:ascii="宋体" w:hAnsi="宋体" w:cs="宋体" w:hint="eastAsia"/>
+                <w:rFonts w:hint="eastAsia" w:ascii="宋体" w:hAnsi="宋体" w:cs="宋体"/>
                 <w:bCs/>
                 <w:szCs w:val="21"/>
               </w:rPr>
@@ -953,7 +1003,7 @@
             </w:pPr>
             <w:r>
               <w:rPr>
-                <w:rFonts w:ascii="宋体" w:hAnsi="宋体" w:cs="宋体" w:hint="eastAsia"/>
+                <w:rFonts w:hint="eastAsia" w:ascii="宋体" w:hAnsi="宋体" w:cs="宋体"/>
                 <w:bCs/>
                 <w:szCs w:val="21"/>
               </w:rPr>
@@ -961,7 +1011,7 @@
             </w:r>
             <w:r>
               <w:rPr>
-                <w:rFonts w:ascii="Segoe UI" w:eastAsia="Segoe UI" w:hAnsi="Segoe UI" w:cs="Segoe UI"/>
+                <w:rFonts w:ascii="Segoe UI" w:hAnsi="Segoe UI" w:eastAsia="Segoe UI" w:cs="Segoe UI"/>
                 <w:szCs w:val="21"/>
                 <w:shd w:val="clear" w:color="auto" w:fill="FAFAFA"/>
               </w:rPr>
@@ -969,7 +1019,7 @@
             </w:r>
             <w:r>
               <w:rPr>
-                <w:rFonts w:ascii="Segoe UI" w:hAnsi="Segoe UI" w:cs="Segoe UI" w:hint="eastAsia"/>
+                <w:rFonts w:hint="eastAsia" w:ascii="Segoe UI" w:hAnsi="Segoe UI" w:cs="Segoe UI"/>
                 <w:szCs w:val="21"/>
                 <w:shd w:val="clear" w:color="auto" w:fill="FAFAFA"/>
               </w:rPr>
@@ -977,7 +1027,7 @@
             </w:r>
             <w:r>
               <w:rPr>
-                <w:rFonts w:ascii="宋体" w:hAnsi="宋体" w:cs="宋体" w:hint="eastAsia"/>
+                <w:rFonts w:hint="eastAsia" w:ascii="宋体" w:hAnsi="宋体" w:cs="宋体"/>
                 <w:bCs/>
                 <w:szCs w:val="21"/>
               </w:rPr>
@@ -1003,7 +1053,7 @@
             </w:pPr>
             <w:r>
               <w:rPr>
-                <w:rFonts w:ascii="宋体" w:hAnsi="宋体" w:cs="宋体" w:hint="eastAsia"/>
+                <w:rFonts w:hint="eastAsia" w:ascii="宋体" w:hAnsi="宋体" w:cs="宋体"/>
                 <w:bCs/>
                 <w:szCs w:val="21"/>
               </w:rPr>
@@ -1011,7 +1061,7 @@
             </w:r>
             <w:r>
               <w:rPr>
-                <w:rFonts w:ascii="Segoe UI" w:eastAsia="Segoe UI" w:hAnsi="Segoe UI" w:cs="Segoe UI"/>
+                <w:rFonts w:ascii="Segoe UI" w:hAnsi="Segoe UI" w:eastAsia="Segoe UI" w:cs="Segoe UI"/>
                 <w:szCs w:val="21"/>
                 <w:shd w:val="clear" w:color="auto" w:fill="FAFAFA"/>
               </w:rPr>
@@ -1019,7 +1069,7 @@
             </w:r>
             <w:r>
               <w:rPr>
-                <w:rFonts w:ascii="Segoe UI" w:hAnsi="Segoe UI" w:cs="Segoe UI" w:hint="eastAsia"/>
+                <w:rFonts w:hint="eastAsia" w:ascii="Segoe UI" w:hAnsi="Segoe UI" w:cs="Segoe UI"/>
                 <w:szCs w:val="21"/>
                 <w:shd w:val="clear" w:color="auto" w:fill="FAFAFA"/>
               </w:rPr>
@@ -1027,7 +1077,7 @@
             </w:r>
             <w:r>
               <w:rPr>
-                <w:rFonts w:ascii="宋体" w:hAnsi="宋体" w:cs="宋体" w:hint="eastAsia"/>
+                <w:rFonts w:hint="eastAsia" w:ascii="宋体" w:hAnsi="宋体" w:cs="宋体"/>
                 <w:bCs/>
                 <w:szCs w:val="21"/>
               </w:rPr>
@@ -1037,14 +1087,30 @@
         </w:tc>
       </w:tr>
       <w:tr>
+        <w:tblPrEx>
+          <w:tblBorders>
+            <w:top w:val="single" w:color="auto" w:sz="12" w:space="0"/>
+            <w:left w:val="single" w:color="auto" w:sz="12" w:space="0"/>
+            <w:bottom w:val="single" w:color="auto" w:sz="12" w:space="0"/>
+            <w:right w:val="single" w:color="auto" w:sz="12" w:space="0"/>
+            <w:insideH w:val="single" w:color="auto" w:sz="4" w:space="0"/>
+            <w:insideV w:val="single" w:color="auto" w:sz="4" w:space="0"/>
+          </w:tblBorders>
+          <w:tblCellMar>
+            <w:top w:w="0" w:type="dxa"/>
+            <w:left w:w="108" w:type="dxa"/>
+            <w:bottom w:w="0" w:type="dxa"/>
+            <w:right w:w="108" w:type="dxa"/>
+          </w:tblCellMar>
+        </w:tblPrEx>
         <w:trPr>
-          <w:trHeight w:val="454"/>
+          <w:trHeight w:val="454" w:hRule="atLeast"/>
           <w:jc w:val="center"/>
         </w:trPr>
         <w:tc>
           <w:tcPr>
             <w:tcW w:w="1114" w:type="dxa"/>
-            <w:vMerge/>
+            <w:vMerge w:val="continue"/>
             <w:tcBorders>
               <w:tl2br w:val="nil"/>
               <w:tr2bl w:val="nil"/>
@@ -1099,7 +1165,7 @@
             </w:r>
             <w:r>
               <w:rPr>
-                <w:rFonts w:ascii="Segoe UI" w:eastAsia="Segoe UI" w:hAnsi="Segoe UI" w:cs="Segoe UI"/>
+                <w:rFonts w:ascii="Segoe UI" w:hAnsi="Segoe UI" w:eastAsia="Segoe UI" w:cs="Segoe UI"/>
                 <w:szCs w:val="21"/>
                 <w:shd w:val="clear" w:color="auto" w:fill="FAFAFA"/>
               </w:rPr>
@@ -1107,7 +1173,7 @@
             </w:r>
             <w:r>
               <w:rPr>
-                <w:rFonts w:ascii="Segoe UI" w:hAnsi="Segoe UI" w:cs="Segoe UI" w:hint="eastAsia"/>
+                <w:rFonts w:hint="eastAsia" w:ascii="Segoe UI" w:hAnsi="Segoe UI" w:cs="Segoe UI"/>
                 <w:szCs w:val="21"/>
                 <w:shd w:val="clear" w:color="auto" w:fill="FAFAFA"/>
               </w:rPr>
@@ -1141,7 +1207,7 @@
             </w:pPr>
             <w:r>
               <w:rPr>
-                <w:rFonts w:ascii="宋体" w:hAnsi="宋体" w:cs="宋体" w:hint="eastAsia"/>
+                <w:rFonts w:hint="eastAsia" w:ascii="宋体" w:hAnsi="宋体" w:cs="宋体"/>
                 <w:bCs/>
                 <w:szCs w:val="21"/>
               </w:rPr>
@@ -1149,7 +1215,7 @@
             </w:r>
             <w:r>
               <w:rPr>
-                <w:rFonts w:ascii="Segoe UI" w:eastAsia="Segoe UI" w:hAnsi="Segoe UI" w:cs="Segoe UI"/>
+                <w:rFonts w:ascii="Segoe UI" w:hAnsi="Segoe UI" w:eastAsia="Segoe UI" w:cs="Segoe UI"/>
                 <w:szCs w:val="21"/>
                 <w:shd w:val="clear" w:color="auto" w:fill="FAFAFA"/>
               </w:rPr>
@@ -1157,7 +1223,7 @@
             </w:r>
             <w:r>
               <w:rPr>
-                <w:rFonts w:ascii="Segoe UI" w:hAnsi="Segoe UI" w:cs="Segoe UI" w:hint="eastAsia"/>
+                <w:rFonts w:hint="eastAsia" w:ascii="Segoe UI" w:hAnsi="Segoe UI" w:cs="Segoe UI"/>
                 <w:szCs w:val="21"/>
                 <w:shd w:val="clear" w:color="auto" w:fill="FAFAFA"/>
               </w:rPr>
@@ -1165,7 +1231,7 @@
             </w:r>
             <w:r>
               <w:rPr>
-                <w:rFonts w:ascii="宋体" w:hAnsi="宋体" w:cs="宋体" w:hint="eastAsia"/>
+                <w:rFonts w:hint="eastAsia" w:ascii="宋体" w:hAnsi="宋体" w:cs="宋体"/>
                 <w:bCs/>
                 <w:szCs w:val="21"/>
               </w:rPr>
@@ -1192,7 +1258,7 @@
             </w:pPr>
             <w:r>
               <w:rPr>
-                <w:rFonts w:ascii="宋体" w:hAnsi="宋体" w:cs="宋体" w:hint="eastAsia"/>
+                <w:rFonts w:hint="eastAsia" w:ascii="宋体" w:hAnsi="宋体" w:cs="宋体"/>
                 <w:bCs/>
                 <w:szCs w:val="21"/>
               </w:rPr>
@@ -1200,7 +1266,7 @@
             </w:r>
             <w:r>
               <w:rPr>
-                <w:rFonts w:ascii="Segoe UI" w:eastAsia="Segoe UI" w:hAnsi="Segoe UI" w:cs="Segoe UI"/>
+                <w:rFonts w:ascii="Segoe UI" w:hAnsi="Segoe UI" w:eastAsia="Segoe UI" w:cs="Segoe UI"/>
                 <w:szCs w:val="21"/>
                 <w:shd w:val="clear" w:color="auto" w:fill="FAFAFA"/>
               </w:rPr>
@@ -1208,7 +1274,7 @@
             </w:r>
             <w:r>
               <w:rPr>
-                <w:rFonts w:ascii="Segoe UI" w:hAnsi="Segoe UI" w:cs="Segoe UI" w:hint="eastAsia"/>
+                <w:rFonts w:hint="eastAsia" w:ascii="Segoe UI" w:hAnsi="Segoe UI" w:cs="Segoe UI"/>
                 <w:szCs w:val="21"/>
                 <w:shd w:val="clear" w:color="auto" w:fill="FAFAFA"/>
               </w:rPr>
@@ -1216,7 +1282,7 @@
             </w:r>
             <w:r>
               <w:rPr>
-                <w:rFonts w:ascii="宋体" w:hAnsi="宋体" w:cs="宋体" w:hint="eastAsia"/>
+                <w:rFonts w:hint="eastAsia" w:ascii="宋体" w:hAnsi="宋体" w:cs="宋体"/>
                 <w:bCs/>
                 <w:szCs w:val="21"/>
               </w:rPr>
@@ -1242,7 +1308,7 @@
             </w:pPr>
             <w:r>
               <w:rPr>
-                <w:rFonts w:ascii="宋体" w:hAnsi="宋体" w:cs="宋体" w:hint="eastAsia"/>
+                <w:rFonts w:hint="eastAsia" w:ascii="宋体" w:hAnsi="宋体" w:cs="宋体"/>
                 <w:bCs/>
                 <w:szCs w:val="21"/>
               </w:rPr>
@@ -1250,7 +1316,7 @@
             </w:r>
             <w:r>
               <w:rPr>
-                <w:rFonts w:ascii="Segoe UI" w:eastAsia="Segoe UI" w:hAnsi="Segoe UI" w:cs="Segoe UI"/>
+                <w:rFonts w:ascii="Segoe UI" w:hAnsi="Segoe UI" w:eastAsia="Segoe UI" w:cs="Segoe UI"/>
                 <w:szCs w:val="21"/>
                 <w:shd w:val="clear" w:color="auto" w:fill="FAFAFA"/>
               </w:rPr>
@@ -1258,7 +1324,7 @@
             </w:r>
             <w:r>
               <w:rPr>
-                <w:rFonts w:ascii="Segoe UI" w:hAnsi="Segoe UI" w:cs="Segoe UI" w:hint="eastAsia"/>
+                <w:rFonts w:hint="eastAsia" w:ascii="Segoe UI" w:hAnsi="Segoe UI" w:cs="Segoe UI"/>
                 <w:szCs w:val="21"/>
                 <w:shd w:val="clear" w:color="auto" w:fill="FAFAFA"/>
               </w:rPr>
@@ -1266,7 +1332,7 @@
             </w:r>
             <w:r>
               <w:rPr>
-                <w:rFonts w:ascii="宋体" w:hAnsi="宋体" w:cs="宋体" w:hint="eastAsia"/>
+                <w:rFonts w:hint="eastAsia" w:ascii="宋体" w:hAnsi="宋体" w:cs="宋体"/>
                 <w:bCs/>
                 <w:szCs w:val="21"/>
               </w:rPr>
@@ -1276,14 +1342,30 @@
         </w:tc>
       </w:tr>
       <w:tr>
+        <w:tblPrEx>
+          <w:tblBorders>
+            <w:top w:val="single" w:color="auto" w:sz="12" w:space="0"/>
+            <w:left w:val="single" w:color="auto" w:sz="12" w:space="0"/>
+            <w:bottom w:val="single" w:color="auto" w:sz="12" w:space="0"/>
+            <w:right w:val="single" w:color="auto" w:sz="12" w:space="0"/>
+            <w:insideH w:val="single" w:color="auto" w:sz="4" w:space="0"/>
+            <w:insideV w:val="single" w:color="auto" w:sz="4" w:space="0"/>
+          </w:tblBorders>
+          <w:tblCellMar>
+            <w:top w:w="0" w:type="dxa"/>
+            <w:left w:w="108" w:type="dxa"/>
+            <w:bottom w:w="0" w:type="dxa"/>
+            <w:right w:w="108" w:type="dxa"/>
+          </w:tblCellMar>
+        </w:tblPrEx>
         <w:trPr>
-          <w:trHeight w:val="454"/>
+          <w:trHeight w:val="454" w:hRule="atLeast"/>
           <w:jc w:val="center"/>
         </w:trPr>
         <w:tc>
           <w:tcPr>
             <w:tcW w:w="1114" w:type="dxa"/>
-            <w:vMerge/>
+            <w:vMerge w:val="continue"/>
             <w:tcBorders>
               <w:tl2br w:val="nil"/>
               <w:tr2bl w:val="nil"/>
@@ -1323,7 +1405,7 @@
             </w:r>
             <w:r>
               <w:rPr>
-                <w:rFonts w:ascii="Helvetica" w:eastAsia="Helvetica" w:hAnsi="Helvetica" w:cs="Helvetica"/>
+                <w:rFonts w:ascii="Helvetica" w:hAnsi="Helvetica" w:eastAsia="Helvetica" w:cs="Helvetica"/>
                 <w:color w:val="333333"/>
                 <w:szCs w:val="21"/>
                 <w:shd w:val="clear" w:color="auto" w:fill="FFFFFF"/>
@@ -1334,13 +1416,7 @@
               <w:rPr>
                 <w:szCs w:val="21"/>
               </w:rPr>
-              <w:t>T</w:t>
-            </w:r>
-            <w:r>
-              <w:rPr>
-                <w:szCs w:val="21"/>
-              </w:rPr>
-              <w:t>（</w:t>
+              <w:t>T（</w:t>
             </w:r>
             <w:r>
               <w:rPr>
@@ -1372,7 +1448,7 @@
             </w:r>
             <w:r>
               <w:rPr>
-                <w:rFonts w:ascii="Segoe UI" w:eastAsia="Segoe UI" w:hAnsi="Segoe UI" w:cs="Segoe UI"/>
+                <w:rFonts w:ascii="Segoe UI" w:hAnsi="Segoe UI" w:eastAsia="Segoe UI" w:cs="Segoe UI"/>
                 <w:szCs w:val="21"/>
                 <w:shd w:val="clear" w:color="auto" w:fill="FAFAFA"/>
               </w:rPr>
@@ -1406,7 +1482,7 @@
             </w:pPr>
             <w:r>
               <w:rPr>
-                <w:rFonts w:ascii="宋体" w:hAnsi="宋体" w:cs="宋体" w:hint="eastAsia"/>
+                <w:rFonts w:hint="eastAsia" w:ascii="宋体" w:hAnsi="宋体" w:cs="宋体"/>
                 <w:bCs/>
                 <w:szCs w:val="21"/>
               </w:rPr>
@@ -1414,7 +1490,7 @@
             </w:r>
             <w:r>
               <w:rPr>
-                <w:rFonts w:ascii="Segoe UI" w:eastAsia="Segoe UI" w:hAnsi="Segoe UI" w:cs="Segoe UI"/>
+                <w:rFonts w:ascii="Segoe UI" w:hAnsi="Segoe UI" w:eastAsia="Segoe UI" w:cs="Segoe UI"/>
                 <w:szCs w:val="21"/>
                 <w:shd w:val="clear" w:color="auto" w:fill="FAFAFA"/>
               </w:rPr>
@@ -1422,7 +1498,7 @@
             </w:r>
             <w:r>
               <w:rPr>
-                <w:rFonts w:ascii="宋体" w:hAnsi="宋体" w:cs="宋体" w:hint="eastAsia"/>
+                <w:rFonts w:hint="eastAsia" w:ascii="宋体" w:hAnsi="宋体" w:cs="宋体"/>
                 <w:bCs/>
                 <w:szCs w:val="21"/>
               </w:rPr>
@@ -1449,7 +1525,7 @@
             </w:pPr>
             <w:r>
               <w:rPr>
-                <w:rFonts w:ascii="宋体" w:hAnsi="宋体" w:cs="宋体" w:hint="eastAsia"/>
+                <w:rFonts w:hint="eastAsia" w:ascii="宋体" w:hAnsi="宋体" w:cs="宋体"/>
                 <w:bCs/>
                 <w:szCs w:val="21"/>
               </w:rPr>
@@ -1457,7 +1533,7 @@
             </w:r>
             <w:r>
               <w:rPr>
-                <w:rFonts w:ascii="Segoe UI" w:eastAsia="Segoe UI" w:hAnsi="Segoe UI" w:cs="Segoe UI"/>
+                <w:rFonts w:ascii="Segoe UI" w:hAnsi="Segoe UI" w:eastAsia="Segoe UI" w:cs="Segoe UI"/>
                 <w:szCs w:val="21"/>
                 <w:shd w:val="clear" w:color="auto" w:fill="FAFAFA"/>
               </w:rPr>
@@ -1465,7 +1541,7 @@
             </w:r>
             <w:r>
               <w:rPr>
-                <w:rFonts w:ascii="宋体" w:hAnsi="宋体" w:cs="宋体" w:hint="eastAsia"/>
+                <w:rFonts w:hint="eastAsia" w:ascii="宋体" w:hAnsi="宋体" w:cs="宋体"/>
                 <w:bCs/>
                 <w:szCs w:val="21"/>
               </w:rPr>
@@ -1491,7 +1567,7 @@
             </w:pPr>
             <w:r>
               <w:rPr>
-                <w:rFonts w:ascii="宋体" w:hAnsi="宋体" w:cs="宋体" w:hint="eastAsia"/>
+                <w:rFonts w:hint="eastAsia" w:ascii="宋体" w:hAnsi="宋体" w:cs="宋体"/>
                 <w:bCs/>
                 <w:szCs w:val="21"/>
               </w:rPr>
@@ -1499,7 +1575,7 @@
             </w:r>
             <w:r>
               <w:rPr>
-                <w:rFonts w:ascii="Segoe UI" w:eastAsia="Segoe UI" w:hAnsi="Segoe UI" w:cs="Segoe UI"/>
+                <w:rFonts w:ascii="Segoe UI" w:hAnsi="Segoe UI" w:eastAsia="Segoe UI" w:cs="Segoe UI"/>
                 <w:szCs w:val="21"/>
                 <w:shd w:val="clear" w:color="auto" w:fill="FAFAFA"/>
               </w:rPr>
@@ -1507,7 +1583,7 @@
             </w:r>
             <w:r>
               <w:rPr>
-                <w:rFonts w:ascii="Segoe UI" w:hAnsi="Segoe UI" w:cs="Segoe UI" w:hint="eastAsia"/>
+                <w:rFonts w:hint="eastAsia" w:ascii="Segoe UI" w:hAnsi="Segoe UI" w:cs="Segoe UI"/>
                 <w:szCs w:val="21"/>
                 <w:shd w:val="clear" w:color="auto" w:fill="FAFAFA"/>
               </w:rPr>
@@ -1515,7 +1591,7 @@
             </w:r>
             <w:r>
               <w:rPr>
-                <w:rFonts w:ascii="宋体" w:hAnsi="宋体" w:cs="宋体" w:hint="eastAsia"/>
+                <w:rFonts w:hint="eastAsia" w:ascii="宋体" w:hAnsi="宋体" w:cs="宋体"/>
                 <w:bCs/>
                 <w:szCs w:val="21"/>
               </w:rPr>
@@ -1525,14 +1601,30 @@
         </w:tc>
       </w:tr>
       <w:tr>
+        <w:tblPrEx>
+          <w:tblBorders>
+            <w:top w:val="single" w:color="auto" w:sz="12" w:space="0"/>
+            <w:left w:val="single" w:color="auto" w:sz="12" w:space="0"/>
+            <w:bottom w:val="single" w:color="auto" w:sz="12" w:space="0"/>
+            <w:right w:val="single" w:color="auto" w:sz="12" w:space="0"/>
+            <w:insideH w:val="single" w:color="auto" w:sz="4" w:space="0"/>
+            <w:insideV w:val="single" w:color="auto" w:sz="4" w:space="0"/>
+          </w:tblBorders>
+          <w:tblCellMar>
+            <w:top w:w="0" w:type="dxa"/>
+            <w:left w:w="108" w:type="dxa"/>
+            <w:bottom w:w="0" w:type="dxa"/>
+            <w:right w:w="108" w:type="dxa"/>
+          </w:tblCellMar>
+        </w:tblPrEx>
         <w:trPr>
-          <w:trHeight w:val="454"/>
+          <w:trHeight w:val="454" w:hRule="atLeast"/>
           <w:jc w:val="center"/>
         </w:trPr>
         <w:tc>
           <w:tcPr>
             <w:tcW w:w="1114" w:type="dxa"/>
-            <w:vMerge/>
+            <w:vMerge w:val="continue"/>
             <w:tcBorders>
               <w:tl2br w:val="nil"/>
               <w:tr2bl w:val="nil"/>
@@ -1568,13 +1660,7 @@
               <w:rPr>
                 <w:szCs w:val="21"/>
               </w:rPr>
-              <w:t>持续燃烧时间</w:t>
-            </w:r>
-            <w:r>
-              <w:rPr>
-                <w:szCs w:val="21"/>
-              </w:rPr>
-              <w:t>t</w:t>
+              <w:t>持续燃烧时间t</w:t>
             </w:r>
             <w:r>
               <w:rPr>
@@ -1587,19 +1673,7 @@
               <w:rPr>
                 <w:szCs w:val="21"/>
               </w:rPr>
-              <w:t>（</w:t>
-            </w:r>
-            <w:r>
-              <w:rPr>
-                <w:szCs w:val="21"/>
-              </w:rPr>
-              <w:t>s</w:t>
-            </w:r>
-            <w:r>
-              <w:rPr>
-                <w:szCs w:val="21"/>
-              </w:rPr>
-              <w:t>）</w:t>
+              <w:t>（s）</w:t>
             </w:r>
           </w:p>
           <w:p>
@@ -1618,7 +1692,7 @@
             </w:r>
             <w:r>
               <w:rPr>
-                <w:rFonts w:ascii="Segoe UI" w:eastAsia="Segoe UI" w:hAnsi="Segoe UI" w:cs="Segoe UI"/>
+                <w:rFonts w:ascii="Segoe UI" w:hAnsi="Segoe UI" w:eastAsia="Segoe UI" w:cs="Segoe UI"/>
                 <w:szCs w:val="21"/>
                 <w:shd w:val="clear" w:color="auto" w:fill="FAFAFA"/>
               </w:rPr>
@@ -1626,7 +1700,7 @@
             </w:r>
             <w:r>
               <w:rPr>
-                <w:rFonts w:ascii="Segoe UI" w:hAnsi="Segoe UI" w:cs="Segoe UI" w:hint="eastAsia"/>
+                <w:rFonts w:hint="eastAsia" w:ascii="Segoe UI" w:hAnsi="Segoe UI" w:cs="Segoe UI"/>
                 <w:szCs w:val="21"/>
                 <w:shd w:val="clear" w:color="auto" w:fill="FAFAFA"/>
               </w:rPr>
@@ -1655,14 +1729,14 @@
             <w:pPr>
               <w:jc w:val="center"/>
               <w:rPr>
-                <w:rFonts w:ascii="宋体" w:hAnsi="宋体" w:cs="宋体" w:hint="eastAsia"/>
+                <w:rFonts w:hint="eastAsia" w:ascii="宋体" w:hAnsi="宋体" w:cs="宋体"/>
                 <w:bCs/>
                 <w:szCs w:val="21"/>
               </w:rPr>
             </w:pPr>
             <w:r>
               <w:rPr>
-                <w:rFonts w:ascii="宋体" w:hAnsi="宋体" w:cs="宋体" w:hint="eastAsia"/>
+                <w:rFonts w:hint="eastAsia" w:ascii="宋体" w:hAnsi="宋体" w:cs="宋体"/>
                 <w:bCs/>
                 <w:szCs w:val="21"/>
               </w:rPr>
@@ -1670,7 +1744,7 @@
             </w:r>
             <w:r>
               <w:rPr>
-                <w:rFonts w:ascii="Segoe UI" w:eastAsia="Segoe UI" w:hAnsi="Segoe UI" w:cs="Segoe UI"/>
+                <w:rFonts w:ascii="Segoe UI" w:hAnsi="Segoe UI" w:eastAsia="Segoe UI" w:cs="Segoe UI"/>
                 <w:szCs w:val="21"/>
                 <w:shd w:val="clear" w:color="auto" w:fill="FAFAFA"/>
               </w:rPr>
@@ -1678,7 +1752,7 @@
             </w:r>
             <w:r>
               <w:rPr>
-                <w:rFonts w:ascii="Segoe UI" w:hAnsi="Segoe UI" w:cs="Segoe UI" w:hint="eastAsia"/>
+                <w:rFonts w:hint="eastAsia" w:ascii="Segoe UI" w:hAnsi="Segoe UI" w:cs="Segoe UI"/>
                 <w:szCs w:val="21"/>
                 <w:shd w:val="clear" w:color="auto" w:fill="FAFAFA"/>
               </w:rPr>
@@ -1686,7 +1760,7 @@
             </w:r>
             <w:r>
               <w:rPr>
-                <w:rFonts w:ascii="宋体" w:hAnsi="宋体" w:cs="宋体" w:hint="eastAsia"/>
+                <w:rFonts w:hint="eastAsia" w:ascii="宋体" w:hAnsi="宋体" w:cs="宋体"/>
                 <w:bCs/>
                 <w:szCs w:val="21"/>
               </w:rPr>
@@ -1708,14 +1782,14 @@
             <w:pPr>
               <w:jc w:val="center"/>
               <w:rPr>
-                <w:rFonts w:ascii="宋体" w:hAnsi="宋体" w:cs="宋体" w:hint="eastAsia"/>
+                <w:rFonts w:hint="eastAsia" w:ascii="宋体" w:hAnsi="宋体" w:cs="宋体"/>
                 <w:bCs/>
                 <w:szCs w:val="21"/>
               </w:rPr>
             </w:pPr>
             <w:r>
               <w:rPr>
-                <w:rFonts w:ascii="宋体" w:hAnsi="宋体" w:cs="宋体" w:hint="eastAsia"/>
+                <w:rFonts w:hint="eastAsia" w:ascii="宋体" w:hAnsi="宋体" w:cs="宋体"/>
                 <w:bCs/>
                 <w:szCs w:val="21"/>
               </w:rPr>
@@ -1723,7 +1797,7 @@
             </w:r>
             <w:r>
               <w:rPr>
-                <w:rFonts w:ascii="Segoe UI" w:eastAsia="Segoe UI" w:hAnsi="Segoe UI" w:cs="Segoe UI"/>
+                <w:rFonts w:ascii="Segoe UI" w:hAnsi="Segoe UI" w:eastAsia="Segoe UI" w:cs="Segoe UI"/>
                 <w:szCs w:val="21"/>
                 <w:shd w:val="clear" w:color="auto" w:fill="FAFAFA"/>
               </w:rPr>
@@ -1731,7 +1805,7 @@
             </w:r>
             <w:r>
               <w:rPr>
-                <w:rFonts w:ascii="Segoe UI" w:hAnsi="Segoe UI" w:cs="Segoe UI" w:hint="eastAsia"/>
+                <w:rFonts w:hint="eastAsia" w:ascii="Segoe UI" w:hAnsi="Segoe UI" w:cs="Segoe UI"/>
                 <w:szCs w:val="21"/>
                 <w:shd w:val="clear" w:color="auto" w:fill="FAFAFA"/>
               </w:rPr>
@@ -1739,7 +1813,7 @@
             </w:r>
             <w:r>
               <w:rPr>
-                <w:rFonts w:ascii="宋体" w:hAnsi="宋体" w:cs="宋体" w:hint="eastAsia"/>
+                <w:rFonts w:hint="eastAsia" w:ascii="宋体" w:hAnsi="宋体" w:cs="宋体"/>
                 <w:bCs/>
                 <w:szCs w:val="21"/>
               </w:rPr>
@@ -1765,7 +1839,7 @@
             </w:pPr>
             <w:r>
               <w:rPr>
-                <w:rFonts w:ascii="宋体" w:hAnsi="宋体" w:cs="宋体" w:hint="eastAsia"/>
+                <w:rFonts w:hint="eastAsia" w:ascii="宋体" w:hAnsi="宋体" w:cs="宋体"/>
                 <w:bCs/>
                 <w:szCs w:val="21"/>
               </w:rPr>
@@ -1773,7 +1847,7 @@
             </w:r>
             <w:r>
               <w:rPr>
-                <w:rFonts w:ascii="Segoe UI" w:eastAsia="Segoe UI" w:hAnsi="Segoe UI" w:cs="Segoe UI"/>
+                <w:rFonts w:ascii="Segoe UI" w:hAnsi="Segoe UI" w:eastAsia="Segoe UI" w:cs="Segoe UI"/>
                 <w:szCs w:val="21"/>
                 <w:shd w:val="clear" w:color="auto" w:fill="FAFAFA"/>
               </w:rPr>
@@ -1781,7 +1855,7 @@
             </w:r>
             <w:r>
               <w:rPr>
-                <w:rFonts w:ascii="Segoe UI" w:hAnsi="Segoe UI" w:cs="Segoe UI" w:hint="eastAsia"/>
+                <w:rFonts w:hint="eastAsia" w:ascii="Segoe UI" w:hAnsi="Segoe UI" w:cs="Segoe UI"/>
                 <w:szCs w:val="21"/>
                 <w:shd w:val="clear" w:color="auto" w:fill="FAFAFA"/>
               </w:rPr>
@@ -1789,7 +1863,7 @@
             </w:r>
             <w:r>
               <w:rPr>
-                <w:rFonts w:ascii="宋体" w:hAnsi="宋体" w:cs="宋体" w:hint="eastAsia"/>
+                <w:rFonts w:hint="eastAsia" w:ascii="宋体" w:hAnsi="宋体" w:cs="宋体"/>
                 <w:bCs/>
                 <w:szCs w:val="21"/>
               </w:rPr>
@@ -1799,14 +1873,30 @@
         </w:tc>
       </w:tr>
       <w:tr>
+        <w:tblPrEx>
+          <w:tblBorders>
+            <w:top w:val="single" w:color="auto" w:sz="12" w:space="0"/>
+            <w:left w:val="single" w:color="auto" w:sz="12" w:space="0"/>
+            <w:bottom w:val="single" w:color="auto" w:sz="12" w:space="0"/>
+            <w:right w:val="single" w:color="auto" w:sz="12" w:space="0"/>
+            <w:insideH w:val="single" w:color="auto" w:sz="4" w:space="0"/>
+            <w:insideV w:val="single" w:color="auto" w:sz="4" w:space="0"/>
+          </w:tblBorders>
+          <w:tblCellMar>
+            <w:top w:w="0" w:type="dxa"/>
+            <w:left w:w="108" w:type="dxa"/>
+            <w:bottom w:w="0" w:type="dxa"/>
+            <w:right w:w="108" w:type="dxa"/>
+          </w:tblCellMar>
+        </w:tblPrEx>
         <w:trPr>
-          <w:trHeight w:val="454"/>
+          <w:trHeight w:val="454" w:hRule="atLeast"/>
           <w:jc w:val="center"/>
         </w:trPr>
         <w:tc>
           <w:tcPr>
             <w:tcW w:w="1114" w:type="dxa"/>
-            <w:vMerge/>
+            <w:vMerge w:val="continue"/>
             <w:tcBorders>
               <w:tl2br w:val="nil"/>
               <w:tr2bl w:val="nil"/>
@@ -1846,7 +1936,7 @@
             </w:r>
             <w:r>
               <w:rPr>
-                <w:rFonts w:ascii="Helvetica" w:eastAsia="Helvetica" w:hAnsi="Helvetica" w:cs="Helvetica"/>
+                <w:rFonts w:ascii="Helvetica" w:hAnsi="Helvetica" w:eastAsia="Helvetica" w:cs="Helvetica"/>
                 <w:color w:val="333333"/>
                 <w:szCs w:val="21"/>
                 <w:shd w:val="clear" w:color="auto" w:fill="FFFFFF"/>
@@ -1857,25 +1947,7 @@
               <w:rPr>
                 <w:szCs w:val="21"/>
               </w:rPr>
-              <w:t>m</w:t>
-            </w:r>
-            <w:r>
-              <w:rPr>
-                <w:szCs w:val="21"/>
-              </w:rPr>
-              <w:t>（</w:t>
-            </w:r>
-            <w:r>
-              <w:rPr>
-                <w:szCs w:val="21"/>
-              </w:rPr>
-              <w:t>%</w:t>
-            </w:r>
-            <w:r>
-              <w:rPr>
-                <w:szCs w:val="21"/>
-              </w:rPr>
-              <w:t>）</w:t>
+              <w:t>m（%）</w:t>
             </w:r>
           </w:p>
           <w:p>
@@ -1894,7 +1966,7 @@
             </w:r>
             <w:r>
               <w:rPr>
-                <w:rFonts w:ascii="Segoe UI" w:eastAsia="Segoe UI" w:hAnsi="Segoe UI" w:cs="Segoe UI"/>
+                <w:rFonts w:ascii="Segoe UI" w:hAnsi="Segoe UI" w:eastAsia="Segoe UI" w:cs="Segoe UI"/>
                 <w:szCs w:val="21"/>
                 <w:shd w:val="clear" w:color="auto" w:fill="FAFAFA"/>
               </w:rPr>
@@ -1902,7 +1974,7 @@
             </w:r>
             <w:r>
               <w:rPr>
-                <w:rFonts w:ascii="Segoe UI" w:hAnsi="Segoe UI" w:cs="Segoe UI" w:hint="eastAsia"/>
+                <w:rFonts w:hint="eastAsia" w:ascii="Segoe UI" w:hAnsi="Segoe UI" w:cs="Segoe UI"/>
                 <w:szCs w:val="21"/>
                 <w:shd w:val="clear" w:color="auto" w:fill="FAFAFA"/>
               </w:rPr>
@@ -1931,14 +2003,14 @@
             <w:pPr>
               <w:jc w:val="center"/>
               <w:rPr>
-                <w:rFonts w:ascii="宋体" w:hAnsi="宋体" w:cs="宋体" w:hint="eastAsia"/>
+                <w:rFonts w:hint="eastAsia" w:ascii="宋体" w:hAnsi="宋体" w:cs="宋体"/>
                 <w:bCs/>
                 <w:szCs w:val="21"/>
               </w:rPr>
             </w:pPr>
             <w:r>
               <w:rPr>
-                <w:rFonts w:ascii="宋体" w:hAnsi="宋体" w:cs="宋体" w:hint="eastAsia"/>
+                <w:rFonts w:hint="eastAsia" w:ascii="宋体" w:hAnsi="宋体" w:cs="宋体"/>
                 <w:bCs/>
                 <w:szCs w:val="21"/>
               </w:rPr>
@@ -1946,7 +2018,7 @@
             </w:r>
             <w:r>
               <w:rPr>
-                <w:rFonts w:ascii="Segoe UI" w:eastAsia="Segoe UI" w:hAnsi="Segoe UI" w:cs="Segoe UI"/>
+                <w:rFonts w:ascii="Segoe UI" w:hAnsi="Segoe UI" w:eastAsia="Segoe UI" w:cs="Segoe UI"/>
                 <w:szCs w:val="21"/>
                 <w:shd w:val="clear" w:color="auto" w:fill="FAFAFA"/>
               </w:rPr>
@@ -1954,7 +2026,7 @@
             </w:r>
             <w:r>
               <w:rPr>
-                <w:rFonts w:ascii="Segoe UI" w:hAnsi="Segoe UI" w:cs="Segoe UI" w:hint="eastAsia"/>
+                <w:rFonts w:hint="eastAsia" w:ascii="Segoe UI" w:hAnsi="Segoe UI" w:cs="Segoe UI"/>
                 <w:szCs w:val="21"/>
                 <w:shd w:val="clear" w:color="auto" w:fill="FAFAFA"/>
               </w:rPr>
@@ -1962,7 +2034,7 @@
             </w:r>
             <w:r>
               <w:rPr>
-                <w:rFonts w:ascii="宋体" w:hAnsi="宋体" w:cs="宋体" w:hint="eastAsia"/>
+                <w:rFonts w:hint="eastAsia" w:ascii="宋体" w:hAnsi="宋体" w:cs="宋体"/>
                 <w:bCs/>
                 <w:szCs w:val="21"/>
               </w:rPr>
@@ -1984,14 +2056,14 @@
             <w:pPr>
               <w:jc w:val="center"/>
               <w:rPr>
-                <w:rFonts w:ascii="宋体" w:hAnsi="宋体" w:cs="宋体" w:hint="eastAsia"/>
+                <w:rFonts w:hint="eastAsia" w:ascii="宋体" w:hAnsi="宋体" w:cs="宋体"/>
                 <w:bCs/>
                 <w:szCs w:val="21"/>
               </w:rPr>
             </w:pPr>
             <w:r>
               <w:rPr>
-                <w:rFonts w:ascii="宋体" w:hAnsi="宋体" w:cs="宋体" w:hint="eastAsia"/>
+                <w:rFonts w:hint="eastAsia" w:ascii="宋体" w:hAnsi="宋体" w:cs="宋体"/>
                 <w:bCs/>
                 <w:szCs w:val="21"/>
               </w:rPr>
@@ -1999,7 +2071,7 @@
             </w:r>
             <w:r>
               <w:rPr>
-                <w:rFonts w:ascii="Segoe UI" w:eastAsia="Segoe UI" w:hAnsi="Segoe UI" w:cs="Segoe UI"/>
+                <w:rFonts w:ascii="Segoe UI" w:hAnsi="Segoe UI" w:eastAsia="Segoe UI" w:cs="Segoe UI"/>
                 <w:szCs w:val="21"/>
                 <w:shd w:val="clear" w:color="auto" w:fill="FAFAFA"/>
               </w:rPr>
@@ -2007,7 +2079,7 @@
             </w:r>
             <w:r>
               <w:rPr>
-                <w:rFonts w:ascii="Segoe UI" w:hAnsi="Segoe UI" w:cs="Segoe UI" w:hint="eastAsia"/>
+                <w:rFonts w:hint="eastAsia" w:ascii="Segoe UI" w:hAnsi="Segoe UI" w:cs="Segoe UI"/>
                 <w:szCs w:val="21"/>
                 <w:shd w:val="clear" w:color="auto" w:fill="FAFAFA"/>
               </w:rPr>
@@ -2015,7 +2087,7 @@
             </w:r>
             <w:r>
               <w:rPr>
-                <w:rFonts w:ascii="宋体" w:hAnsi="宋体" w:cs="宋体" w:hint="eastAsia"/>
+                <w:rFonts w:hint="eastAsia" w:ascii="宋体" w:hAnsi="宋体" w:cs="宋体"/>
                 <w:bCs/>
                 <w:szCs w:val="21"/>
               </w:rPr>
@@ -2041,7 +2113,7 @@
             </w:pPr>
             <w:r>
               <w:rPr>
-                <w:rFonts w:ascii="宋体" w:hAnsi="宋体" w:cs="宋体" w:hint="eastAsia"/>
+                <w:rFonts w:hint="eastAsia" w:ascii="宋体" w:hAnsi="宋体" w:cs="宋体"/>
                 <w:bCs/>
                 <w:szCs w:val="21"/>
               </w:rPr>
@@ -2049,7 +2121,7 @@
             </w:r>
             <w:r>
               <w:rPr>
-                <w:rFonts w:ascii="Segoe UI" w:eastAsia="Segoe UI" w:hAnsi="Segoe UI" w:cs="Segoe UI"/>
+                <w:rFonts w:ascii="Segoe UI" w:hAnsi="Segoe UI" w:eastAsia="Segoe UI" w:cs="Segoe UI"/>
                 <w:szCs w:val="21"/>
                 <w:shd w:val="clear" w:color="auto" w:fill="FAFAFA"/>
               </w:rPr>
@@ -2057,7 +2129,7 @@
             </w:r>
             <w:r>
               <w:rPr>
-                <w:rFonts w:ascii="Segoe UI" w:hAnsi="Segoe UI" w:cs="Segoe UI" w:hint="eastAsia"/>
+                <w:rFonts w:hint="eastAsia" w:ascii="Segoe UI" w:hAnsi="Segoe UI" w:cs="Segoe UI"/>
                 <w:szCs w:val="21"/>
                 <w:shd w:val="clear" w:color="auto" w:fill="FAFAFA"/>
               </w:rPr>
@@ -2065,7 +2137,7 @@
             </w:r>
             <w:r>
               <w:rPr>
-                <w:rFonts w:ascii="宋体" w:hAnsi="宋体" w:cs="宋体" w:hint="eastAsia"/>
+                <w:rFonts w:hint="eastAsia" w:ascii="宋体" w:hAnsi="宋体" w:cs="宋体"/>
                 <w:bCs/>
                 <w:szCs w:val="21"/>
               </w:rPr>
@@ -2075,14 +2147,30 @@
         </w:tc>
       </w:tr>
       <w:tr>
+        <w:tblPrEx>
+          <w:tblBorders>
+            <w:top w:val="single" w:color="auto" w:sz="12" w:space="0"/>
+            <w:left w:val="single" w:color="auto" w:sz="12" w:space="0"/>
+            <w:bottom w:val="single" w:color="auto" w:sz="12" w:space="0"/>
+            <w:right w:val="single" w:color="auto" w:sz="12" w:space="0"/>
+            <w:insideH w:val="single" w:color="auto" w:sz="4" w:space="0"/>
+            <w:insideV w:val="single" w:color="auto" w:sz="4" w:space="0"/>
+          </w:tblBorders>
+          <w:tblCellMar>
+            <w:top w:w="0" w:type="dxa"/>
+            <w:left w:w="108" w:type="dxa"/>
+            <w:bottom w:w="0" w:type="dxa"/>
+            <w:right w:w="108" w:type="dxa"/>
+          </w:tblCellMar>
+        </w:tblPrEx>
         <w:trPr>
-          <w:trHeight w:val="454"/>
+          <w:trHeight w:val="454" w:hRule="atLeast"/>
           <w:jc w:val="center"/>
         </w:trPr>
         <w:tc>
           <w:tcPr>
             <w:tcW w:w="1114" w:type="dxa"/>
-            <w:vMerge/>
+            <w:vMerge w:val="continue"/>
             <w:tcBorders>
               <w:tl2br w:val="nil"/>
               <w:tr2bl w:val="nil"/>
@@ -2118,31 +2206,7 @@
               <w:rPr>
                 <w:szCs w:val="21"/>
               </w:rPr>
-              <w:t>总热值</w:t>
-            </w:r>
-            <w:r>
-              <w:rPr>
-                <w:szCs w:val="21"/>
-              </w:rPr>
-              <w:t>PCS</w:t>
-            </w:r>
-            <w:r>
-              <w:rPr>
-                <w:szCs w:val="21"/>
-              </w:rPr>
-              <w:t>（</w:t>
-            </w:r>
-            <w:r>
-              <w:rPr>
-                <w:szCs w:val="21"/>
-              </w:rPr>
-              <w:t>MJ/kg</w:t>
-            </w:r>
-            <w:r>
-              <w:rPr>
-                <w:szCs w:val="21"/>
-              </w:rPr>
-              <w:t>）</w:t>
+              <w:t>总热值PCS（MJ/kg）</w:t>
             </w:r>
           </w:p>
           <w:p>
@@ -2161,7 +2225,7 @@
             </w:r>
             <w:r>
               <w:rPr>
-                <w:rFonts w:ascii="Segoe UI" w:eastAsia="Segoe UI" w:hAnsi="Segoe UI" w:cs="Segoe UI"/>
+                <w:rFonts w:ascii="Segoe UI" w:hAnsi="Segoe UI" w:eastAsia="Segoe UI" w:cs="Segoe UI"/>
                 <w:szCs w:val="21"/>
                 <w:shd w:val="clear" w:color="auto" w:fill="FAFAFA"/>
               </w:rPr>
@@ -2169,7 +2233,7 @@
             </w:r>
             <w:r>
               <w:rPr>
-                <w:rFonts w:ascii="Segoe UI" w:hAnsi="Segoe UI" w:cs="Segoe UI" w:hint="eastAsia"/>
+                <w:rFonts w:hint="eastAsia" w:ascii="Segoe UI" w:hAnsi="Segoe UI" w:cs="Segoe UI"/>
                 <w:szCs w:val="21"/>
                 <w:shd w:val="clear" w:color="auto" w:fill="FAFAFA"/>
               </w:rPr>
@@ -2198,14 +2262,14 @@
             <w:pPr>
               <w:jc w:val="center"/>
               <w:rPr>
-                <w:rFonts w:ascii="宋体" w:hAnsi="宋体" w:cs="宋体" w:hint="eastAsia"/>
+                <w:rFonts w:hint="eastAsia" w:ascii="宋体" w:hAnsi="宋体" w:cs="宋体"/>
                 <w:bCs/>
                 <w:szCs w:val="21"/>
               </w:rPr>
             </w:pPr>
             <w:r>
               <w:rPr>
-                <w:rFonts w:ascii="宋体" w:hAnsi="宋体" w:cs="宋体" w:hint="eastAsia"/>
+                <w:rFonts w:hint="eastAsia" w:ascii="宋体" w:hAnsi="宋体" w:cs="宋体"/>
                 <w:bCs/>
                 <w:szCs w:val="21"/>
               </w:rPr>
@@ -2213,7 +2277,7 @@
             </w:r>
             <w:r>
               <w:rPr>
-                <w:rFonts w:ascii="Segoe UI" w:eastAsia="Segoe UI" w:hAnsi="Segoe UI" w:cs="Segoe UI"/>
+                <w:rFonts w:ascii="Segoe UI" w:hAnsi="Segoe UI" w:eastAsia="Segoe UI" w:cs="Segoe UI"/>
                 <w:szCs w:val="21"/>
                 <w:shd w:val="clear" w:color="auto" w:fill="FAFAFA"/>
               </w:rPr>
@@ -2221,7 +2285,7 @@
             </w:r>
             <w:r>
               <w:rPr>
-                <w:rFonts w:ascii="Segoe UI" w:hAnsi="Segoe UI" w:cs="Segoe UI" w:hint="eastAsia"/>
+                <w:rFonts w:hint="eastAsia" w:ascii="Segoe UI" w:hAnsi="Segoe UI" w:cs="Segoe UI"/>
                 <w:szCs w:val="21"/>
                 <w:shd w:val="clear" w:color="auto" w:fill="FAFAFA"/>
               </w:rPr>
@@ -2229,7 +2293,7 @@
             </w:r>
             <w:r>
               <w:rPr>
-                <w:rFonts w:ascii="宋体" w:hAnsi="宋体" w:cs="宋体" w:hint="eastAsia"/>
+                <w:rFonts w:hint="eastAsia" w:ascii="宋体" w:hAnsi="宋体" w:cs="宋体"/>
                 <w:bCs/>
                 <w:szCs w:val="21"/>
               </w:rPr>
@@ -2237,7 +2301,7 @@
             </w:r>
             <w:r>
               <w:rPr>
-                <w:rFonts w:ascii="SJQY" w:eastAsia="SJQY" w:hAnsi="SJQY" w:cs="宋体" w:hint="eastAsia"/>
+                <w:rFonts w:hint="eastAsia" w:ascii="SJQY" w:hAnsi="SJQY" w:eastAsia="SJQY" w:cs="宋体"/>
                 <w:bCs/>
                 <w:szCs w:val="21"/>
               </w:rPr>
@@ -2259,14 +2323,14 @@
             <w:pPr>
               <w:jc w:val="center"/>
               <w:rPr>
-                <w:rFonts w:ascii="宋体" w:hAnsi="宋体" w:cs="宋体" w:hint="eastAsia"/>
+                <w:rFonts w:hint="eastAsia" w:ascii="宋体" w:hAnsi="宋体" w:cs="宋体"/>
                 <w:bCs/>
                 <w:szCs w:val="21"/>
               </w:rPr>
             </w:pPr>
             <w:r>
               <w:rPr>
-                <w:rFonts w:ascii="宋体" w:hAnsi="宋体" w:cs="宋体" w:hint="eastAsia"/>
+                <w:rFonts w:hint="eastAsia" w:ascii="宋体" w:hAnsi="宋体" w:cs="宋体"/>
                 <w:bCs/>
                 <w:szCs w:val="21"/>
               </w:rPr>
@@ -2274,7 +2338,7 @@
             </w:r>
             <w:r>
               <w:rPr>
-                <w:rFonts w:ascii="Segoe UI" w:eastAsia="Segoe UI" w:hAnsi="Segoe UI" w:cs="Segoe UI"/>
+                <w:rFonts w:ascii="Segoe UI" w:hAnsi="Segoe UI" w:eastAsia="Segoe UI" w:cs="Segoe UI"/>
                 <w:szCs w:val="21"/>
                 <w:shd w:val="clear" w:color="auto" w:fill="FAFAFA"/>
               </w:rPr>
@@ -2282,7 +2346,7 @@
             </w:r>
             <w:r>
               <w:rPr>
-                <w:rFonts w:ascii="Segoe UI" w:hAnsi="Segoe UI" w:cs="Segoe UI" w:hint="eastAsia"/>
+                <w:rFonts w:hint="eastAsia" w:ascii="Segoe UI" w:hAnsi="Segoe UI" w:cs="Segoe UI"/>
                 <w:szCs w:val="21"/>
                 <w:shd w:val="clear" w:color="auto" w:fill="FAFAFA"/>
               </w:rPr>
@@ -2290,7 +2354,7 @@
             </w:r>
             <w:r>
               <w:rPr>
-                <w:rFonts w:ascii="宋体" w:hAnsi="宋体" w:cs="宋体" w:hint="eastAsia"/>
+                <w:rFonts w:hint="eastAsia" w:ascii="宋体" w:hAnsi="宋体" w:cs="宋体"/>
                 <w:bCs/>
                 <w:szCs w:val="21"/>
               </w:rPr>
@@ -2316,7 +2380,7 @@
             </w:pPr>
             <w:r>
               <w:rPr>
-                <w:rFonts w:ascii="宋体" w:hAnsi="宋体" w:cs="宋体" w:hint="eastAsia"/>
+                <w:rFonts w:hint="eastAsia" w:ascii="宋体" w:hAnsi="宋体" w:cs="宋体"/>
                 <w:bCs/>
                 <w:szCs w:val="21"/>
               </w:rPr>
@@ -2324,7 +2388,7 @@
             </w:r>
             <w:r>
               <w:rPr>
-                <w:rFonts w:ascii="Segoe UI" w:eastAsia="Segoe UI" w:hAnsi="Segoe UI" w:cs="Segoe UI"/>
+                <w:rFonts w:ascii="Segoe UI" w:hAnsi="Segoe UI" w:eastAsia="Segoe UI" w:cs="Segoe UI"/>
                 <w:szCs w:val="21"/>
                 <w:shd w:val="clear" w:color="auto" w:fill="FAFAFA"/>
               </w:rPr>
@@ -2332,7 +2396,7 @@
             </w:r>
             <w:r>
               <w:rPr>
-                <w:rFonts w:ascii="Segoe UI" w:hAnsi="Segoe UI" w:cs="Segoe UI" w:hint="eastAsia"/>
+                <w:rFonts w:hint="eastAsia" w:ascii="Segoe UI" w:hAnsi="Segoe UI" w:cs="Segoe UI"/>
                 <w:szCs w:val="21"/>
                 <w:shd w:val="clear" w:color="auto" w:fill="FAFAFA"/>
               </w:rPr>
@@ -2340,7 +2404,7 @@
             </w:r>
             <w:r>
               <w:rPr>
-                <w:rFonts w:ascii="宋体" w:hAnsi="宋体" w:cs="宋体" w:hint="eastAsia"/>
+                <w:rFonts w:hint="eastAsia" w:ascii="宋体" w:hAnsi="宋体" w:cs="宋体"/>
                 <w:bCs/>
                 <w:szCs w:val="21"/>
               </w:rPr>
@@ -2350,33 +2414,70 @@
         </w:tc>
       </w:tr>
       <w:tr>
+        <w:tblPrEx>
+          <w:tblBorders>
+            <w:top w:val="single" w:color="auto" w:sz="12" w:space="0"/>
+            <w:left w:val="single" w:color="auto" w:sz="12" w:space="0"/>
+            <w:bottom w:val="single" w:color="auto" w:sz="12" w:space="0"/>
+            <w:right w:val="single" w:color="auto" w:sz="12" w:space="0"/>
+            <w:insideH w:val="single" w:color="auto" w:sz="4" w:space="0"/>
+            <w:insideV w:val="single" w:color="auto" w:sz="4" w:space="0"/>
+          </w:tblBorders>
+          <w:tblCellMar>
+            <w:top w:w="0" w:type="dxa"/>
+            <w:left w:w="108" w:type="dxa"/>
+            <w:bottom w:w="0" w:type="dxa"/>
+            <w:right w:w="108" w:type="dxa"/>
+          </w:tblCellMar>
+        </w:tblPrEx>
         <w:trPr>
-          <w:trHeight w:val="454"/>
+          <w:trHeight w:val="454" w:hRule="atLeast"/>
           <w:jc w:val="center"/>
         </w:trPr>
         <w:tc>
           <w:tcPr>
             <w:tcW w:w="3240" w:type="dxa"/>
             <w:gridSpan w:val="2"/>
-            <w:tcBorders>
-              <w:tl2br w:val="nil"/>
-              <w:tr2bl w:val="nil"/>
-            </w:tcBorders>
-            <w:vAlign w:val="center"/>
-          </w:tcPr>
-          <w:p>
-            <w:pPr>
-              <w:spacing w:line="240" w:lineRule="exact"/>
-              <w:jc w:val="center"/>
-              <w:rPr>
-                <w:szCs w:val="21"/>
-              </w:rPr>
-            </w:pPr>
-            <w:r>
-              <w:rPr>
-                <w:szCs w:val="21"/>
-              </w:rPr>
-              <w:t>以下空白</w:t>
+            <w:vMerge w:val="restart"/>
+            <w:tcBorders>
+              <w:tl2br w:val="nil"/>
+              <w:tr2bl w:val="nil"/>
+            </w:tcBorders>
+            <w:shd w:val="clear" w:color="auto" w:fill="auto"/>
+            <w:vAlign w:val="center"/>
+          </w:tcPr>
+          <w:p>
+            <w:pPr>
+              <w:keepNext w:val="0"/>
+              <w:keepLines w:val="0"/>
+              <w:pageBreakBefore w:val="0"/>
+              <w:kinsoku/>
+              <w:wordWrap/>
+              <w:overflowPunct/>
+              <w:topLinePunct w:val="0"/>
+              <w:autoSpaceDE/>
+              <w:autoSpaceDN/>
+              <w:bidi w:val="0"/>
+              <w:adjustRightInd w:val="0"/>
+              <w:snapToGrid w:val="0"/>
+              <w:jc w:val="center"/>
+              <w:textAlignment w:val="auto"/>
+              <w:rPr>
+                <w:rFonts w:hint="default" w:ascii="Times New Roman" w:hAnsi="Times New Roman" w:eastAsia="宋体" w:cs="Times New Roman"/>
+                <w:color w:val="000000"/>
+                <w:kern w:val="2"/>
+                <w:sz w:val="21"/>
+                <w:szCs w:val="21"/>
+                <w:lang w:val="en-US" w:eastAsia="zh-CN" w:bidi="ar-SA"/>
+              </w:rPr>
+            </w:pPr>
+            <w:r>
+              <w:rPr>
+                <w:rFonts w:hint="default" w:ascii="Times New Roman" w:hAnsi="Times New Roman" w:eastAsia="宋体" w:cs="Times New Roman"/>
+                <w:sz w:val="21"/>
+                <w:szCs w:val="21"/>
+              </w:rPr>
+              <w:t>干燥时间</w:t>
             </w:r>
           </w:p>
         </w:tc>
@@ -2388,15 +2489,79 @@
               <w:tl2br w:val="nil"/>
               <w:tr2bl w:val="nil"/>
             </w:tcBorders>
-            <w:vAlign w:val="center"/>
-          </w:tcPr>
-          <w:p>
-            <w:pPr>
-              <w:jc w:val="center"/>
-              <w:rPr>
-                <w:szCs w:val="21"/>
-              </w:rPr>
-            </w:pPr>
+            <w:shd w:val="clear" w:color="auto" w:fill="auto"/>
+            <w:vAlign w:val="center"/>
+          </w:tcPr>
+          <w:p>
+            <w:pPr>
+              <w:keepNext w:val="0"/>
+              <w:keepLines w:val="0"/>
+              <w:pageBreakBefore w:val="0"/>
+              <w:kinsoku/>
+              <w:wordWrap/>
+              <w:overflowPunct/>
+              <w:topLinePunct w:val="0"/>
+              <w:autoSpaceDE/>
+              <w:autoSpaceDN/>
+              <w:bidi w:val="0"/>
+              <w:adjustRightInd w:val="0"/>
+              <w:snapToGrid w:val="0"/>
+              <w:jc w:val="center"/>
+              <w:textAlignment w:val="auto"/>
+              <w:rPr>
+                <w:rFonts w:hint="default" w:ascii="Times New Roman" w:hAnsi="Times New Roman" w:eastAsia="宋体" w:cs="Times New Roman"/>
+                <w:kern w:val="2"/>
+                <w:sz w:val="21"/>
+                <w:szCs w:val="21"/>
+                <w:lang w:val="en-US" w:eastAsia="zh-CN" w:bidi="ar-SA"/>
+              </w:rPr>
+            </w:pPr>
+            <w:r>
+              <w:rPr>
+                <w:rFonts w:hint="default" w:ascii="Times New Roman" w:hAnsi="Times New Roman" w:eastAsia="宋体" w:cs="Times New Roman"/>
+                <w:sz w:val="21"/>
+                <w:szCs w:val="21"/>
+              </w:rPr>
+              <w:t>表干/h</w:t>
+            </w:r>
+            <w:r>
+              <w:rPr>
+                <w:rFonts w:hint="default" w:ascii="Times New Roman" w:hAnsi="Times New Roman" w:eastAsia="宋体" w:cs="Times New Roman"/>
+                <w:sz w:val="21"/>
+                <w:szCs w:val="21"/>
+              </w:rPr>
+              <w:br w:type="textWrapping"/>
+            </w:r>
+            <w:r>
+              <w:rPr>
+                <w:rFonts w:ascii="宋体" w:hAnsi="宋体" w:cs="宋体"/>
+                <w:sz w:val="24"/>
+              </w:rPr>
+              <w:t>{{$</w:t>
+            </w:r>
+            <w:r>
+              <w:rPr>
+                <w:rFonts w:ascii="Segoe UI" w:hAnsi="Segoe UI" w:eastAsia="Segoe UI" w:cs="Segoe UI"/>
+                <w:szCs w:val="21"/>
+                <w:shd w:val="clear" w:color="auto" w:fill="FAFAFA"/>
+              </w:rPr>
+              <w:t>rs</w:t>
+            </w:r>
+            <w:r>
+              <w:rPr>
+                <w:rFonts w:hint="eastAsia" w:ascii="Segoe UI" w:hAnsi="Segoe UI" w:cs="Segoe UI"/>
+                <w:szCs w:val="21"/>
+                <w:shd w:val="clear" w:color="auto" w:fill="FAFAFA"/>
+              </w:rPr>
+              <w:t>6</w:t>
+            </w:r>
+            <w:r>
+              <w:rPr>
+                <w:rFonts w:ascii="宋体" w:hAnsi="宋体" w:cs="宋体"/>
+                <w:sz w:val="24"/>
+              </w:rPr>
+              <w:t>_show}}</w:t>
+            </w:r>
           </w:p>
         </w:tc>
         <w:tc>
@@ -2407,15 +2572,68 @@
               <w:tl2br w:val="nil"/>
               <w:tr2bl w:val="nil"/>
             </w:tcBorders>
-            <w:vAlign w:val="center"/>
-          </w:tcPr>
-          <w:p>
-            <w:pPr>
-              <w:jc w:val="center"/>
-              <w:rPr>
-                <w:szCs w:val="21"/>
-              </w:rPr>
-            </w:pPr>
+            <w:shd w:val="clear" w:color="auto" w:fill="auto"/>
+            <w:vAlign w:val="center"/>
+          </w:tcPr>
+          <w:p>
+            <w:pPr>
+              <w:keepNext w:val="0"/>
+              <w:keepLines w:val="0"/>
+              <w:pageBreakBefore w:val="0"/>
+              <w:kinsoku/>
+              <w:wordWrap/>
+              <w:overflowPunct/>
+              <w:topLinePunct w:val="0"/>
+              <w:autoSpaceDE/>
+              <w:autoSpaceDN/>
+              <w:bidi w:val="0"/>
+              <w:adjustRightInd w:val="0"/>
+              <w:snapToGrid w:val="0"/>
+              <w:jc w:val="center"/>
+              <w:textAlignment w:val="auto"/>
+              <w:rPr>
+                <w:rFonts w:hint="default" w:ascii="Times New Roman" w:hAnsi="Times New Roman" w:eastAsia="宋体" w:cs="Times New Roman"/>
+                <w:kern w:val="2"/>
+                <w:sz w:val="21"/>
+                <w:szCs w:val="21"/>
+                <w:lang w:val="en-US" w:eastAsia="zh-CN" w:bidi="ar-SA"/>
+              </w:rPr>
+            </w:pPr>
+            <w:r>
+              <w:rPr>
+                <w:rFonts w:hint="default" w:ascii="Times New Roman" w:hAnsi="Times New Roman" w:eastAsia="宋体" w:cs="Times New Roman"/>
+                <w:sz w:val="21"/>
+                <w:szCs w:val="21"/>
+                <w:lang w:eastAsia="zh-CN"/>
+              </w:rPr>
+              <w:t>{{</w:t>
+            </w:r>
+            <w:r>
+              <w:rPr>
+                <w:rFonts w:hint="default" w:ascii="Times New Roman" w:hAnsi="Times New Roman" w:eastAsia="宋体" w:cs="Times New Roman"/>
+                <w:sz w:val="21"/>
+                <w:szCs w:val="21"/>
+              </w:rPr>
+              <w:t>rq_</w:t>
+            </w:r>
+            <w:r>
+              <w:rPr>
+                <w:rFonts w:hint="default" w:ascii="Times New Roman" w:hAnsi="Times New Roman" w:eastAsia="宋体" w:cs="Times New Roman"/>
+                <w:sz w:val="21"/>
+                <w:szCs w:val="21"/>
+                <w:lang w:val="en-US" w:eastAsia="zh-CN"/>
+              </w:rPr>
+              <w:t>bgsj</w:t>
+            </w:r>
+            <w:r>
+              <w:rPr>
+                <w:rFonts w:hint="default" w:ascii="Times New Roman" w:hAnsi="Times New Roman" w:eastAsia="宋体" w:cs="Times New Roman"/>
+                <w:sz w:val="21"/>
+                <w:szCs w:val="21"/>
+                <w:lang w:eastAsia="zh-CN"/>
+              </w:rPr>
+              <w:t>}}</w:t>
+            </w:r>
           </w:p>
         </w:tc>
         <w:tc>
@@ -2425,27 +2643,97 @@
               <w:tl2br w:val="nil"/>
               <w:tr2bl w:val="nil"/>
             </w:tcBorders>
-            <w:vAlign w:val="center"/>
-          </w:tcPr>
-          <w:p>
-            <w:pPr>
-              <w:jc w:val="center"/>
-              <w:rPr>
-                <w:szCs w:val="21"/>
-              </w:rPr>
-            </w:pPr>
+            <w:shd w:val="clear" w:color="auto" w:fill="auto"/>
+            <w:vAlign w:val="center"/>
+          </w:tcPr>
+          <w:p>
+            <w:pPr>
+              <w:keepNext w:val="0"/>
+              <w:keepLines w:val="0"/>
+              <w:pageBreakBefore w:val="0"/>
+              <w:kinsoku/>
+              <w:wordWrap/>
+              <w:overflowPunct/>
+              <w:topLinePunct w:val="0"/>
+              <w:autoSpaceDE/>
+              <w:autoSpaceDN/>
+              <w:bidi w:val="0"/>
+              <w:adjustRightInd w:val="0"/>
+              <w:snapToGrid w:val="0"/>
+              <w:jc w:val="center"/>
+              <w:textAlignment w:val="auto"/>
+              <w:rPr>
+                <w:rFonts w:hint="default" w:ascii="Times New Roman" w:hAnsi="Times New Roman" w:eastAsia="宋体" w:cs="Times New Roman"/>
+                <w:kern w:val="2"/>
+                <w:sz w:val="21"/>
+                <w:szCs w:val="21"/>
+                <w:lang w:val="en-US" w:eastAsia="zh-CN" w:bidi="ar-SA"/>
+              </w:rPr>
+            </w:pPr>
+            <w:r>
+              <w:rPr>
+                <w:rFonts w:hint="default" w:ascii="Times New Roman" w:hAnsi="Times New Roman" w:eastAsia="宋体" w:cs="Times New Roman"/>
+                <w:sz w:val="21"/>
+                <w:szCs w:val="21"/>
+                <w:lang w:eastAsia="zh-CN"/>
+              </w:rPr>
+              <w:t>{{</w:t>
+            </w:r>
+            <w:r>
+              <w:rPr>
+                <w:rFonts w:hint="default" w:ascii="Times New Roman" w:hAnsi="Times New Roman" w:eastAsia="宋体" w:cs="Times New Roman"/>
+                <w:sz w:val="21"/>
+                <w:szCs w:val="21"/>
+                <w:lang w:val="en-US" w:eastAsia="zh-CN"/>
+              </w:rPr>
+              <w:t>bgsj</w:t>
+            </w:r>
+            <w:r>
+              <w:rPr>
+                <w:rFonts w:hint="default" w:ascii="Times New Roman" w:hAnsi="Times New Roman" w:eastAsia="宋体" w:cs="Times New Roman"/>
+                <w:sz w:val="21"/>
+                <w:szCs w:val="21"/>
+              </w:rPr>
+              <w:t>_result</w:t>
+            </w:r>
+            <w:r>
+              <w:rPr>
+                <w:rFonts w:hint="default" w:ascii="Times New Roman" w:hAnsi="Times New Roman" w:eastAsia="宋体" w:cs="Times New Roman"/>
+                <w:sz w:val="21"/>
+                <w:szCs w:val="21"/>
+                <w:lang w:eastAsia="zh-CN"/>
+              </w:rPr>
+              <w:t>}}</w:t>
+            </w:r>
           </w:p>
         </w:tc>
       </w:tr>
       <w:tr>
+        <w:tblPrEx>
+          <w:tblBorders>
+            <w:top w:val="single" w:color="auto" w:sz="12" w:space="0"/>
+            <w:left w:val="single" w:color="auto" w:sz="12" w:space="0"/>
+            <w:bottom w:val="single" w:color="auto" w:sz="12" w:space="0"/>
+            <w:right w:val="single" w:color="auto" w:sz="12" w:space="0"/>
+            <w:insideH w:val="single" w:color="auto" w:sz="4" w:space="0"/>
+            <w:insideV w:val="single" w:color="auto" w:sz="4" w:space="0"/>
+          </w:tblBorders>
+          <w:tblCellMar>
+            <w:top w:w="0" w:type="dxa"/>
+            <w:left w:w="108" w:type="dxa"/>
+            <w:bottom w:w="0" w:type="dxa"/>
+            <w:right w:w="108" w:type="dxa"/>
+          </w:tblCellMar>
+        </w:tblPrEx>
         <w:trPr>
-          <w:trHeight w:val="454"/>
+          <w:trHeight w:val="454" w:hRule="atLeast"/>
           <w:jc w:val="center"/>
         </w:trPr>
         <w:tc>
           <w:tcPr>
             <w:tcW w:w="3240" w:type="dxa"/>
             <w:gridSpan w:val="2"/>
+            <w:vMerge w:val="continue"/>
             <w:tcBorders>
               <w:tl2br w:val="nil"/>
               <w:tr2bl w:val="nil"/>
@@ -2470,15 +2758,79 @@
               <w:tl2br w:val="nil"/>
               <w:tr2bl w:val="nil"/>
             </w:tcBorders>
-            <w:vAlign w:val="center"/>
-          </w:tcPr>
-          <w:p>
-            <w:pPr>
-              <w:jc w:val="center"/>
-              <w:rPr>
-                <w:szCs w:val="21"/>
-              </w:rPr>
-            </w:pPr>
+            <w:shd w:val="clear" w:color="auto" w:fill="auto"/>
+            <w:vAlign w:val="center"/>
+          </w:tcPr>
+          <w:p>
+            <w:pPr>
+              <w:keepNext w:val="0"/>
+              <w:keepLines w:val="0"/>
+              <w:pageBreakBefore w:val="0"/>
+              <w:kinsoku/>
+              <w:wordWrap/>
+              <w:overflowPunct/>
+              <w:topLinePunct w:val="0"/>
+              <w:autoSpaceDE/>
+              <w:autoSpaceDN/>
+              <w:bidi w:val="0"/>
+              <w:adjustRightInd w:val="0"/>
+              <w:snapToGrid w:val="0"/>
+              <w:jc w:val="center"/>
+              <w:textAlignment w:val="auto"/>
+              <w:rPr>
+                <w:rFonts w:hint="default" w:ascii="Times New Roman" w:hAnsi="Times New Roman" w:eastAsia="宋体" w:cs="Times New Roman"/>
+                <w:kern w:val="2"/>
+                <w:sz w:val="21"/>
+                <w:szCs w:val="21"/>
+                <w:lang w:val="en-US" w:eastAsia="zh-CN" w:bidi="ar-SA"/>
+              </w:rPr>
+            </w:pPr>
+            <w:r>
+              <w:rPr>
+                <w:rFonts w:hint="default" w:ascii="Times New Roman" w:hAnsi="Times New Roman" w:eastAsia="宋体" w:cs="Times New Roman"/>
+                <w:sz w:val="21"/>
+                <w:szCs w:val="21"/>
+              </w:rPr>
+              <w:t>实干/h</w:t>
+            </w:r>
+            <w:r>
+              <w:rPr>
+                <w:rFonts w:hint="default" w:ascii="Times New Roman" w:hAnsi="Times New Roman" w:eastAsia="宋体" w:cs="Times New Roman"/>
+                <w:sz w:val="21"/>
+                <w:szCs w:val="21"/>
+              </w:rPr>
+              <w:br w:type="textWrapping"/>
+            </w:r>
+            <w:r>
+              <w:rPr>
+                <w:rFonts w:ascii="宋体" w:hAnsi="宋体" w:cs="宋体"/>
+                <w:sz w:val="24"/>
+              </w:rPr>
+              <w:t>{{$</w:t>
+            </w:r>
+            <w:r>
+              <w:rPr>
+                <w:rFonts w:ascii="Segoe UI" w:hAnsi="Segoe UI" w:eastAsia="Segoe UI" w:cs="Segoe UI"/>
+                <w:szCs w:val="21"/>
+                <w:shd w:val="clear" w:color="auto" w:fill="FAFAFA"/>
+              </w:rPr>
+              <w:t>rs</w:t>
+            </w:r>
+            <w:r>
+              <w:rPr>
+                <w:rFonts w:hint="eastAsia" w:ascii="Segoe UI" w:hAnsi="Segoe UI" w:cs="Segoe UI"/>
+                <w:szCs w:val="21"/>
+                <w:shd w:val="clear" w:color="auto" w:fill="FAFAFA"/>
+              </w:rPr>
+              <w:t>3</w:t>
+            </w:r>
+            <w:r>
+              <w:rPr>
+                <w:rFonts w:ascii="宋体" w:hAnsi="宋体" w:cs="宋体"/>
+                <w:sz w:val="24"/>
+              </w:rPr>
+              <w:t>_show}}</w:t>
+            </w:r>
           </w:p>
         </w:tc>
         <w:tc>
@@ -2489,15 +2841,68 @@
               <w:tl2br w:val="nil"/>
               <w:tr2bl w:val="nil"/>
             </w:tcBorders>
-            <w:vAlign w:val="center"/>
-          </w:tcPr>
-          <w:p>
-            <w:pPr>
-              <w:jc w:val="center"/>
-              <w:rPr>
-                <w:szCs w:val="21"/>
-              </w:rPr>
-            </w:pPr>
+            <w:shd w:val="clear" w:color="auto" w:fill="auto"/>
+            <w:vAlign w:val="center"/>
+          </w:tcPr>
+          <w:p>
+            <w:pPr>
+              <w:keepNext w:val="0"/>
+              <w:keepLines w:val="0"/>
+              <w:pageBreakBefore w:val="0"/>
+              <w:kinsoku/>
+              <w:wordWrap/>
+              <w:overflowPunct/>
+              <w:topLinePunct w:val="0"/>
+              <w:autoSpaceDE/>
+              <w:autoSpaceDN/>
+              <w:bidi w:val="0"/>
+              <w:adjustRightInd w:val="0"/>
+              <w:snapToGrid w:val="0"/>
+              <w:jc w:val="center"/>
+              <w:textAlignment w:val="auto"/>
+              <w:rPr>
+                <w:rFonts w:hint="default" w:ascii="Times New Roman" w:hAnsi="Times New Roman" w:eastAsia="宋体" w:cs="Times New Roman"/>
+                <w:kern w:val="2"/>
+                <w:sz w:val="21"/>
+                <w:szCs w:val="21"/>
+                <w:lang w:val="en-US" w:eastAsia="zh-CN" w:bidi="ar-SA"/>
+              </w:rPr>
+            </w:pPr>
+            <w:r>
+              <w:rPr>
+                <w:rFonts w:hint="default" w:ascii="Times New Roman" w:hAnsi="Times New Roman" w:eastAsia="宋体" w:cs="Times New Roman"/>
+                <w:sz w:val="21"/>
+                <w:szCs w:val="21"/>
+                <w:lang w:eastAsia="zh-CN"/>
+              </w:rPr>
+              <w:t>{{</w:t>
+            </w:r>
+            <w:r>
+              <w:rPr>
+                <w:rFonts w:hint="default" w:ascii="Times New Roman" w:hAnsi="Times New Roman" w:eastAsia="宋体" w:cs="Times New Roman"/>
+                <w:sz w:val="21"/>
+                <w:szCs w:val="21"/>
+              </w:rPr>
+              <w:t>rq_</w:t>
+            </w:r>
+            <w:r>
+              <w:rPr>
+                <w:rFonts w:hint="default" w:ascii="Times New Roman" w:hAnsi="Times New Roman" w:eastAsia="宋体" w:cs="Times New Roman"/>
+                <w:sz w:val="21"/>
+                <w:szCs w:val="21"/>
+                <w:lang w:val="en-US" w:eastAsia="zh-CN"/>
+              </w:rPr>
+              <w:t>sgsj</w:t>
+            </w:r>
+            <w:r>
+              <w:rPr>
+                <w:rFonts w:hint="default" w:ascii="Times New Roman" w:hAnsi="Times New Roman" w:eastAsia="宋体" w:cs="Times New Roman"/>
+                <w:sz w:val="21"/>
+                <w:szCs w:val="21"/>
+                <w:lang w:eastAsia="zh-CN"/>
+              </w:rPr>
+              <w:t>}}</w:t>
+            </w:r>
           </w:p>
         </w:tc>
         <w:tc>
@@ -2507,21 +2912,90 @@
               <w:tl2br w:val="nil"/>
               <w:tr2bl w:val="nil"/>
             </w:tcBorders>
-            <w:vAlign w:val="center"/>
-          </w:tcPr>
-          <w:p>
-            <w:pPr>
-              <w:jc w:val="center"/>
-              <w:rPr>
-                <w:szCs w:val="21"/>
-              </w:rPr>
-            </w:pPr>
+            <w:shd w:val="clear" w:color="auto" w:fill="auto"/>
+            <w:vAlign w:val="center"/>
+          </w:tcPr>
+          <w:p>
+            <w:pPr>
+              <w:keepNext w:val="0"/>
+              <w:keepLines w:val="0"/>
+              <w:pageBreakBefore w:val="0"/>
+              <w:kinsoku/>
+              <w:wordWrap/>
+              <w:overflowPunct/>
+              <w:topLinePunct w:val="0"/>
+              <w:autoSpaceDE/>
+              <w:autoSpaceDN/>
+              <w:bidi w:val="0"/>
+              <w:adjustRightInd w:val="0"/>
+              <w:snapToGrid w:val="0"/>
+              <w:jc w:val="center"/>
+              <w:textAlignment w:val="auto"/>
+              <w:rPr>
+                <w:rFonts w:hint="default" w:ascii="Times New Roman" w:hAnsi="Times New Roman" w:eastAsia="宋体" w:cs="Times New Roman"/>
+                <w:kern w:val="2"/>
+                <w:sz w:val="21"/>
+                <w:szCs w:val="21"/>
+                <w:lang w:val="en-US" w:eastAsia="zh-CN" w:bidi="ar-SA"/>
+              </w:rPr>
+            </w:pPr>
+            <w:r>
+              <w:rPr>
+                <w:rFonts w:hint="default" w:ascii="Times New Roman" w:hAnsi="Times New Roman" w:eastAsia="宋体" w:cs="Times New Roman"/>
+                <w:sz w:val="21"/>
+                <w:szCs w:val="21"/>
+                <w:lang w:eastAsia="zh-CN"/>
+              </w:rPr>
+              <w:t>{{</w:t>
+            </w:r>
+            <w:r>
+              <w:rPr>
+                <w:rFonts w:hint="default" w:ascii="Times New Roman" w:hAnsi="Times New Roman" w:eastAsia="宋体" w:cs="Times New Roman"/>
+                <w:sz w:val="21"/>
+                <w:szCs w:val="21"/>
+                <w:lang w:val="en-US" w:eastAsia="zh-CN"/>
+              </w:rPr>
+              <w:t>sgsj</w:t>
+            </w:r>
+            <w:r>
+              <w:rPr>
+                <w:rFonts w:hint="default" w:ascii="Times New Roman" w:hAnsi="Times New Roman" w:eastAsia="宋体" w:cs="Times New Roman"/>
+                <w:sz w:val="21"/>
+                <w:szCs w:val="21"/>
+              </w:rPr>
+              <w:t>_result</w:t>
+            </w:r>
+            <w:r>
+              <w:rPr>
+                <w:rFonts w:hint="default" w:ascii="Times New Roman" w:hAnsi="Times New Roman" w:eastAsia="宋体" w:cs="Times New Roman"/>
+                <w:sz w:val="21"/>
+                <w:szCs w:val="21"/>
+                <w:lang w:eastAsia="zh-CN"/>
+              </w:rPr>
+              <w:t>}}</w:t>
+            </w:r>
           </w:p>
         </w:tc>
       </w:tr>
       <w:tr>
+        <w:tblPrEx>
+          <w:tblBorders>
+            <w:top w:val="single" w:color="auto" w:sz="12" w:space="0"/>
+            <w:left w:val="single" w:color="auto" w:sz="12" w:space="0"/>
+            <w:bottom w:val="single" w:color="auto" w:sz="12" w:space="0"/>
+            <w:right w:val="single" w:color="auto" w:sz="12" w:space="0"/>
+            <w:insideH w:val="single" w:color="auto" w:sz="4" w:space="0"/>
+            <w:insideV w:val="single" w:color="auto" w:sz="4" w:space="0"/>
+          </w:tblBorders>
+          <w:tblCellMar>
+            <w:top w:w="0" w:type="dxa"/>
+            <w:left w:w="108" w:type="dxa"/>
+            <w:bottom w:w="0" w:type="dxa"/>
+            <w:right w:w="108" w:type="dxa"/>
+          </w:tblCellMar>
+        </w:tblPrEx>
         <w:trPr>
-          <w:trHeight w:val="454"/>
+          <w:trHeight w:val="454" w:hRule="atLeast"/>
           <w:jc w:val="center"/>
         </w:trPr>
         <w:tc>
@@ -2539,18 +3013,21 @@
               <w:spacing w:line="240" w:lineRule="exact"/>
               <w:jc w:val="center"/>
               <w:rPr>
-                <w:szCs w:val="21"/>
-              </w:rPr>
-            </w:pPr>
-          </w:p>
-          <w:p>
-            <w:pPr>
-              <w:spacing w:line="240" w:lineRule="exact"/>
-              <w:jc w:val="center"/>
-              <w:rPr>
-                <w:szCs w:val="21"/>
-              </w:rPr>
-            </w:pPr>
+                <w:rFonts w:hint="eastAsia" w:eastAsia="宋体"/>
+                <w:szCs w:val="21"/>
+                <w:lang w:val="en-US" w:eastAsia="zh-CN"/>
+              </w:rPr>
+            </w:pPr>
+            <w:bookmarkStart w:id="0" w:name="_GoBack"/>
+            <w:bookmarkEnd w:id="0"/>
+            <w:r>
+              <w:rPr>
+                <w:rFonts w:hint="eastAsia"/>
+                <w:szCs w:val="21"/>
+                <w:lang w:val="en-US" w:eastAsia="zh-CN"/>
+              </w:rPr>
+              <w:t>1</w:t>
+            </w:r>
           </w:p>
         </w:tc>
         <w:tc>
@@ -2611,8 +3088,24 @@
         </w:tc>
       </w:tr>
       <w:tr>
+        <w:tblPrEx>
+          <w:tblBorders>
+            <w:top w:val="single" w:color="auto" w:sz="12" w:space="0"/>
+            <w:left w:val="single" w:color="auto" w:sz="12" w:space="0"/>
+            <w:bottom w:val="single" w:color="auto" w:sz="12" w:space="0"/>
+            <w:right w:val="single" w:color="auto" w:sz="12" w:space="0"/>
+            <w:insideH w:val="single" w:color="auto" w:sz="4" w:space="0"/>
+            <w:insideV w:val="single" w:color="auto" w:sz="4" w:space="0"/>
+          </w:tblBorders>
+          <w:tblCellMar>
+            <w:top w:w="0" w:type="dxa"/>
+            <w:left w:w="108" w:type="dxa"/>
+            <w:bottom w:w="0" w:type="dxa"/>
+            <w:right w:w="108" w:type="dxa"/>
+          </w:tblCellMar>
+        </w:tblPrEx>
         <w:trPr>
-          <w:trHeight w:val="454"/>
+          <w:trHeight w:val="454" w:hRule="atLeast"/>
           <w:jc w:val="center"/>
         </w:trPr>
         <w:tc>
@@ -2630,9 +3123,19 @@
               <w:spacing w:line="240" w:lineRule="exact"/>
               <w:jc w:val="center"/>
               <w:rPr>
-                <w:szCs w:val="21"/>
-              </w:rPr>
-            </w:pPr>
+                <w:rFonts w:hint="eastAsia" w:eastAsia="宋体"/>
+                <w:szCs w:val="21"/>
+                <w:lang w:val="en-US" w:eastAsia="zh-CN"/>
+              </w:rPr>
+            </w:pPr>
+            <w:r>
+              <w:rPr>
+                <w:rFonts w:hint="eastAsia"/>
+                <w:szCs w:val="21"/>
+                <w:lang w:val="en-US" w:eastAsia="zh-CN"/>
+              </w:rPr>
+              <w:t>2</w:t>
+            </w:r>
           </w:p>
         </w:tc>
         <w:tc>
@@ -2693,8 +3196,24 @@
         </w:tc>
       </w:tr>
       <w:tr>
+        <w:tblPrEx>
+          <w:tblBorders>
+            <w:top w:val="single" w:color="auto" w:sz="12" w:space="0"/>
+            <w:left w:val="single" w:color="auto" w:sz="12" w:space="0"/>
+            <w:bottom w:val="single" w:color="auto" w:sz="12" w:space="0"/>
+            <w:right w:val="single" w:color="auto" w:sz="12" w:space="0"/>
+            <w:insideH w:val="single" w:color="auto" w:sz="4" w:space="0"/>
+            <w:insideV w:val="single" w:color="auto" w:sz="4" w:space="0"/>
+          </w:tblBorders>
+          <w:tblCellMar>
+            <w:top w:w="0" w:type="dxa"/>
+            <w:left w:w="108" w:type="dxa"/>
+            <w:bottom w:w="0" w:type="dxa"/>
+            <w:right w:w="108" w:type="dxa"/>
+          </w:tblCellMar>
+        </w:tblPrEx>
         <w:trPr>
-          <w:trHeight w:val="454"/>
+          <w:trHeight w:val="454" w:hRule="atLeast"/>
           <w:jc w:val="center"/>
         </w:trPr>
         <w:tc>
@@ -2712,9 +3231,19 @@
               <w:spacing w:line="240" w:lineRule="exact"/>
               <w:jc w:val="center"/>
               <w:rPr>
-                <w:szCs w:val="21"/>
-              </w:rPr>
-            </w:pPr>
+                <w:rFonts w:hint="eastAsia" w:eastAsia="宋体"/>
+                <w:szCs w:val="21"/>
+                <w:lang w:val="en-US" w:eastAsia="zh-CN"/>
+              </w:rPr>
+            </w:pPr>
+            <w:r>
+              <w:rPr>
+                <w:rFonts w:hint="eastAsia"/>
+                <w:szCs w:val="21"/>
+                <w:lang w:val="en-US" w:eastAsia="zh-CN"/>
+              </w:rPr>
+              <w:t>3</w:t>
+            </w:r>
           </w:p>
         </w:tc>
         <w:tc>
@@ -2775,8 +3304,24 @@
         </w:tc>
       </w:tr>
       <w:tr>
+        <w:tblPrEx>
+          <w:tblBorders>
+            <w:top w:val="single" w:color="auto" w:sz="12" w:space="0"/>
+            <w:left w:val="single" w:color="auto" w:sz="12" w:space="0"/>
+            <w:bottom w:val="single" w:color="auto" w:sz="12" w:space="0"/>
+            <w:right w:val="single" w:color="auto" w:sz="12" w:space="0"/>
+            <w:insideH w:val="single" w:color="auto" w:sz="4" w:space="0"/>
+            <w:insideV w:val="single" w:color="auto" w:sz="4" w:space="0"/>
+          </w:tblBorders>
+          <w:tblCellMar>
+            <w:top w:w="0" w:type="dxa"/>
+            <w:left w:w="108" w:type="dxa"/>
+            <w:bottom w:w="0" w:type="dxa"/>
+            <w:right w:w="108" w:type="dxa"/>
+          </w:tblCellMar>
+        </w:tblPrEx>
         <w:trPr>
-          <w:trHeight w:val="454"/>
+          <w:trHeight w:val="454" w:hRule="atLeast"/>
           <w:jc w:val="center"/>
         </w:trPr>
         <w:tc>
@@ -2794,9 +3339,19 @@
               <w:spacing w:line="240" w:lineRule="exact"/>
               <w:jc w:val="center"/>
               <w:rPr>
-                <w:szCs w:val="21"/>
-              </w:rPr>
-            </w:pPr>
+                <w:rFonts w:hint="eastAsia" w:eastAsia="宋体"/>
+                <w:szCs w:val="21"/>
+                <w:lang w:val="en-US" w:eastAsia="zh-CN"/>
+              </w:rPr>
+            </w:pPr>
+            <w:r>
+              <w:rPr>
+                <w:rFonts w:hint="eastAsia"/>
+                <w:szCs w:val="21"/>
+                <w:lang w:val="en-US" w:eastAsia="zh-CN"/>
+              </w:rPr>
+              <w:t>4</w:t>
+            </w:r>
           </w:p>
         </w:tc>
         <w:tc>
@@ -2857,8 +3412,24 @@
         </w:tc>
       </w:tr>
       <w:tr>
+        <w:tblPrEx>
+          <w:tblBorders>
+            <w:top w:val="single" w:color="auto" w:sz="12" w:space="0"/>
+            <w:left w:val="single" w:color="auto" w:sz="12" w:space="0"/>
+            <w:bottom w:val="single" w:color="auto" w:sz="12" w:space="0"/>
+            <w:right w:val="single" w:color="auto" w:sz="12" w:space="0"/>
+            <w:insideH w:val="single" w:color="auto" w:sz="4" w:space="0"/>
+            <w:insideV w:val="single" w:color="auto" w:sz="4" w:space="0"/>
+          </w:tblBorders>
+          <w:tblCellMar>
+            <w:top w:w="0" w:type="dxa"/>
+            <w:left w:w="108" w:type="dxa"/>
+            <w:bottom w:w="0" w:type="dxa"/>
+            <w:right w:w="108" w:type="dxa"/>
+          </w:tblCellMar>
+        </w:tblPrEx>
         <w:trPr>
-          <w:trHeight w:val="454"/>
+          <w:trHeight w:val="454" w:hRule="atLeast"/>
           <w:jc w:val="center"/>
         </w:trPr>
         <w:tc>
@@ -2876,9 +3447,19 @@
               <w:spacing w:line="240" w:lineRule="exact"/>
               <w:jc w:val="center"/>
               <w:rPr>
-                <w:szCs w:val="21"/>
-              </w:rPr>
-            </w:pPr>
+                <w:rFonts w:hint="eastAsia" w:eastAsia="宋体"/>
+                <w:szCs w:val="21"/>
+                <w:lang w:val="en-US" w:eastAsia="zh-CN"/>
+              </w:rPr>
+            </w:pPr>
+            <w:r>
+              <w:rPr>
+                <w:rFonts w:hint="eastAsia"/>
+                <w:szCs w:val="21"/>
+                <w:lang w:val="en-US" w:eastAsia="zh-CN"/>
+              </w:rPr>
+              <w:t>5</w:t>
+            </w:r>
           </w:p>
         </w:tc>
         <w:tc>
@@ -2939,8 +3520,24 @@
         </w:tc>
       </w:tr>
       <w:tr>
+        <w:tblPrEx>
+          <w:tblBorders>
+            <w:top w:val="single" w:color="auto" w:sz="12" w:space="0"/>
+            <w:left w:val="single" w:color="auto" w:sz="12" w:space="0"/>
+            <w:bottom w:val="single" w:color="auto" w:sz="12" w:space="0"/>
+            <w:right w:val="single" w:color="auto" w:sz="12" w:space="0"/>
+            <w:insideH w:val="single" w:color="auto" w:sz="4" w:space="0"/>
+            <w:insideV w:val="single" w:color="auto" w:sz="4" w:space="0"/>
+          </w:tblBorders>
+          <w:tblCellMar>
+            <w:top w:w="0" w:type="dxa"/>
+            <w:left w:w="108" w:type="dxa"/>
+            <w:bottom w:w="0" w:type="dxa"/>
+            <w:right w:w="108" w:type="dxa"/>
+          </w:tblCellMar>
+        </w:tblPrEx>
         <w:trPr>
-          <w:trHeight w:val="454"/>
+          <w:trHeight w:val="454" w:hRule="atLeast"/>
           <w:jc w:val="center"/>
         </w:trPr>
         <w:tc>
@@ -2958,9 +3555,19 @@
               <w:spacing w:line="240" w:lineRule="exact"/>
               <w:jc w:val="center"/>
               <w:rPr>
-                <w:szCs w:val="21"/>
-              </w:rPr>
-            </w:pPr>
+                <w:rFonts w:hint="eastAsia" w:eastAsia="宋体"/>
+                <w:szCs w:val="21"/>
+                <w:lang w:val="en-US" w:eastAsia="zh-CN"/>
+              </w:rPr>
+            </w:pPr>
+            <w:r>
+              <w:rPr>
+                <w:rFonts w:hint="eastAsia"/>
+                <w:szCs w:val="21"/>
+                <w:lang w:val="en-US" w:eastAsia="zh-CN"/>
+              </w:rPr>
+              <w:t>6</w:t>
+            </w:r>
           </w:p>
         </w:tc>
         <w:tc>
@@ -3022,8 +3629,24 @@
         </w:tc>
       </w:tr>
       <w:tr>
+        <w:tblPrEx>
+          <w:tblBorders>
+            <w:top w:val="single" w:color="auto" w:sz="12" w:space="0"/>
+            <w:left w:val="single" w:color="auto" w:sz="12" w:space="0"/>
+            <w:bottom w:val="single" w:color="auto" w:sz="12" w:space="0"/>
+            <w:right w:val="single" w:color="auto" w:sz="12" w:space="0"/>
+            <w:insideH w:val="single" w:color="auto" w:sz="4" w:space="0"/>
+            <w:insideV w:val="single" w:color="auto" w:sz="4" w:space="0"/>
+          </w:tblBorders>
+          <w:tblCellMar>
+            <w:top w:w="0" w:type="dxa"/>
+            <w:left w:w="108" w:type="dxa"/>
+            <w:bottom w:w="0" w:type="dxa"/>
+            <w:right w:w="108" w:type="dxa"/>
+          </w:tblCellMar>
+        </w:tblPrEx>
         <w:trPr>
-          <w:trHeight w:val="454"/>
+          <w:trHeight w:val="454" w:hRule="atLeast"/>
           <w:jc w:val="center"/>
         </w:trPr>
         <w:tc>
@@ -3041,9 +3664,19 @@
               <w:spacing w:line="240" w:lineRule="exact"/>
               <w:jc w:val="center"/>
               <w:rPr>
-                <w:szCs w:val="21"/>
-              </w:rPr>
-            </w:pPr>
+                <w:rFonts w:hint="eastAsia" w:eastAsia="宋体"/>
+                <w:szCs w:val="21"/>
+                <w:lang w:val="en-US" w:eastAsia="zh-CN"/>
+              </w:rPr>
+            </w:pPr>
+            <w:r>
+              <w:rPr>
+                <w:rFonts w:hint="eastAsia"/>
+                <w:szCs w:val="21"/>
+                <w:lang w:val="en-US" w:eastAsia="zh-CN"/>
+              </w:rPr>
+              <w:t>7</w:t>
+            </w:r>
           </w:p>
         </w:tc>
         <w:tc>
@@ -3105,8 +3738,24 @@
         </w:tc>
       </w:tr>
       <w:tr>
+        <w:tblPrEx>
+          <w:tblBorders>
+            <w:top w:val="single" w:color="auto" w:sz="12" w:space="0"/>
+            <w:left w:val="single" w:color="auto" w:sz="12" w:space="0"/>
+            <w:bottom w:val="single" w:color="auto" w:sz="12" w:space="0"/>
+            <w:right w:val="single" w:color="auto" w:sz="12" w:space="0"/>
+            <w:insideH w:val="single" w:color="auto" w:sz="4" w:space="0"/>
+            <w:insideV w:val="single" w:color="auto" w:sz="4" w:space="0"/>
+          </w:tblBorders>
+          <w:tblCellMar>
+            <w:top w:w="0" w:type="dxa"/>
+            <w:left w:w="108" w:type="dxa"/>
+            <w:bottom w:w="0" w:type="dxa"/>
+            <w:right w:w="108" w:type="dxa"/>
+          </w:tblCellMar>
+        </w:tblPrEx>
         <w:trPr>
-          <w:trHeight w:val="454"/>
+          <w:trHeight w:val="454" w:hRule="atLeast"/>
           <w:jc w:val="center"/>
         </w:trPr>
         <w:tc>
@@ -3124,9 +3773,19 @@
               <w:spacing w:line="240" w:lineRule="exact"/>
               <w:jc w:val="center"/>
               <w:rPr>
-                <w:szCs w:val="21"/>
-              </w:rPr>
-            </w:pPr>
+                <w:rFonts w:hint="eastAsia" w:eastAsia="宋体"/>
+                <w:szCs w:val="21"/>
+                <w:lang w:val="en-US" w:eastAsia="zh-CN"/>
+              </w:rPr>
+            </w:pPr>
+            <w:r>
+              <w:rPr>
+                <w:rFonts w:hint="eastAsia"/>
+                <w:szCs w:val="21"/>
+                <w:lang w:val="en-US" w:eastAsia="zh-CN"/>
+              </w:rPr>
+              <w:t>8</w:t>
+            </w:r>
           </w:p>
         </w:tc>
         <w:tc>
@@ -3188,8 +3847,24 @@
         </w:tc>
       </w:tr>
       <w:tr>
+        <w:tblPrEx>
+          <w:tblBorders>
+            <w:top w:val="single" w:color="auto" w:sz="12" w:space="0"/>
+            <w:left w:val="single" w:color="auto" w:sz="12" w:space="0"/>
+            <w:bottom w:val="single" w:color="auto" w:sz="12" w:space="0"/>
+            <w:right w:val="single" w:color="auto" w:sz="12" w:space="0"/>
+            <w:insideH w:val="single" w:color="auto" w:sz="4" w:space="0"/>
+            <w:insideV w:val="single" w:color="auto" w:sz="4" w:space="0"/>
+          </w:tblBorders>
+          <w:tblCellMar>
+            <w:top w:w="0" w:type="dxa"/>
+            <w:left w:w="108" w:type="dxa"/>
+            <w:bottom w:w="0" w:type="dxa"/>
+            <w:right w:w="108" w:type="dxa"/>
+          </w:tblCellMar>
+        </w:tblPrEx>
         <w:trPr>
-          <w:trHeight w:val="454"/>
+          <w:trHeight w:val="454" w:hRule="atLeast"/>
           <w:jc w:val="center"/>
         </w:trPr>
         <w:tc>
@@ -3207,9 +3882,19 @@
               <w:spacing w:line="240" w:lineRule="exact"/>
               <w:jc w:val="center"/>
               <w:rPr>
-                <w:szCs w:val="21"/>
-              </w:rPr>
-            </w:pPr>
+                <w:rFonts w:hint="eastAsia" w:eastAsia="宋体"/>
+                <w:szCs w:val="21"/>
+                <w:lang w:val="en-US" w:eastAsia="zh-CN"/>
+              </w:rPr>
+            </w:pPr>
+            <w:r>
+              <w:rPr>
+                <w:rFonts w:hint="eastAsia"/>
+                <w:szCs w:val="21"/>
+                <w:lang w:val="en-US" w:eastAsia="zh-CN"/>
+              </w:rPr>
+              <w:t>9</w:t>
+            </w:r>
           </w:p>
         </w:tc>
         <w:tc>
@@ -3271,8 +3956,24 @@
         </w:tc>
       </w:tr>
       <w:tr>
+        <w:tblPrEx>
+          <w:tblBorders>
+            <w:top w:val="single" w:color="auto" w:sz="12" w:space="0"/>
+            <w:left w:val="single" w:color="auto" w:sz="12" w:space="0"/>
+            <w:bottom w:val="single" w:color="auto" w:sz="12" w:space="0"/>
+            <w:right w:val="single" w:color="auto" w:sz="12" w:space="0"/>
+            <w:insideH w:val="single" w:color="auto" w:sz="4" w:space="0"/>
+            <w:insideV w:val="single" w:color="auto" w:sz="4" w:space="0"/>
+          </w:tblBorders>
+          <w:tblCellMar>
+            <w:top w:w="0" w:type="dxa"/>
+            <w:left w:w="108" w:type="dxa"/>
+            <w:bottom w:w="0" w:type="dxa"/>
+            <w:right w:w="108" w:type="dxa"/>
+          </w:tblCellMar>
+        </w:tblPrEx>
         <w:trPr>
-          <w:trHeight w:val="454"/>
+          <w:trHeight w:val="454" w:hRule="atLeast"/>
           <w:jc w:val="center"/>
         </w:trPr>
         <w:tc>
@@ -3290,9 +3991,19 @@
               <w:spacing w:line="240" w:lineRule="exact"/>
               <w:jc w:val="center"/>
               <w:rPr>
-                <w:szCs w:val="21"/>
-              </w:rPr>
-            </w:pPr>
+                <w:rFonts w:hint="default" w:eastAsia="宋体"/>
+                <w:szCs w:val="21"/>
+                <w:lang w:val="en-US" w:eastAsia="zh-CN"/>
+              </w:rPr>
+            </w:pPr>
+            <w:r>
+              <w:rPr>
+                <w:rFonts w:hint="eastAsia"/>
+                <w:szCs w:val="21"/>
+                <w:lang w:val="en-US" w:eastAsia="zh-CN"/>
+              </w:rPr>
+              <w:t>10</w:t>
+            </w:r>
           </w:p>
         </w:tc>
         <w:tc>
@@ -3354,8 +4065,24 @@
         </w:tc>
       </w:tr>
       <w:tr>
+        <w:tblPrEx>
+          <w:tblBorders>
+            <w:top w:val="single" w:color="auto" w:sz="12" w:space="0"/>
+            <w:left w:val="single" w:color="auto" w:sz="12" w:space="0"/>
+            <w:bottom w:val="single" w:color="auto" w:sz="12" w:space="0"/>
+            <w:right w:val="single" w:color="auto" w:sz="12" w:space="0"/>
+            <w:insideH w:val="single" w:color="auto" w:sz="4" w:space="0"/>
+            <w:insideV w:val="single" w:color="auto" w:sz="4" w:space="0"/>
+          </w:tblBorders>
+          <w:tblCellMar>
+            <w:top w:w="0" w:type="dxa"/>
+            <w:left w:w="108" w:type="dxa"/>
+            <w:bottom w:w="0" w:type="dxa"/>
+            <w:right w:w="108" w:type="dxa"/>
+          </w:tblCellMar>
+        </w:tblPrEx>
         <w:trPr>
-          <w:trHeight w:val="454"/>
+          <w:trHeight w:val="454" w:hRule="atLeast"/>
           <w:jc w:val="center"/>
         </w:trPr>
         <w:tc>
@@ -3373,9 +4100,19 @@
               <w:spacing w:line="240" w:lineRule="exact"/>
               <w:jc w:val="center"/>
               <w:rPr>
-                <w:szCs w:val="21"/>
-              </w:rPr>
-            </w:pPr>
+                <w:rFonts w:hint="default" w:eastAsia="宋体"/>
+                <w:szCs w:val="21"/>
+                <w:lang w:val="en-US" w:eastAsia="zh-CN"/>
+              </w:rPr>
+            </w:pPr>
+            <w:r>
+              <w:rPr>
+                <w:rFonts w:hint="eastAsia"/>
+                <w:szCs w:val="21"/>
+                <w:lang w:val="en-US" w:eastAsia="zh-CN"/>
+              </w:rPr>
+              <w:t>11</w:t>
+            </w:r>
           </w:p>
         </w:tc>
         <w:tc>
@@ -3437,8 +4174,24 @@
         </w:tc>
       </w:tr>
       <w:tr>
+        <w:tblPrEx>
+          <w:tblBorders>
+            <w:top w:val="single" w:color="auto" w:sz="12" w:space="0"/>
+            <w:left w:val="single" w:color="auto" w:sz="12" w:space="0"/>
+            <w:bottom w:val="single" w:color="auto" w:sz="12" w:space="0"/>
+            <w:right w:val="single" w:color="auto" w:sz="12" w:space="0"/>
+            <w:insideH w:val="single" w:color="auto" w:sz="4" w:space="0"/>
+            <w:insideV w:val="single" w:color="auto" w:sz="4" w:space="0"/>
+          </w:tblBorders>
+          <w:tblCellMar>
+            <w:top w:w="0" w:type="dxa"/>
+            <w:left w:w="108" w:type="dxa"/>
+            <w:bottom w:w="0" w:type="dxa"/>
+            <w:right w:w="108" w:type="dxa"/>
+          </w:tblCellMar>
+        </w:tblPrEx>
         <w:trPr>
-          <w:trHeight w:val="392"/>
+          <w:trHeight w:val="392" w:hRule="atLeast"/>
           <w:jc w:val="center"/>
         </w:trPr>
         <w:tc>
@@ -3456,9 +4209,19 @@
               <w:spacing w:line="240" w:lineRule="exact"/>
               <w:jc w:val="center"/>
               <w:rPr>
-                <w:szCs w:val="21"/>
-              </w:rPr>
-            </w:pPr>
+                <w:rFonts w:hint="default" w:eastAsia="宋体"/>
+                <w:szCs w:val="21"/>
+                <w:lang w:val="en-US" w:eastAsia="zh-CN"/>
+              </w:rPr>
+            </w:pPr>
+            <w:r>
+              <w:rPr>
+                <w:rFonts w:hint="eastAsia"/>
+                <w:szCs w:val="21"/>
+                <w:lang w:val="en-US" w:eastAsia="zh-CN"/>
+              </w:rPr>
+              <w:t>12</w:t>
+            </w:r>
           </w:p>
         </w:tc>
         <w:tc>
@@ -3520,8 +4283,24 @@
         </w:tc>
       </w:tr>
       <w:tr>
+        <w:tblPrEx>
+          <w:tblBorders>
+            <w:top w:val="single" w:color="auto" w:sz="12" w:space="0"/>
+            <w:left w:val="single" w:color="auto" w:sz="12" w:space="0"/>
+            <w:bottom w:val="single" w:color="auto" w:sz="12" w:space="0"/>
+            <w:right w:val="single" w:color="auto" w:sz="12" w:space="0"/>
+            <w:insideH w:val="single" w:color="auto" w:sz="4" w:space="0"/>
+            <w:insideV w:val="single" w:color="auto" w:sz="4" w:space="0"/>
+          </w:tblBorders>
+          <w:tblCellMar>
+            <w:top w:w="0" w:type="dxa"/>
+            <w:left w:w="108" w:type="dxa"/>
+            <w:bottom w:w="0" w:type="dxa"/>
+            <w:right w:w="108" w:type="dxa"/>
+          </w:tblCellMar>
+        </w:tblPrEx>
         <w:trPr>
-          <w:trHeight w:val="392"/>
+          <w:trHeight w:val="392" w:hRule="atLeast"/>
           <w:jc w:val="center"/>
         </w:trPr>
         <w:tc>
@@ -3539,9 +4318,19 @@
               <w:spacing w:line="240" w:lineRule="exact"/>
               <w:jc w:val="center"/>
               <w:rPr>
-                <w:szCs w:val="21"/>
-              </w:rPr>
-            </w:pPr>
+                <w:rFonts w:hint="default" w:eastAsia="宋体"/>
+                <w:szCs w:val="21"/>
+                <w:lang w:val="en-US" w:eastAsia="zh-CN"/>
+              </w:rPr>
+            </w:pPr>
+            <w:r>
+              <w:rPr>
+                <w:rFonts w:hint="eastAsia"/>
+                <w:szCs w:val="21"/>
+                <w:lang w:val="en-US" w:eastAsia="zh-CN"/>
+              </w:rPr>
+              <w:t>13</w:t>
+            </w:r>
           </w:p>
         </w:tc>
         <w:tc>
@@ -3605,387 +4394,308 @@
     </w:tbl>
     <w:p>
       <w:pPr>
-        <w:spacing w:beforeLines="50" w:before="156"/>
+        <w:spacing w:before="156" w:beforeLines="50"/>
       </w:pPr>
     </w:p>
     <w:sectPr>
       <w:pgSz w:w="11906" w:h="16838"/>
       <w:pgMar w:top="567" w:right="567" w:bottom="0" w:left="567" w:header="851" w:footer="567" w:gutter="0"/>
-      <w:cols w:space="720"/>
-      <w:docGrid w:type="lines" w:linePitch="312"/>
+      <w:cols w:space="720" w:num="1"/>
+      <w:docGrid w:type="lines" w:linePitch="312" w:charSpace="0"/>
     </w:sectPr>
   </w:body>
 </w:document>
 </file>
 
-<file path=word/endnotes.xml><?xml version="1.0" encoding="utf-8"?>
-<w:endnotes xmlns:wpc="http://schemas.microsoft.com/office/word/2010/wordprocessingCanvas" xmlns:cx="http://schemas.microsoft.com/office/drawing/2014/chartex" xmlns:cx1="http://schemas.microsoft.com/office/drawing/2015/9/8/chartex" xmlns:cx2="http://schemas.microsoft.com/office/drawing/2015/10/21/chartex" xmlns:cx3="http://schemas.microsoft.com/office/drawing/2016/5/9/chartex" xmlns:cx4="http://schemas.microsoft.com/office/drawing/2016/5/10/chartex" xmlns:cx5="http://schemas.microsoft.com/office/drawing/2016/5/11/chartex" xmlns:cx6="http://schemas.microsoft.com/office/drawing/2016/5/12/chartex" xmlns:cx7="http://schemas.microsoft.com/office/drawing/2016/5/13/chartex" xmlns:cx8="http://schemas.microsoft.com/office/drawing/2016/5/14/chartex" xmlns:mc="http://schemas.openxmlformats.org/markup-compatibility/2006" xmlns:aink="http://schemas.microsoft.com/office/drawing/2016/ink" xmlns:am3d="http://schemas.microsoft.com/office/drawing/2017/model3d" xmlns:o="urn:schemas-microsoft-com:office:office" xmlns:oel="http://schemas.microsoft.com/office/2019/extlst" xmlns:r="http://schemas.openxmlformats.org/officeDocument/2006/relationships" xmlns:m="http://schemas.openxmlformats.org/officeDocument/2006/math" xmlns:v="urn:schemas-microsoft-com:vml" xmlns:wp14="http://schemas.microsoft.com/office/word/2010/wordprocessingDrawing" xmlns:wp="http://schemas.openxmlformats.org/drawingml/2006/wordprocessingDrawing" xmlns:w10="urn:schemas-microsoft-com:office:word" xmlns:w="http://schemas.openxmlformats.org/wordprocessingml/2006/main" xmlns:w14="http://schemas.microsoft.com/office/word/2010/wordml" xmlns:w15="http://schemas.microsoft.com/office/word/2012/wordml" xmlns:w16cex="http://schemas.microsoft.com/office/word/2018/wordml/cex" xmlns:w16cid="http://schemas.microsoft.com/office/word/2016/wordml/cid" xmlns:w16="http://schemas.microsoft.com/office/word/2018/wordml" xmlns:w16du="http://schemas.microsoft.com/office/word/2023/wordml/word16du" xmlns:w16sdtdh="http://schemas.microsoft.com/office/word/2020/wordml/sdtdatahash" xmlns:w16sdtfl="http://schemas.microsoft.com/office/word/2024/wordml/sdtformatlock" xmlns:w16se="http://schemas.microsoft.com/office/word/2015/wordml/symex" xmlns:wpg="http://schemas.microsoft.com/office/word/2010/wordprocessingGroup" xmlns:wpi="http://schemas.microsoft.com/office/word/2010/wordprocessingInk" xmlns:wne="http://schemas.microsoft.com/office/word/2006/wordml" xmlns:wps="http://schemas.microsoft.com/office/word/2010/wordprocessingShape" mc:Ignorable="w14 w15 w16se w16cid w16 w16cex w16sdtdh w16sdtfl w16du wp14">
-  <w:endnote w:type="separator" w:id="-1">
-    <w:p>
-      <w:r>
-        <w:separator/>
-      </w:r>
-    </w:p>
-  </w:endnote>
-  <w:endnote w:type="continuationSeparator" w:id="0">
-    <w:p>
-      <w:r>
-        <w:continuationSeparator/>
-      </w:r>
-    </w:p>
-  </w:endnote>
-</w:endnotes>
-</file>
-
-<file path=word/footnotes.xml><?xml version="1.0" encoding="utf-8"?>
-<w:footnotes xmlns:wpc="http://schemas.microsoft.com/office/word/2010/wordprocessingCanvas" xmlns:cx="http://schemas.microsoft.com/office/drawing/2014/chartex" xmlns:cx1="http://schemas.microsoft.com/office/drawing/2015/9/8/chartex" xmlns:cx2="http://schemas.microsoft.com/office/drawing/2015/10/21/chartex" xmlns:cx3="http://schemas.microsoft.com/office/drawing/2016/5/9/chartex" xmlns:cx4="http://schemas.microsoft.com/office/drawing/2016/5/10/chartex" xmlns:cx5="http://schemas.microsoft.com/office/drawing/2016/5/11/chartex" xmlns:cx6="http://schemas.microsoft.com/office/drawing/2016/5/12/chartex" xmlns:cx7="http://schemas.microsoft.com/office/drawing/2016/5/13/chartex" xmlns:cx8="http://schemas.microsoft.com/office/drawing/2016/5/14/chartex" xmlns:mc="http://schemas.openxmlformats.org/markup-compatibility/2006" xmlns:aink="http://schemas.microsoft.com/office/drawing/2016/ink" xmlns:am3d="http://schemas.microsoft.com/office/drawing/2017/model3d" xmlns:o="urn:schemas-microsoft-com:office:office" xmlns:oel="http://schemas.microsoft.com/office/2019/extlst" xmlns:r="http://schemas.openxmlformats.org/officeDocument/2006/relationships" xmlns:m="http://schemas.openxmlformats.org/officeDocument/2006/math" xmlns:v="urn:schemas-microsoft-com:vml" xmlns:wp14="http://schemas.microsoft.com/office/word/2010/wordprocessingDrawing" xmlns:wp="http://schemas.openxmlformats.org/drawingml/2006/wordprocessingDrawing" xmlns:w10="urn:schemas-microsoft-com:office:word" xmlns:w="http://schemas.openxmlformats.org/wordprocessingml/2006/main" xmlns:w14="http://schemas.microsoft.com/office/word/2010/wordml" xmlns:w15="http://schemas.microsoft.com/office/word/2012/wordml" xmlns:w16cex="http://schemas.microsoft.com/office/word/2018/wordml/cex" xmlns:w16cid="http://schemas.microsoft.com/office/word/2016/wordml/cid" xmlns:w16="http://schemas.microsoft.com/office/word/2018/wordml" xmlns:w16du="http://schemas.microsoft.com/office/word/2023/wordml/word16du" xmlns:w16sdtdh="http://schemas.microsoft.com/office/word/2020/wordml/sdtdatahash" xmlns:w16sdtfl="http://schemas.microsoft.com/office/word/2024/wordml/sdtformatlock" xmlns:w16se="http://schemas.microsoft.com/office/word/2015/wordml/symex" xmlns:wpg="http://schemas.microsoft.com/office/word/2010/wordprocessingGroup" xmlns:wpi="http://schemas.microsoft.com/office/word/2010/wordprocessingInk" xmlns:wne="http://schemas.microsoft.com/office/word/2006/wordml" xmlns:wps="http://schemas.microsoft.com/office/word/2010/wordprocessingShape" mc:Ignorable="w14 w15 w16se w16cid w16 w16cex w16sdtdh w16sdtfl w16du wp14">
-  <w:footnote w:type="separator" w:id="-1">
-    <w:p>
-      <w:r>
-        <w:separator/>
-      </w:r>
-    </w:p>
-  </w:footnote>
-  <w:footnote w:type="continuationSeparator" w:id="0">
-    <w:p>
-      <w:r>
-        <w:continuationSeparator/>
-      </w:r>
-    </w:p>
-  </w:footnote>
-</w:footnotes>
-</file>
-
 <file path=word/styles.xml><?xml version="1.0" encoding="utf-8"?>
-<w:styles xmlns:mc="http://schemas.openxmlformats.org/markup-compatibility/2006" xmlns:r="http://schemas.openxmlformats.org/officeDocument/2006/relationships" xmlns:w="http://schemas.openxmlformats.org/wordprocessingml/2006/main" xmlns:w14="http://schemas.microsoft.com/office/word/2010/wordml" xmlns:w15="http://schemas.microsoft.com/office/word/2012/wordml" xmlns:w16cex="http://schemas.microsoft.com/office/word/2018/wordml/cex" xmlns:w16cid="http://schemas.microsoft.com/office/word/2016/wordml/cid" xmlns:w16="http://schemas.microsoft.com/office/word/2018/wordml" xmlns:w16du="http://schemas.microsoft.com/office/word/2023/wordml/word16du" xmlns:w16sdtdh="http://schemas.microsoft.com/office/word/2020/wordml/sdtdatahash" xmlns:w16sdtfl="http://schemas.microsoft.com/office/word/2024/wordml/sdtformatlock" xmlns:w16se="http://schemas.microsoft.com/office/word/2015/wordml/symex" mc:Ignorable="w14 w15 w16se w16cid w16 w16cex w16sdtdh w16sdtfl w16du">
+<w:styles xmlns:mc="http://schemas.openxmlformats.org/markup-compatibility/2006" xmlns:o="urn:schemas-microsoft-com:office:office" xmlns:r="http://schemas.openxmlformats.org/officeDocument/2006/relationships" xmlns:m="http://schemas.openxmlformats.org/officeDocument/2006/math" xmlns:v="urn:schemas-microsoft-com:vml" xmlns:w="http://schemas.openxmlformats.org/wordprocessingml/2006/main" xmlns:w14="http://schemas.microsoft.com/office/word/2010/wordml" xmlns:w10="urn:schemas-microsoft-com:office:word" xmlns:sl="http://schemas.openxmlformats.org/schemaLibrary/2006/main" xmlns:wpsCustomData="http://www.wps.cn/officeDocument/2013/wpsCustomData" mc:Ignorable="w14">
   <w:docDefaults>
     <w:rPrDefault>
       <w:rPr>
-        <w:rFonts w:ascii="Times New Roman" w:eastAsia="宋体" w:hAnsi="Times New Roman" w:cs="Times New Roman"/>
-        <w:lang w:val="en-US" w:eastAsia="zh-CN" w:bidi="ar-SA"/>
+        <w:rFonts w:ascii="Times New Roman" w:hAnsi="Times New Roman" w:eastAsia="宋体" w:cs="Times New Roman"/>
       </w:rPr>
     </w:rPrDefault>
     <w:pPrDefault/>
   </w:docDefaults>
-  <w:latentStyles w:defLockedState="0" w:defUIPriority="0" w:defSemiHidden="0" w:defUnhideWhenUsed="0" w:defQFormat="0" w:count="376">
-    <w:lsdException w:name="Normal" w:qFormat="1"/>
-    <w:lsdException w:name="heading 1" w:qFormat="1"/>
-    <w:lsdException w:name="heading 2" w:semiHidden="1" w:unhideWhenUsed="1" w:qFormat="1"/>
-    <w:lsdException w:name="heading 3" w:qFormat="1"/>
-    <w:lsdException w:name="heading 4" w:semiHidden="1" w:unhideWhenUsed="1" w:qFormat="1"/>
-    <w:lsdException w:name="heading 5" w:semiHidden="1" w:unhideWhenUsed="1" w:qFormat="1"/>
-    <w:lsdException w:name="heading 6" w:semiHidden="1" w:unhideWhenUsed="1" w:qFormat="1"/>
-    <w:lsdException w:name="heading 7" w:semiHidden="1" w:unhideWhenUsed="1" w:qFormat="1"/>
-    <w:lsdException w:name="heading 8" w:semiHidden="1" w:unhideWhenUsed="1" w:qFormat="1"/>
-    <w:lsdException w:name="heading 9" w:semiHidden="1" w:unhideWhenUsed="1" w:qFormat="1"/>
-    <w:lsdException w:name="annotation text" w:qFormat="1"/>
-    <w:lsdException w:name="header" w:qFormat="1"/>
-    <w:lsdException w:name="footer" w:qFormat="1"/>
-    <w:lsdException w:name="caption" w:semiHidden="1" w:unhideWhenUsed="1" w:qFormat="1"/>
-    <w:lsdException w:name="annotation reference" w:qFormat="1"/>
-    <w:lsdException w:name="Title" w:qFormat="1"/>
-    <w:lsdException w:name="Default Paragraph Font" w:qFormat="1"/>
-    <w:lsdException w:name="Subtitle" w:qFormat="1"/>
-    <w:lsdException w:name="Strong" w:qFormat="1"/>
-    <w:lsdException w:name="Emphasis" w:qFormat="1"/>
-    <w:lsdException w:name="HTML Top of Form" w:semiHidden="1" w:uiPriority="99" w:unhideWhenUsed="1"/>
-    <w:lsdException w:name="HTML Bottom of Form" w:semiHidden="1" w:uiPriority="99" w:unhideWhenUsed="1"/>
-    <w:lsdException w:name="Normal Table" w:semiHidden="1" w:unhideWhenUsed="1" w:qFormat="1"/>
-    <w:lsdException w:name="annotation subject" w:qFormat="1"/>
-    <w:lsdException w:name="No List" w:semiHidden="1" w:uiPriority="99" w:unhideWhenUsed="1"/>
-    <w:lsdException w:name="Outline List 1" w:semiHidden="1" w:uiPriority="99" w:unhideWhenUsed="1"/>
-    <w:lsdException w:name="Outline List 2" w:semiHidden="1" w:uiPriority="99" w:unhideWhenUsed="1"/>
-    <w:lsdException w:name="Outline List 3" w:semiHidden="1" w:uiPriority="99" w:unhideWhenUsed="1"/>
-    <w:lsdException w:name="Table Simple 1" w:semiHidden="1" w:unhideWhenUsed="1"/>
-    <w:lsdException w:name="Table Simple 2" w:semiHidden="1" w:unhideWhenUsed="1"/>
-    <w:lsdException w:name="Table Simple 3" w:semiHidden="1" w:unhideWhenUsed="1"/>
-    <w:lsdException w:name="Table Classic 1" w:semiHidden="1" w:unhideWhenUsed="1"/>
-    <w:lsdException w:name="Table Classic 2" w:semiHidden="1" w:unhideWhenUsed="1"/>
-    <w:lsdException w:name="Table Classic 3" w:semiHidden="1" w:unhideWhenUsed="1"/>
-    <w:lsdException w:name="Table Classic 4" w:semiHidden="1" w:unhideWhenUsed="1"/>
-    <w:lsdException w:name="Table Colorful 1" w:semiHidden="1" w:unhideWhenUsed="1"/>
-    <w:lsdException w:name="Table Colorful 2" w:semiHidden="1" w:unhideWhenUsed="1"/>
-    <w:lsdException w:name="Table Colorful 3" w:semiHidden="1" w:unhideWhenUsed="1"/>
-    <w:lsdException w:name="Table Columns 1" w:semiHidden="1" w:unhideWhenUsed="1"/>
-    <w:lsdException w:name="Table Columns 2" w:semiHidden="1" w:unhideWhenUsed="1"/>
-    <w:lsdException w:name="Table Columns 3" w:semiHidden="1" w:unhideWhenUsed="1"/>
-    <w:lsdException w:name="Table Columns 4" w:semiHidden="1" w:unhideWhenUsed="1"/>
-    <w:lsdException w:name="Table Columns 5" w:semiHidden="1" w:unhideWhenUsed="1"/>
-    <w:lsdException w:name="Table Grid 1" w:semiHidden="1" w:unhideWhenUsed="1"/>
-    <w:lsdException w:name="Table Grid 2" w:semiHidden="1" w:unhideWhenUsed="1"/>
-    <w:lsdException w:name="Table Grid 3" w:semiHidden="1" w:unhideWhenUsed="1"/>
-    <w:lsdException w:name="Table Grid 4" w:semiHidden="1" w:unhideWhenUsed="1"/>
-    <w:lsdException w:name="Table Grid 5" w:semiHidden="1" w:unhideWhenUsed="1"/>
-    <w:lsdException w:name="Table Grid 6" w:semiHidden="1" w:unhideWhenUsed="1"/>
-    <w:lsdException w:name="Table Grid 7" w:semiHidden="1" w:unhideWhenUsed="1"/>
-    <w:lsdException w:name="Table Grid 8" w:semiHidden="1" w:unhideWhenUsed="1"/>
-    <w:lsdException w:name="Table List 1" w:semiHidden="1" w:unhideWhenUsed="1"/>
-    <w:lsdException w:name="Table List 2" w:semiHidden="1" w:unhideWhenUsed="1"/>
-    <w:lsdException w:name="Table List 3" w:semiHidden="1" w:unhideWhenUsed="1"/>
-    <w:lsdException w:name="Table List 4" w:semiHidden="1" w:unhideWhenUsed="1"/>
-    <w:lsdException w:name="Table List 5" w:semiHidden="1" w:unhideWhenUsed="1"/>
-    <w:lsdException w:name="Table List 6" w:semiHidden="1" w:unhideWhenUsed="1"/>
-    <w:lsdException w:name="Table List 7" w:semiHidden="1" w:unhideWhenUsed="1"/>
-    <w:lsdException w:name="Table List 8" w:semiHidden="1" w:unhideWhenUsed="1"/>
-    <w:lsdException w:name="Table 3D effects 1" w:semiHidden="1" w:unhideWhenUsed="1"/>
-    <w:lsdException w:name="Table 3D effects 2" w:semiHidden="1" w:unhideWhenUsed="1"/>
-    <w:lsdException w:name="Table 3D effects 3" w:semiHidden="1" w:unhideWhenUsed="1"/>
-    <w:lsdException w:name="Table Contemporary" w:semiHidden="1" w:unhideWhenUsed="1"/>
-    <w:lsdException w:name="Table Elegant" w:semiHidden="1" w:unhideWhenUsed="1"/>
-    <w:lsdException w:name="Table Professional" w:semiHidden="1" w:unhideWhenUsed="1"/>
-    <w:lsdException w:name="Table Subtle 1" w:semiHidden="1" w:unhideWhenUsed="1"/>
-    <w:lsdException w:name="Table Subtle 2" w:semiHidden="1" w:unhideWhenUsed="1"/>
-    <w:lsdException w:name="Table Web 1" w:semiHidden="1" w:unhideWhenUsed="1"/>
-    <w:lsdException w:name="Table Web 2" w:semiHidden="1" w:unhideWhenUsed="1"/>
-    <w:lsdException w:name="Table Web 3" w:semiHidden="1" w:unhideWhenUsed="1"/>
-    <w:lsdException w:name="Balloon Text" w:semiHidden="1" w:qFormat="1"/>
-    <w:lsdException w:name="Table Theme" w:semiHidden="1" w:unhideWhenUsed="1"/>
-    <w:lsdException w:name="Placeholder Text" w:semiHidden="1" w:uiPriority="99" w:unhideWhenUsed="1"/>
-    <w:lsdException w:name="No Spacing" w:semiHidden="1" w:uiPriority="99" w:unhideWhenUsed="1"/>
-    <w:lsdException w:name="Light Shading" w:uiPriority="60"/>
-    <w:lsdException w:name="Light List" w:uiPriority="61"/>
-    <w:lsdException w:name="Light Grid" w:uiPriority="62"/>
-    <w:lsdException w:name="Medium Shading 1" w:uiPriority="63"/>
-    <w:lsdException w:name="Medium Shading 2" w:uiPriority="64"/>
-    <w:lsdException w:name="Medium List 1" w:uiPriority="65"/>
-    <w:lsdException w:name="Medium List 2" w:uiPriority="66"/>
-    <w:lsdException w:name="Medium Grid 1" w:uiPriority="67"/>
-    <w:lsdException w:name="Medium Grid 2" w:uiPriority="68"/>
-    <w:lsdException w:name="Medium Grid 3" w:uiPriority="69"/>
-    <w:lsdException w:name="Dark List" w:uiPriority="70"/>
-    <w:lsdException w:name="Colorful Shading" w:uiPriority="71"/>
-    <w:lsdException w:name="Colorful List" w:uiPriority="72"/>
-    <w:lsdException w:name="Colorful Grid" w:uiPriority="73"/>
-    <w:lsdException w:name="Light Shading Accent 1" w:uiPriority="60"/>
-    <w:lsdException w:name="Light List Accent 1" w:uiPriority="61"/>
-    <w:lsdException w:name="Light Grid Accent 1" w:uiPriority="62"/>
-    <w:lsdException w:name="Medium Shading 1 Accent 1" w:uiPriority="63"/>
-    <w:lsdException w:name="Medium Shading 2 Accent 1" w:uiPriority="64"/>
-    <w:lsdException w:name="Medium List 1 Accent 1" w:uiPriority="65"/>
-    <w:lsdException w:name="Revision" w:semiHidden="1" w:uiPriority="99" w:unhideWhenUsed="1"/>
-    <w:lsdException w:name="List Paragraph" w:semiHidden="1" w:uiPriority="99" w:unhideWhenUsed="1"/>
-    <w:lsdException w:name="Quote" w:semiHidden="1" w:uiPriority="99" w:unhideWhenUsed="1"/>
-    <w:lsdException w:name="Intense Quote" w:semiHidden="1" w:uiPriority="99" w:unhideWhenUsed="1"/>
-    <w:lsdException w:name="Medium List 2 Accent 1" w:uiPriority="66"/>
-    <w:lsdException w:name="Medium Grid 1 Accent 1" w:uiPriority="67"/>
-    <w:lsdException w:name="Medium Grid 2 Accent 1" w:uiPriority="68"/>
-    <w:lsdException w:name="Medium Grid 3 Accent 1" w:uiPriority="69"/>
-    <w:lsdException w:name="Dark List Accent 1" w:uiPriority="70"/>
-    <w:lsdException w:name="Colorful Shading Accent 1" w:uiPriority="71"/>
-    <w:lsdException w:name="Colorful List Accent 1" w:uiPriority="72"/>
-    <w:lsdException w:name="Colorful Grid Accent 1" w:uiPriority="73"/>
-    <w:lsdException w:name="Light Shading Accent 2" w:uiPriority="60"/>
-    <w:lsdException w:name="Light List Accent 2" w:uiPriority="61"/>
-    <w:lsdException w:name="Light Grid Accent 2" w:uiPriority="62"/>
-    <w:lsdException w:name="Medium Shading 1 Accent 2" w:uiPriority="63"/>
-    <w:lsdException w:name="Medium Shading 2 Accent 2" w:uiPriority="64"/>
-    <w:lsdException w:name="Medium List 1 Accent 2" w:uiPriority="65"/>
-    <w:lsdException w:name="Medium List 2 Accent 2" w:uiPriority="66"/>
-    <w:lsdException w:name="Medium Grid 1 Accent 2" w:uiPriority="67"/>
-    <w:lsdException w:name="Medium Grid 2 Accent 2" w:uiPriority="68"/>
-    <w:lsdException w:name="Medium Grid 3 Accent 2" w:uiPriority="69"/>
-    <w:lsdException w:name="Dark List Accent 2" w:uiPriority="70"/>
-    <w:lsdException w:name="Colorful Shading Accent 2" w:uiPriority="71"/>
-    <w:lsdException w:name="Colorful List Accent 2" w:uiPriority="72"/>
-    <w:lsdException w:name="Colorful Grid Accent 2" w:uiPriority="73"/>
-    <w:lsdException w:name="Light Shading Accent 3" w:uiPriority="60"/>
-    <w:lsdException w:name="Light List Accent 3" w:uiPriority="61"/>
-    <w:lsdException w:name="Light Grid Accent 3" w:uiPriority="62"/>
-    <w:lsdException w:name="Medium Shading 1 Accent 3" w:uiPriority="63"/>
-    <w:lsdException w:name="Medium Shading 2 Accent 3" w:uiPriority="64"/>
-    <w:lsdException w:name="Medium List 1 Accent 3" w:uiPriority="65"/>
-    <w:lsdException w:name="Medium List 2 Accent 3" w:uiPriority="66"/>
-    <w:lsdException w:name="Medium Grid 1 Accent 3" w:uiPriority="67"/>
-    <w:lsdException w:name="Medium Grid 2 Accent 3" w:uiPriority="68"/>
-    <w:lsdException w:name="Medium Grid 3 Accent 3" w:uiPriority="69"/>
-    <w:lsdException w:name="Dark List Accent 3" w:uiPriority="70"/>
-    <w:lsdException w:name="Colorful Shading Accent 3" w:uiPriority="71"/>
-    <w:lsdException w:name="Colorful List Accent 3" w:uiPriority="72"/>
-    <w:lsdException w:name="Colorful Grid Accent 3" w:uiPriority="73"/>
-    <w:lsdException w:name="Light Shading Accent 4" w:uiPriority="60"/>
-    <w:lsdException w:name="Light List Accent 4" w:uiPriority="61"/>
-    <w:lsdException w:name="Light Grid Accent 4" w:uiPriority="62"/>
-    <w:lsdException w:name="Medium Shading 1 Accent 4" w:uiPriority="63"/>
-    <w:lsdException w:name="Medium Shading 2 Accent 4" w:uiPriority="64"/>
-    <w:lsdException w:name="Medium List 1 Accent 4" w:uiPriority="65"/>
-    <w:lsdException w:name="Medium List 2 Accent 4" w:uiPriority="66"/>
-    <w:lsdException w:name="Medium Grid 1 Accent 4" w:uiPriority="67"/>
-    <w:lsdException w:name="Medium Grid 2 Accent 4" w:uiPriority="68"/>
-    <w:lsdException w:name="Medium Grid 3 Accent 4" w:uiPriority="69"/>
-    <w:lsdException w:name="Dark List Accent 4" w:uiPriority="70"/>
-    <w:lsdException w:name="Colorful Shading Accent 4" w:uiPriority="71"/>
-    <w:lsdException w:name="Colorful List Accent 4" w:uiPriority="72"/>
-    <w:lsdException w:name="Colorful Grid Accent 4" w:uiPriority="73"/>
-    <w:lsdException w:name="Light Shading Accent 5" w:uiPriority="60"/>
-    <w:lsdException w:name="Light List Accent 5" w:uiPriority="61"/>
-    <w:lsdException w:name="Light Grid Accent 5" w:uiPriority="62"/>
-    <w:lsdException w:name="Medium Shading 1 Accent 5" w:uiPriority="63"/>
-    <w:lsdException w:name="Medium Shading 2 Accent 5" w:uiPriority="64"/>
-    <w:lsdException w:name="Medium List 1 Accent 5" w:uiPriority="65"/>
-    <w:lsdException w:name="Medium List 2 Accent 5" w:uiPriority="66"/>
-    <w:lsdException w:name="Medium Grid 1 Accent 5" w:uiPriority="67"/>
-    <w:lsdException w:name="Medium Grid 2 Accent 5" w:uiPriority="68"/>
-    <w:lsdException w:name="Medium Grid 3 Accent 5" w:uiPriority="69"/>
-    <w:lsdException w:name="Dark List Accent 5" w:uiPriority="70"/>
-    <w:lsdException w:name="Colorful Shading Accent 5" w:uiPriority="71"/>
-    <w:lsdException w:name="Colorful List Accent 5" w:uiPriority="72"/>
-    <w:lsdException w:name="Colorful Grid Accent 5" w:uiPriority="73"/>
-    <w:lsdException w:name="Light Shading Accent 6" w:uiPriority="60"/>
-    <w:lsdException w:name="Light List Accent 6" w:uiPriority="61"/>
-    <w:lsdException w:name="Light Grid Accent 6" w:uiPriority="62"/>
-    <w:lsdException w:name="Medium Shading 1 Accent 6" w:uiPriority="63"/>
-    <w:lsdException w:name="Medium Shading 2 Accent 6" w:uiPriority="64"/>
-    <w:lsdException w:name="Medium List 1 Accent 6" w:uiPriority="65"/>
-    <w:lsdException w:name="Medium List 2 Accent 6" w:uiPriority="66"/>
-    <w:lsdException w:name="Medium Grid 1 Accent 6" w:uiPriority="67"/>
-    <w:lsdException w:name="Medium Grid 2 Accent 6" w:uiPriority="68"/>
-    <w:lsdException w:name="Medium Grid 3 Accent 6" w:uiPriority="69"/>
-    <w:lsdException w:name="Dark List Accent 6" w:uiPriority="70"/>
-    <w:lsdException w:name="Colorful Shading Accent 6" w:uiPriority="71"/>
-    <w:lsdException w:name="Colorful List Accent 6" w:uiPriority="72"/>
-    <w:lsdException w:name="Colorful Grid Accent 6" w:uiPriority="73"/>
-    <w:lsdException w:name="Subtle Emphasis" w:uiPriority="19" w:qFormat="1"/>
-    <w:lsdException w:name="Intense Emphasis" w:uiPriority="21" w:qFormat="1"/>
-    <w:lsdException w:name="Subtle Reference" w:uiPriority="31" w:qFormat="1"/>
-    <w:lsdException w:name="Intense Reference" w:uiPriority="32" w:qFormat="1"/>
-    <w:lsdException w:name="Book Title" w:uiPriority="33" w:qFormat="1"/>
-    <w:lsdException w:name="Bibliography" w:semiHidden="1" w:uiPriority="37" w:unhideWhenUsed="1"/>
-    <w:lsdException w:name="TOC Heading" w:semiHidden="1" w:uiPriority="39" w:unhideWhenUsed="1" w:qFormat="1"/>
-    <w:lsdException w:name="Plain Table 1" w:uiPriority="41"/>
-    <w:lsdException w:name="Plain Table 2" w:uiPriority="42"/>
-    <w:lsdException w:name="Plain Table 3" w:uiPriority="43"/>
-    <w:lsdException w:name="Plain Table 4" w:uiPriority="44"/>
-    <w:lsdException w:name="Plain Table 5" w:uiPriority="45"/>
-    <w:lsdException w:name="Grid Table Light" w:uiPriority="40"/>
-    <w:lsdException w:name="Grid Table 1 Light" w:uiPriority="46"/>
-    <w:lsdException w:name="Grid Table 2" w:uiPriority="47"/>
-    <w:lsdException w:name="Grid Table 3" w:uiPriority="48"/>
-    <w:lsdException w:name="Grid Table 4" w:uiPriority="49"/>
-    <w:lsdException w:name="Grid Table 5 Dark" w:uiPriority="50"/>
-    <w:lsdException w:name="Grid Table 6 Colorful" w:uiPriority="51"/>
-    <w:lsdException w:name="Grid Table 7 Colorful" w:uiPriority="52"/>
-    <w:lsdException w:name="Grid Table 1 Light Accent 1" w:uiPriority="46"/>
-    <w:lsdException w:name="Grid Table 2 Accent 1" w:uiPriority="47"/>
-    <w:lsdException w:name="Grid Table 3 Accent 1" w:uiPriority="48"/>
-    <w:lsdException w:name="Grid Table 4 Accent 1" w:uiPriority="49"/>
-    <w:lsdException w:name="Grid Table 5 Dark Accent 1" w:uiPriority="50"/>
-    <w:lsdException w:name="Grid Table 6 Colorful Accent 1" w:uiPriority="51"/>
-    <w:lsdException w:name="Grid Table 7 Colorful Accent 1" w:uiPriority="52"/>
-    <w:lsdException w:name="Grid Table 1 Light Accent 2" w:uiPriority="46"/>
-    <w:lsdException w:name="Grid Table 2 Accent 2" w:uiPriority="47"/>
-    <w:lsdException w:name="Grid Table 3 Accent 2" w:uiPriority="48"/>
-    <w:lsdException w:name="Grid Table 4 Accent 2" w:uiPriority="49"/>
-    <w:lsdException w:name="Grid Table 5 Dark Accent 2" w:uiPriority="50"/>
-    <w:lsdException w:name="Grid Table 6 Colorful Accent 2" w:uiPriority="51"/>
-    <w:lsdException w:name="Grid Table 7 Colorful Accent 2" w:uiPriority="52"/>
-    <w:lsdException w:name="Grid Table 1 Light Accent 3" w:uiPriority="46"/>
-    <w:lsdException w:name="Grid Table 2 Accent 3" w:uiPriority="47"/>
-    <w:lsdException w:name="Grid Table 3 Accent 3" w:uiPriority="48"/>
-    <w:lsdException w:name="Grid Table 4 Accent 3" w:uiPriority="49"/>
-    <w:lsdException w:name="Grid Table 5 Dark Accent 3" w:uiPriority="50"/>
-    <w:lsdException w:name="Grid Table 6 Colorful Accent 3" w:uiPriority="51"/>
-    <w:lsdException w:name="Grid Table 7 Colorful Accent 3" w:uiPriority="52"/>
-    <w:lsdException w:name="Grid Table 1 Light Accent 4" w:uiPriority="46"/>
-    <w:lsdException w:name="Grid Table 2 Accent 4" w:uiPriority="47"/>
-    <w:lsdException w:name="Grid Table 3 Accent 4" w:uiPriority="48"/>
-    <w:lsdException w:name="Grid Table 4 Accent 4" w:uiPriority="49"/>
-    <w:lsdException w:name="Grid Table 5 Dark Accent 4" w:uiPriority="50"/>
-    <w:lsdException w:name="Grid Table 6 Colorful Accent 4" w:uiPriority="51"/>
-    <w:lsdException w:name="Grid Table 7 Colorful Accent 4" w:uiPriority="52"/>
-    <w:lsdException w:name="Grid Table 1 Light Accent 5" w:uiPriority="46"/>
-    <w:lsdException w:name="Grid Table 2 Accent 5" w:uiPriority="47"/>
-    <w:lsdException w:name="Grid Table 3 Accent 5" w:uiPriority="48"/>
-    <w:lsdException w:name="Grid Table 4 Accent 5" w:uiPriority="49"/>
-    <w:lsdException w:name="Grid Table 5 Dark Accent 5" w:uiPriority="50"/>
-    <w:lsdException w:name="Grid Table 6 Colorful Accent 5" w:uiPriority="51"/>
-    <w:lsdException w:name="Grid Table 7 Colorful Accent 5" w:uiPriority="52"/>
-    <w:lsdException w:name="Grid Table 1 Light Accent 6" w:uiPriority="46"/>
-    <w:lsdException w:name="Grid Table 2 Accent 6" w:uiPriority="47"/>
-    <w:lsdException w:name="Grid Table 3 Accent 6" w:uiPriority="48"/>
-    <w:lsdException w:name="Grid Table 4 Accent 6" w:uiPriority="49"/>
-    <w:lsdException w:name="Grid Table 5 Dark Accent 6" w:uiPriority="50"/>
-    <w:lsdException w:name="Grid Table 6 Colorful Accent 6" w:uiPriority="51"/>
-    <w:lsdException w:name="Grid Table 7 Colorful Accent 6" w:uiPriority="52"/>
-    <w:lsdException w:name="List Table 1 Light" w:uiPriority="46"/>
-    <w:lsdException w:name="List Table 2" w:uiPriority="47"/>
-    <w:lsdException w:name="List Table 3" w:uiPriority="48"/>
-    <w:lsdException w:name="List Table 4" w:uiPriority="49"/>
-    <w:lsdException w:name="List Table 5 Dark" w:uiPriority="50"/>
-    <w:lsdException w:name="List Table 6 Colorful" w:uiPriority="51"/>
-    <w:lsdException w:name="List Table 7 Colorful" w:uiPriority="52"/>
-    <w:lsdException w:name="List Table 1 Light Accent 1" w:uiPriority="46"/>
-    <w:lsdException w:name="List Table 2 Accent 1" w:uiPriority="47"/>
-    <w:lsdException w:name="List Table 3 Accent 1" w:uiPriority="48"/>
-    <w:lsdException w:name="List Table 4 Accent 1" w:uiPriority="49"/>
-    <w:lsdException w:name="List Table 5 Dark Accent 1" w:uiPriority="50"/>
-    <w:lsdException w:name="List Table 6 Colorful Accent 1" w:uiPriority="51"/>
-    <w:lsdException w:name="List Table 7 Colorful Accent 1" w:uiPriority="52"/>
-    <w:lsdException w:name="List Table 1 Light Accent 2" w:uiPriority="46"/>
-    <w:lsdException w:name="List Table 2 Accent 2" w:uiPriority="47"/>
-    <w:lsdException w:name="List Table 3 Accent 2" w:uiPriority="48"/>
-    <w:lsdException w:name="List Table 4 Accent 2" w:uiPriority="49"/>
-    <w:lsdException w:name="List Table 5 Dark Accent 2" w:uiPriority="50"/>
-    <w:lsdException w:name="List Table 6 Colorful Accent 2" w:uiPriority="51"/>
-    <w:lsdException w:name="List Table 7 Colorful Accent 2" w:uiPriority="52"/>
-    <w:lsdException w:name="List Table 1 Light Accent 3" w:uiPriority="46"/>
-    <w:lsdException w:name="List Table 2 Accent 3" w:uiPriority="47"/>
-    <w:lsdException w:name="List Table 3 Accent 3" w:uiPriority="48"/>
-    <w:lsdException w:name="List Table 4 Accent 3" w:uiPriority="49"/>
-    <w:lsdException w:name="List Table 5 Dark Accent 3" w:uiPriority="50"/>
-    <w:lsdException w:name="List Table 6 Colorful Accent 3" w:uiPriority="51"/>
-    <w:lsdException w:name="List Table 7 Colorful Accent 3" w:uiPriority="52"/>
-    <w:lsdException w:name="List Table 1 Light Accent 4" w:uiPriority="46"/>
-    <w:lsdException w:name="List Table 2 Accent 4" w:uiPriority="47"/>
-    <w:lsdException w:name="List Table 3 Accent 4" w:uiPriority="48"/>
-    <w:lsdException w:name="List Table 4 Accent 4" w:uiPriority="49"/>
-    <w:lsdException w:name="List Table 5 Dark Accent 4" w:uiPriority="50"/>
-    <w:lsdException w:name="List Table 6 Colorful Accent 4" w:uiPriority="51"/>
-    <w:lsdException w:name="List Table 7 Colorful Accent 4" w:uiPriority="52"/>
-    <w:lsdException w:name="List Table 1 Light Accent 5" w:uiPriority="46"/>
-    <w:lsdException w:name="List Table 2 Accent 5" w:uiPriority="47"/>
-    <w:lsdException w:name="List Table 3 Accent 5" w:uiPriority="48"/>
-    <w:lsdException w:name="List Table 4 Accent 5" w:uiPriority="49"/>
-    <w:lsdException w:name="List Table 5 Dark Accent 5" w:uiPriority="50"/>
-    <w:lsdException w:name="List Table 6 Colorful Accent 5" w:uiPriority="51"/>
-    <w:lsdException w:name="List Table 7 Colorful Accent 5" w:uiPriority="52"/>
-    <w:lsdException w:name="List Table 1 Light Accent 6" w:uiPriority="46"/>
-    <w:lsdException w:name="List Table 2 Accent 6" w:uiPriority="47"/>
-    <w:lsdException w:name="List Table 3 Accent 6" w:uiPriority="48"/>
-    <w:lsdException w:name="List Table 4 Accent 6" w:uiPriority="49"/>
-    <w:lsdException w:name="List Table 5 Dark Accent 6" w:uiPriority="50"/>
-    <w:lsdException w:name="List Table 6 Colorful Accent 6" w:uiPriority="51"/>
-    <w:lsdException w:name="List Table 7 Colorful Accent 6" w:uiPriority="52"/>
-    <w:lsdException w:name="Mention" w:semiHidden="1" w:uiPriority="99" w:unhideWhenUsed="1"/>
-    <w:lsdException w:name="Smart Hyperlink" w:semiHidden="1" w:uiPriority="99" w:unhideWhenUsed="1"/>
-    <w:lsdException w:name="Hashtag" w:semiHidden="1" w:uiPriority="99" w:unhideWhenUsed="1"/>
-    <w:lsdException w:name="Unresolved Mention" w:semiHidden="1" w:uiPriority="99" w:unhideWhenUsed="1"/>
-    <w:lsdException w:name="Smart Link" w:semiHidden="1" w:uiPriority="99" w:unhideWhenUsed="1"/>
+  <w:latentStyles w:count="260" w:defQFormat="0" w:defUnhideWhenUsed="1" w:defSemiHidden="1" w:defUIPriority="99" w:defLockedState="0">
+    <w:lsdException w:qFormat="1" w:unhideWhenUsed="0" w:uiPriority="0" w:semiHidden="0" w:name="Normal"/>
+    <w:lsdException w:qFormat="1" w:unhideWhenUsed="0" w:uiPriority="0" w:semiHidden="0" w:name="heading 1"/>
+    <w:lsdException w:qFormat="1" w:uiPriority="0" w:name="heading 2"/>
+    <w:lsdException w:qFormat="1" w:unhideWhenUsed="0" w:uiPriority="0" w:semiHidden="0" w:name="heading 3"/>
+    <w:lsdException w:qFormat="1" w:uiPriority="0" w:name="heading 4"/>
+    <w:lsdException w:qFormat="1" w:uiPriority="0" w:name="heading 5"/>
+    <w:lsdException w:qFormat="1" w:uiPriority="0" w:name="heading 6"/>
+    <w:lsdException w:qFormat="1" w:uiPriority="0" w:name="heading 7"/>
+    <w:lsdException w:qFormat="1" w:uiPriority="0" w:name="heading 8"/>
+    <w:lsdException w:qFormat="1" w:uiPriority="0" w:name="heading 9"/>
+    <w:lsdException w:unhideWhenUsed="0" w:uiPriority="0" w:semiHidden="0" w:name="index 1"/>
+    <w:lsdException w:unhideWhenUsed="0" w:uiPriority="0" w:semiHidden="0" w:name="index 2"/>
+    <w:lsdException w:unhideWhenUsed="0" w:uiPriority="0" w:semiHidden="0" w:name="index 3"/>
+    <w:lsdException w:unhideWhenUsed="0" w:uiPriority="0" w:semiHidden="0" w:name="index 4"/>
+    <w:lsdException w:unhideWhenUsed="0" w:uiPriority="0" w:semiHidden="0" w:name="index 5"/>
+    <w:lsdException w:unhideWhenUsed="0" w:uiPriority="0" w:semiHidden="0" w:name="index 6"/>
+    <w:lsdException w:unhideWhenUsed="0" w:uiPriority="0" w:semiHidden="0" w:name="index 7"/>
+    <w:lsdException w:unhideWhenUsed="0" w:uiPriority="0" w:semiHidden="0" w:name="index 8"/>
+    <w:lsdException w:unhideWhenUsed="0" w:uiPriority="0" w:semiHidden="0" w:name="index 9"/>
+    <w:lsdException w:unhideWhenUsed="0" w:uiPriority="0" w:semiHidden="0" w:name="toc 1"/>
+    <w:lsdException w:unhideWhenUsed="0" w:uiPriority="0" w:semiHidden="0" w:name="toc 2"/>
+    <w:lsdException w:unhideWhenUsed="0" w:uiPriority="0" w:semiHidden="0" w:name="toc 3"/>
+    <w:lsdException w:unhideWhenUsed="0" w:uiPriority="0" w:semiHidden="0" w:name="toc 4"/>
+    <w:lsdException w:unhideWhenUsed="0" w:uiPriority="0" w:semiHidden="0" w:name="toc 5"/>
+    <w:lsdException w:unhideWhenUsed="0" w:uiPriority="0" w:semiHidden="0" w:name="toc 6"/>
+    <w:lsdException w:unhideWhenUsed="0" w:uiPriority="0" w:semiHidden="0" w:name="toc 7"/>
+    <w:lsdException w:unhideWhenUsed="0" w:uiPriority="0" w:semiHidden="0" w:name="toc 8"/>
+    <w:lsdException w:unhideWhenUsed="0" w:uiPriority="0" w:semiHidden="0" w:name="toc 9"/>
+    <w:lsdException w:unhideWhenUsed="0" w:uiPriority="0" w:semiHidden="0" w:name="Normal Indent"/>
+    <w:lsdException w:unhideWhenUsed="0" w:uiPriority="0" w:semiHidden="0" w:name="footnote text"/>
+    <w:lsdException w:qFormat="1" w:unhideWhenUsed="0" w:uiPriority="0" w:semiHidden="0" w:name="annotation text"/>
+    <w:lsdException w:qFormat="1" w:unhideWhenUsed="0" w:uiPriority="0" w:semiHidden="0" w:name="header"/>
+    <w:lsdException w:qFormat="1" w:unhideWhenUsed="0" w:uiPriority="0" w:semiHidden="0" w:name="footer"/>
+    <w:lsdException w:unhideWhenUsed="0" w:uiPriority="0" w:semiHidden="0" w:name="index heading"/>
+    <w:lsdException w:qFormat="1" w:uiPriority="0" w:name="caption"/>
+    <w:lsdException w:unhideWhenUsed="0" w:uiPriority="0" w:semiHidden="0" w:name="table of figures"/>
+    <w:lsdException w:unhideWhenUsed="0" w:uiPriority="0" w:semiHidden="0" w:name="envelope address"/>
+    <w:lsdException w:unhideWhenUsed="0" w:uiPriority="0" w:semiHidden="0" w:name="envelope return"/>
+    <w:lsdException w:unhideWhenUsed="0" w:uiPriority="0" w:semiHidden="0" w:name="footnote reference"/>
+    <w:lsdException w:qFormat="1" w:unhideWhenUsed="0" w:uiPriority="0" w:semiHidden="0" w:name="annotation reference"/>
+    <w:lsdException w:unhideWhenUsed="0" w:uiPriority="0" w:semiHidden="0" w:name="line number"/>
+    <w:lsdException w:unhideWhenUsed="0" w:uiPriority="0" w:semiHidden="0" w:name="page number"/>
+    <w:lsdException w:unhideWhenUsed="0" w:uiPriority="0" w:semiHidden="0" w:name="endnote reference"/>
+    <w:lsdException w:unhideWhenUsed="0" w:uiPriority="0" w:semiHidden="0" w:name="endnote text"/>
+    <w:lsdException w:unhideWhenUsed="0" w:uiPriority="0" w:semiHidden="0" w:name="table of authorities"/>
+    <w:lsdException w:unhideWhenUsed="0" w:uiPriority="0" w:semiHidden="0" w:name="macro"/>
+    <w:lsdException w:unhideWhenUsed="0" w:uiPriority="0" w:semiHidden="0" w:name="toa heading"/>
+    <w:lsdException w:unhideWhenUsed="0" w:uiPriority="0" w:semiHidden="0" w:name="List"/>
+    <w:lsdException w:unhideWhenUsed="0" w:uiPriority="0" w:semiHidden="0" w:name="List Bullet"/>
+    <w:lsdException w:unhideWhenUsed="0" w:uiPriority="0" w:semiHidden="0" w:name="List Number"/>
+    <w:lsdException w:unhideWhenUsed="0" w:uiPriority="0" w:semiHidden="0" w:name="List 2"/>
+    <w:lsdException w:unhideWhenUsed="0" w:uiPriority="0" w:semiHidden="0" w:name="List 3"/>
+    <w:lsdException w:unhideWhenUsed="0" w:uiPriority="0" w:semiHidden="0" w:name="List 4"/>
+    <w:lsdException w:unhideWhenUsed="0" w:uiPriority="0" w:semiHidden="0" w:name="List 5"/>
+    <w:lsdException w:unhideWhenUsed="0" w:uiPriority="0" w:semiHidden="0" w:name="List Bullet 2"/>
+    <w:lsdException w:unhideWhenUsed="0" w:uiPriority="0" w:semiHidden="0" w:name="List Bullet 3"/>
+    <w:lsdException w:unhideWhenUsed="0" w:uiPriority="0" w:semiHidden="0" w:name="List Bullet 4"/>
+    <w:lsdException w:unhideWhenUsed="0" w:uiPriority="0" w:semiHidden="0" w:name="List Bullet 5"/>
+    <w:lsdException w:unhideWhenUsed="0" w:uiPriority="0" w:semiHidden="0" w:name="List Number 2"/>
+    <w:lsdException w:unhideWhenUsed="0" w:uiPriority="0" w:semiHidden="0" w:name="List Number 3"/>
+    <w:lsdException w:unhideWhenUsed="0" w:uiPriority="0" w:semiHidden="0" w:name="List Number 4"/>
+    <w:lsdException w:unhideWhenUsed="0" w:uiPriority="0" w:semiHidden="0" w:name="List Number 5"/>
+    <w:lsdException w:qFormat="1" w:unhideWhenUsed="0" w:uiPriority="0" w:semiHidden="0" w:name="Title"/>
+    <w:lsdException w:unhideWhenUsed="0" w:uiPriority="0" w:semiHidden="0" w:name="Closing"/>
+    <w:lsdException w:unhideWhenUsed="0" w:uiPriority="0" w:semiHidden="0" w:name="Signature"/>
+    <w:lsdException w:qFormat="1" w:uiPriority="1" w:name="Default Paragraph Font"/>
+    <w:lsdException w:unhideWhenUsed="0" w:uiPriority="0" w:semiHidden="0" w:name="Body Text"/>
+    <w:lsdException w:unhideWhenUsed="0" w:uiPriority="0" w:semiHidden="0" w:name="Body Text Indent"/>
+    <w:lsdException w:unhideWhenUsed="0" w:uiPriority="0" w:semiHidden="0" w:name="List Continue"/>
+    <w:lsdException w:unhideWhenUsed="0" w:uiPriority="0" w:semiHidden="0" w:name="List Continue 2"/>
+    <w:lsdException w:unhideWhenUsed="0" w:uiPriority="0" w:semiHidden="0" w:name="List Continue 3"/>
+    <w:lsdException w:unhideWhenUsed="0" w:uiPriority="0" w:semiHidden="0" w:name="List Continue 4"/>
+    <w:lsdException w:unhideWhenUsed="0" w:uiPriority="0" w:semiHidden="0" w:name="List Continue 5"/>
+    <w:lsdException w:unhideWhenUsed="0" w:uiPriority="0" w:semiHidden="0" w:name="Message Header"/>
+    <w:lsdException w:qFormat="1" w:unhideWhenUsed="0" w:uiPriority="0" w:semiHidden="0" w:name="Subtitle"/>
+    <w:lsdException w:unhideWhenUsed="0" w:uiPriority="0" w:semiHidden="0" w:name="Salutation"/>
+    <w:lsdException w:unhideWhenUsed="0" w:uiPriority="0" w:semiHidden="0" w:name="Date"/>
+    <w:lsdException w:unhideWhenUsed="0" w:uiPriority="0" w:semiHidden="0" w:name="Body Text First Indent"/>
+    <w:lsdException w:unhideWhenUsed="0" w:uiPriority="0" w:semiHidden="0" w:name="Body Text First Indent 2"/>
+    <w:lsdException w:unhideWhenUsed="0" w:uiPriority="0" w:semiHidden="0" w:name="Note Heading"/>
+    <w:lsdException w:unhideWhenUsed="0" w:uiPriority="0" w:semiHidden="0" w:name="Body Text 2"/>
+    <w:lsdException w:unhideWhenUsed="0" w:uiPriority="0" w:semiHidden="0" w:name="Body Text 3"/>
+    <w:lsdException w:unhideWhenUsed="0" w:uiPriority="0" w:semiHidden="0" w:name="Body Text Indent 2"/>
+    <w:lsdException w:unhideWhenUsed="0" w:uiPriority="0" w:semiHidden="0" w:name="Body Text Indent 3"/>
+    <w:lsdException w:unhideWhenUsed="0" w:uiPriority="0" w:semiHidden="0" w:name="Block Text"/>
+    <w:lsdException w:unhideWhenUsed="0" w:uiPriority="0" w:semiHidden="0" w:name="Hyperlink"/>
+    <w:lsdException w:unhideWhenUsed="0" w:uiPriority="0" w:semiHidden="0" w:name="FollowedHyperlink"/>
+    <w:lsdException w:qFormat="1" w:unhideWhenUsed="0" w:uiPriority="0" w:semiHidden="0" w:name="Strong"/>
+    <w:lsdException w:qFormat="1" w:unhideWhenUsed="0" w:uiPriority="0" w:semiHidden="0" w:name="Emphasis"/>
+    <w:lsdException w:unhideWhenUsed="0" w:uiPriority="0" w:semiHidden="0" w:name="Document Map"/>
+    <w:lsdException w:unhideWhenUsed="0" w:uiPriority="0" w:semiHidden="0" w:name="Plain Text"/>
+    <w:lsdException w:unhideWhenUsed="0" w:uiPriority="0" w:semiHidden="0" w:name="E-mail Signature"/>
+    <w:lsdException w:qFormat="1" w:unhideWhenUsed="0" w:uiPriority="0" w:semiHidden="0" w:name="Normal (Web)"/>
+    <w:lsdException w:unhideWhenUsed="0" w:uiPriority="0" w:semiHidden="0" w:name="HTML Acronym"/>
+    <w:lsdException w:unhideWhenUsed="0" w:uiPriority="0" w:semiHidden="0" w:name="HTML Address"/>
+    <w:lsdException w:unhideWhenUsed="0" w:uiPriority="0" w:semiHidden="0" w:name="HTML Cite"/>
+    <w:lsdException w:unhideWhenUsed="0" w:uiPriority="0" w:semiHidden="0" w:name="HTML Code"/>
+    <w:lsdException w:unhideWhenUsed="0" w:uiPriority="0" w:semiHidden="0" w:name="HTML Definition"/>
+    <w:lsdException w:unhideWhenUsed="0" w:uiPriority="0" w:semiHidden="0" w:name="HTML Keyboard"/>
+    <w:lsdException w:unhideWhenUsed="0" w:uiPriority="0" w:semiHidden="0" w:name="HTML Preformatted"/>
+    <w:lsdException w:unhideWhenUsed="0" w:uiPriority="0" w:semiHidden="0" w:name="HTML Sample"/>
+    <w:lsdException w:unhideWhenUsed="0" w:uiPriority="0" w:semiHidden="0" w:name="HTML Typewriter"/>
+    <w:lsdException w:unhideWhenUsed="0" w:uiPriority="0" w:semiHidden="0" w:name="HTML Variable"/>
+    <w:lsdException w:qFormat="1" w:uiPriority="99" w:name="Normal Table"/>
+    <w:lsdException w:qFormat="1" w:unhideWhenUsed="0" w:uiPriority="0" w:semiHidden="0" w:name="annotation subject"/>
+    <w:lsdException w:uiPriority="0" w:name="Table Simple 1"/>
+    <w:lsdException w:uiPriority="0" w:name="Table Simple 2"/>
+    <w:lsdException w:uiPriority="0" w:name="Table Simple 3"/>
+    <w:lsdException w:uiPriority="0" w:name="Table Classic 1"/>
+    <w:lsdException w:uiPriority="0" w:name="Table Classic 2"/>
+    <w:lsdException w:uiPriority="0" w:name="Table Classic 3"/>
+    <w:lsdException w:uiPriority="0" w:name="Table Classic 4"/>
+    <w:lsdException w:uiPriority="0" w:name="Table Colorful 1"/>
+    <w:lsdException w:uiPriority="0" w:name="Table Colorful 2"/>
+    <w:lsdException w:uiPriority="0" w:name="Table Colorful 3"/>
+    <w:lsdException w:uiPriority="0" w:name="Table Columns 1"/>
+    <w:lsdException w:uiPriority="0" w:name="Table Columns 2"/>
+    <w:lsdException w:uiPriority="0" w:name="Table Columns 3"/>
+    <w:lsdException w:uiPriority="0" w:name="Table Columns 4"/>
+    <w:lsdException w:uiPriority="0" w:name="Table Columns 5"/>
+    <w:lsdException w:uiPriority="0" w:name="Table Grid 1"/>
+    <w:lsdException w:uiPriority="0" w:name="Table Grid 2"/>
+    <w:lsdException w:uiPriority="0" w:name="Table Grid 3"/>
+    <w:lsdException w:uiPriority="0" w:name="Table Grid 4"/>
+    <w:lsdException w:uiPriority="0" w:name="Table Grid 5"/>
+    <w:lsdException w:uiPriority="0" w:name="Table Grid 6"/>
+    <w:lsdException w:uiPriority="0" w:name="Table Grid 7"/>
+    <w:lsdException w:uiPriority="0" w:name="Table Grid 8"/>
+    <w:lsdException w:uiPriority="0" w:name="Table List 1"/>
+    <w:lsdException w:uiPriority="0" w:name="Table List 2"/>
+    <w:lsdException w:uiPriority="0" w:name="Table List 3"/>
+    <w:lsdException w:uiPriority="0" w:name="Table List 4"/>
+    <w:lsdException w:uiPriority="0" w:name="Table List 5"/>
+    <w:lsdException w:uiPriority="0" w:name="Table List 6"/>
+    <w:lsdException w:uiPriority="0" w:name="Table List 7"/>
+    <w:lsdException w:uiPriority="0" w:name="Table List 8"/>
+    <w:lsdException w:uiPriority="0" w:name="Table 3D effects 1"/>
+    <w:lsdException w:uiPriority="0" w:name="Table 3D effects 2"/>
+    <w:lsdException w:uiPriority="0" w:name="Table 3D effects 3"/>
+    <w:lsdException w:uiPriority="0" w:name="Table Contemporary"/>
+    <w:lsdException w:uiPriority="0" w:name="Table Elegant"/>
+    <w:lsdException w:uiPriority="0" w:name="Table Professional"/>
+    <w:lsdException w:uiPriority="0" w:name="Table Subtle 1"/>
+    <w:lsdException w:uiPriority="0" w:name="Table Subtle 2"/>
+    <w:lsdException w:uiPriority="0" w:name="Table Web 1"/>
+    <w:lsdException w:uiPriority="0" w:name="Table Web 2"/>
+    <w:lsdException w:uiPriority="0" w:name="Table Web 3"/>
+    <w:lsdException w:qFormat="1" w:unhideWhenUsed="0" w:uiPriority="0" w:name="Balloon Text"/>
+    <w:lsdException w:unhideWhenUsed="0" w:uiPriority="0" w:semiHidden="0" w:name="Table Grid"/>
+    <w:lsdException w:uiPriority="0" w:name="Table Theme"/>
+    <w:lsdException w:unhideWhenUsed="0" w:uiPriority="60" w:semiHidden="0" w:name="Light Shading"/>
+    <w:lsdException w:unhideWhenUsed="0" w:uiPriority="61" w:semiHidden="0" w:name="Light List"/>
+    <w:lsdException w:unhideWhenUsed="0" w:uiPriority="62" w:semiHidden="0" w:name="Light Grid"/>
+    <w:lsdException w:unhideWhenUsed="0" w:uiPriority="63" w:semiHidden="0" w:name="Medium Shading 1"/>
+    <w:lsdException w:unhideWhenUsed="0" w:uiPriority="64" w:semiHidden="0" w:name="Medium Shading 2"/>
+    <w:lsdException w:unhideWhenUsed="0" w:uiPriority="65" w:semiHidden="0" w:name="Medium List 1"/>
+    <w:lsdException w:unhideWhenUsed="0" w:uiPriority="66" w:semiHidden="0" w:name="Medium List 2"/>
+    <w:lsdException w:unhideWhenUsed="0" w:uiPriority="67" w:semiHidden="0" w:name="Medium Grid 1"/>
+    <w:lsdException w:unhideWhenUsed="0" w:uiPriority="68" w:semiHidden="0" w:name="Medium Grid 2"/>
+    <w:lsdException w:unhideWhenUsed="0" w:uiPriority="69" w:semiHidden="0" w:name="Medium Grid 3"/>
+    <w:lsdException w:unhideWhenUsed="0" w:uiPriority="70" w:semiHidden="0" w:name="Dark List"/>
+    <w:lsdException w:unhideWhenUsed="0" w:uiPriority="71" w:semiHidden="0" w:name="Colorful Shading"/>
+    <w:lsdException w:unhideWhenUsed="0" w:uiPriority="72" w:semiHidden="0" w:name="Colorful List"/>
+    <w:lsdException w:unhideWhenUsed="0" w:uiPriority="73" w:semiHidden="0" w:name="Colorful Grid"/>
+    <w:lsdException w:unhideWhenUsed="0" w:uiPriority="60" w:semiHidden="0" w:name="Light Shading Accent 1"/>
+    <w:lsdException w:unhideWhenUsed="0" w:uiPriority="61" w:semiHidden="0" w:name="Light List Accent 1"/>
+    <w:lsdException w:unhideWhenUsed="0" w:uiPriority="62" w:semiHidden="0" w:name="Light Grid Accent 1"/>
+    <w:lsdException w:unhideWhenUsed="0" w:uiPriority="63" w:semiHidden="0" w:name="Medium Shading 1 Accent 1"/>
+    <w:lsdException w:unhideWhenUsed="0" w:uiPriority="64" w:semiHidden="0" w:name="Medium Shading 2 Accent 1"/>
+    <w:lsdException w:unhideWhenUsed="0" w:uiPriority="65" w:semiHidden="0" w:name="Medium List 1 Accent 1"/>
+    <w:lsdException w:unhideWhenUsed="0" w:uiPriority="66" w:semiHidden="0" w:name="Medium List 2 Accent 1"/>
+    <w:lsdException w:unhideWhenUsed="0" w:uiPriority="67" w:semiHidden="0" w:name="Medium Grid 1 Accent 1"/>
+    <w:lsdException w:unhideWhenUsed="0" w:uiPriority="68" w:semiHidden="0" w:name="Medium Grid 2 Accent 1"/>
+    <w:lsdException w:unhideWhenUsed="0" w:uiPriority="69" w:semiHidden="0" w:name="Medium Grid 3 Accent 1"/>
+    <w:lsdException w:unhideWhenUsed="0" w:uiPriority="70" w:semiHidden="0" w:name="Dark List Accent 1"/>
+    <w:lsdException w:unhideWhenUsed="0" w:uiPriority="71" w:semiHidden="0" w:name="Colorful Shading Accent 1"/>
+    <w:lsdException w:unhideWhenUsed="0" w:uiPriority="72" w:semiHidden="0" w:name="Colorful List Accent 1"/>
+    <w:lsdException w:unhideWhenUsed="0" w:uiPriority="73" w:semiHidden="0" w:name="Colorful Grid Accent 1"/>
+    <w:lsdException w:unhideWhenUsed="0" w:uiPriority="60" w:semiHidden="0" w:name="Light Shading Accent 2"/>
+    <w:lsdException w:unhideWhenUsed="0" w:uiPriority="61" w:semiHidden="0" w:name="Light List Accent 2"/>
+    <w:lsdException w:unhideWhenUsed="0" w:uiPriority="62" w:semiHidden="0" w:name="Light Grid Accent 2"/>
+    <w:lsdException w:unhideWhenUsed="0" w:uiPriority="63" w:semiHidden="0" w:name="Medium Shading 1 Accent 2"/>
+    <w:lsdException w:unhideWhenUsed="0" w:uiPriority="64" w:semiHidden="0" w:name="Medium Shading 2 Accent 2"/>
+    <w:lsdException w:unhideWhenUsed="0" w:uiPriority="65" w:semiHidden="0" w:name="Medium List 1 Accent 2"/>
+    <w:lsdException w:unhideWhenUsed="0" w:uiPriority="66" w:semiHidden="0" w:name="Medium List 2 Accent 2"/>
+    <w:lsdException w:unhideWhenUsed="0" w:uiPriority="67" w:semiHidden="0" w:name="Medium Grid 1 Accent 2"/>
+    <w:lsdException w:unhideWhenUsed="0" w:uiPriority="68" w:semiHidden="0" w:name="Medium Grid 2 Accent 2"/>
+    <w:lsdException w:unhideWhenUsed="0" w:uiPriority="69" w:semiHidden="0" w:name="Medium Grid 3 Accent 2"/>
+    <w:lsdException w:unhideWhenUsed="0" w:uiPriority="70" w:semiHidden="0" w:name="Dark List Accent 2"/>
+    <w:lsdException w:unhideWhenUsed="0" w:uiPriority="71" w:semiHidden="0" w:name="Colorful Shading Accent 2"/>
+    <w:lsdException w:unhideWhenUsed="0" w:uiPriority="72" w:semiHidden="0" w:name="Colorful List Accent 2"/>
+    <w:lsdException w:unhideWhenUsed="0" w:uiPriority="73" w:semiHidden="0" w:name="Colorful Grid Accent 2"/>
+    <w:lsdException w:unhideWhenUsed="0" w:uiPriority="60" w:semiHidden="0" w:name="Light Shading Accent 3"/>
+    <w:lsdException w:unhideWhenUsed="0" w:uiPriority="61" w:semiHidden="0" w:name="Light List Accent 3"/>
+    <w:lsdException w:unhideWhenUsed="0" w:uiPriority="62" w:semiHidden="0" w:name="Light Grid Accent 3"/>
+    <w:lsdException w:unhideWhenUsed="0" w:uiPriority="63" w:semiHidden="0" w:name="Medium Shading 1 Accent 3"/>
+    <w:lsdException w:unhideWhenUsed="0" w:uiPriority="64" w:semiHidden="0" w:name="Medium Shading 2 Accent 3"/>
+    <w:lsdException w:unhideWhenUsed="0" w:uiPriority="65" w:semiHidden="0" w:name="Medium List 1 Accent 3"/>
+    <w:lsdException w:unhideWhenUsed="0" w:uiPriority="66" w:semiHidden="0" w:name="Medium List 2 Accent 3"/>
+    <w:lsdException w:unhideWhenUsed="0" w:uiPriority="67" w:semiHidden="0" w:name="Medium Grid 1 Accent 3"/>
+    <w:lsdException w:unhideWhenUsed="0" w:uiPriority="68" w:semiHidden="0" w:name="Medium Grid 2 Accent 3"/>
+    <w:lsdException w:unhideWhenUsed="0" w:uiPriority="69" w:semiHidden="0" w:name="Medium Grid 3 Accent 3"/>
+    <w:lsdException w:unhideWhenUsed="0" w:uiPriority="70" w:semiHidden="0" w:name="Dark List Accent 3"/>
+    <w:lsdException w:unhideWhenUsed="0" w:uiPriority="71" w:semiHidden="0" w:name="Colorful Shading Accent 3"/>
+    <w:lsdException w:unhideWhenUsed="0" w:uiPriority="72" w:semiHidden="0" w:name="Colorful List Accent 3"/>
+    <w:lsdException w:unhideWhenUsed="0" w:uiPriority="73" w:semiHidden="0" w:name="Colorful Grid Accent 3"/>
+    <w:lsdException w:unhideWhenUsed="0" w:uiPriority="60" w:semiHidden="0" w:name="Light Shading Accent 4"/>
+    <w:lsdException w:unhideWhenUsed="0" w:uiPriority="61" w:semiHidden="0" w:name="Light List Accent 4"/>
+    <w:lsdException w:unhideWhenUsed="0" w:uiPriority="62" w:semiHidden="0" w:name="Light Grid Accent 4"/>
+    <w:lsdException w:unhideWhenUsed="0" w:uiPriority="63" w:semiHidden="0" w:name="Medium Shading 1 Accent 4"/>
+    <w:lsdException w:unhideWhenUsed="0" w:uiPriority="64" w:semiHidden="0" w:name="Medium Shading 2 Accent 4"/>
+    <w:lsdException w:unhideWhenUsed="0" w:uiPriority="65" w:semiHidden="0" w:name="Medium List 1 Accent 4"/>
+    <w:lsdException w:unhideWhenUsed="0" w:uiPriority="66" w:semiHidden="0" w:name="Medium List 2 Accent 4"/>
+    <w:lsdException w:unhideWhenUsed="0" w:uiPriority="67" w:semiHidden="0" w:name="Medium Grid 1 Accent 4"/>
+    <w:lsdException w:unhideWhenUsed="0" w:uiPriority="68" w:semiHidden="0" w:name="Medium Grid 2 Accent 4"/>
+    <w:lsdException w:unhideWhenUsed="0" w:uiPriority="69" w:semiHidden="0" w:name="Medium Grid 3 Accent 4"/>
+    <w:lsdException w:unhideWhenUsed="0" w:uiPriority="70" w:semiHidden="0" w:name="Dark List Accent 4"/>
+    <w:lsdException w:unhideWhenUsed="0" w:uiPriority="71" w:semiHidden="0" w:name="Colorful Shading Accent 4"/>
+    <w:lsdException w:unhideWhenUsed="0" w:uiPriority="72" w:semiHidden="0" w:name="Colorful List Accent 4"/>
+    <w:lsdException w:unhideWhenUsed="0" w:uiPriority="73" w:semiHidden="0" w:name="Colorful Grid Accent 4"/>
+    <w:lsdException w:unhideWhenUsed="0" w:uiPriority="60" w:semiHidden="0" w:name="Light Shading Accent 5"/>
+    <w:lsdException w:unhideWhenUsed="0" w:uiPriority="61" w:semiHidden="0" w:name="Light List Accent 5"/>
+    <w:lsdException w:unhideWhenUsed="0" w:uiPriority="62" w:semiHidden="0" w:name="Light Grid Accent 5"/>
+    <w:lsdException w:unhideWhenUsed="0" w:uiPriority="63" w:semiHidden="0" w:name="Medium Shading 1 Accent 5"/>
+    <w:lsdException w:unhideWhenUsed="0" w:uiPriority="64" w:semiHidden="0" w:name="Medium Shading 2 Accent 5"/>
+    <w:lsdException w:unhideWhenUsed="0" w:uiPriority="65" w:semiHidden="0" w:name="Medium List 1 Accent 5"/>
+    <w:lsdException w:unhideWhenUsed="0" w:uiPriority="66" w:semiHidden="0" w:name="Medium List 2 Accent 5"/>
+    <w:lsdException w:unhideWhenUsed="0" w:uiPriority="67" w:semiHidden="0" w:name="Medium Grid 1 Accent 5"/>
+    <w:lsdException w:unhideWhenUsed="0" w:uiPriority="68" w:semiHidden="0" w:name="Medium Grid 2 Accent 5"/>
+    <w:lsdException w:unhideWhenUsed="0" w:uiPriority="69" w:semiHidden="0" w:name="Medium Grid 3 Accent 5"/>
+    <w:lsdException w:unhideWhenUsed="0" w:uiPriority="70" w:semiHidden="0" w:name="Dark List Accent 5"/>
+    <w:lsdException w:unhideWhenUsed="0" w:uiPriority="71" w:semiHidden="0" w:name="Colorful Shading Accent 5"/>
+    <w:lsdException w:unhideWhenUsed="0" w:uiPriority="72" w:semiHidden="0" w:name="Colorful List Accent 5"/>
+    <w:lsdException w:unhideWhenUsed="0" w:uiPriority="73" w:semiHidden="0" w:name="Colorful Grid Accent 5"/>
+    <w:lsdException w:unhideWhenUsed="0" w:uiPriority="60" w:semiHidden="0" w:name="Light Shading Accent 6"/>
+    <w:lsdException w:unhideWhenUsed="0" w:uiPriority="61" w:semiHidden="0" w:name="Light List Accent 6"/>
+    <w:lsdException w:unhideWhenUsed="0" w:uiPriority="62" w:semiHidden="0" w:name="Light Grid Accent 6"/>
+    <w:lsdException w:unhideWhenUsed="0" w:uiPriority="63" w:semiHidden="0" w:name="Medium Shading 1 Accent 6"/>
+    <w:lsdException w:unhideWhenUsed="0" w:uiPriority="64" w:semiHidden="0" w:name="Medium Shading 2 Accent 6"/>
+    <w:lsdException w:unhideWhenUsed="0" w:uiPriority="65" w:semiHidden="0" w:name="Medium List 1 Accent 6"/>
+    <w:lsdException w:unhideWhenUsed="0" w:uiPriority="66" w:semiHidden="0" w:name="Medium List 2 Accent 6"/>
+    <w:lsdException w:unhideWhenUsed="0" w:uiPriority="67" w:semiHidden="0" w:name="Medium Grid 1 Accent 6"/>
+    <w:lsdException w:unhideWhenUsed="0" w:uiPriority="68" w:semiHidden="0" w:name="Medium Grid 2 Accent 6"/>
+    <w:lsdException w:unhideWhenUsed="0" w:uiPriority="69" w:semiHidden="0" w:name="Medium Grid 3 Accent 6"/>
+    <w:lsdException w:unhideWhenUsed="0" w:uiPriority="70" w:semiHidden="0" w:name="Dark List Accent 6"/>
+    <w:lsdException w:unhideWhenUsed="0" w:uiPriority="71" w:semiHidden="0" w:name="Colorful Shading Accent 6"/>
+    <w:lsdException w:unhideWhenUsed="0" w:uiPriority="72" w:semiHidden="0" w:name="Colorful List Accent 6"/>
+    <w:lsdException w:unhideWhenUsed="0" w:uiPriority="73" w:semiHidden="0" w:name="Colorful Grid Accent 6"/>
   </w:latentStyles>
-  <w:style w:type="paragraph" w:default="1" w:styleId="a">
+  <w:style w:type="paragraph" w:default="1" w:styleId="1">
     <w:name w:val="Normal"/>
     <w:qFormat/>
+    <w:uiPriority w:val="0"/>
     <w:pPr>
       <w:widowControl w:val="0"/>
       <w:jc w:val="both"/>
     </w:pPr>
     <w:rPr>
+      <w:rFonts w:ascii="Times New Roman" w:hAnsi="Times New Roman" w:eastAsia="宋体" w:cs="Times New Roman"/>
       <w:kern w:val="2"/>
       <w:sz w:val="21"/>
       <w:szCs w:val="24"/>
+      <w:lang w:val="en-US" w:eastAsia="zh-CN" w:bidi="ar-SA"/>
     </w:rPr>
   </w:style>
-  <w:style w:type="paragraph" w:styleId="3">
+  <w:style w:type="paragraph" w:styleId="2">
     <w:name w:val="heading 3"/>
-    <w:basedOn w:val="a"/>
-    <w:next w:val="a"/>
+    <w:basedOn w:val="1"/>
+    <w:next w:val="1"/>
     <w:qFormat/>
+    <w:uiPriority w:val="0"/>
     <w:pPr>
       <w:spacing w:before="100" w:beforeAutospacing="1" w:after="100" w:afterAutospacing="1"/>
       <w:jc w:val="left"/>
       <w:outlineLvl w:val="2"/>
     </w:pPr>
     <w:rPr>
-      <w:rFonts w:ascii="宋体" w:hAnsi="宋体" w:hint="eastAsia"/>
+      <w:rFonts w:hint="eastAsia" w:ascii="宋体" w:hAnsi="宋体"/>
       <w:b/>
       <w:bCs/>
       <w:kern w:val="0"/>
@@ -3993,19 +4703,20 @@
       <w:szCs w:val="27"/>
     </w:rPr>
   </w:style>
-  <w:style w:type="character" w:default="1" w:styleId="a0">
+  <w:style w:type="character" w:default="1" w:styleId="10">
     <w:name w:val="Default Paragraph Font"/>
-    <w:uiPriority w:val="1"/>
     <w:semiHidden/>
     <w:unhideWhenUsed/>
+    <w:qFormat/>
+    <w:uiPriority w:val="1"/>
   </w:style>
-  <w:style w:type="table" w:default="1" w:styleId="a1">
+  <w:style w:type="table" w:default="1" w:styleId="9">
     <w:name w:val="Normal Table"/>
-    <w:uiPriority w:val="99"/>
     <w:semiHidden/>
     <w:unhideWhenUsed/>
+    <w:qFormat/>
+    <w:uiPriority w:val="99"/>
     <w:tblPr>
-      <w:tblInd w:w="0" w:type="dxa"/>
       <w:tblCellMar>
         <w:top w:w="0" w:type="dxa"/>
         <w:left w:w="108" w:type="dxa"/>
@@ -4014,35 +4725,32 @@
       </w:tblCellMar>
     </w:tblPr>
   </w:style>
-  <w:style w:type="numbering" w:default="1" w:styleId="a2">
-    <w:name w:val="No List"/>
-    <w:uiPriority w:val="99"/>
-    <w:semiHidden/>
-    <w:unhideWhenUsed/>
-  </w:style>
-  <w:style w:type="paragraph" w:styleId="a3">
+  <w:style w:type="paragraph" w:styleId="3">
     <w:name w:val="annotation text"/>
-    <w:basedOn w:val="a"/>
-    <w:link w:val="a4"/>
+    <w:basedOn w:val="1"/>
+    <w:link w:val="14"/>
     <w:qFormat/>
+    <w:uiPriority w:val="0"/>
     <w:pPr>
       <w:jc w:val="left"/>
     </w:pPr>
   </w:style>
-  <w:style w:type="paragraph" w:styleId="a5">
+  <w:style w:type="paragraph" w:styleId="4">
     <w:name w:val="Balloon Text"/>
-    <w:basedOn w:val="a"/>
+    <w:basedOn w:val="1"/>
     <w:semiHidden/>
     <w:qFormat/>
+    <w:uiPriority w:val="0"/>
     <w:rPr>
       <w:sz w:val="18"/>
       <w:szCs w:val="18"/>
     </w:rPr>
   </w:style>
-  <w:style w:type="paragraph" w:styleId="a6">
+  <w:style w:type="paragraph" w:styleId="5">
     <w:name w:val="footer"/>
-    <w:basedOn w:val="a"/>
+    <w:basedOn w:val="1"/>
     <w:qFormat/>
+    <w:uiPriority w:val="0"/>
     <w:pPr>
       <w:tabs>
         <w:tab w:val="center" w:pos="4153"/>
@@ -4056,13 +4764,14 @@
       <w:szCs w:val="18"/>
     </w:rPr>
   </w:style>
-  <w:style w:type="paragraph" w:styleId="a7">
+  <w:style w:type="paragraph" w:styleId="6">
     <w:name w:val="header"/>
-    <w:basedOn w:val="a"/>
+    <w:basedOn w:val="1"/>
     <w:qFormat/>
+    <w:uiPriority w:val="0"/>
     <w:pPr>
       <w:pBdr>
-        <w:bottom w:val="single" w:sz="6" w:space="1" w:color="auto"/>
+        <w:bottom w:val="single" w:color="auto" w:sz="6" w:space="1"/>
       </w:pBdr>
       <w:tabs>
         <w:tab w:val="center" w:pos="4153"/>
@@ -4076,9 +4785,11 @@
       <w:szCs w:val="18"/>
     </w:rPr>
   </w:style>
-  <w:style w:type="paragraph" w:styleId="a8">
+  <w:style w:type="paragraph" w:styleId="7">
     <w:name w:val="Normal (Web)"/>
-    <w:basedOn w:val="a"/>
+    <w:basedOn w:val="1"/>
+    <w:qFormat/>
+    <w:uiPriority w:val="0"/>
     <w:pPr>
       <w:spacing w:beforeAutospacing="1" w:afterAutospacing="1"/>
       <w:jc w:val="left"/>
@@ -4088,54 +4799,60 @@
       <w:sz w:val="24"/>
     </w:rPr>
   </w:style>
-  <w:style w:type="paragraph" w:styleId="a9">
+  <w:style w:type="paragraph" w:styleId="8">
     <w:name w:val="annotation subject"/>
-    <w:basedOn w:val="a3"/>
-    <w:next w:val="a3"/>
-    <w:link w:val="aa"/>
+    <w:basedOn w:val="3"/>
+    <w:next w:val="3"/>
+    <w:link w:val="15"/>
     <w:qFormat/>
+    <w:uiPriority w:val="0"/>
     <w:rPr>
       <w:b/>
       <w:bCs/>
     </w:rPr>
   </w:style>
-  <w:style w:type="character" w:styleId="ab">
+  <w:style w:type="character" w:styleId="11">
     <w:name w:val="Strong"/>
     <w:qFormat/>
+    <w:uiPriority w:val="0"/>
     <w:rPr>
       <w:b/>
     </w:rPr>
   </w:style>
-  <w:style w:type="character" w:styleId="ac">
+  <w:style w:type="character" w:styleId="12">
     <w:name w:val="annotation reference"/>
     <w:qFormat/>
+    <w:uiPriority w:val="0"/>
     <w:rPr>
       <w:sz w:val="21"/>
       <w:szCs w:val="21"/>
     </w:rPr>
   </w:style>
-  <w:style w:type="paragraph" w:customStyle="1" w:styleId="WPSPlain">
+  <w:style w:type="paragraph" w:customStyle="1" w:styleId="13">
     <w:name w:val="WPS Plain"/>
-    <w:basedOn w:val="a"/>
+    <w:basedOn w:val="1"/>
     <w:qFormat/>
+    <w:uiPriority w:val="0"/>
     <w:pPr>
       <w:widowControl/>
     </w:pPr>
   </w:style>
-  <w:style w:type="character" w:customStyle="1" w:styleId="a4">
+  <w:style w:type="character" w:customStyle="1" w:styleId="14">
     <w:name w:val="批注文字 字符"/>
-    <w:link w:val="a3"/>
+    <w:link w:val="3"/>
     <w:qFormat/>
+    <w:uiPriority w:val="0"/>
     <w:rPr>
       <w:kern w:val="2"/>
       <w:sz w:val="21"/>
       <w:szCs w:val="24"/>
     </w:rPr>
   </w:style>
-  <w:style w:type="character" w:customStyle="1" w:styleId="aa">
+  <w:style w:type="character" w:customStyle="1" w:styleId="15">
     <w:name w:val="批注主题 字符"/>
-    <w:link w:val="a9"/>
+    <w:link w:val="8"/>
     <w:qFormat/>
+    <w:uiPriority w:val="0"/>
     <w:rPr>
       <w:b/>
       <w:bCs/>
@@ -4428,6 +5145,5 @@
     </a:fmtScheme>
   </a:themeElements>
   <a:objectDefaults/>
-  <a:extraClrSchemeLst/>
 </a:theme>
 </file>